--- a/Documentacion/DSWB_2D_Mocosoft_1C26.docx
+++ b/Documentacion/DSWB_2D_Mocosoft_1C26.docx
@@ -57,15 +57,7 @@
       <w:bookmarkStart w:id="2" w:name="_wnv287ainj4f" w:colFirst="0" w:colLast="0"/>
       <w:bookmarkEnd w:id="2"/>
       <w:r>
-        <w:t>Caso 3: Distribuidora Mayorista “</w:t>
-      </w:r>
-      <w:proofErr w:type="spellStart"/>
-      <w:r>
-        <w:t>TodoStock</w:t>
-      </w:r>
-      <w:proofErr w:type="spellEnd"/>
-      <w:r>
-        <w:t>”</w:t>
+        <w:t>Caso 3: Distribuidora Mayorista “TodoStock”</w:t>
       </w:r>
     </w:p>
     <w:p>
@@ -128,25 +120,25 @@
           <w:sz w:val="24"/>
           <w:szCs w:val="24"/>
         </w:rPr>
-        <w:t xml:space="preserve">Instituto de Formación Técnica Superior </w:t>
-      </w:r>
-      <w:proofErr w:type="spellStart"/>
-      <w:r>
+        <w:t>Instituto de Formación Técnica Superior N.° 29</w:t>
+      </w:r>
+    </w:p>
+    <w:p>
+      <w:pPr>
+        <w:jc w:val="center"/>
         <w:rPr>
           <w:rFonts w:ascii="Nunito" w:eastAsia="Nunito" w:hAnsi="Nunito" w:cs="Nunito"/>
           <w:sz w:val="24"/>
           <w:szCs w:val="24"/>
         </w:rPr>
-        <w:t>N.°</w:t>
-      </w:r>
-      <w:proofErr w:type="spellEnd"/>
+      </w:pPr>
       <w:r>
         <w:rPr>
           <w:rFonts w:ascii="Nunito" w:eastAsia="Nunito" w:hAnsi="Nunito" w:cs="Nunito"/>
           <w:sz w:val="24"/>
           <w:szCs w:val="24"/>
         </w:rPr>
-        <w:t xml:space="preserve"> 29</w:t>
+        <w:t>Tecnicatura Superior en Desarrollo de Software</w:t>
       </w:r>
     </w:p>
     <w:p>
@@ -158,14 +150,16 @@
           <w:szCs w:val="24"/>
         </w:rPr>
       </w:pPr>
-      <w:r>
+    </w:p>
+    <w:p>
+      <w:pPr>
+        <w:jc w:val="center"/>
         <w:rPr>
           <w:rFonts w:ascii="Nunito" w:eastAsia="Nunito" w:hAnsi="Nunito" w:cs="Nunito"/>
           <w:sz w:val="24"/>
           <w:szCs w:val="24"/>
         </w:rPr>
-        <w:t>Tecnicatura Superior en Desarrollo de Software</w:t>
-      </w:r>
+      </w:pPr>
     </w:p>
     <w:p>
       <w:pPr>
@@ -206,16 +200,14 @@
           <w:szCs w:val="24"/>
         </w:rPr>
       </w:pPr>
-    </w:p>
-    <w:p>
-      <w:pPr>
-        <w:jc w:val="center"/>
+      <w:r>
         <w:rPr>
           <w:rFonts w:ascii="Nunito" w:eastAsia="Nunito" w:hAnsi="Nunito" w:cs="Nunito"/>
           <w:sz w:val="24"/>
           <w:szCs w:val="24"/>
         </w:rPr>
-      </w:pPr>
+        <w:t>Desarrollo de Sistemas Web Backend</w:t>
+      </w:r>
     </w:p>
     <w:p>
       <w:pPr>
@@ -232,36 +224,35 @@
           <w:sz w:val="24"/>
           <w:szCs w:val="24"/>
         </w:rPr>
-        <w:t xml:space="preserve">Desarrollo de Sistemas Web </w:t>
-      </w:r>
-      <w:proofErr w:type="spellStart"/>
-      <w:r>
-        <w:rPr>
-          <w:rFonts w:ascii="Nunito" w:eastAsia="Nunito" w:hAnsi="Nunito" w:cs="Nunito"/>
+        <w:t>Prof. Emir Eliezer García Ontiveros</w:t>
+      </w:r>
+    </w:p>
+    <w:p>
+      <w:pPr>
+        <w:jc w:val="center"/>
+        <w:rPr>
           <w:sz w:val="24"/>
           <w:szCs w:val="24"/>
         </w:rPr>
-        <w:t>Backend</w:t>
-      </w:r>
-      <w:proofErr w:type="spellEnd"/>
+      </w:pPr>
     </w:p>
     <w:p>
       <w:pPr>
         <w:jc w:val="center"/>
         <w:rPr>
-          <w:rFonts w:ascii="Nunito" w:eastAsia="Nunito" w:hAnsi="Nunito" w:cs="Nunito"/>
           <w:sz w:val="24"/>
           <w:szCs w:val="24"/>
         </w:rPr>
       </w:pPr>
-      <w:r>
-        <w:rPr>
-          <w:rFonts w:ascii="Nunito" w:eastAsia="Nunito" w:hAnsi="Nunito" w:cs="Nunito"/>
+    </w:p>
+    <w:p>
+      <w:pPr>
+        <w:jc w:val="center"/>
+        <w:rPr>
           <w:sz w:val="24"/>
           <w:szCs w:val="24"/>
         </w:rPr>
-        <w:t>Prof. Emir Eliezer García Ontiveros</w:t>
-      </w:r>
+      </w:pPr>
     </w:p>
     <w:p>
       <w:pPr>
@@ -283,62 +274,19 @@
     </w:p>
     <w:p>
       <w:pPr>
+        <w:spacing w:line="360" w:lineRule="auto"/>
         <w:jc w:val="center"/>
         <w:rPr>
           <w:sz w:val="24"/>
           <w:szCs w:val="24"/>
         </w:rPr>
       </w:pPr>
-    </w:p>
-    <w:p>
-      <w:pPr>
-        <w:jc w:val="center"/>
+      <w:r>
         <w:rPr>
           <w:sz w:val="24"/>
           <w:szCs w:val="24"/>
         </w:rPr>
-      </w:pPr>
-    </w:p>
-    <w:p>
-      <w:pPr>
-        <w:jc w:val="center"/>
-        <w:rPr>
-          <w:sz w:val="24"/>
-          <w:szCs w:val="24"/>
-        </w:rPr>
-      </w:pPr>
-    </w:p>
-    <w:p>
-      <w:pPr>
-        <w:spacing w:line="360" w:lineRule="auto"/>
-        <w:jc w:val="center"/>
-        <w:rPr>
-          <w:sz w:val="24"/>
-          <w:szCs w:val="24"/>
-        </w:rPr>
-      </w:pPr>
-      <w:r>
-        <w:rPr>
-          <w:sz w:val="24"/>
-          <w:szCs w:val="24"/>
-        </w:rPr>
-        <w:t>Empresa de Desarrollo Web “</w:t>
-      </w:r>
-      <w:proofErr w:type="spellStart"/>
-      <w:r>
-        <w:rPr>
-          <w:sz w:val="24"/>
-          <w:szCs w:val="24"/>
-        </w:rPr>
-        <w:t>Mocosoft</w:t>
-      </w:r>
-      <w:proofErr w:type="spellEnd"/>
-      <w:r>
-        <w:rPr>
-          <w:sz w:val="24"/>
-          <w:szCs w:val="24"/>
-        </w:rPr>
-        <w:t>”</w:t>
+        <w:t>Empresa de Desarrollo Web “Mocosoft”</w:t>
       </w:r>
     </w:p>
     <w:p>
@@ -357,47 +305,46 @@
           <w:sz w:val="24"/>
           <w:szCs w:val="24"/>
         </w:rPr>
-        <w:t xml:space="preserve">Lautaro </w:t>
-      </w:r>
-      <w:proofErr w:type="spellStart"/>
-      <w:r>
+        <w:t>Lautaro Colella</w:t>
+      </w:r>
+    </w:p>
+    <w:p>
+      <w:pPr>
+        <w:spacing w:line="360" w:lineRule="auto"/>
+        <w:jc w:val="center"/>
         <w:rPr>
           <w:rFonts w:ascii="Courier New" w:eastAsia="Courier New" w:hAnsi="Courier New" w:cs="Courier New"/>
           <w:sz w:val="24"/>
           <w:szCs w:val="24"/>
         </w:rPr>
-        <w:t>Colella</w:t>
-      </w:r>
-      <w:proofErr w:type="spellEnd"/>
-    </w:p>
-    <w:p>
-      <w:pPr>
-        <w:spacing w:line="360" w:lineRule="auto"/>
-        <w:jc w:val="center"/>
+      </w:pPr>
+      <w:r>
         <w:rPr>
           <w:rFonts w:ascii="Courier New" w:eastAsia="Courier New" w:hAnsi="Courier New" w:cs="Courier New"/>
           <w:sz w:val="24"/>
           <w:szCs w:val="24"/>
         </w:rPr>
-      </w:pPr>
-      <w:r>
+        <w:t>Sergio Daniel Galvan</w:t>
+      </w:r>
+    </w:p>
+    <w:p>
+      <w:pPr>
+        <w:spacing w:line="360" w:lineRule="auto"/>
+        <w:jc w:val="center"/>
         <w:rPr>
           <w:rFonts w:ascii="Courier New" w:eastAsia="Courier New" w:hAnsi="Courier New" w:cs="Courier New"/>
           <w:sz w:val="24"/>
           <w:szCs w:val="24"/>
         </w:rPr>
-        <w:t xml:space="preserve">Sergio Daniel </w:t>
-      </w:r>
-      <w:proofErr w:type="spellStart"/>
+      </w:pPr>
       <w:r>
         <w:rPr>
           <w:rFonts w:ascii="Courier New" w:eastAsia="Courier New" w:hAnsi="Courier New" w:cs="Courier New"/>
           <w:sz w:val="24"/>
           <w:szCs w:val="24"/>
         </w:rPr>
-        <w:t>Galvan</w:t>
-      </w:r>
-      <w:proofErr w:type="spellEnd"/>
+        <w:t>Alejandro Rodriguez</w:t>
+      </w:r>
     </w:p>
     <w:p>
       <w:pPr>
@@ -415,57 +362,8 @@
           <w:sz w:val="24"/>
           <w:szCs w:val="24"/>
         </w:rPr>
-        <w:t xml:space="preserve">Alejandro </w:t>
-      </w:r>
-      <w:proofErr w:type="spellStart"/>
-      <w:r>
-        <w:rPr>
-          <w:rFonts w:ascii="Courier New" w:eastAsia="Courier New" w:hAnsi="Courier New" w:cs="Courier New"/>
-          <w:sz w:val="24"/>
-          <w:szCs w:val="24"/>
-        </w:rPr>
-        <w:t>Rodriguez</w:t>
-      </w:r>
-      <w:proofErr w:type="spellEnd"/>
-    </w:p>
-    <w:p>
-      <w:pPr>
-        <w:spacing w:line="360" w:lineRule="auto"/>
-        <w:jc w:val="center"/>
-        <w:rPr>
-          <w:rFonts w:ascii="Courier New" w:eastAsia="Courier New" w:hAnsi="Courier New" w:cs="Courier New"/>
-          <w:sz w:val="24"/>
-          <w:szCs w:val="24"/>
-        </w:rPr>
-      </w:pPr>
-      <w:proofErr w:type="spellStart"/>
-      <w:r>
-        <w:rPr>
-          <w:rFonts w:ascii="Courier New" w:eastAsia="Courier New" w:hAnsi="Courier New" w:cs="Courier New"/>
-          <w:sz w:val="24"/>
-          <w:szCs w:val="24"/>
-        </w:rPr>
-        <w:t>Victor</w:t>
-      </w:r>
-      <w:proofErr w:type="spellEnd"/>
-      <w:r>
-        <w:rPr>
-          <w:rFonts w:ascii="Courier New" w:eastAsia="Courier New" w:hAnsi="Courier New" w:cs="Courier New"/>
-          <w:sz w:val="24"/>
-          <w:szCs w:val="24"/>
-        </w:rPr>
-        <w:t xml:space="preserve"> Manuel </w:t>
-      </w:r>
-      <w:proofErr w:type="spellStart"/>
-      <w:r>
-        <w:rPr>
-          <w:rFonts w:ascii="Courier New" w:eastAsia="Courier New" w:hAnsi="Courier New" w:cs="Courier New"/>
-          <w:sz w:val="24"/>
-          <w:szCs w:val="24"/>
-        </w:rPr>
-        <w:t>Alvarez</w:t>
-      </w:r>
-      <w:proofErr w:type="spellEnd"/>
+        <w:t>Victor Manuel Alvarez</w:t>
+      </w:r>
     </w:p>
     <w:p>
       <w:pPr>
@@ -1051,100 +949,59 @@
           <w:sz w:val="24"/>
           <w:szCs w:val="24"/>
         </w:rPr>
-        <w:t xml:space="preserve">Nombre de la empresa: </w:t>
-      </w:r>
-      <w:proofErr w:type="spellStart"/>
-      <w:r>
+        <w:t>Nombre de la empresa: Mocosoft</w:t>
+      </w:r>
+    </w:p>
+    <w:p>
+      <w:pPr>
         <w:rPr>
           <w:sz w:val="24"/>
           <w:szCs w:val="24"/>
         </w:rPr>
-        <w:t>Mocosoft</w:t>
-      </w:r>
-      <w:proofErr w:type="spellEnd"/>
-    </w:p>
-    <w:p>
-      <w:pPr>
+      </w:pPr>
+      <w:r>
         <w:rPr>
           <w:sz w:val="24"/>
           <w:szCs w:val="24"/>
         </w:rPr>
-      </w:pPr>
-      <w:r>
+        <w:t>Grupo 27</w:t>
+      </w:r>
+    </w:p>
+    <w:p>
+      <w:pPr>
         <w:rPr>
           <w:sz w:val="24"/>
           <w:szCs w:val="24"/>
         </w:rPr>
-        <w:t>Grupo 27</w:t>
-      </w:r>
-    </w:p>
-    <w:p>
-      <w:pPr>
+      </w:pPr>
+      <w:r>
         <w:rPr>
           <w:sz w:val="24"/>
           <w:szCs w:val="24"/>
         </w:rPr>
-      </w:pPr>
+        <w:t>Caso 3: Distribuidora Mayorista “Tod</w:t>
+      </w:r>
       <w:r>
         <w:rPr>
           <w:sz w:val="24"/>
           <w:szCs w:val="24"/>
         </w:rPr>
-        <w:t>Caso 3: Distribuidora Mayorista “</w:t>
-      </w:r>
-      <w:proofErr w:type="spellStart"/>
-      <w:r>
+        <w:t>oStock”</w:t>
+      </w:r>
+    </w:p>
+    <w:p>
+      <w:pPr>
         <w:rPr>
           <w:sz w:val="24"/>
           <w:szCs w:val="24"/>
         </w:rPr>
-        <w:t>Tod</w:t>
-      </w:r>
+      </w:pPr>
       <w:r>
         <w:rPr>
           <w:sz w:val="24"/>
           <w:szCs w:val="24"/>
         </w:rPr>
-        <w:t>oStock</w:t>
-      </w:r>
-      <w:proofErr w:type="spellEnd"/>
-      <w:r>
-        <w:rPr>
-          <w:sz w:val="24"/>
-          <w:szCs w:val="24"/>
-        </w:rPr>
-        <w:t>”</w:t>
-      </w:r>
-    </w:p>
-    <w:p>
-      <w:pPr>
-        <w:rPr>
-          <w:sz w:val="24"/>
-          <w:szCs w:val="24"/>
-        </w:rPr>
-      </w:pPr>
-      <w:r>
-        <w:rPr>
-          <w:sz w:val="24"/>
-          <w:szCs w:val="24"/>
-        </w:rPr>
-        <w:t>Introducción del proyecto: TO DO (usar el archivo .</w:t>
-      </w:r>
-      <w:proofErr w:type="spellStart"/>
-      <w:r>
-        <w:rPr>
-          <w:sz w:val="24"/>
-          <w:szCs w:val="24"/>
-        </w:rPr>
-        <w:t>odt</w:t>
-      </w:r>
-      <w:proofErr w:type="spellEnd"/>
-      <w:r>
-        <w:rPr>
-          <w:sz w:val="24"/>
-          <w:szCs w:val="24"/>
-        </w:rPr>
-        <w:t xml:space="preserve"> de la carpeta compartida)</w:t>
+        <w:t>Introducción del proyecto: TO DO (usar el archivo .odt de la carpeta compartida)</w:t>
       </w:r>
     </w:p>
     <w:p/>
@@ -1392,13 +1249,8 @@
               <w:jc w:val="center"/>
             </w:pPr>
             <w:r>
-              <w:t xml:space="preserve">Lautaro </w:t>
+              <w:t>Lautaro Colella</w:t>
             </w:r>
-            <w:proofErr w:type="spellStart"/>
-            <w:r>
-              <w:t>Colella</w:t>
-            </w:r>
-            <w:proofErr w:type="spellEnd"/>
           </w:p>
         </w:tc>
         <w:tc>
@@ -1442,13 +1294,8 @@
               <w:jc w:val="center"/>
             </w:pPr>
             <w:r>
-              <w:t xml:space="preserve">Sergio Daniel </w:t>
+              <w:t>Sergio Daniel Galvan</w:t>
             </w:r>
-            <w:proofErr w:type="spellStart"/>
-            <w:r>
-              <w:t>Galvan</w:t>
-            </w:r>
-            <w:proofErr w:type="spellEnd"/>
           </w:p>
         </w:tc>
         <w:tc>
@@ -1492,13 +1339,8 @@
               <w:jc w:val="center"/>
             </w:pPr>
             <w:r>
-              <w:t xml:space="preserve">Alejandro </w:t>
+              <w:t>Alejandro Rodriguez</w:t>
             </w:r>
-            <w:proofErr w:type="spellStart"/>
-            <w:r>
-              <w:t>Rodriguez</w:t>
-            </w:r>
-            <w:proofErr w:type="spellEnd"/>
           </w:p>
         </w:tc>
         <w:tc>
@@ -1541,19 +1383,9 @@
             <w:pPr>
               <w:jc w:val="center"/>
             </w:pPr>
-            <w:proofErr w:type="spellStart"/>
             <w:r>
-              <w:t>Victor</w:t>
+              <w:t>Victor Manuel Alvarez</w:t>
             </w:r>
-            <w:proofErr w:type="spellEnd"/>
-            <w:r>
-              <w:t xml:space="preserve"> Manuel </w:t>
-            </w:r>
-            <w:proofErr w:type="spellStart"/>
-            <w:r>
-              <w:t>Alvarez</w:t>
-            </w:r>
-            <w:proofErr w:type="spellEnd"/>
           </w:p>
         </w:tc>
         <w:tc>
@@ -1744,23 +1576,7 @@
     <w:p/>
     <w:p>
       <w:r>
-        <w:t>TO DO (</w:t>
-      </w:r>
-      <w:proofErr w:type="spellStart"/>
-      <w:r>
-        <w:t>postman</w:t>
-      </w:r>
-      <w:proofErr w:type="spellEnd"/>
-      <w:r>
-        <w:t xml:space="preserve"> o </w:t>
-      </w:r>
-      <w:proofErr w:type="spellStart"/>
-      <w:r>
-        <w:t>thunderclient</w:t>
-      </w:r>
-      <w:proofErr w:type="spellEnd"/>
-      <w:r>
-        <w:t>)</w:t>
+        <w:t>TO DO (postman o thunderclient)</w:t>
       </w:r>
     </w:p>
     <w:p>
@@ -2054,7 +1870,6 @@
                 <w:rFonts w:ascii="Inter" w:hAnsi="Inter"/>
               </w:rPr>
             </w:pPr>
-            <w:proofErr w:type="spellStart"/>
             <w:r>
               <w:rPr>
                 <w:rStyle w:val="CdigoHTML"/>
@@ -2063,31 +1878,8 @@
                 <w:szCs w:val="22"/>
                 <w:shd w:val="clear" w:color="auto" w:fill="EBEEF2"/>
               </w:rPr>
-              <w:t>src</w:t>
+              <w:t>src/modelos/MaestroProductos.json</w:t>
             </w:r>
-            <w:proofErr w:type="spellEnd"/>
-            <w:r>
-              <w:rPr>
-                <w:rStyle w:val="CdigoHTML"/>
-                <w:rFonts w:ascii="Consolas" w:eastAsia="Arial" w:hAnsi="Consolas"/>
-                <w:sz w:val="22"/>
-                <w:szCs w:val="22"/>
-                <w:shd w:val="clear" w:color="auto" w:fill="EBEEF2"/>
-              </w:rPr>
-              <w:t>/modelos/</w:t>
-            </w:r>
-            <w:proofErr w:type="spellStart"/>
-            <w:r>
-              <w:rPr>
-                <w:rStyle w:val="CdigoHTML"/>
-                <w:rFonts w:ascii="Consolas" w:eastAsia="Arial" w:hAnsi="Consolas"/>
-                <w:sz w:val="22"/>
-                <w:szCs w:val="22"/>
-                <w:shd w:val="clear" w:color="auto" w:fill="EBEEF2"/>
-              </w:rPr>
-              <w:t>MaestroProductos.json</w:t>
-            </w:r>
-            <w:proofErr w:type="spellEnd"/>
           </w:p>
         </w:tc>
         <w:tc>
@@ -2144,7 +1936,6 @@
                 <w:rFonts w:ascii="Inter" w:hAnsi="Inter"/>
               </w:rPr>
             </w:pPr>
-            <w:proofErr w:type="spellStart"/>
             <w:r>
               <w:rPr>
                 <w:rStyle w:val="CdigoHTML"/>
@@ -2153,31 +1944,8 @@
                 <w:szCs w:val="22"/>
                 <w:shd w:val="clear" w:color="auto" w:fill="EBEEF2"/>
               </w:rPr>
-              <w:t>src</w:t>
+              <w:t>src/modelos/Productos.json</w:t>
             </w:r>
-            <w:proofErr w:type="spellEnd"/>
-            <w:r>
-              <w:rPr>
-                <w:rStyle w:val="CdigoHTML"/>
-                <w:rFonts w:ascii="Consolas" w:eastAsia="Arial" w:hAnsi="Consolas"/>
-                <w:sz w:val="22"/>
-                <w:szCs w:val="22"/>
-                <w:shd w:val="clear" w:color="auto" w:fill="EBEEF2"/>
-              </w:rPr>
-              <w:t>/modelos/</w:t>
-            </w:r>
-            <w:proofErr w:type="spellStart"/>
-            <w:r>
-              <w:rPr>
-                <w:rStyle w:val="CdigoHTML"/>
-                <w:rFonts w:ascii="Consolas" w:eastAsia="Arial" w:hAnsi="Consolas"/>
-                <w:sz w:val="22"/>
-                <w:szCs w:val="22"/>
-                <w:shd w:val="clear" w:color="auto" w:fill="EBEEF2"/>
-              </w:rPr>
-              <w:t>Productos.json</w:t>
-            </w:r>
-            <w:proofErr w:type="spellEnd"/>
           </w:p>
         </w:tc>
         <w:tc>
@@ -2234,7 +2002,6 @@
                 <w:rFonts w:ascii="Inter" w:hAnsi="Inter"/>
               </w:rPr>
             </w:pPr>
-            <w:proofErr w:type="spellStart"/>
             <w:r>
               <w:rPr>
                 <w:rStyle w:val="CdigoHTML"/>
@@ -2243,18 +2010,7 @@
                 <w:szCs w:val="22"/>
                 <w:shd w:val="clear" w:color="auto" w:fill="EBEEF2"/>
               </w:rPr>
-              <w:t>src</w:t>
-            </w:r>
-            <w:proofErr w:type="spellEnd"/>
-            <w:r>
-              <w:rPr>
-                <w:rStyle w:val="CdigoHTML"/>
-                <w:rFonts w:ascii="Consolas" w:eastAsia="Arial" w:hAnsi="Consolas"/>
-                <w:sz w:val="22"/>
-                <w:szCs w:val="22"/>
-                <w:shd w:val="clear" w:color="auto" w:fill="EBEEF2"/>
-              </w:rPr>
-              <w:t>/modelos/Productos.js</w:t>
+              <w:t>src/modelos/Productos.js</w:t>
             </w:r>
           </w:p>
         </w:tc>
@@ -2469,7 +2225,6 @@
               </w:rPr>
               <w:t xml:space="preserve"> Mover a </w:t>
             </w:r>
-            <w:proofErr w:type="spellStart"/>
             <w:r>
               <w:rPr>
                 <w:rStyle w:val="CdigoHTML"/>
@@ -2478,18 +2233,7 @@
                 <w:szCs w:val="22"/>
                 <w:shd w:val="clear" w:color="auto" w:fill="EBEEF2"/>
               </w:rPr>
-              <w:t>docs</w:t>
-            </w:r>
-            <w:proofErr w:type="spellEnd"/>
-            <w:r>
-              <w:rPr>
-                <w:rStyle w:val="CdigoHTML"/>
-                <w:rFonts w:ascii="Consolas" w:eastAsia="Arial" w:hAnsi="Consolas"/>
-                <w:sz w:val="22"/>
-                <w:szCs w:val="22"/>
-                <w:shd w:val="clear" w:color="auto" w:fill="EBEEF2"/>
-              </w:rPr>
-              <w:t>/</w:t>
+              <w:t>docs/</w:t>
             </w:r>
             <w:r>
               <w:rPr>
@@ -2552,7 +2296,6 @@
                 <w:rFonts w:ascii="Inter" w:hAnsi="Inter"/>
               </w:rPr>
             </w:pPr>
-            <w:proofErr w:type="spellStart"/>
             <w:r>
               <w:rPr>
                 <w:rStyle w:val="CdigoHTML"/>
@@ -2561,18 +2304,7 @@
                 <w:szCs w:val="22"/>
                 <w:shd w:val="clear" w:color="auto" w:fill="EBEEF2"/>
               </w:rPr>
-              <w:t>Documentacion</w:t>
-            </w:r>
-            <w:proofErr w:type="spellEnd"/>
-            <w:r>
-              <w:rPr>
-                <w:rStyle w:val="CdigoHTML"/>
-                <w:rFonts w:ascii="Consolas" w:eastAsia="Arial" w:hAnsi="Consolas"/>
-                <w:sz w:val="22"/>
-                <w:szCs w:val="22"/>
-                <w:shd w:val="clear" w:color="auto" w:fill="EBEEF2"/>
-              </w:rPr>
-              <w:t>/</w:t>
+              <w:t>Documentacion/</w:t>
             </w:r>
           </w:p>
         </w:tc>
@@ -2631,21 +2363,7 @@
               <w:rPr>
                 <w:rFonts w:ascii="Inter" w:hAnsi="Inter"/>
               </w:rPr>
-              <w:t xml:space="preserve"> pueden ir los </w:t>
-            </w:r>
-            <w:proofErr w:type="spellStart"/>
-            <w:r>
-              <w:rPr>
-                <w:rFonts w:ascii="Inter" w:hAnsi="Inter"/>
-              </w:rPr>
-              <w:t>PDFs</w:t>
-            </w:r>
-            <w:proofErr w:type="spellEnd"/>
-            <w:r>
-              <w:rPr>
-                <w:rFonts w:ascii="Inter" w:hAnsi="Inter"/>
-              </w:rPr>
-              <w:t>, el Word y las capturas)</w:t>
+              <w:t xml:space="preserve"> pueden ir los PDFs, el Word y las capturas)</w:t>
             </w:r>
           </w:p>
         </w:tc>
@@ -2671,81 +2389,6 @@
           <w:szCs w:val="22"/>
         </w:rPr>
       </w:pPr>
-      <w:r>
-        <w:rPr>
-          <w:color w:val="000000"/>
-          <w:sz w:val="22"/>
-          <w:szCs w:val="22"/>
-        </w:rPr>
-        <w:br/>
-      </w:r>
-      <w:r>
-        <w:rPr>
-          <w:color w:val="000000"/>
-          <w:sz w:val="22"/>
-          <w:szCs w:val="22"/>
-        </w:rPr>
-        <w:br/>
-      </w:r>
-      <w:r>
-        <w:rPr>
-          <w:rStyle w:val="Textoennegrita"/>
-          <w:rFonts w:ascii="Inter" w:hAnsi="Inter"/>
-          <w:color w:val="0F1115"/>
-          <w:sz w:val="22"/>
-          <w:szCs w:val="22"/>
-          <w:shd w:val="clear" w:color="auto" w:fill="FFFFFF"/>
-        </w:rPr>
-        <w:t>Acción concreta:</w:t>
-      </w:r>
-      <w:r>
-        <w:rPr>
-          <w:color w:val="000000"/>
-          <w:sz w:val="22"/>
-          <w:szCs w:val="22"/>
-        </w:rPr>
-        <w:t xml:space="preserve"> se creo app.js como punto de inserción del proyecto.</w:t>
-      </w:r>
-    </w:p>
-    <w:p>
-      <w:pPr>
-        <w:rPr>
-          <w:color w:val="000000"/>
-        </w:rPr>
-      </w:pPr>
-      <w:r>
-        <w:rPr>
-          <w:color w:val="000000"/>
-        </w:rPr>
-        <w:br w:type="page"/>
-      </w:r>
-    </w:p>
-    <w:p>
-      <w:pPr>
-        <w:pStyle w:val="Ttulo3"/>
-        <w:shd w:val="clear" w:color="auto" w:fill="FFFFFF"/>
-        <w:spacing w:before="480" w:after="240" w:line="450" w:lineRule="atLeast"/>
-        <w:rPr>
-          <w:rFonts w:ascii="Inter" w:hAnsi="Inter"/>
-          <w:b/>
-          <w:bCs/>
-          <w:color w:val="0F1115"/>
-          <w:sz w:val="24"/>
-          <w:szCs w:val="24"/>
-        </w:rPr>
-      </w:pPr>
-      <w:r>
-        <w:rPr>
-          <w:rFonts w:ascii="Inter" w:hAnsi="Inter"/>
-          <w:b/>
-          <w:bCs/>
-          <w:color w:val="0F1115"/>
-          <w:sz w:val="24"/>
-          <w:szCs w:val="24"/>
-        </w:rPr>
-        <w:lastRenderedPageBreak/>
-        <w:t>2. Definir una arquitectura limpia por capas</w:t>
-      </w:r>
     </w:p>
     <w:p>
       <w:pPr>
@@ -2770,7 +2413,16 @@
           <w:sz w:val="22"/>
           <w:szCs w:val="22"/>
         </w:rPr>
-        <w:t>Back-NodeJS-TP1/</w:t>
+        <w:lastRenderedPageBreak/>
+        <w:t>Instalando Dependencias</w:t>
+      </w:r>
+      <w:r>
+        <w:rPr>
+          <w:color w:val="000000"/>
+          <w:sz w:val="22"/>
+          <w:szCs w:val="22"/>
+        </w:rPr>
+        <w:t xml:space="preserve"> y Git</w:t>
       </w:r>
     </w:p>
     <w:p>
@@ -2790,14 +2442,6 @@
           <w:szCs w:val="22"/>
         </w:rPr>
       </w:pPr>
-      <w:r>
-        <w:rPr>
-          <w:color w:val="000000"/>
-          <w:sz w:val="22"/>
-          <w:szCs w:val="22"/>
-        </w:rPr>
-        <w:t>├── app.js</w:t>
-      </w:r>
     </w:p>
     <w:p>
       <w:pPr>
@@ -2822,20 +2466,8 @@
           <w:sz w:val="22"/>
           <w:szCs w:val="22"/>
         </w:rPr>
-        <w:t xml:space="preserve">├── </w:t>
-      </w:r>
-      <w:proofErr w:type="spellStart"/>
-      <w:proofErr w:type="gramStart"/>
-      <w:r>
-        <w:rPr>
-          <w:color w:val="000000"/>
-          <w:sz w:val="22"/>
-          <w:szCs w:val="22"/>
-        </w:rPr>
-        <w:t>package.json</w:t>
-      </w:r>
-      <w:proofErr w:type="spellEnd"/>
-      <w:proofErr w:type="gramEnd"/>
+        <w:t>npm install express</w:t>
+      </w:r>
     </w:p>
     <w:p>
       <w:pPr>
@@ -2860,18 +2492,8 @@
           <w:sz w:val="22"/>
           <w:szCs w:val="22"/>
         </w:rPr>
-        <w:t>├── /</w:t>
-      </w:r>
-      <w:proofErr w:type="spellStart"/>
-      <w:r>
-        <w:rPr>
-          <w:color w:val="000000"/>
-          <w:sz w:val="22"/>
-          <w:szCs w:val="22"/>
-        </w:rPr>
-        <w:t>src</w:t>
-      </w:r>
-      <w:proofErr w:type="spellEnd"/>
+        <w:t>npm install pug</w:t>
+      </w:r>
     </w:p>
     <w:p>
       <w:pPr>
@@ -2896,41 +2518,7 @@
           <w:sz w:val="22"/>
           <w:szCs w:val="22"/>
         </w:rPr>
-        <w:t>│   ├── /control</w:t>
-      </w:r>
-      <w:r>
-        <w:rPr>
-          <w:color w:val="000000"/>
-          <w:sz w:val="22"/>
-          <w:szCs w:val="22"/>
-        </w:rPr>
-        <w:t>adores</w:t>
-      </w:r>
-      <w:r>
-        <w:rPr>
-          <w:color w:val="000000"/>
-          <w:sz w:val="22"/>
-          <w:szCs w:val="22"/>
-        </w:rPr>
-        <w:t xml:space="preserve">      # Lógica de </w:t>
-      </w:r>
-      <w:proofErr w:type="spellStart"/>
-      <w:r>
-        <w:rPr>
-          <w:color w:val="000000"/>
-          <w:sz w:val="22"/>
-          <w:szCs w:val="22"/>
-        </w:rPr>
-        <w:t>request</w:t>
-      </w:r>
-      <w:proofErr w:type="spellEnd"/>
-      <w:r>
-        <w:rPr>
-          <w:color w:val="000000"/>
-          <w:sz w:val="22"/>
-          <w:szCs w:val="22"/>
-        </w:rPr>
-        <w:t>/response</w:t>
+        <w:t>npm install dotenv</w:t>
       </w:r>
     </w:p>
     <w:p>
@@ -2956,55 +2544,7 @@
           <w:sz w:val="22"/>
           <w:szCs w:val="22"/>
         </w:rPr>
-        <w:t>│   ├── /servic</w:t>
-      </w:r>
-      <w:r>
-        <w:rPr>
-          <w:color w:val="000000"/>
-          <w:sz w:val="22"/>
-          <w:szCs w:val="22"/>
-        </w:rPr>
-        <w:t>ios</w:t>
-      </w:r>
-      <w:r>
-        <w:rPr>
-          <w:color w:val="000000"/>
-          <w:sz w:val="22"/>
-          <w:szCs w:val="22"/>
-        </w:rPr>
-        <w:t xml:space="preserve">     </w:t>
-      </w:r>
-      <w:r>
-        <w:rPr>
-          <w:color w:val="000000"/>
-          <w:sz w:val="22"/>
-          <w:szCs w:val="22"/>
-        </w:rPr>
-        <w:t xml:space="preserve">    </w:t>
-      </w:r>
-      <w:r>
-        <w:rPr>
-          <w:color w:val="000000"/>
-          <w:sz w:val="22"/>
-          <w:szCs w:val="22"/>
-        </w:rPr>
-        <w:t xml:space="preserve">    </w:t>
-      </w:r>
-      <w:r>
-        <w:rPr>
-          <w:color w:val="000000"/>
-          <w:sz w:val="22"/>
-          <w:szCs w:val="22"/>
-        </w:rPr>
-        <w:t xml:space="preserve"> </w:t>
-      </w:r>
-      <w:r>
-        <w:rPr>
-          <w:color w:val="000000"/>
-          <w:sz w:val="22"/>
-          <w:szCs w:val="22"/>
-        </w:rPr>
-        <w:t># Reglas de negocio</w:t>
+        <w:t>npm install body-parser</w:t>
       </w:r>
     </w:p>
     <w:p>
@@ -3024,46 +2564,6 @@
           <w:szCs w:val="22"/>
         </w:rPr>
       </w:pPr>
-      <w:r>
-        <w:rPr>
-          <w:color w:val="000000"/>
-          <w:sz w:val="22"/>
-          <w:szCs w:val="22"/>
-        </w:rPr>
-        <w:t>│   ├── /repositori</w:t>
-      </w:r>
-      <w:r>
-        <w:rPr>
-          <w:color w:val="000000"/>
-          <w:sz w:val="22"/>
-          <w:szCs w:val="22"/>
-        </w:rPr>
-        <w:t>o</w:t>
-      </w:r>
-      <w:r>
-        <w:rPr>
-          <w:color w:val="000000"/>
-          <w:sz w:val="22"/>
-          <w:szCs w:val="22"/>
-        </w:rPr>
-        <w:t xml:space="preserve">s     </w:t>
-      </w:r>
-      <w:r>
-        <w:rPr>
-          <w:color w:val="000000"/>
-          <w:sz w:val="22"/>
-          <w:szCs w:val="22"/>
-        </w:rPr>
-        <w:t xml:space="preserve">    </w:t>
-      </w:r>
-      <w:r>
-        <w:rPr>
-          <w:color w:val="000000"/>
-          <w:sz w:val="22"/>
-          <w:szCs w:val="22"/>
-        </w:rPr>
-        <w:t># Acceso a archivos JSON (genérico)</w:t>
-      </w:r>
     </w:p>
     <w:p>
       <w:pPr>
@@ -3088,57 +2588,7 @@
           <w:sz w:val="22"/>
           <w:szCs w:val="22"/>
         </w:rPr>
-        <w:t>│   ├── /model</w:t>
-      </w:r>
-      <w:r>
-        <w:rPr>
-          <w:color w:val="000000"/>
-          <w:sz w:val="22"/>
-          <w:szCs w:val="22"/>
-        </w:rPr>
-        <w:t>o</w:t>
-      </w:r>
-      <w:r>
-        <w:rPr>
-          <w:color w:val="000000"/>
-          <w:sz w:val="22"/>
-          <w:szCs w:val="22"/>
-        </w:rPr>
-        <w:t xml:space="preserve">s          </w:t>
-      </w:r>
-      <w:r>
-        <w:rPr>
-          <w:color w:val="000000"/>
-          <w:sz w:val="22"/>
-          <w:szCs w:val="22"/>
-        </w:rPr>
-        <w:t xml:space="preserve">   </w:t>
-      </w:r>
-      <w:r>
-        <w:rPr>
-          <w:color w:val="000000"/>
-          <w:sz w:val="22"/>
-          <w:szCs w:val="22"/>
-        </w:rPr>
-        <w:t xml:space="preserve"> # Definiciones de datos (opcional, </w:t>
-      </w:r>
-      <w:proofErr w:type="spellStart"/>
-      <w:r>
-        <w:rPr>
-          <w:color w:val="000000"/>
-          <w:sz w:val="22"/>
-          <w:szCs w:val="22"/>
-        </w:rPr>
-        <w:t>POJOs</w:t>
-      </w:r>
-      <w:proofErr w:type="spellEnd"/>
-      <w:r>
-        <w:rPr>
-          <w:color w:val="000000"/>
-          <w:sz w:val="22"/>
-          <w:szCs w:val="22"/>
-        </w:rPr>
-        <w:t>)</w:t>
+        <w:t>git init</w:t>
       </w:r>
     </w:p>
     <w:p>
@@ -3164,34 +2614,8 @@
           <w:sz w:val="22"/>
           <w:szCs w:val="22"/>
         </w:rPr>
-        <w:t>│   ├── /vi</w:t>
-      </w:r>
-      <w:r>
-        <w:rPr>
-          <w:color w:val="000000"/>
-          <w:sz w:val="22"/>
-          <w:szCs w:val="22"/>
-        </w:rPr>
-        <w:t xml:space="preserve">stas      </w:t>
-      </w:r>
-      <w:r>
-        <w:rPr>
-          <w:color w:val="000000"/>
-          <w:sz w:val="22"/>
-          <w:szCs w:val="22"/>
-        </w:rPr>
-        <w:t xml:space="preserve">            # Plantillas </w:t>
-      </w:r>
-      <w:proofErr w:type="spellStart"/>
-      <w:r>
-        <w:rPr>
-          <w:color w:val="000000"/>
-          <w:sz w:val="22"/>
-          <w:szCs w:val="22"/>
-        </w:rPr>
-        <w:t>Pug</w:t>
-      </w:r>
-      <w:proofErr w:type="spellEnd"/>
+        <w:t>git add .</w:t>
+      </w:r>
     </w:p>
     <w:p>
       <w:pPr>
@@ -3216,23 +2640,36 @@
           <w:sz w:val="22"/>
           <w:szCs w:val="22"/>
         </w:rPr>
-        <w:t>│   ├── /dat</w:t>
-      </w:r>
-      <w:r>
+        <w:t>git commit "First commit"</w:t>
+      </w:r>
+    </w:p>
+    <w:p>
+      <w:pPr>
+        <w:pStyle w:val="Ttulo"/>
+        <w:keepNext w:val="0"/>
+        <w:keepLines w:val="0"/>
+        <w:widowControl w:val="0"/>
+        <w:pBdr>
+          <w:top w:val="nil"/>
+          <w:left w:val="nil"/>
+          <w:bottom w:val="nil"/>
+          <w:right w:val="nil"/>
+          <w:between w:val="nil"/>
+        </w:pBdr>
+        <w:spacing w:after="0"/>
         <w:rPr>
           <w:color w:val="000000"/>
           <w:sz w:val="22"/>
           <w:szCs w:val="22"/>
         </w:rPr>
-        <w:t>os</w:t>
-      </w:r>
+      </w:pPr>
       <w:r>
         <w:rPr>
           <w:color w:val="000000"/>
           <w:sz w:val="22"/>
           <w:szCs w:val="22"/>
         </w:rPr>
-        <w:t xml:space="preserve">   </w:t>
+        <w:t>git remote add origin https://github.com/SergioDanielGalvan/Back-NodeJS-TP1.git</w:t>
       </w:r>
       <w:r>
         <w:rPr>
@@ -3240,7 +2677,7 @@
           <w:sz w:val="22"/>
           <w:szCs w:val="22"/>
         </w:rPr>
-        <w:t xml:space="preserve">        </w:t>
+        <w:br/>
       </w:r>
       <w:r>
         <w:rPr>
@@ -3248,51 +2685,82 @@
           <w:sz w:val="22"/>
           <w:szCs w:val="22"/>
         </w:rPr>
-        <w:t xml:space="preserve">        # Archivos JSON (</w:t>
-      </w:r>
-      <w:proofErr w:type="spellStart"/>
+        <w:br/>
+      </w:r>
+      <w:r>
+        <w:rPr>
+          <w:rStyle w:val="Textoennegrita"/>
+          <w:rFonts w:ascii="Inter" w:hAnsi="Inter"/>
+          <w:color w:val="0F1115"/>
+          <w:sz w:val="22"/>
+          <w:szCs w:val="22"/>
+          <w:shd w:val="clear" w:color="auto" w:fill="FFFFFF"/>
+        </w:rPr>
+        <w:t>Acción concreta:</w:t>
+      </w:r>
       <w:r>
         <w:rPr>
           <w:color w:val="000000"/>
           <w:sz w:val="22"/>
           <w:szCs w:val="22"/>
         </w:rPr>
-        <w:t>MaestroProductos.json</w:t>
-      </w:r>
-      <w:proofErr w:type="spellEnd"/>
+        <w:t xml:space="preserve"> se creo app.js como punto de inserción del proyecto.</w:t>
+      </w:r>
       <w:r>
         <w:rPr>
           <w:color w:val="000000"/>
           <w:sz w:val="22"/>
           <w:szCs w:val="22"/>
         </w:rPr>
-        <w:t xml:space="preserve">, </w:t>
-      </w:r>
-      <w:proofErr w:type="spellStart"/>
+        <w:br/>
+      </w:r>
       <w:r>
         <w:rPr>
           <w:color w:val="000000"/>
           <w:sz w:val="22"/>
           <w:szCs w:val="22"/>
         </w:rPr>
-        <w:t>Productos.json</w:t>
-      </w:r>
-      <w:proofErr w:type="spellEnd"/>
-      <w:r>
+        <w:br/>
+      </w:r>
+    </w:p>
+    <w:p>
+      <w:pPr>
         <w:rPr>
           <w:color w:val="000000"/>
-          <w:sz w:val="22"/>
-          <w:szCs w:val="22"/>
-        </w:rPr>
-        <w:t xml:space="preserve">, </w:t>
-      </w:r>
+        </w:rPr>
+      </w:pPr>
       <w:r>
         <w:rPr>
           <w:color w:val="000000"/>
-          <w:sz w:val="22"/>
-          <w:szCs w:val="22"/>
-        </w:rPr>
-        <w:t>etc.)</w:t>
+        </w:rPr>
+        <w:br w:type="page"/>
+      </w:r>
+    </w:p>
+    <w:p>
+      <w:pPr>
+        <w:pStyle w:val="Ttulo3"/>
+        <w:shd w:val="clear" w:color="auto" w:fill="FFFFFF"/>
+        <w:spacing w:before="480" w:after="240" w:line="450" w:lineRule="atLeast"/>
+        <w:rPr>
+          <w:rFonts w:ascii="Inter" w:hAnsi="Inter"/>
+          <w:b/>
+          <w:bCs/>
+          <w:color w:val="0F1115"/>
+          <w:sz w:val="24"/>
+          <w:szCs w:val="24"/>
+        </w:rPr>
+      </w:pPr>
+      <w:r>
+        <w:rPr>
+          <w:rFonts w:ascii="Inter" w:hAnsi="Inter"/>
+          <w:b/>
+          <w:bCs/>
+          <w:color w:val="0F1115"/>
+          <w:sz w:val="24"/>
+          <w:szCs w:val="24"/>
+        </w:rPr>
+        <w:lastRenderedPageBreak/>
+        <w:t>2. Definir una arquitectura limpia por capas</w:t>
       </w:r>
     </w:p>
     <w:p>
@@ -3318,23 +2786,7 @@
           <w:sz w:val="22"/>
           <w:szCs w:val="22"/>
         </w:rPr>
-        <w:t xml:space="preserve">│   └── /middlewares    </w:t>
-      </w:r>
-      <w:r>
-        <w:rPr>
-          <w:color w:val="000000"/>
-          <w:sz w:val="22"/>
-          <w:szCs w:val="22"/>
-        </w:rPr>
-        <w:t xml:space="preserve"> </w:t>
-      </w:r>
-      <w:r>
-        <w:rPr>
-          <w:color w:val="000000"/>
-          <w:sz w:val="22"/>
-          <w:szCs w:val="22"/>
-        </w:rPr>
-        <w:t xml:space="preserve">  # Validaciones, logs, etc.</w:t>
+        <w:t>Back-NodeJS-TP1/</w:t>
       </w:r>
     </w:p>
     <w:p>
@@ -3360,6 +2812,474 @@
           <w:sz w:val="22"/>
           <w:szCs w:val="22"/>
         </w:rPr>
+        <w:t>├── app.js</w:t>
+      </w:r>
+    </w:p>
+    <w:p>
+      <w:pPr>
+        <w:pStyle w:val="Ttulo"/>
+        <w:widowControl w:val="0"/>
+        <w:pBdr>
+          <w:top w:val="nil"/>
+          <w:left w:val="nil"/>
+          <w:bottom w:val="nil"/>
+          <w:right w:val="nil"/>
+          <w:between w:val="nil"/>
+        </w:pBdr>
+        <w:rPr>
+          <w:color w:val="000000"/>
+          <w:sz w:val="22"/>
+          <w:szCs w:val="22"/>
+        </w:rPr>
+      </w:pPr>
+      <w:r>
+        <w:rPr>
+          <w:color w:val="000000"/>
+          <w:sz w:val="22"/>
+          <w:szCs w:val="22"/>
+        </w:rPr>
+        <w:t>├── package.json</w:t>
+      </w:r>
+    </w:p>
+    <w:p>
+      <w:pPr>
+        <w:pStyle w:val="Ttulo"/>
+        <w:widowControl w:val="0"/>
+        <w:pBdr>
+          <w:top w:val="nil"/>
+          <w:left w:val="nil"/>
+          <w:bottom w:val="nil"/>
+          <w:right w:val="nil"/>
+          <w:between w:val="nil"/>
+        </w:pBdr>
+        <w:rPr>
+          <w:color w:val="000000"/>
+          <w:sz w:val="22"/>
+          <w:szCs w:val="22"/>
+        </w:rPr>
+      </w:pPr>
+      <w:r>
+        <w:rPr>
+          <w:color w:val="000000"/>
+          <w:sz w:val="22"/>
+          <w:szCs w:val="22"/>
+        </w:rPr>
+        <w:t>├── /src</w:t>
+      </w:r>
+    </w:p>
+    <w:p>
+      <w:pPr>
+        <w:pStyle w:val="Ttulo"/>
+        <w:widowControl w:val="0"/>
+        <w:pBdr>
+          <w:top w:val="nil"/>
+          <w:left w:val="nil"/>
+          <w:bottom w:val="nil"/>
+          <w:right w:val="nil"/>
+          <w:between w:val="nil"/>
+        </w:pBdr>
+        <w:rPr>
+          <w:color w:val="000000"/>
+          <w:sz w:val="22"/>
+          <w:szCs w:val="22"/>
+        </w:rPr>
+      </w:pPr>
+      <w:r>
+        <w:rPr>
+          <w:color w:val="000000"/>
+          <w:sz w:val="22"/>
+          <w:szCs w:val="22"/>
+        </w:rPr>
+        <w:t>│   ├── /control</w:t>
+      </w:r>
+      <w:r>
+        <w:rPr>
+          <w:color w:val="000000"/>
+          <w:sz w:val="22"/>
+          <w:szCs w:val="22"/>
+        </w:rPr>
+        <w:t>adores</w:t>
+      </w:r>
+      <w:r>
+        <w:rPr>
+          <w:color w:val="000000"/>
+          <w:sz w:val="22"/>
+          <w:szCs w:val="22"/>
+        </w:rPr>
+        <w:t xml:space="preserve">      # Lógica de request/response</w:t>
+      </w:r>
+    </w:p>
+    <w:p>
+      <w:pPr>
+        <w:pStyle w:val="Ttulo"/>
+        <w:widowControl w:val="0"/>
+        <w:pBdr>
+          <w:top w:val="nil"/>
+          <w:left w:val="nil"/>
+          <w:bottom w:val="nil"/>
+          <w:right w:val="nil"/>
+          <w:between w:val="nil"/>
+        </w:pBdr>
+        <w:rPr>
+          <w:color w:val="000000"/>
+          <w:sz w:val="22"/>
+          <w:szCs w:val="22"/>
+        </w:rPr>
+      </w:pPr>
+      <w:r>
+        <w:rPr>
+          <w:color w:val="000000"/>
+          <w:sz w:val="22"/>
+          <w:szCs w:val="22"/>
+        </w:rPr>
+        <w:t>│   ├── /servic</w:t>
+      </w:r>
+      <w:r>
+        <w:rPr>
+          <w:color w:val="000000"/>
+          <w:sz w:val="22"/>
+          <w:szCs w:val="22"/>
+        </w:rPr>
+        <w:t>ios</w:t>
+      </w:r>
+      <w:r>
+        <w:rPr>
+          <w:color w:val="000000"/>
+          <w:sz w:val="22"/>
+          <w:szCs w:val="22"/>
+        </w:rPr>
+        <w:t xml:space="preserve">     </w:t>
+      </w:r>
+      <w:r>
+        <w:rPr>
+          <w:color w:val="000000"/>
+          <w:sz w:val="22"/>
+          <w:szCs w:val="22"/>
+        </w:rPr>
+        <w:t xml:space="preserve">    </w:t>
+      </w:r>
+      <w:r>
+        <w:rPr>
+          <w:color w:val="000000"/>
+          <w:sz w:val="22"/>
+          <w:szCs w:val="22"/>
+        </w:rPr>
+        <w:t xml:space="preserve">    </w:t>
+      </w:r>
+      <w:r>
+        <w:rPr>
+          <w:color w:val="000000"/>
+          <w:sz w:val="22"/>
+          <w:szCs w:val="22"/>
+        </w:rPr>
+        <w:t xml:space="preserve"> </w:t>
+      </w:r>
+      <w:r>
+        <w:rPr>
+          <w:color w:val="000000"/>
+          <w:sz w:val="22"/>
+          <w:szCs w:val="22"/>
+        </w:rPr>
+        <w:t># Reglas de negocio</w:t>
+      </w:r>
+    </w:p>
+    <w:p>
+      <w:pPr>
+        <w:pStyle w:val="Ttulo"/>
+        <w:widowControl w:val="0"/>
+        <w:pBdr>
+          <w:top w:val="nil"/>
+          <w:left w:val="nil"/>
+          <w:bottom w:val="nil"/>
+          <w:right w:val="nil"/>
+          <w:between w:val="nil"/>
+        </w:pBdr>
+        <w:rPr>
+          <w:color w:val="000000"/>
+          <w:sz w:val="22"/>
+          <w:szCs w:val="22"/>
+        </w:rPr>
+      </w:pPr>
+      <w:r>
+        <w:rPr>
+          <w:color w:val="000000"/>
+          <w:sz w:val="22"/>
+          <w:szCs w:val="22"/>
+        </w:rPr>
+        <w:t>│   ├── /repositori</w:t>
+      </w:r>
+      <w:r>
+        <w:rPr>
+          <w:color w:val="000000"/>
+          <w:sz w:val="22"/>
+          <w:szCs w:val="22"/>
+        </w:rPr>
+        <w:t>o</w:t>
+      </w:r>
+      <w:r>
+        <w:rPr>
+          <w:color w:val="000000"/>
+          <w:sz w:val="22"/>
+          <w:szCs w:val="22"/>
+        </w:rPr>
+        <w:t xml:space="preserve">s     </w:t>
+      </w:r>
+      <w:r>
+        <w:rPr>
+          <w:color w:val="000000"/>
+          <w:sz w:val="22"/>
+          <w:szCs w:val="22"/>
+        </w:rPr>
+        <w:t xml:space="preserve">    </w:t>
+      </w:r>
+      <w:r>
+        <w:rPr>
+          <w:color w:val="000000"/>
+          <w:sz w:val="22"/>
+          <w:szCs w:val="22"/>
+        </w:rPr>
+        <w:t># Acceso a archivos JSON (genérico)</w:t>
+      </w:r>
+    </w:p>
+    <w:p>
+      <w:pPr>
+        <w:pStyle w:val="Ttulo"/>
+        <w:widowControl w:val="0"/>
+        <w:pBdr>
+          <w:top w:val="nil"/>
+          <w:left w:val="nil"/>
+          <w:bottom w:val="nil"/>
+          <w:right w:val="nil"/>
+          <w:between w:val="nil"/>
+        </w:pBdr>
+        <w:rPr>
+          <w:color w:val="000000"/>
+          <w:sz w:val="22"/>
+          <w:szCs w:val="22"/>
+        </w:rPr>
+      </w:pPr>
+      <w:r>
+        <w:rPr>
+          <w:color w:val="000000"/>
+          <w:sz w:val="22"/>
+          <w:szCs w:val="22"/>
+        </w:rPr>
+        <w:t>│   ├── /model</w:t>
+      </w:r>
+      <w:r>
+        <w:rPr>
+          <w:color w:val="000000"/>
+          <w:sz w:val="22"/>
+          <w:szCs w:val="22"/>
+        </w:rPr>
+        <w:t>o</w:t>
+      </w:r>
+      <w:r>
+        <w:rPr>
+          <w:color w:val="000000"/>
+          <w:sz w:val="22"/>
+          <w:szCs w:val="22"/>
+        </w:rPr>
+        <w:t xml:space="preserve">s          </w:t>
+      </w:r>
+      <w:r>
+        <w:rPr>
+          <w:color w:val="000000"/>
+          <w:sz w:val="22"/>
+          <w:szCs w:val="22"/>
+        </w:rPr>
+        <w:t xml:space="preserve">   </w:t>
+      </w:r>
+      <w:r>
+        <w:rPr>
+          <w:color w:val="000000"/>
+          <w:sz w:val="22"/>
+          <w:szCs w:val="22"/>
+        </w:rPr>
+        <w:t xml:space="preserve"> # Definiciones de datos (opcional, POJOs)</w:t>
+      </w:r>
+    </w:p>
+    <w:p>
+      <w:pPr>
+        <w:pStyle w:val="Ttulo"/>
+        <w:widowControl w:val="0"/>
+        <w:pBdr>
+          <w:top w:val="nil"/>
+          <w:left w:val="nil"/>
+          <w:bottom w:val="nil"/>
+          <w:right w:val="nil"/>
+          <w:between w:val="nil"/>
+        </w:pBdr>
+        <w:rPr>
+          <w:color w:val="000000"/>
+          <w:sz w:val="22"/>
+          <w:szCs w:val="22"/>
+        </w:rPr>
+      </w:pPr>
+      <w:r>
+        <w:rPr>
+          <w:color w:val="000000"/>
+          <w:sz w:val="22"/>
+          <w:szCs w:val="22"/>
+        </w:rPr>
+        <w:t>│   ├── /vi</w:t>
+      </w:r>
+      <w:r>
+        <w:rPr>
+          <w:color w:val="000000"/>
+          <w:sz w:val="22"/>
+          <w:szCs w:val="22"/>
+        </w:rPr>
+        <w:t xml:space="preserve">stas      </w:t>
+      </w:r>
+      <w:r>
+        <w:rPr>
+          <w:color w:val="000000"/>
+          <w:sz w:val="22"/>
+          <w:szCs w:val="22"/>
+        </w:rPr>
+        <w:t xml:space="preserve">            # Plantillas Pug</w:t>
+      </w:r>
+    </w:p>
+    <w:p>
+      <w:pPr>
+        <w:pStyle w:val="Ttulo"/>
+        <w:widowControl w:val="0"/>
+        <w:pBdr>
+          <w:top w:val="nil"/>
+          <w:left w:val="nil"/>
+          <w:bottom w:val="nil"/>
+          <w:right w:val="nil"/>
+          <w:between w:val="nil"/>
+        </w:pBdr>
+        <w:rPr>
+          <w:color w:val="000000"/>
+          <w:sz w:val="22"/>
+          <w:szCs w:val="22"/>
+        </w:rPr>
+      </w:pPr>
+      <w:r>
+        <w:rPr>
+          <w:color w:val="000000"/>
+          <w:sz w:val="22"/>
+          <w:szCs w:val="22"/>
+        </w:rPr>
+        <w:t>│   ├── /dat</w:t>
+      </w:r>
+      <w:r>
+        <w:rPr>
+          <w:color w:val="000000"/>
+          <w:sz w:val="22"/>
+          <w:szCs w:val="22"/>
+        </w:rPr>
+        <w:t>os</w:t>
+      </w:r>
+      <w:r>
+        <w:rPr>
+          <w:color w:val="000000"/>
+          <w:sz w:val="22"/>
+          <w:szCs w:val="22"/>
+        </w:rPr>
+        <w:t xml:space="preserve">   </w:t>
+      </w:r>
+      <w:r>
+        <w:rPr>
+          <w:color w:val="000000"/>
+          <w:sz w:val="22"/>
+          <w:szCs w:val="22"/>
+        </w:rPr>
+        <w:t xml:space="preserve">        </w:t>
+      </w:r>
+      <w:r>
+        <w:rPr>
+          <w:color w:val="000000"/>
+          <w:sz w:val="22"/>
+          <w:szCs w:val="22"/>
+        </w:rPr>
+        <w:t xml:space="preserve">        # Archivos JSON (MaestroProductos.json, </w:t>
+      </w:r>
+      <w:r>
+        <w:rPr>
+          <w:color w:val="000000"/>
+          <w:sz w:val="22"/>
+          <w:szCs w:val="22"/>
+        </w:rPr>
+        <w:t xml:space="preserve">Productos.json, </w:t>
+      </w:r>
+      <w:r>
+        <w:rPr>
+          <w:color w:val="000000"/>
+          <w:sz w:val="22"/>
+          <w:szCs w:val="22"/>
+        </w:rPr>
+        <w:t>etc.)</w:t>
+      </w:r>
+    </w:p>
+    <w:p>
+      <w:pPr>
+        <w:pStyle w:val="Ttulo"/>
+        <w:widowControl w:val="0"/>
+        <w:pBdr>
+          <w:top w:val="nil"/>
+          <w:left w:val="nil"/>
+          <w:bottom w:val="nil"/>
+          <w:right w:val="nil"/>
+          <w:between w:val="nil"/>
+        </w:pBdr>
+        <w:rPr>
+          <w:color w:val="000000"/>
+          <w:sz w:val="22"/>
+          <w:szCs w:val="22"/>
+        </w:rPr>
+      </w:pPr>
+      <w:r>
+        <w:rPr>
+          <w:color w:val="000000"/>
+          <w:sz w:val="22"/>
+          <w:szCs w:val="22"/>
+        </w:rPr>
+        <w:t xml:space="preserve">│   └── /middlewares    </w:t>
+      </w:r>
+      <w:r>
+        <w:rPr>
+          <w:color w:val="000000"/>
+          <w:sz w:val="22"/>
+          <w:szCs w:val="22"/>
+        </w:rPr>
+        <w:t xml:space="preserve"> </w:t>
+      </w:r>
+      <w:r>
+        <w:rPr>
+          <w:color w:val="000000"/>
+          <w:sz w:val="22"/>
+          <w:szCs w:val="22"/>
+        </w:rPr>
+        <w:t xml:space="preserve">  # Validaciones, logs, etc.</w:t>
+      </w:r>
+    </w:p>
+    <w:p>
+      <w:pPr>
+        <w:pStyle w:val="Ttulo"/>
+        <w:widowControl w:val="0"/>
+        <w:pBdr>
+          <w:top w:val="nil"/>
+          <w:left w:val="nil"/>
+          <w:bottom w:val="nil"/>
+          <w:right w:val="nil"/>
+          <w:between w:val="nil"/>
+        </w:pBdr>
+        <w:rPr>
+          <w:color w:val="000000"/>
+          <w:sz w:val="22"/>
+          <w:szCs w:val="22"/>
+        </w:rPr>
+      </w:pPr>
+      <w:r>
+        <w:rPr>
+          <w:color w:val="000000"/>
+          <w:sz w:val="22"/>
+          <w:szCs w:val="22"/>
+        </w:rPr>
         <w:t>├── /public</w:t>
       </w:r>
       <w:r>
@@ -3431,25 +3351,23 @@
           <w:sz w:val="22"/>
           <w:szCs w:val="22"/>
         </w:rPr>
-        <w:t>└── /</w:t>
-      </w:r>
-      <w:proofErr w:type="spellStart"/>
+        <w:t xml:space="preserve">└── /tests                </w:t>
+      </w:r>
       <w:r>
         <w:rPr>
           <w:color w:val="000000"/>
           <w:sz w:val="22"/>
           <w:szCs w:val="22"/>
         </w:rPr>
-        <w:t>tests</w:t>
-      </w:r>
-      <w:proofErr w:type="spellEnd"/>
+        <w:t xml:space="preserve">         </w:t>
+      </w:r>
       <w:r>
         <w:rPr>
           <w:color w:val="000000"/>
           <w:sz w:val="22"/>
           <w:szCs w:val="22"/>
         </w:rPr>
-        <w:t xml:space="preserve">                </w:t>
+        <w:t># Exportaciones de Thunder Client</w:t>
       </w:r>
       <w:r>
         <w:rPr>
@@ -3457,52 +3375,8 @@
           <w:sz w:val="22"/>
           <w:szCs w:val="22"/>
         </w:rPr>
-        <w:t xml:space="preserve">         </w:t>
-      </w:r>
-      <w:r>
-        <w:rPr>
-          <w:color w:val="000000"/>
-          <w:sz w:val="22"/>
-          <w:szCs w:val="22"/>
-        </w:rPr>
-        <w:t xml:space="preserve"># Exportaciones de </w:t>
-      </w:r>
-      <w:proofErr w:type="spellStart"/>
-      <w:r>
-        <w:rPr>
-          <w:color w:val="000000"/>
-          <w:sz w:val="22"/>
-          <w:szCs w:val="22"/>
-        </w:rPr>
-        <w:t>Thunder</w:t>
-      </w:r>
-      <w:proofErr w:type="spellEnd"/>
-      <w:r>
-        <w:rPr>
-          <w:color w:val="000000"/>
-          <w:sz w:val="22"/>
-          <w:szCs w:val="22"/>
-        </w:rPr>
-        <w:t xml:space="preserve"> Client</w:t>
-      </w:r>
-      <w:r>
-        <w:rPr>
-          <w:color w:val="000000"/>
-          <w:sz w:val="22"/>
-          <w:szCs w:val="22"/>
-        </w:rPr>
-        <w:t xml:space="preserve"> o </w:t>
-      </w:r>
-      <w:proofErr w:type="spellStart"/>
-      <w:r>
-        <w:rPr>
-          <w:color w:val="000000"/>
-          <w:sz w:val="22"/>
-          <w:szCs w:val="22"/>
-        </w:rPr>
-        <w:t>PostMan</w:t>
-      </w:r>
-      <w:proofErr w:type="spellEnd"/>
+        <w:t xml:space="preserve"> o PostMan</w:t>
+      </w:r>
       <w:r>
         <w:rPr>
           <w:color w:val="000000"/>
@@ -3598,9 +3472,8 @@
           <w:sz w:val="24"/>
           <w:szCs w:val="24"/>
         </w:rPr>
-        <w:t xml:space="preserve">4. Módulo 1: </w:t>
-      </w:r>
-      <w:proofErr w:type="spellStart"/>
+        <w:t>4. Módulo 1: MaestroProductos (ABM completo)</w:t>
+      </w:r>
       <w:r>
         <w:rPr>
           <w:rFonts w:ascii="Inter" w:hAnsi="Inter"/>
@@ -3610,9 +3483,8 @@
           <w:sz w:val="24"/>
           <w:szCs w:val="24"/>
         </w:rPr>
-        <w:t>MaestroProductos</w:t>
-      </w:r>
-      <w:proofErr w:type="spellEnd"/>
+        <w:br/>
+      </w:r>
       <w:r>
         <w:rPr>
           <w:rFonts w:ascii="Inter" w:hAnsi="Inter"/>
@@ -3622,7 +3494,7 @@
           <w:sz w:val="24"/>
           <w:szCs w:val="24"/>
         </w:rPr>
-        <w:t xml:space="preserve"> (ABM completo)</w:t>
+        <w:br/>
       </w:r>
       <w:r>
         <w:rPr>
@@ -3633,9 +3505,14 @@
           <w:sz w:val="24"/>
           <w:szCs w:val="24"/>
         </w:rPr>
-        <w:br/>
-      </w:r>
-      <w:r>
+        <w:t>5. Módulo 2: Compras (conectado con MaestroProductos)</w:t>
+      </w:r>
+    </w:p>
+    <w:p>
+      <w:pPr>
+        <w:pStyle w:val="Ttulo3"/>
+        <w:shd w:val="clear" w:color="auto" w:fill="FFFFFF"/>
+        <w:spacing w:before="480" w:after="240" w:line="450" w:lineRule="atLeast"/>
         <w:rPr>
           <w:rFonts w:ascii="Inter" w:hAnsi="Inter"/>
           <w:b/>
@@ -3644,8 +3521,7 @@
           <w:sz w:val="24"/>
           <w:szCs w:val="24"/>
         </w:rPr>
-        <w:br/>
-      </w:r>
+      </w:pPr>
       <w:r>
         <w:rPr>
           <w:rFonts w:ascii="Inter" w:hAnsi="Inter"/>
@@ -3655,10 +3531,14 @@
           <w:sz w:val="24"/>
           <w:szCs w:val="24"/>
         </w:rPr>
-        <w:t xml:space="preserve">5. Módulo 2: Compras (conectado con </w:t>
-      </w:r>
-      <w:proofErr w:type="spellStart"/>
-      <w:r>
+        <w:t>6. Agregar middleware de validación y manejo de errores</w:t>
+      </w:r>
+    </w:p>
+    <w:p>
+      <w:pPr>
+        <w:pStyle w:val="Ttulo3"/>
+        <w:shd w:val="clear" w:color="auto" w:fill="FFFFFF"/>
+        <w:spacing w:before="480" w:after="240" w:line="450" w:lineRule="atLeast"/>
         <w:rPr>
           <w:rFonts w:ascii="Inter" w:hAnsi="Inter"/>
           <w:b/>
@@ -3667,9 +3547,7 @@
           <w:sz w:val="24"/>
           <w:szCs w:val="24"/>
         </w:rPr>
-        <w:t>MaestroProductos</w:t>
-      </w:r>
-      <w:proofErr w:type="spellEnd"/>
+      </w:pPr>
       <w:r>
         <w:rPr>
           <w:rFonts w:ascii="Inter" w:hAnsi="Inter"/>
@@ -3679,14 +3557,9 @@
           <w:sz w:val="24"/>
           <w:szCs w:val="24"/>
         </w:rPr>
-        <w:t>)</w:t>
-      </w:r>
-    </w:p>
-    <w:p>
-      <w:pPr>
-        <w:pStyle w:val="Ttulo3"/>
-        <w:shd w:val="clear" w:color="auto" w:fill="FFFFFF"/>
-        <w:spacing w:before="480" w:after="240" w:line="450" w:lineRule="atLeast"/>
+        <w:t>7. Probar con Thunder Client</w:t>
+      </w:r>
+      <w:r>
         <w:rPr>
           <w:rFonts w:ascii="Inter" w:hAnsi="Inter"/>
           <w:b/>
@@ -3695,92 +3568,8 @@
           <w:sz w:val="24"/>
           <w:szCs w:val="24"/>
         </w:rPr>
-      </w:pPr>
-      <w:r>
-        <w:rPr>
-          <w:rFonts w:ascii="Inter" w:hAnsi="Inter"/>
-          <w:b/>
-          <w:bCs/>
-          <w:color w:val="0F1115"/>
-          <w:sz w:val="24"/>
-          <w:szCs w:val="24"/>
-        </w:rPr>
-        <w:t>6. Agregar middleware de validación y manejo de errores</w:t>
-      </w:r>
-    </w:p>
-    <w:p>
-      <w:pPr>
-        <w:pStyle w:val="Ttulo3"/>
-        <w:shd w:val="clear" w:color="auto" w:fill="FFFFFF"/>
-        <w:spacing w:before="480" w:after="240" w:line="450" w:lineRule="atLeast"/>
-        <w:rPr>
-          <w:rFonts w:ascii="Inter" w:hAnsi="Inter"/>
-          <w:b/>
-          <w:bCs/>
-          <w:color w:val="0F1115"/>
-          <w:sz w:val="24"/>
-          <w:szCs w:val="24"/>
-        </w:rPr>
-      </w:pPr>
-      <w:r>
-        <w:rPr>
-          <w:rFonts w:ascii="Inter" w:hAnsi="Inter"/>
-          <w:b/>
-          <w:bCs/>
-          <w:color w:val="0F1115"/>
-          <w:sz w:val="24"/>
-          <w:szCs w:val="24"/>
-        </w:rPr>
-        <w:t xml:space="preserve">7. Probar con </w:t>
-      </w:r>
-      <w:proofErr w:type="spellStart"/>
-      <w:r>
-        <w:rPr>
-          <w:rFonts w:ascii="Inter" w:hAnsi="Inter"/>
-          <w:b/>
-          <w:bCs/>
-          <w:color w:val="0F1115"/>
-          <w:sz w:val="24"/>
-          <w:szCs w:val="24"/>
-        </w:rPr>
-        <w:t>Thunder</w:t>
-      </w:r>
-      <w:proofErr w:type="spellEnd"/>
-      <w:r>
-        <w:rPr>
-          <w:rFonts w:ascii="Inter" w:hAnsi="Inter"/>
-          <w:b/>
-          <w:bCs/>
-          <w:color w:val="0F1115"/>
-          <w:sz w:val="24"/>
-          <w:szCs w:val="24"/>
-        </w:rPr>
-        <w:t xml:space="preserve"> Client</w:t>
-      </w:r>
-      <w:r>
-        <w:rPr>
-          <w:rFonts w:ascii="Inter" w:hAnsi="Inter"/>
-          <w:b/>
-          <w:bCs/>
-          <w:color w:val="0F1115"/>
-          <w:sz w:val="24"/>
-          <w:szCs w:val="24"/>
-        </w:rPr>
-        <w:t xml:space="preserve"> o </w:t>
-      </w:r>
-      <w:proofErr w:type="spellStart"/>
-      <w:r>
-        <w:rPr>
-          <w:rFonts w:ascii="Inter" w:hAnsi="Inter"/>
-          <w:b/>
-          <w:bCs/>
-          <w:color w:val="0F1115"/>
-          <w:sz w:val="24"/>
-          <w:szCs w:val="24"/>
-        </w:rPr>
-        <w:t>Postman</w:t>
-      </w:r>
-      <w:proofErr w:type="spellEnd"/>
+        <w:t xml:space="preserve"> o Postman</w:t>
+      </w:r>
     </w:p>
     <w:p>
       <w:pPr>
@@ -4016,25 +3805,7 @@
                 <w:sz w:val="23"/>
                 <w:szCs w:val="23"/>
               </w:rPr>
-              <w:t xml:space="preserve">, middlewares, </w:t>
-            </w:r>
-            <w:proofErr w:type="spellStart"/>
-            <w:r>
-              <w:rPr>
-                <w:rFonts w:ascii="Inter" w:hAnsi="Inter"/>
-                <w:sz w:val="23"/>
-                <w:szCs w:val="23"/>
-              </w:rPr>
-              <w:t>Pug</w:t>
-            </w:r>
-            <w:proofErr w:type="spellEnd"/>
-            <w:r>
-              <w:rPr>
-                <w:rFonts w:ascii="Inter" w:hAnsi="Inter"/>
-                <w:sz w:val="23"/>
-                <w:szCs w:val="23"/>
-              </w:rPr>
-              <w:t>, y el repositorio genérico JSON.</w:t>
+              <w:t>, middlewares, Pug, y el repositorio genérico JSON.</w:t>
             </w:r>
           </w:p>
         </w:tc>
@@ -4101,7 +3872,6 @@
               </w:rPr>
               <w:t>Desarrollar el módulo </w:t>
             </w:r>
-            <w:proofErr w:type="spellStart"/>
             <w:r>
               <w:rPr>
                 <w:rStyle w:val="Textoennegrita"/>
@@ -4111,32 +3881,13 @@
               </w:rPr>
               <w:t>MaestroProductos</w:t>
             </w:r>
-            <w:proofErr w:type="spellEnd"/>
             <w:r>
               <w:rPr>
                 <w:rFonts w:ascii="Inter" w:hAnsi="Inter"/>
                 <w:sz w:val="23"/>
                 <w:szCs w:val="23"/>
               </w:rPr>
-              <w:t xml:space="preserve"> (CRUD completo con vistas </w:t>
-            </w:r>
-            <w:proofErr w:type="spellStart"/>
-            <w:r>
-              <w:rPr>
-                <w:rFonts w:ascii="Inter" w:hAnsi="Inter"/>
-                <w:sz w:val="23"/>
-                <w:szCs w:val="23"/>
-              </w:rPr>
-              <w:t>Pug</w:t>
-            </w:r>
-            <w:proofErr w:type="spellEnd"/>
-            <w:r>
-              <w:rPr>
-                <w:rFonts w:ascii="Inter" w:hAnsi="Inter"/>
-                <w:sz w:val="23"/>
-                <w:szCs w:val="23"/>
-              </w:rPr>
-              <w:t>).</w:t>
+              <w:t> (CRUD completo con vistas Pug).</w:t>
             </w:r>
           </w:p>
         </w:tc>
@@ -4283,43 +4034,7 @@
                 <w:sz w:val="23"/>
                 <w:szCs w:val="23"/>
               </w:rPr>
-              <w:t xml:space="preserve">Escribir pruebas en </w:t>
-            </w:r>
-            <w:proofErr w:type="spellStart"/>
-            <w:r>
-              <w:rPr>
-                <w:rFonts w:ascii="Inter" w:hAnsi="Inter"/>
-                <w:sz w:val="23"/>
-                <w:szCs w:val="23"/>
-              </w:rPr>
-              <w:t>Thunder</w:t>
-            </w:r>
-            <w:proofErr w:type="spellEnd"/>
-            <w:r>
-              <w:rPr>
-                <w:rFonts w:ascii="Inter" w:hAnsi="Inter"/>
-                <w:sz w:val="23"/>
-                <w:szCs w:val="23"/>
-              </w:rPr>
-              <w:t xml:space="preserve"> Client, documentar, y ayudar en vistas </w:t>
-            </w:r>
-            <w:proofErr w:type="spellStart"/>
-            <w:r>
-              <w:rPr>
-                <w:rFonts w:ascii="Inter" w:hAnsi="Inter"/>
-                <w:sz w:val="23"/>
-                <w:szCs w:val="23"/>
-              </w:rPr>
-              <w:t>Pug</w:t>
-            </w:r>
-            <w:proofErr w:type="spellEnd"/>
-            <w:r>
-              <w:rPr>
-                <w:rFonts w:ascii="Inter" w:hAnsi="Inter"/>
-                <w:sz w:val="23"/>
-                <w:szCs w:val="23"/>
-              </w:rPr>
-              <w:t>.</w:t>
+              <w:t>Escribir pruebas en Thunder Client, documentar, y ayudar en vistas Pug.</w:t>
             </w:r>
           </w:p>
         </w:tc>
@@ -4401,27 +4116,8 @@
           <w:rFonts w:ascii="Inter" w:hAnsi="Inter"/>
           <w:color w:val="0F1115"/>
         </w:rPr>
-        <w:t xml:space="preserve">Crear un </w:t>
-      </w:r>
-      <w:proofErr w:type="spellStart"/>
-      <w:r>
-        <w:rPr>
-          <w:rStyle w:val="Textoennegrita"/>
-          <w:rFonts w:ascii="Inter" w:hAnsi="Inter"/>
-          <w:color w:val="0F1115"/>
-        </w:rPr>
-        <w:t>branch</w:t>
-      </w:r>
-      <w:proofErr w:type="spellEnd"/>
-      <w:r>
-        <w:rPr>
-          <w:rStyle w:val="Textoennegrita"/>
-          <w:rFonts w:ascii="Inter" w:hAnsi="Inter"/>
-          <w:color w:val="0F1115"/>
-        </w:rPr>
-        <w:t> </w:t>
-      </w:r>
-      <w:proofErr w:type="spellStart"/>
+        <w:t>Crear un branch </w:t>
+      </w:r>
       <w:r>
         <w:rPr>
           <w:rStyle w:val="CdigoHTML"/>
@@ -4431,7 +4127,6 @@
         </w:rPr>
         <w:t>cleanup</w:t>
       </w:r>
-      <w:proofErr w:type="spellEnd"/>
       <w:r>
         <w:rPr>
           <w:rFonts w:ascii="Inter" w:hAnsi="Inter"/>
@@ -4478,7 +4173,6 @@
         </w:rPr>
         <w:t> con las instrucciones para levantar el proyecto (</w:t>
       </w:r>
-      <w:proofErr w:type="spellStart"/>
       <w:r>
         <w:rPr>
           <w:rStyle w:val="CdigoHTML"/>
@@ -4486,9 +4180,15 @@
           <w:color w:val="0F1115"/>
           <w:shd w:val="clear" w:color="auto" w:fill="EBEEF2"/>
         </w:rPr>
-        <w:t>npm</w:t>
-      </w:r>
-      <w:proofErr w:type="spellEnd"/>
+        <w:t>npm install</w:t>
+      </w:r>
+      <w:r>
+        <w:rPr>
+          <w:rFonts w:ascii="Inter" w:hAnsi="Inter"/>
+          <w:color w:val="0F1115"/>
+        </w:rPr>
+        <w:t>, </w:t>
+      </w:r>
       <w:r>
         <w:rPr>
           <w:rStyle w:val="CdigoHTML"/>
@@ -4496,57 +4196,8 @@
           <w:color w:val="0F1115"/>
           <w:shd w:val="clear" w:color="auto" w:fill="EBEEF2"/>
         </w:rPr>
-        <w:t xml:space="preserve"> </w:t>
-      </w:r>
-      <w:proofErr w:type="spellStart"/>
-      <w:r>
-        <w:rPr>
-          <w:rStyle w:val="CdigoHTML"/>
-          <w:rFonts w:ascii="Consolas" w:hAnsi="Consolas"/>
-          <w:color w:val="0F1115"/>
-          <w:shd w:val="clear" w:color="auto" w:fill="EBEEF2"/>
-        </w:rPr>
-        <w:t>install</w:t>
-      </w:r>
-      <w:proofErr w:type="spellEnd"/>
-      <w:r>
-        <w:rPr>
-          <w:rFonts w:ascii="Inter" w:hAnsi="Inter"/>
-          <w:color w:val="0F1115"/>
-        </w:rPr>
-        <w:t>, </w:t>
-      </w:r>
-      <w:proofErr w:type="spellStart"/>
-      <w:r>
-        <w:rPr>
-          <w:rStyle w:val="CdigoHTML"/>
-          <w:rFonts w:ascii="Consolas" w:hAnsi="Consolas"/>
-          <w:color w:val="0F1115"/>
-          <w:shd w:val="clear" w:color="auto" w:fill="EBEEF2"/>
-        </w:rPr>
-        <w:t>npm</w:t>
-      </w:r>
-      <w:proofErr w:type="spellEnd"/>
-      <w:r>
-        <w:rPr>
-          <w:rStyle w:val="CdigoHTML"/>
-          <w:rFonts w:ascii="Consolas" w:hAnsi="Consolas"/>
-          <w:color w:val="0F1115"/>
-          <w:shd w:val="clear" w:color="auto" w:fill="EBEEF2"/>
-        </w:rPr>
-        <w:t xml:space="preserve"> run </w:t>
-      </w:r>
-      <w:proofErr w:type="spellStart"/>
-      <w:r>
-        <w:rPr>
-          <w:rStyle w:val="CdigoHTML"/>
-          <w:rFonts w:ascii="Consolas" w:hAnsi="Consolas"/>
-          <w:color w:val="0F1115"/>
-          <w:shd w:val="clear" w:color="auto" w:fill="EBEEF2"/>
-        </w:rPr>
-        <w:t>dev</w:t>
-      </w:r>
-      <w:proofErr w:type="spellEnd"/>
+        <w:t>npm run dev</w:t>
+      </w:r>
       <w:r>
         <w:rPr>
           <w:rFonts w:ascii="Inter" w:hAnsi="Inter"/>
@@ -4582,23 +4233,7 @@
           <w:rFonts w:ascii="Inter" w:hAnsi="Inter"/>
           <w:color w:val="0F1115"/>
         </w:rPr>
-        <w:t xml:space="preserve"> la colección de pruebas de </w:t>
-      </w:r>
-      <w:proofErr w:type="spellStart"/>
-      <w:r>
-        <w:rPr>
-          <w:rFonts w:ascii="Inter" w:hAnsi="Inter"/>
-          <w:color w:val="0F1115"/>
-        </w:rPr>
-        <w:t>Thunder</w:t>
-      </w:r>
-      <w:proofErr w:type="spellEnd"/>
-      <w:r>
-        <w:rPr>
-          <w:rFonts w:ascii="Inter" w:hAnsi="Inter"/>
-          <w:color w:val="0F1115"/>
-        </w:rPr>
-        <w:t xml:space="preserve"> Client y las capturas de pantalla.</w:t>
+        <w:t> la colección de pruebas de Thunder Client y las capturas de pantalla.</w:t>
       </w:r>
     </w:p>
     <w:p>
@@ -4795,18 +4430,8 @@
         </w:numPr>
       </w:pPr>
       <w:r>
-        <w:t>GET /api/productos</w:t>
-      </w:r>
-      <w:proofErr w:type="gramStart"/>
-      <w:r>
-        <w:t>/:</w:t>
-      </w:r>
-      <w:proofErr w:type="spellStart"/>
-      <w:r>
-        <w:t>idProducto</w:t>
-      </w:r>
-      <w:proofErr w:type="spellEnd"/>
-      <w:proofErr w:type="gramEnd"/>
+        <w:t>GET /api/productos/:idProducto</w:t>
+      </w:r>
     </w:p>
     <w:p>
       <w:pPr>
@@ -4827,18 +4452,8 @@
         </w:numPr>
       </w:pPr>
       <w:r>
-        <w:t>PUT /api/productos</w:t>
-      </w:r>
-      <w:proofErr w:type="gramStart"/>
-      <w:r>
-        <w:t>/:</w:t>
-      </w:r>
-      <w:proofErr w:type="spellStart"/>
-      <w:r>
-        <w:t>idProducto</w:t>
-      </w:r>
-      <w:proofErr w:type="spellEnd"/>
-      <w:proofErr w:type="gramEnd"/>
+        <w:t>PUT /api/productos/:idProducto</w:t>
+      </w:r>
     </w:p>
     <w:p>
       <w:pPr>
@@ -4848,18 +4463,8 @@
         </w:numPr>
       </w:pPr>
       <w:r>
-        <w:t>DELETE /api/productos</w:t>
-      </w:r>
-      <w:proofErr w:type="gramStart"/>
-      <w:r>
-        <w:t>/:</w:t>
-      </w:r>
-      <w:proofErr w:type="spellStart"/>
-      <w:r>
-        <w:t>idProducto</w:t>
-      </w:r>
-      <w:proofErr w:type="spellEnd"/>
-      <w:proofErr w:type="gramEnd"/>
+        <w:t>DELETE /api/productos/:idProducto</w:t>
+      </w:r>
     </w:p>
     <w:p>
       <w:r>
@@ -4873,18 +4478,8 @@
           <w:numId w:val="21"/>
         </w:numPr>
       </w:pPr>
-      <w:proofErr w:type="spellStart"/>
-      <w:proofErr w:type="gramStart"/>
-      <w:r>
-        <w:t>obtenerProductos</w:t>
-      </w:r>
-      <w:proofErr w:type="spellEnd"/>
-      <w:r>
-        <w:t>(</w:t>
-      </w:r>
-      <w:proofErr w:type="gramEnd"/>
-      <w:r>
-        <w:t>)</w:t>
+      <w:r>
+        <w:t>obtenerProductos()</w:t>
       </w:r>
     </w:p>
     <w:p>
@@ -4894,21 +4489,8 @@
           <w:numId w:val="21"/>
         </w:numPr>
       </w:pPr>
-      <w:proofErr w:type="spellStart"/>
-      <w:r>
-        <w:t>obtenerProducto</w:t>
-      </w:r>
-      <w:proofErr w:type="spellEnd"/>
-      <w:r>
-        <w:t>(</w:t>
-      </w:r>
-      <w:proofErr w:type="spellStart"/>
-      <w:r>
-        <w:t>idProducto</w:t>
-      </w:r>
-      <w:proofErr w:type="spellEnd"/>
-      <w:r>
-        <w:t>)</w:t>
+      <w:r>
+        <w:t>obtenerProducto(idProducto)</w:t>
       </w:r>
     </w:p>
     <w:p>
@@ -4918,13 +4500,8 @@
           <w:numId w:val="21"/>
         </w:numPr>
       </w:pPr>
-      <w:proofErr w:type="spellStart"/>
-      <w:r>
-        <w:t>cargarProducto</w:t>
-      </w:r>
-      <w:proofErr w:type="spellEnd"/>
-      <w:r>
-        <w:t>(producto)</w:t>
+      <w:r>
+        <w:t>cargarProducto(producto)</w:t>
       </w:r>
     </w:p>
     <w:p>
@@ -4934,31 +4511,8 @@
           <w:numId w:val="21"/>
         </w:numPr>
       </w:pPr>
-      <w:proofErr w:type="spellStart"/>
-      <w:proofErr w:type="gramStart"/>
-      <w:r>
-        <w:t>editarProducto</w:t>
-      </w:r>
-      <w:proofErr w:type="spellEnd"/>
-      <w:r>
-        <w:t>(</w:t>
-      </w:r>
-      <w:proofErr w:type="spellStart"/>
-      <w:proofErr w:type="gramEnd"/>
-      <w:r>
-        <w:t>idProducto</w:t>
-      </w:r>
-      <w:proofErr w:type="spellEnd"/>
-      <w:r>
-        <w:t xml:space="preserve">, </w:t>
-      </w:r>
-      <w:proofErr w:type="spellStart"/>
-      <w:r>
-        <w:t>nuevoProducto</w:t>
-      </w:r>
-      <w:proofErr w:type="spellEnd"/>
-      <w:r>
-        <w:t>)</w:t>
+      <w:r>
+        <w:t>editarProducto(idProducto, nuevoProducto)</w:t>
       </w:r>
     </w:p>
     <w:p>
@@ -4968,21 +4522,8 @@
           <w:numId w:val="21"/>
         </w:numPr>
       </w:pPr>
-      <w:proofErr w:type="spellStart"/>
-      <w:r>
-        <w:t>eliminarProducto</w:t>
-      </w:r>
-      <w:proofErr w:type="spellEnd"/>
-      <w:r>
-        <w:t>(</w:t>
-      </w:r>
-      <w:proofErr w:type="spellStart"/>
-      <w:r>
-        <w:t>idProducto</w:t>
-      </w:r>
-      <w:proofErr w:type="spellEnd"/>
-      <w:r>
-        <w:t>)</w:t>
+      <w:r>
+        <w:t>eliminarProducto(idProducto)</w:t>
       </w:r>
     </w:p>
     <w:p>
@@ -4997,18 +4538,8 @@
           <w:numId w:val="1"/>
         </w:numPr>
       </w:pPr>
-      <w:proofErr w:type="spellStart"/>
-      <w:proofErr w:type="gramStart"/>
-      <w:r>
-        <w:t>obtenerProductos</w:t>
-      </w:r>
-      <w:proofErr w:type="spellEnd"/>
-      <w:r>
-        <w:t>(</w:t>
-      </w:r>
-      <w:proofErr w:type="gramEnd"/>
-      <w:r>
-        <w:t>)</w:t>
+      <w:r>
+        <w:t>obtenerProductos()</w:t>
       </w:r>
     </w:p>
     <w:p>
@@ -5018,24 +4549,11 @@
           <w:numId w:val="1"/>
         </w:numPr>
       </w:pPr>
-      <w:proofErr w:type="spellStart"/>
       <w:r>
         <w:t>obtene</w:t>
       </w:r>
       <w:r>
-        <w:t>rProductoPorId</w:t>
-      </w:r>
-      <w:proofErr w:type="spellEnd"/>
-      <w:r>
-        <w:t>(</w:t>
-      </w:r>
-      <w:proofErr w:type="spellStart"/>
-      <w:r>
-        <w:t>idProducto</w:t>
-      </w:r>
-      <w:proofErr w:type="spellEnd"/>
-      <w:r>
-        <w:t>)</w:t>
+        <w:t>rProductoPorId(idProducto)</w:t>
       </w:r>
     </w:p>
     <w:p>
@@ -5045,13 +4563,8 @@
           <w:numId w:val="1"/>
         </w:numPr>
       </w:pPr>
-      <w:proofErr w:type="spellStart"/>
-      <w:r>
-        <w:t>guardarProducto</w:t>
-      </w:r>
-      <w:proofErr w:type="spellEnd"/>
-      <w:r>
-        <w:t>(producto)</w:t>
+      <w:r>
+        <w:t>guardarProducto(producto)</w:t>
       </w:r>
     </w:p>
     <w:p>
@@ -5061,23 +4574,8 @@
           <w:numId w:val="1"/>
         </w:numPr>
       </w:pPr>
-      <w:proofErr w:type="spellStart"/>
-      <w:proofErr w:type="gramStart"/>
-      <w:r>
-        <w:t>actualizarProducto</w:t>
-      </w:r>
-      <w:proofErr w:type="spellEnd"/>
-      <w:r>
-        <w:t>(</w:t>
-      </w:r>
-      <w:proofErr w:type="spellStart"/>
-      <w:proofErr w:type="gramEnd"/>
-      <w:r>
-        <w:t>idProducto</w:t>
-      </w:r>
-      <w:proofErr w:type="spellEnd"/>
-      <w:r>
-        <w:t>, producto)</w:t>
+      <w:r>
+        <w:t>actualizarProducto(idProducto, producto)</w:t>
       </w:r>
     </w:p>
     <w:p>
@@ -5087,21 +4585,8 @@
           <w:numId w:val="1"/>
         </w:numPr>
       </w:pPr>
-      <w:proofErr w:type="spellStart"/>
-      <w:r>
-        <w:t>eliminarProducto</w:t>
-      </w:r>
-      <w:proofErr w:type="spellEnd"/>
-      <w:r>
-        <w:t>(</w:t>
-      </w:r>
-      <w:proofErr w:type="spellStart"/>
-      <w:r>
-        <w:t>idProducto</w:t>
-      </w:r>
-      <w:proofErr w:type="spellEnd"/>
-      <w:r>
-        <w:t>)</w:t>
+      <w:r>
+        <w:t>eliminarProducto(idProducto)</w:t>
       </w:r>
     </w:p>
     <w:p/>
@@ -5197,13 +4682,8 @@
         </w:numPr>
       </w:pPr>
       <w:r>
-        <w:t>GET /api/</w:t>
-      </w:r>
-      <w:proofErr w:type="spellStart"/>
-      <w:r>
-        <w:t>maestroproductos</w:t>
-      </w:r>
-      <w:proofErr w:type="spellEnd"/>
+        <w:t>GET /api/maestroproductos</w:t>
+      </w:r>
     </w:p>
     <w:p>
       <w:pPr>
@@ -5213,23 +4693,8 @@
         </w:numPr>
       </w:pPr>
       <w:r>
-        <w:t>GET /api/</w:t>
-      </w:r>
-      <w:proofErr w:type="spellStart"/>
-      <w:r>
-        <w:t>maestroproductos</w:t>
-      </w:r>
-      <w:proofErr w:type="spellEnd"/>
-      <w:proofErr w:type="gramStart"/>
-      <w:r>
-        <w:t>/:</w:t>
-      </w:r>
-      <w:proofErr w:type="spellStart"/>
-      <w:r>
-        <w:t>idProducto</w:t>
-      </w:r>
-      <w:proofErr w:type="spellEnd"/>
-      <w:proofErr w:type="gramEnd"/>
+        <w:t>GET /api/maestroproductos/:idProducto</w:t>
+      </w:r>
     </w:p>
     <w:p>
       <w:pPr>
@@ -5239,13 +4704,8 @@
         </w:numPr>
       </w:pPr>
       <w:r>
-        <w:t>POST /api/</w:t>
-      </w:r>
-      <w:proofErr w:type="spellStart"/>
-      <w:r>
-        <w:t>maestroproductos</w:t>
-      </w:r>
-      <w:proofErr w:type="spellEnd"/>
+        <w:t>POST /api/maestroproductos</w:t>
+      </w:r>
     </w:p>
     <w:p>
       <w:pPr>
@@ -5255,23 +4715,8 @@
         </w:numPr>
       </w:pPr>
       <w:r>
-        <w:t>PUT /api/</w:t>
-      </w:r>
-      <w:proofErr w:type="spellStart"/>
-      <w:r>
-        <w:t>maestroproductos</w:t>
-      </w:r>
-      <w:proofErr w:type="spellEnd"/>
-      <w:proofErr w:type="gramStart"/>
-      <w:r>
-        <w:t>/:</w:t>
-      </w:r>
-      <w:proofErr w:type="spellStart"/>
-      <w:r>
-        <w:t>idProducto</w:t>
-      </w:r>
-      <w:proofErr w:type="spellEnd"/>
-      <w:proofErr w:type="gramEnd"/>
+        <w:t>PUT /api/maestroproductos/:idProducto</w:t>
+      </w:r>
     </w:p>
     <w:p>
       <w:pPr>
@@ -5281,23 +4726,8 @@
         </w:numPr>
       </w:pPr>
       <w:r>
-        <w:t>DELETE /api/</w:t>
-      </w:r>
-      <w:proofErr w:type="spellStart"/>
-      <w:r>
-        <w:t>maestroproductos</w:t>
-      </w:r>
-      <w:proofErr w:type="spellEnd"/>
-      <w:proofErr w:type="gramStart"/>
-      <w:r>
-        <w:t>/:</w:t>
-      </w:r>
-      <w:proofErr w:type="spellStart"/>
-      <w:r>
-        <w:t>idProducto</w:t>
-      </w:r>
-      <w:proofErr w:type="spellEnd"/>
-      <w:proofErr w:type="gramEnd"/>
+        <w:t>DELETE /api/maestroproductos/:idProducto</w:t>
+      </w:r>
     </w:p>
     <w:p>
       <w:r>
@@ -5311,18 +4741,8 @@
           <w:numId w:val="36"/>
         </w:numPr>
       </w:pPr>
-      <w:proofErr w:type="spellStart"/>
-      <w:proofErr w:type="gramStart"/>
-      <w:r>
-        <w:t>obtenerCatalogo</w:t>
-      </w:r>
-      <w:proofErr w:type="spellEnd"/>
-      <w:r>
-        <w:t>(</w:t>
-      </w:r>
-      <w:proofErr w:type="gramEnd"/>
-      <w:r>
-        <w:t>)</w:t>
+      <w:r>
+        <w:t>obtenerCatalogo()</w:t>
       </w:r>
     </w:p>
     <w:p>
@@ -5332,21 +4752,8 @@
           <w:numId w:val="36"/>
         </w:numPr>
       </w:pPr>
-      <w:proofErr w:type="spellStart"/>
-      <w:r>
-        <w:t>obtenerProductoCatalogo</w:t>
-      </w:r>
-      <w:proofErr w:type="spellEnd"/>
-      <w:r>
-        <w:t>(</w:t>
-      </w:r>
-      <w:proofErr w:type="spellStart"/>
-      <w:r>
-        <w:t>idProducto</w:t>
-      </w:r>
-      <w:proofErr w:type="spellEnd"/>
-      <w:r>
-        <w:t>)</w:t>
+      <w:r>
+        <w:t>obtenerProductoCatalogo(idProducto)</w:t>
       </w:r>
     </w:p>
     <w:p>
@@ -5356,13 +4763,8 @@
           <w:numId w:val="36"/>
         </w:numPr>
       </w:pPr>
-      <w:proofErr w:type="spellStart"/>
-      <w:r>
-        <w:t>crearProductoCatalogo</w:t>
-      </w:r>
-      <w:proofErr w:type="spellEnd"/>
-      <w:r>
-        <w:t>(producto)</w:t>
+      <w:r>
+        <w:t>crearProductoCatalogo(producto)</w:t>
       </w:r>
     </w:p>
     <w:p>
@@ -5372,23 +4774,8 @@
           <w:numId w:val="36"/>
         </w:numPr>
       </w:pPr>
-      <w:proofErr w:type="spellStart"/>
-      <w:proofErr w:type="gramStart"/>
-      <w:r>
-        <w:t>editarProductoCatalogo</w:t>
-      </w:r>
-      <w:proofErr w:type="spellEnd"/>
-      <w:r>
-        <w:t>(</w:t>
-      </w:r>
-      <w:proofErr w:type="spellStart"/>
-      <w:proofErr w:type="gramEnd"/>
-      <w:r>
-        <w:t>idProducto</w:t>
-      </w:r>
-      <w:proofErr w:type="spellEnd"/>
-      <w:r>
-        <w:t>, producto)</w:t>
+      <w:r>
+        <w:t>editarProductoCatalogo(idProducto, producto)</w:t>
       </w:r>
     </w:p>
     <w:p>
@@ -5398,21 +4785,8 @@
           <w:numId w:val="36"/>
         </w:numPr>
       </w:pPr>
-      <w:proofErr w:type="spellStart"/>
-      <w:r>
-        <w:t>eliminarProductoCatalogo</w:t>
-      </w:r>
-      <w:proofErr w:type="spellEnd"/>
-      <w:r>
-        <w:t>(</w:t>
-      </w:r>
-      <w:proofErr w:type="spellStart"/>
-      <w:r>
-        <w:t>idProducto</w:t>
-      </w:r>
-      <w:proofErr w:type="spellEnd"/>
-      <w:r>
-        <w:t>)</w:t>
+      <w:r>
+        <w:t>eliminarProductoCatalogo(idProducto)</w:t>
       </w:r>
     </w:p>
     <w:p>
@@ -5427,18 +4801,8 @@
           <w:numId w:val="2"/>
         </w:numPr>
       </w:pPr>
-      <w:proofErr w:type="spellStart"/>
-      <w:proofErr w:type="gramStart"/>
-      <w:r>
-        <w:t>obtenerTodos</w:t>
-      </w:r>
-      <w:proofErr w:type="spellEnd"/>
-      <w:r>
-        <w:t>(</w:t>
-      </w:r>
-      <w:proofErr w:type="gramEnd"/>
-      <w:r>
-        <w:t>)</w:t>
+      <w:r>
+        <w:t>obtenerTodos()</w:t>
       </w:r>
     </w:p>
     <w:p>
@@ -5448,22 +4812,9 @@
           <w:numId w:val="2"/>
         </w:numPr>
       </w:pPr>
-      <w:proofErr w:type="spellStart"/>
       <w:r>
         <w:lastRenderedPageBreak/>
-        <w:t>obtenerPorId</w:t>
-      </w:r>
-      <w:proofErr w:type="spellEnd"/>
-      <w:r>
-        <w:t>(</w:t>
-      </w:r>
-      <w:proofErr w:type="spellStart"/>
-      <w:r>
-        <w:t>idProducto</w:t>
-      </w:r>
-      <w:proofErr w:type="spellEnd"/>
-      <w:r>
-        <w:t>)</w:t>
+        <w:t>obtenerPorId(idProducto)</w:t>
       </w:r>
     </w:p>
     <w:p>
@@ -5484,18 +4835,8 @@
           <w:numId w:val="2"/>
         </w:numPr>
       </w:pPr>
-      <w:proofErr w:type="gramStart"/>
-      <w:r>
-        <w:t>actualizar(</w:t>
-      </w:r>
-      <w:proofErr w:type="spellStart"/>
-      <w:proofErr w:type="gramEnd"/>
-      <w:r>
-        <w:t>idProducto</w:t>
-      </w:r>
-      <w:proofErr w:type="spellEnd"/>
-      <w:r>
-        <w:t>, producto)</w:t>
+      <w:r>
+        <w:t>actualizar(idProducto, producto)</w:t>
       </w:r>
     </w:p>
     <w:p>
@@ -5506,15 +4847,7 @@
         </w:numPr>
       </w:pPr>
       <w:r>
-        <w:t>eliminar(</w:t>
-      </w:r>
-      <w:proofErr w:type="spellStart"/>
-      <w:r>
-        <w:t>idProducto</w:t>
-      </w:r>
-      <w:proofErr w:type="spellEnd"/>
-      <w:r>
-        <w:t>)</w:t>
+        <w:t>eliminar(idProducto)</w:t>
       </w:r>
     </w:p>
     <w:p/>
@@ -5618,18 +4951,8 @@
         </w:numPr>
       </w:pPr>
       <w:r>
-        <w:t>GET /api/clientes</w:t>
-      </w:r>
-      <w:proofErr w:type="gramStart"/>
-      <w:r>
-        <w:t>/:</w:t>
-      </w:r>
-      <w:proofErr w:type="spellStart"/>
-      <w:r>
-        <w:t>idCliente</w:t>
-      </w:r>
-      <w:proofErr w:type="spellEnd"/>
-      <w:proofErr w:type="gramEnd"/>
+        <w:t>GET /api/clientes/:idCliente</w:t>
+      </w:r>
     </w:p>
     <w:p>
       <w:pPr>
@@ -5650,18 +4973,8 @@
         </w:numPr>
       </w:pPr>
       <w:r>
-        <w:t>PUT /api/clientes</w:t>
-      </w:r>
-      <w:proofErr w:type="gramStart"/>
-      <w:r>
-        <w:t>/:</w:t>
-      </w:r>
-      <w:proofErr w:type="spellStart"/>
-      <w:r>
-        <w:t>idCliente</w:t>
-      </w:r>
-      <w:proofErr w:type="spellEnd"/>
-      <w:proofErr w:type="gramEnd"/>
+        <w:t>PUT /api/clientes/:idCliente</w:t>
+      </w:r>
     </w:p>
     <w:p>
       <w:pPr>
@@ -5671,18 +4984,8 @@
         </w:numPr>
       </w:pPr>
       <w:r>
-        <w:t>DELETE /api/clientes</w:t>
-      </w:r>
-      <w:proofErr w:type="gramStart"/>
-      <w:r>
-        <w:t>/:</w:t>
-      </w:r>
-      <w:proofErr w:type="spellStart"/>
-      <w:r>
-        <w:t>idCliente</w:t>
-      </w:r>
-      <w:proofErr w:type="spellEnd"/>
-      <w:proofErr w:type="gramEnd"/>
+        <w:t>DELETE /api/clientes/:idCliente</w:t>
+      </w:r>
     </w:p>
     <w:p>
       <w:r>
@@ -5696,18 +4999,8 @@
           <w:numId w:val="32"/>
         </w:numPr>
       </w:pPr>
-      <w:proofErr w:type="spellStart"/>
-      <w:proofErr w:type="gramStart"/>
-      <w:r>
-        <w:t>obtenerClientes</w:t>
-      </w:r>
-      <w:proofErr w:type="spellEnd"/>
-      <w:r>
-        <w:t>(</w:t>
-      </w:r>
-      <w:proofErr w:type="gramEnd"/>
-      <w:r>
-        <w:t>)</w:t>
+      <w:r>
+        <w:t>obtenerClientes()</w:t>
       </w:r>
     </w:p>
     <w:p>
@@ -5717,21 +5010,8 @@
           <w:numId w:val="32"/>
         </w:numPr>
       </w:pPr>
-      <w:proofErr w:type="spellStart"/>
-      <w:r>
-        <w:t>obtenerCliente</w:t>
-      </w:r>
-      <w:proofErr w:type="spellEnd"/>
-      <w:r>
-        <w:t>(</w:t>
-      </w:r>
-      <w:proofErr w:type="spellStart"/>
-      <w:r>
-        <w:t>idCliente</w:t>
-      </w:r>
-      <w:proofErr w:type="spellEnd"/>
-      <w:r>
-        <w:t>)</w:t>
+      <w:r>
+        <w:t>obtenerCliente(idCliente)</w:t>
       </w:r>
     </w:p>
     <w:p>
@@ -5741,13 +5021,8 @@
           <w:numId w:val="32"/>
         </w:numPr>
       </w:pPr>
-      <w:proofErr w:type="spellStart"/>
-      <w:r>
-        <w:t>crearCliente</w:t>
-      </w:r>
-      <w:proofErr w:type="spellEnd"/>
-      <w:r>
-        <w:t>(cliente)</w:t>
+      <w:r>
+        <w:t>crearCliente(cliente)</w:t>
       </w:r>
     </w:p>
     <w:p>
@@ -5757,23 +5032,8 @@
           <w:numId w:val="32"/>
         </w:numPr>
       </w:pPr>
-      <w:proofErr w:type="spellStart"/>
-      <w:proofErr w:type="gramStart"/>
-      <w:r>
-        <w:t>editarCliente</w:t>
-      </w:r>
-      <w:proofErr w:type="spellEnd"/>
-      <w:r>
-        <w:t>(</w:t>
-      </w:r>
-      <w:proofErr w:type="spellStart"/>
-      <w:proofErr w:type="gramEnd"/>
-      <w:r>
-        <w:t>idCliente</w:t>
-      </w:r>
-      <w:proofErr w:type="spellEnd"/>
-      <w:r>
-        <w:t>, cliente)</w:t>
+      <w:r>
+        <w:t>editarCliente(idCliente, cliente)</w:t>
       </w:r>
     </w:p>
     <w:p>
@@ -5783,21 +5043,8 @@
           <w:numId w:val="32"/>
         </w:numPr>
       </w:pPr>
-      <w:proofErr w:type="spellStart"/>
-      <w:r>
-        <w:t>eliminarCliente</w:t>
-      </w:r>
-      <w:proofErr w:type="spellEnd"/>
-      <w:r>
-        <w:t>(</w:t>
-      </w:r>
-      <w:proofErr w:type="spellStart"/>
-      <w:r>
-        <w:t>idCliente</w:t>
-      </w:r>
-      <w:proofErr w:type="spellEnd"/>
-      <w:r>
-        <w:t>)</w:t>
+      <w:r>
+        <w:t>eliminarCliente(idCliente)</w:t>
       </w:r>
     </w:p>
     <w:p>
@@ -5812,18 +5059,8 @@
           <w:numId w:val="3"/>
         </w:numPr>
       </w:pPr>
-      <w:proofErr w:type="spellStart"/>
-      <w:proofErr w:type="gramStart"/>
-      <w:r>
-        <w:t>obtenerClientes</w:t>
-      </w:r>
-      <w:proofErr w:type="spellEnd"/>
-      <w:r>
-        <w:t>(</w:t>
-      </w:r>
-      <w:proofErr w:type="gramEnd"/>
-      <w:r>
-        <w:t>)</w:t>
+      <w:r>
+        <w:t>obtenerClientes()</w:t>
       </w:r>
     </w:p>
     <w:p>
@@ -5833,24 +5070,11 @@
           <w:numId w:val="3"/>
         </w:numPr>
       </w:pPr>
-      <w:proofErr w:type="spellStart"/>
       <w:r>
         <w:t>obtenerC</w:t>
       </w:r>
       <w:r>
-        <w:t>lientePorId</w:t>
-      </w:r>
-      <w:proofErr w:type="spellEnd"/>
-      <w:r>
-        <w:t>(</w:t>
-      </w:r>
-      <w:proofErr w:type="spellStart"/>
-      <w:r>
-        <w:t>idCliente</w:t>
-      </w:r>
-      <w:proofErr w:type="spellEnd"/>
-      <w:r>
-        <w:t>)</w:t>
+        <w:t>lientePorId(idCliente)</w:t>
       </w:r>
     </w:p>
     <w:p>
@@ -5860,13 +5084,8 @@
           <w:numId w:val="3"/>
         </w:numPr>
       </w:pPr>
-      <w:proofErr w:type="spellStart"/>
-      <w:r>
-        <w:t>guardarCliente</w:t>
-      </w:r>
-      <w:proofErr w:type="spellEnd"/>
-      <w:r>
-        <w:t>(cliente)</w:t>
+      <w:r>
+        <w:t>guardarCliente(cliente)</w:t>
       </w:r>
     </w:p>
     <w:p>
@@ -5876,23 +5095,8 @@
           <w:numId w:val="3"/>
         </w:numPr>
       </w:pPr>
-      <w:proofErr w:type="spellStart"/>
-      <w:proofErr w:type="gramStart"/>
-      <w:r>
-        <w:t>actualizarCliente</w:t>
-      </w:r>
-      <w:proofErr w:type="spellEnd"/>
-      <w:r>
-        <w:t>(</w:t>
-      </w:r>
-      <w:proofErr w:type="spellStart"/>
-      <w:proofErr w:type="gramEnd"/>
-      <w:r>
-        <w:t>idCliente</w:t>
-      </w:r>
-      <w:proofErr w:type="spellEnd"/>
-      <w:r>
-        <w:t>, cliente)</w:t>
+      <w:r>
+        <w:t>actualizarCliente(idCliente, cliente)</w:t>
       </w:r>
     </w:p>
     <w:p>
@@ -5902,21 +5106,8 @@
           <w:numId w:val="3"/>
         </w:numPr>
       </w:pPr>
-      <w:proofErr w:type="spellStart"/>
-      <w:r>
-        <w:t>eliminarCliente</w:t>
-      </w:r>
-      <w:proofErr w:type="spellEnd"/>
-      <w:r>
-        <w:t>(</w:t>
-      </w:r>
-      <w:proofErr w:type="spellStart"/>
-      <w:r>
-        <w:t>idCliente</w:t>
-      </w:r>
-      <w:proofErr w:type="spellEnd"/>
-      <w:r>
-        <w:t>)</w:t>
+      <w:r>
+        <w:t>eliminarCliente(idCliente)</w:t>
       </w:r>
     </w:p>
     <w:p/>
@@ -6020,18 +5211,8 @@
         </w:numPr>
       </w:pPr>
       <w:r>
-        <w:t>GET /api/proveedores</w:t>
-      </w:r>
-      <w:proofErr w:type="gramStart"/>
-      <w:r>
-        <w:t>/:</w:t>
-      </w:r>
-      <w:proofErr w:type="spellStart"/>
-      <w:r>
-        <w:t>idProveedor</w:t>
-      </w:r>
-      <w:proofErr w:type="spellEnd"/>
-      <w:proofErr w:type="gramEnd"/>
+        <w:t>GET /api/proveedores/:idProveedor</w:t>
+      </w:r>
     </w:p>
     <w:p>
       <w:pPr>
@@ -6052,18 +5233,8 @@
         </w:numPr>
       </w:pPr>
       <w:r>
-        <w:t>PUT /api/proveedores</w:t>
-      </w:r>
-      <w:proofErr w:type="gramStart"/>
-      <w:r>
-        <w:t>/:</w:t>
-      </w:r>
-      <w:proofErr w:type="spellStart"/>
-      <w:r>
-        <w:t>idProveedor</w:t>
-      </w:r>
-      <w:proofErr w:type="spellEnd"/>
-      <w:proofErr w:type="gramEnd"/>
+        <w:t>PUT /api/proveedores/:idProveedor</w:t>
+      </w:r>
     </w:p>
     <w:p>
       <w:pPr>
@@ -6073,18 +5244,8 @@
         </w:numPr>
       </w:pPr>
       <w:r>
-        <w:t>DELETE /api/proveedores</w:t>
-      </w:r>
-      <w:proofErr w:type="gramStart"/>
-      <w:r>
-        <w:t>/:</w:t>
-      </w:r>
-      <w:proofErr w:type="spellStart"/>
-      <w:r>
-        <w:t>idProveedor</w:t>
-      </w:r>
-      <w:proofErr w:type="spellEnd"/>
-      <w:proofErr w:type="gramEnd"/>
+        <w:t>DELETE /api/proveedores/:idProveedor</w:t>
+      </w:r>
     </w:p>
     <w:p>
       <w:r>
@@ -6098,19 +5259,9 @@
           <w:numId w:val="29"/>
         </w:numPr>
       </w:pPr>
-      <w:proofErr w:type="spellStart"/>
-      <w:proofErr w:type="gramStart"/>
       <w:r>
         <w:lastRenderedPageBreak/>
-        <w:t>obtenerProveedores</w:t>
-      </w:r>
-      <w:proofErr w:type="spellEnd"/>
-      <w:r>
-        <w:t>(</w:t>
-      </w:r>
-      <w:proofErr w:type="gramEnd"/>
-      <w:r>
-        <w:t>)</w:t>
+        <w:t>obtenerProveedores()</w:t>
       </w:r>
     </w:p>
     <w:p>
@@ -6120,21 +5271,8 @@
           <w:numId w:val="29"/>
         </w:numPr>
       </w:pPr>
-      <w:proofErr w:type="spellStart"/>
-      <w:r>
-        <w:t>obtenerProveedor</w:t>
-      </w:r>
-      <w:proofErr w:type="spellEnd"/>
-      <w:r>
-        <w:t>(</w:t>
-      </w:r>
-      <w:proofErr w:type="spellStart"/>
-      <w:r>
-        <w:t>idProveedor</w:t>
-      </w:r>
-      <w:proofErr w:type="spellEnd"/>
-      <w:r>
-        <w:t>)</w:t>
+      <w:r>
+        <w:t>obtenerProveedor(idProveedor)</w:t>
       </w:r>
     </w:p>
     <w:p>
@@ -6144,13 +5282,8 @@
           <w:numId w:val="29"/>
         </w:numPr>
       </w:pPr>
-      <w:proofErr w:type="spellStart"/>
-      <w:r>
-        <w:t>crearProveedor</w:t>
-      </w:r>
-      <w:proofErr w:type="spellEnd"/>
-      <w:r>
-        <w:t>(proveedor)</w:t>
+      <w:r>
+        <w:t>crearProveedor(proveedor)</w:t>
       </w:r>
     </w:p>
     <w:p>
@@ -6160,23 +5293,8 @@
           <w:numId w:val="29"/>
         </w:numPr>
       </w:pPr>
-      <w:proofErr w:type="spellStart"/>
-      <w:proofErr w:type="gramStart"/>
-      <w:r>
-        <w:t>editarProveedor</w:t>
-      </w:r>
-      <w:proofErr w:type="spellEnd"/>
-      <w:r>
-        <w:t>(</w:t>
-      </w:r>
-      <w:proofErr w:type="spellStart"/>
-      <w:proofErr w:type="gramEnd"/>
-      <w:r>
-        <w:t>idProveedor</w:t>
-      </w:r>
-      <w:proofErr w:type="spellEnd"/>
-      <w:r>
-        <w:t>, proveedor)</w:t>
+      <w:r>
+        <w:t>editarProveedor(idProveedor, proveedor)</w:t>
       </w:r>
     </w:p>
     <w:p>
@@ -6186,21 +5304,8 @@
           <w:numId w:val="29"/>
         </w:numPr>
       </w:pPr>
-      <w:proofErr w:type="spellStart"/>
-      <w:r>
-        <w:t>eliminarProveedor</w:t>
-      </w:r>
-      <w:proofErr w:type="spellEnd"/>
-      <w:r>
-        <w:t>(</w:t>
-      </w:r>
-      <w:proofErr w:type="spellStart"/>
-      <w:r>
-        <w:t>idProveedor</w:t>
-      </w:r>
-      <w:proofErr w:type="spellEnd"/>
-      <w:r>
-        <w:t>)</w:t>
+      <w:r>
+        <w:t>eliminarProveedor(idProveedor)</w:t>
       </w:r>
     </w:p>
     <w:p>
@@ -6215,18 +5320,8 @@
           <w:numId w:val="19"/>
         </w:numPr>
       </w:pPr>
-      <w:proofErr w:type="spellStart"/>
-      <w:proofErr w:type="gramStart"/>
-      <w:r>
-        <w:t>obtenerProveedores</w:t>
-      </w:r>
-      <w:proofErr w:type="spellEnd"/>
-      <w:r>
-        <w:t>(</w:t>
-      </w:r>
-      <w:proofErr w:type="gramEnd"/>
-      <w:r>
-        <w:t>)</w:t>
+      <w:r>
+        <w:t>obtenerProveedores()</w:t>
       </w:r>
     </w:p>
     <w:p>
@@ -6236,21 +5331,8 @@
           <w:numId w:val="19"/>
         </w:numPr>
       </w:pPr>
-      <w:proofErr w:type="spellStart"/>
-      <w:r>
-        <w:t>obtenerProveedorPorId</w:t>
-      </w:r>
-      <w:proofErr w:type="spellEnd"/>
-      <w:r>
-        <w:t>(</w:t>
-      </w:r>
-      <w:proofErr w:type="spellStart"/>
-      <w:r>
-        <w:t>idProveedor</w:t>
-      </w:r>
-      <w:proofErr w:type="spellEnd"/>
-      <w:r>
-        <w:t>)</w:t>
+      <w:r>
+        <w:t>obtenerProveedorPorId(idProveedor)</w:t>
       </w:r>
     </w:p>
     <w:p>
@@ -6260,13 +5342,8 @@
           <w:numId w:val="19"/>
         </w:numPr>
       </w:pPr>
-      <w:proofErr w:type="spellStart"/>
-      <w:r>
-        <w:t>guardarProveedor</w:t>
-      </w:r>
-      <w:proofErr w:type="spellEnd"/>
-      <w:r>
-        <w:t>(proveedor)</w:t>
+      <w:r>
+        <w:t>guardarProveedor(proveedor)</w:t>
       </w:r>
     </w:p>
     <w:p>
@@ -6276,23 +5353,8 @@
           <w:numId w:val="19"/>
         </w:numPr>
       </w:pPr>
-      <w:proofErr w:type="spellStart"/>
-      <w:proofErr w:type="gramStart"/>
-      <w:r>
-        <w:t>actualizarProveedor</w:t>
-      </w:r>
-      <w:proofErr w:type="spellEnd"/>
-      <w:r>
-        <w:t>(</w:t>
-      </w:r>
-      <w:proofErr w:type="spellStart"/>
-      <w:proofErr w:type="gramEnd"/>
-      <w:r>
-        <w:t>idProveedor</w:t>
-      </w:r>
-      <w:proofErr w:type="spellEnd"/>
-      <w:r>
-        <w:t>, proveedor)</w:t>
+      <w:r>
+        <w:t>actualizarProveedor(idProveedor, proveedor)</w:t>
       </w:r>
     </w:p>
     <w:p>
@@ -6302,21 +5364,11 @@
           <w:numId w:val="19"/>
         </w:numPr>
       </w:pPr>
-      <w:proofErr w:type="spellStart"/>
-      <w:r>
-        <w:t>eliminarProveedor</w:t>
-      </w:r>
-      <w:proofErr w:type="spellEnd"/>
-      <w:r>
-        <w:t>(</w:t>
-      </w:r>
-      <w:proofErr w:type="spellStart"/>
-      <w:r>
-        <w:t>idProveedor</w:t>
-      </w:r>
-      <w:proofErr w:type="spellEnd"/>
-      <w:r>
-        <w:t>)</w:t>
+      <w:r>
+        <w:t>eliminarProveedor(</w:t>
+      </w:r>
+      <w:r>
+        <w:t>idProveedor)</w:t>
       </w:r>
     </w:p>
     <w:p/>
@@ -6409,18 +5461,8 @@
         </w:numPr>
       </w:pPr>
       <w:r>
-        <w:t>GET /api/compras</w:t>
-      </w:r>
-      <w:proofErr w:type="gramStart"/>
-      <w:r>
-        <w:t>/:</w:t>
-      </w:r>
-      <w:proofErr w:type="spellStart"/>
-      <w:r>
-        <w:t>idCompra</w:t>
-      </w:r>
-      <w:proofErr w:type="spellEnd"/>
-      <w:proofErr w:type="gramEnd"/>
+        <w:t>GET /api/compras/:idCompra</w:t>
+      </w:r>
     </w:p>
     <w:p>
       <w:pPr>
@@ -6445,18 +5487,8 @@
           <w:numId w:val="6"/>
         </w:numPr>
       </w:pPr>
-      <w:proofErr w:type="spellStart"/>
-      <w:proofErr w:type="gramStart"/>
-      <w:r>
-        <w:t>obtenerCompras</w:t>
-      </w:r>
-      <w:proofErr w:type="spellEnd"/>
-      <w:r>
-        <w:t>(</w:t>
-      </w:r>
-      <w:proofErr w:type="gramEnd"/>
-      <w:r>
-        <w:t>)</w:t>
+      <w:r>
+        <w:t>obtenerCompras()</w:t>
       </w:r>
     </w:p>
     <w:p>
@@ -6466,21 +5498,8 @@
           <w:numId w:val="6"/>
         </w:numPr>
       </w:pPr>
-      <w:proofErr w:type="spellStart"/>
-      <w:r>
-        <w:t>obtenerCompra</w:t>
-      </w:r>
-      <w:proofErr w:type="spellEnd"/>
-      <w:r>
-        <w:t>(</w:t>
-      </w:r>
-      <w:proofErr w:type="spellStart"/>
-      <w:r>
-        <w:t>idCompra</w:t>
-      </w:r>
-      <w:proofErr w:type="spellEnd"/>
-      <w:r>
-        <w:t>)</w:t>
+      <w:r>
+        <w:t>obtenerCompra(idCompra)</w:t>
       </w:r>
     </w:p>
     <w:p>
@@ -6490,21 +5509,8 @@
           <w:numId w:val="6"/>
         </w:numPr>
       </w:pPr>
-      <w:proofErr w:type="spellStart"/>
-      <w:r>
-        <w:t>registrarCompra</w:t>
-      </w:r>
-      <w:proofErr w:type="spellEnd"/>
-      <w:r>
-        <w:t>(</w:t>
-      </w:r>
-      <w:proofErr w:type="spellStart"/>
-      <w:r>
-        <w:t>compraDTO</w:t>
-      </w:r>
-      <w:proofErr w:type="spellEnd"/>
-      <w:r>
-        <w:t>)</w:t>
+      <w:r>
+        <w:t>registrarCompra(compraDTO)</w:t>
       </w:r>
     </w:p>
     <w:p>
@@ -6519,18 +5525,8 @@
           <w:numId w:val="28"/>
         </w:numPr>
       </w:pPr>
-      <w:proofErr w:type="spellStart"/>
-      <w:proofErr w:type="gramStart"/>
-      <w:r>
-        <w:t>obtenerCompras</w:t>
-      </w:r>
-      <w:proofErr w:type="spellEnd"/>
-      <w:r>
-        <w:t>(</w:t>
-      </w:r>
-      <w:proofErr w:type="gramEnd"/>
-      <w:r>
-        <w:t>)</w:t>
+      <w:r>
+        <w:t>obtenerCompras()</w:t>
       </w:r>
     </w:p>
     <w:p>
@@ -6540,21 +5536,8 @@
           <w:numId w:val="28"/>
         </w:numPr>
       </w:pPr>
-      <w:proofErr w:type="spellStart"/>
-      <w:r>
-        <w:t>obtenerCompraPorId</w:t>
-      </w:r>
-      <w:proofErr w:type="spellEnd"/>
-      <w:r>
-        <w:t>(</w:t>
-      </w:r>
-      <w:proofErr w:type="spellStart"/>
-      <w:r>
-        <w:t>idCompra</w:t>
-      </w:r>
-      <w:proofErr w:type="spellEnd"/>
-      <w:r>
-        <w:t>)</w:t>
+      <w:r>
+        <w:t>obtenerCompraPorId(idCompra)</w:t>
       </w:r>
     </w:p>
     <w:p>
@@ -6564,13 +5547,8 @@
           <w:numId w:val="28"/>
         </w:numPr>
       </w:pPr>
-      <w:proofErr w:type="spellStart"/>
-      <w:r>
-        <w:t>guardarCompra</w:t>
-      </w:r>
-      <w:proofErr w:type="spellEnd"/>
-      <w:r>
-        <w:t>(compra)</w:t>
+      <w:r>
+        <w:t>guardarCompra(compra)</w:t>
       </w:r>
     </w:p>
     <w:p>
@@ -6580,13 +5558,8 @@
           <w:numId w:val="28"/>
         </w:numPr>
       </w:pPr>
-      <w:proofErr w:type="spellStart"/>
-      <w:r>
-        <w:t>guardarDetalleCompra</w:t>
-      </w:r>
-      <w:proofErr w:type="spellEnd"/>
-      <w:r>
-        <w:t>(detalles)</w:t>
+      <w:r>
+        <w:t>guardarDetalleCompra(detalles)</w:t>
       </w:r>
     </w:p>
     <w:p/>
@@ -6682,18 +5655,8 @@
         <w:t>GET /api</w:t>
       </w:r>
       <w:r>
-        <w:t>/ventas</w:t>
-      </w:r>
-      <w:proofErr w:type="gramStart"/>
-      <w:r>
-        <w:t>/:</w:t>
-      </w:r>
-      <w:proofErr w:type="spellStart"/>
-      <w:r>
-        <w:t>idVenta</w:t>
-      </w:r>
-      <w:proofErr w:type="spellEnd"/>
-      <w:proofErr w:type="gramEnd"/>
+        <w:t>/ventas/:idVenta</w:t>
+      </w:r>
     </w:p>
     <w:p>
       <w:pPr>
@@ -6718,18 +5681,8 @@
           <w:numId w:val="4"/>
         </w:numPr>
       </w:pPr>
-      <w:proofErr w:type="spellStart"/>
-      <w:proofErr w:type="gramStart"/>
-      <w:r>
-        <w:t>obtenerVentas</w:t>
-      </w:r>
-      <w:proofErr w:type="spellEnd"/>
-      <w:r>
-        <w:t>(</w:t>
-      </w:r>
-      <w:proofErr w:type="gramEnd"/>
-      <w:r>
-        <w:t>)</w:t>
+      <w:r>
+        <w:t>obtenerVentas()</w:t>
       </w:r>
     </w:p>
     <w:p>
@@ -6739,21 +5692,8 @@
           <w:numId w:val="4"/>
         </w:numPr>
       </w:pPr>
-      <w:proofErr w:type="spellStart"/>
-      <w:r>
-        <w:t>obtenerVenta</w:t>
-      </w:r>
-      <w:proofErr w:type="spellEnd"/>
-      <w:r>
-        <w:t>(</w:t>
-      </w:r>
-      <w:proofErr w:type="spellStart"/>
-      <w:r>
-        <w:t>idVenta</w:t>
-      </w:r>
-      <w:proofErr w:type="spellEnd"/>
-      <w:r>
-        <w:t>)</w:t>
+      <w:r>
+        <w:t>obtenerVenta(idVenta)</w:t>
       </w:r>
     </w:p>
     <w:p>
@@ -6763,22 +5703,9 @@
           <w:numId w:val="4"/>
         </w:numPr>
       </w:pPr>
-      <w:proofErr w:type="spellStart"/>
       <w:r>
         <w:lastRenderedPageBreak/>
-        <w:t>registrarVenta</w:t>
-      </w:r>
-      <w:proofErr w:type="spellEnd"/>
-      <w:r>
-        <w:t>(</w:t>
-      </w:r>
-      <w:proofErr w:type="spellStart"/>
-      <w:r>
-        <w:t>ventaDTO</w:t>
-      </w:r>
-      <w:proofErr w:type="spellEnd"/>
-      <w:r>
-        <w:t>)</w:t>
+        <w:t>registrarVenta(ventaDTO)</w:t>
       </w:r>
     </w:p>
     <w:p>
@@ -6793,18 +5720,8 @@
           <w:numId w:val="30"/>
         </w:numPr>
       </w:pPr>
-      <w:proofErr w:type="spellStart"/>
-      <w:proofErr w:type="gramStart"/>
-      <w:r>
-        <w:t>obtenerVentas</w:t>
-      </w:r>
-      <w:proofErr w:type="spellEnd"/>
-      <w:r>
-        <w:t>(</w:t>
-      </w:r>
-      <w:proofErr w:type="gramEnd"/>
-      <w:r>
-        <w:t>)</w:t>
+      <w:r>
+        <w:t>obtenerVentas()</w:t>
       </w:r>
     </w:p>
     <w:p>
@@ -6814,21 +5731,8 @@
           <w:numId w:val="30"/>
         </w:numPr>
       </w:pPr>
-      <w:proofErr w:type="spellStart"/>
-      <w:r>
-        <w:t>obtenerVentaPorId</w:t>
-      </w:r>
-      <w:proofErr w:type="spellEnd"/>
-      <w:r>
-        <w:t>(</w:t>
-      </w:r>
-      <w:proofErr w:type="spellStart"/>
-      <w:r>
-        <w:t>idVenta</w:t>
-      </w:r>
-      <w:proofErr w:type="spellEnd"/>
-      <w:r>
-        <w:t>)</w:t>
+      <w:r>
+        <w:t>obtenerVentaPorId(idVenta)</w:t>
       </w:r>
     </w:p>
     <w:p>
@@ -6838,13 +5742,8 @@
           <w:numId w:val="30"/>
         </w:numPr>
       </w:pPr>
-      <w:proofErr w:type="spellStart"/>
-      <w:r>
-        <w:t>guardarVenta</w:t>
-      </w:r>
-      <w:proofErr w:type="spellEnd"/>
-      <w:r>
-        <w:t>(venta)</w:t>
+      <w:r>
+        <w:t>guardarVenta(venta)</w:t>
       </w:r>
     </w:p>
     <w:p>
@@ -6854,13 +5753,8 @@
           <w:numId w:val="30"/>
         </w:numPr>
       </w:pPr>
-      <w:proofErr w:type="spellStart"/>
-      <w:r>
-        <w:t>guardarDetalleVenta</w:t>
-      </w:r>
-      <w:proofErr w:type="spellEnd"/>
-      <w:r>
-        <w:t>(detalles)</w:t>
+      <w:r>
+        <w:t>guardarDetalleVenta(detalles)</w:t>
       </w:r>
     </w:p>
     <w:p/>
@@ -6953,18 +5847,8 @@
         </w:numPr>
       </w:pPr>
       <w:r>
-        <w:t>GET /api/recibos</w:t>
-      </w:r>
-      <w:proofErr w:type="gramStart"/>
-      <w:r>
-        <w:t>/:</w:t>
-      </w:r>
-      <w:proofErr w:type="spellStart"/>
-      <w:r>
-        <w:t>idRecibo</w:t>
-      </w:r>
-      <w:proofErr w:type="spellEnd"/>
-      <w:proofErr w:type="gramEnd"/>
+        <w:t>GET /api/recibos/:idRecibo</w:t>
+      </w:r>
     </w:p>
     <w:p>
       <w:pPr>
@@ -6989,18 +5873,8 @@
           <w:numId w:val="7"/>
         </w:numPr>
       </w:pPr>
-      <w:proofErr w:type="spellStart"/>
-      <w:proofErr w:type="gramStart"/>
-      <w:r>
-        <w:t>obtenerRecibos</w:t>
-      </w:r>
-      <w:proofErr w:type="spellEnd"/>
-      <w:r>
-        <w:t>(</w:t>
-      </w:r>
-      <w:proofErr w:type="gramEnd"/>
-      <w:r>
-        <w:t>)</w:t>
+      <w:r>
+        <w:t>obtenerRecibos()</w:t>
       </w:r>
     </w:p>
     <w:p>
@@ -7010,21 +5884,8 @@
           <w:numId w:val="7"/>
         </w:numPr>
       </w:pPr>
-      <w:proofErr w:type="spellStart"/>
-      <w:r>
-        <w:t>obtenerRecibo</w:t>
-      </w:r>
-      <w:proofErr w:type="spellEnd"/>
-      <w:r>
-        <w:t>(</w:t>
-      </w:r>
-      <w:proofErr w:type="spellStart"/>
-      <w:r>
-        <w:t>idRecibo</w:t>
-      </w:r>
-      <w:proofErr w:type="spellEnd"/>
-      <w:r>
-        <w:t>)</w:t>
+      <w:r>
+        <w:t>obtenerRecibo(idRecibo)</w:t>
       </w:r>
     </w:p>
     <w:p>
@@ -7034,13 +5895,8 @@
           <w:numId w:val="7"/>
         </w:numPr>
       </w:pPr>
-      <w:proofErr w:type="spellStart"/>
-      <w:r>
-        <w:t>registrarRecibo</w:t>
-      </w:r>
-      <w:proofErr w:type="spellEnd"/>
-      <w:r>
-        <w:t>(recibo)</w:t>
+      <w:r>
+        <w:t>registrarRecibo(recibo)</w:t>
       </w:r>
     </w:p>
     <w:p>
@@ -7055,18 +5911,8 @@
           <w:numId w:val="16"/>
         </w:numPr>
       </w:pPr>
-      <w:proofErr w:type="spellStart"/>
-      <w:proofErr w:type="gramStart"/>
-      <w:r>
-        <w:t>obtenerRecibos</w:t>
-      </w:r>
-      <w:proofErr w:type="spellEnd"/>
-      <w:r>
-        <w:t>(</w:t>
-      </w:r>
-      <w:proofErr w:type="gramEnd"/>
-      <w:r>
-        <w:t>)</w:t>
+      <w:r>
+        <w:t>obtenerRecibos()</w:t>
       </w:r>
     </w:p>
     <w:p>
@@ -7076,24 +5922,11 @@
           <w:numId w:val="16"/>
         </w:numPr>
       </w:pPr>
-      <w:proofErr w:type="spellStart"/>
       <w:r>
         <w:t>obtenerReci</w:t>
       </w:r>
       <w:r>
-        <w:t>boPorId</w:t>
-      </w:r>
-      <w:proofErr w:type="spellEnd"/>
-      <w:r>
-        <w:t>(</w:t>
-      </w:r>
-      <w:proofErr w:type="spellStart"/>
-      <w:r>
-        <w:t>idRecibo</w:t>
-      </w:r>
-      <w:proofErr w:type="spellEnd"/>
-      <w:r>
-        <w:t>)</w:t>
+        <w:t>boPorId(idRecibo)</w:t>
       </w:r>
     </w:p>
     <w:p>
@@ -7103,13 +5936,8 @@
           <w:numId w:val="16"/>
         </w:numPr>
       </w:pPr>
-      <w:proofErr w:type="spellStart"/>
-      <w:r>
-        <w:t>guardarRecibo</w:t>
-      </w:r>
-      <w:proofErr w:type="spellEnd"/>
-      <w:r>
-        <w:t>(recibo)</w:t>
+      <w:r>
+        <w:t>guardarRecibo(recibo)</w:t>
       </w:r>
     </w:p>
     <w:p/>
@@ -7152,21 +5980,8 @@
           <w:numId w:val="20"/>
         </w:numPr>
       </w:pPr>
-      <w:proofErr w:type="spellStart"/>
-      <w:r>
-        <w:t>actualizarStockPorCompra</w:t>
-      </w:r>
-      <w:proofErr w:type="spellEnd"/>
-      <w:r>
-        <w:t>(</w:t>
-      </w:r>
-      <w:proofErr w:type="spellStart"/>
-      <w:r>
-        <w:t>detalleCompra</w:t>
-      </w:r>
-      <w:proofErr w:type="spellEnd"/>
-      <w:r>
-        <w:t>)</w:t>
+      <w:r>
+        <w:t>actualizarStockPorCompra(detalleCompra)</w:t>
       </w:r>
     </w:p>
     <w:p>
@@ -7176,21 +5991,8 @@
           <w:numId w:val="20"/>
         </w:numPr>
       </w:pPr>
-      <w:proofErr w:type="spellStart"/>
-      <w:r>
-        <w:t>descontarStockPorVenta</w:t>
-      </w:r>
-      <w:proofErr w:type="spellEnd"/>
-      <w:r>
-        <w:t>(</w:t>
-      </w:r>
-      <w:proofErr w:type="spellStart"/>
-      <w:r>
-        <w:t>detalleVenta</w:t>
-      </w:r>
-      <w:proofErr w:type="spellEnd"/>
-      <w:r>
-        <w:t>)</w:t>
+      <w:r>
+        <w:t>descontarStockPorVenta(detalleVenta)</w:t>
       </w:r>
     </w:p>
     <w:p>
@@ -7200,21 +6002,8 @@
           <w:numId w:val="20"/>
         </w:numPr>
       </w:pPr>
-      <w:proofErr w:type="spellStart"/>
-      <w:r>
-        <w:t>obtenerStockPorProducto</w:t>
-      </w:r>
-      <w:proofErr w:type="spellEnd"/>
-      <w:r>
-        <w:t>(</w:t>
-      </w:r>
-      <w:proofErr w:type="spellStart"/>
-      <w:r>
-        <w:t>idProducto</w:t>
-      </w:r>
-      <w:proofErr w:type="spellEnd"/>
-      <w:r>
-        <w:t>)</w:t>
+      <w:r>
+        <w:t>obtenerStockPorProducto(idProducto)</w:t>
       </w:r>
     </w:p>
     <w:p>
@@ -7224,23 +6013,8 @@
           <w:numId w:val="20"/>
         </w:numPr>
       </w:pPr>
-      <w:proofErr w:type="spellStart"/>
-      <w:proofErr w:type="gramStart"/>
-      <w:r>
-        <w:t>validarStockDisponible</w:t>
-      </w:r>
-      <w:proofErr w:type="spellEnd"/>
-      <w:r>
-        <w:t>(</w:t>
-      </w:r>
-      <w:proofErr w:type="spellStart"/>
-      <w:proofErr w:type="gramEnd"/>
-      <w:r>
-        <w:t>idProducto</w:t>
-      </w:r>
-      <w:proofErr w:type="spellEnd"/>
-      <w:r>
-        <w:t>, cantidad)</w:t>
+      <w:r>
+        <w:t>validarStockDisponible(idProducto, cantidad)</w:t>
       </w:r>
     </w:p>
     <w:p>
@@ -7255,23 +6029,8 @@
           <w:numId w:val="13"/>
         </w:numPr>
       </w:pPr>
-      <w:proofErr w:type="spellStart"/>
-      <w:proofErr w:type="gramStart"/>
-      <w:r>
-        <w:t>actualizarStock</w:t>
-      </w:r>
-      <w:proofErr w:type="spellEnd"/>
-      <w:r>
-        <w:t>(</w:t>
-      </w:r>
-      <w:proofErr w:type="spellStart"/>
-      <w:proofErr w:type="gramEnd"/>
-      <w:r>
-        <w:t>idProducto</w:t>
-      </w:r>
-      <w:proofErr w:type="spellEnd"/>
-      <w:r>
-        <w:t>, stock)</w:t>
+      <w:r>
+        <w:t>actualizarStock(idProducto, stock)</w:t>
       </w:r>
     </w:p>
     <w:p>
@@ -7281,21 +6040,8 @@
           <w:numId w:val="13"/>
         </w:numPr>
       </w:pPr>
-      <w:proofErr w:type="spellStart"/>
-      <w:r>
-        <w:t>obtenerStock</w:t>
-      </w:r>
-      <w:proofErr w:type="spellEnd"/>
-      <w:r>
-        <w:t>(</w:t>
-      </w:r>
-      <w:proofErr w:type="spellStart"/>
-      <w:r>
-        <w:t>idProducto</w:t>
-      </w:r>
-      <w:proofErr w:type="spellEnd"/>
-      <w:r>
-        <w:t>)</w:t>
+      <w:r>
+        <w:t>obtenerStock(idProducto)</w:t>
       </w:r>
     </w:p>
     <w:p/>
@@ -7333,11 +6079,9 @@
           <w:numId w:val="27"/>
         </w:numPr>
       </w:pPr>
-      <w:proofErr w:type="spellStart"/>
       <w:r>
         <w:t>Logger</w:t>
       </w:r>
-      <w:proofErr w:type="spellEnd"/>
     </w:p>
     <w:p>
       <w:pPr>
@@ -7346,13 +6090,8 @@
           <w:numId w:val="27"/>
         </w:numPr>
       </w:pPr>
-      <w:proofErr w:type="spellStart"/>
-      <w:r>
-        <w:t>Parseo</w:t>
-      </w:r>
-      <w:proofErr w:type="spellEnd"/>
-      <w:r>
-        <w:t xml:space="preserve"> de JSON</w:t>
+      <w:r>
+        <w:t>Parseo de JSON</w:t>
       </w:r>
     </w:p>
     <w:p>
@@ -7363,13 +6102,8 @@
         </w:numPr>
       </w:pPr>
       <w:r>
-        <w:t xml:space="preserve">Error </w:t>
-      </w:r>
-      <w:proofErr w:type="spellStart"/>
-      <w:r>
-        <w:t>handling</w:t>
-      </w:r>
-      <w:proofErr w:type="spellEnd"/>
+        <w:t>Error handling</w:t>
+      </w:r>
     </w:p>
     <w:p>
       <w:pPr>
@@ -7379,31 +6113,7 @@
         </w:numPr>
       </w:pPr>
       <w:r>
-        <w:t xml:space="preserve">Validación de </w:t>
-      </w:r>
-      <w:proofErr w:type="spellStart"/>
-      <w:r>
-        <w:t>request</w:t>
-      </w:r>
-      <w:proofErr w:type="spellEnd"/>
-      <w:r>
-        <w:t xml:space="preserve"> (</w:t>
-      </w:r>
-      <w:proofErr w:type="spellStart"/>
-      <w:r>
-        <w:t>body</w:t>
-      </w:r>
-      <w:proofErr w:type="spellEnd"/>
-      <w:r>
-        <w:t xml:space="preserve">, </w:t>
-      </w:r>
-      <w:proofErr w:type="spellStart"/>
-      <w:r>
-        <w:t>params</w:t>
-      </w:r>
-      <w:proofErr w:type="spellEnd"/>
-      <w:r>
-        <w:t>)</w:t>
+        <w:t>Validación de request (body, params)</w:t>
       </w:r>
     </w:p>
     <w:p/>
@@ -7442,13 +6152,8 @@
           <w:numId w:val="11"/>
         </w:numPr>
       </w:pPr>
-      <w:proofErr w:type="spellStart"/>
-      <w:r>
-        <w:t>Sanitizar</w:t>
-      </w:r>
-      <w:proofErr w:type="spellEnd"/>
-      <w:r>
-        <w:t xml:space="preserve"> inputs en la capa de servicio</w:t>
+      <w:r>
+        <w:t>Sanitizar inputs en la capa de servicio</w:t>
       </w:r>
     </w:p>
     <w:p>
@@ -7469,11 +6174,9 @@
           <w:numId w:val="11"/>
         </w:numPr>
       </w:pPr>
-      <w:proofErr w:type="spellStart"/>
       <w:r>
         <w:t>UUIDs</w:t>
       </w:r>
-      <w:proofErr w:type="spellEnd"/>
     </w:p>
     <w:p>
       <w:pPr>
@@ -7482,11 +6185,9 @@
           <w:numId w:val="11"/>
         </w:numPr>
       </w:pPr>
-      <w:proofErr w:type="spellStart"/>
       <w:r>
         <w:t>DTOs</w:t>
       </w:r>
-      <w:proofErr w:type="spellEnd"/>
     </w:p>
     <w:p/>
     <w:p>
@@ -7546,15 +6247,7 @@
         </w:numPr>
       </w:pPr>
       <w:r>
-        <w:t xml:space="preserve">Calcular </w:t>
-      </w:r>
-      <w:proofErr w:type="spellStart"/>
-      <w:r>
-        <w:t>montoTotal</w:t>
-      </w:r>
-      <w:proofErr w:type="spellEnd"/>
-      <w:r>
-        <w:t xml:space="preserve"> en compras y ventas</w:t>
+        <w:t>Calcular montoTotal en compras y ventas</w:t>
       </w:r>
     </w:p>
     <w:p>
@@ -7565,13 +6258,8 @@
         </w:numPr>
       </w:pPr>
       <w:r>
-        <w:t xml:space="preserve">Manejar </w:t>
-      </w:r>
-      <w:proofErr w:type="spellStart"/>
-      <w:r>
-        <w:t>fechaUltimoMovimiento</w:t>
-      </w:r>
-      <w:proofErr w:type="spellEnd"/>
+        <w:t>Manejar fechaUltimoMovimiento</w:t>
+      </w:r>
     </w:p>
     <w:p>
       <w:pPr>
@@ -7592,15 +6280,7 @@
         </w:numPr>
       </w:pPr>
       <w:r>
-        <w:t>Manejo de lotes (</w:t>
-      </w:r>
-      <w:proofErr w:type="spellStart"/>
-      <w:r>
-        <w:t>idLote</w:t>
-      </w:r>
-      <w:proofErr w:type="spellEnd"/>
-      <w:r>
-        <w:t xml:space="preserve"> + vencimiento)</w:t>
+        <w:t>Manejo de lotes (idLote + vencimiento)</w:t>
       </w:r>
     </w:p>
     <w:p/>
@@ -7717,13 +6397,8 @@
         </w:numPr>
       </w:pPr>
       <w:r>
-        <w:t xml:space="preserve">motor de plantillas </w:t>
-      </w:r>
-      <w:proofErr w:type="spellStart"/>
-      <w:r>
-        <w:t>Pug</w:t>
-      </w:r>
-      <w:proofErr w:type="spellEnd"/>
+        <w:t>motor de plantillas Pug</w:t>
+      </w:r>
     </w:p>
     <w:p>
       <w:r>
@@ -7766,13 +6441,8 @@
         </w:numPr>
       </w:pPr>
       <w:r>
-        <w:t xml:space="preserve">Plantillas </w:t>
-      </w:r>
-      <w:proofErr w:type="spellStart"/>
-      <w:r>
-        <w:t>pug</w:t>
-      </w:r>
-      <w:proofErr w:type="spellEnd"/>
+        <w:t>Plantillas pug</w:t>
+      </w:r>
     </w:p>
     <w:p>
       <w:pPr>
@@ -7782,13 +6452,8 @@
         </w:numPr>
       </w:pPr>
       <w:r>
-        <w:t xml:space="preserve">CRUD con el </w:t>
-      </w:r>
-      <w:proofErr w:type="spellStart"/>
-      <w:r>
-        <w:t>json</w:t>
-      </w:r>
-      <w:proofErr w:type="spellEnd"/>
+        <w:t>CRUD con el json</w:t>
+      </w:r>
     </w:p>
     <w:p>
       <w:pPr>
@@ -7797,27 +6462,9 @@
           <w:numId w:val="12"/>
         </w:numPr>
       </w:pPr>
-      <w:proofErr w:type="spellStart"/>
-      <w:r>
-        <w:t>Tests</w:t>
-      </w:r>
-      <w:proofErr w:type="spellEnd"/>
-      <w:r>
-        <w:t xml:space="preserve"> con </w:t>
-      </w:r>
-      <w:proofErr w:type="spellStart"/>
-      <w:r>
-        <w:t>postman</w:t>
-      </w:r>
-      <w:proofErr w:type="spellEnd"/>
-      <w:r>
-        <w:t>/</w:t>
-      </w:r>
-      <w:proofErr w:type="spellStart"/>
-      <w:r>
-        <w:t>thunderclient</w:t>
-      </w:r>
-      <w:proofErr w:type="spellEnd"/>
+      <w:r>
+        <w:t>Tests con postman/thunderclient</w:t>
+      </w:r>
     </w:p>
     <w:sectPr>
       <w:headerReference w:type="even" r:id="rId22"/>
@@ -7945,16 +6592,7 @@
         <w:sz w:val="24"/>
         <w:szCs w:val="24"/>
       </w:rPr>
-      <w:t xml:space="preserve">Instituto de Formación Técnica Superior </w:t>
-    </w:r>
-    <w:proofErr w:type="spellStart"/>
-    <w:r>
-      <w:rPr>
-        <w:color w:val="999999"/>
-        <w:sz w:val="24"/>
-        <w:szCs w:val="24"/>
-      </w:rPr>
-      <w:t>N</w:t>
+      <w:t>Instituto de Formación Técnica Superior N</w:t>
     </w:r>
     <w:r>
       <w:rPr>
@@ -7962,16 +6600,7 @@
         <w:sz w:val="24"/>
         <w:szCs w:val="24"/>
       </w:rPr>
-      <w:t>.°</w:t>
-    </w:r>
-    <w:proofErr w:type="spellEnd"/>
-    <w:r>
-      <w:rPr>
-        <w:rFonts w:ascii="Nunito" w:eastAsia="Nunito" w:hAnsi="Nunito" w:cs="Nunito"/>
-        <w:sz w:val="24"/>
-        <w:szCs w:val="24"/>
-      </w:rPr>
-      <w:t xml:space="preserve"> </w:t>
+      <w:t xml:space="preserve">.° </w:t>
     </w:r>
     <w:r>
       <w:rPr>

--- a/Documentacion/DSWB_2D_Mocosoft_1C26.docx
+++ b/Documentacion/DSWB_2D_Mocosoft_1C26.docx
@@ -57,7 +57,15 @@
       <w:bookmarkStart w:id="2" w:name="_wnv287ainj4f" w:colFirst="0" w:colLast="0"/>
       <w:bookmarkEnd w:id="2"/>
       <w:r>
-        <w:t>Caso 3: Distribuidora Mayorista “TodoStock”</w:t>
+        <w:t>Caso 3: Distribuidora Mayorista “</w:t>
+      </w:r>
+      <w:proofErr w:type="spellStart"/>
+      <w:r>
+        <w:t>TodoStock</w:t>
+      </w:r>
+      <w:proofErr w:type="spellEnd"/>
+      <w:r>
+        <w:t>”</w:t>
       </w:r>
     </w:p>
     <w:p>
@@ -120,25 +128,25 @@
           <w:sz w:val="24"/>
           <w:szCs w:val="24"/>
         </w:rPr>
-        <w:t>Instituto de Formación Técnica Superior N.° 29</w:t>
-      </w:r>
-    </w:p>
-    <w:p>
-      <w:pPr>
-        <w:jc w:val="center"/>
+        <w:t xml:space="preserve">Instituto de Formación Técnica Superior </w:t>
+      </w:r>
+      <w:proofErr w:type="spellStart"/>
+      <w:r>
         <w:rPr>
           <w:rFonts w:ascii="Nunito" w:eastAsia="Nunito" w:hAnsi="Nunito" w:cs="Nunito"/>
           <w:sz w:val="24"/>
           <w:szCs w:val="24"/>
         </w:rPr>
-      </w:pPr>
+        <w:t>N.°</w:t>
+      </w:r>
+      <w:proofErr w:type="spellEnd"/>
       <w:r>
         <w:rPr>
           <w:rFonts w:ascii="Nunito" w:eastAsia="Nunito" w:hAnsi="Nunito" w:cs="Nunito"/>
           <w:sz w:val="24"/>
           <w:szCs w:val="24"/>
         </w:rPr>
-        <w:t>Tecnicatura Superior en Desarrollo de Software</w:t>
+        <w:t xml:space="preserve"> 29</w:t>
       </w:r>
     </w:p>
     <w:p>
@@ -150,16 +158,14 @@
           <w:szCs w:val="24"/>
         </w:rPr>
       </w:pPr>
-    </w:p>
-    <w:p>
-      <w:pPr>
-        <w:jc w:val="center"/>
+      <w:r>
         <w:rPr>
           <w:rFonts w:ascii="Nunito" w:eastAsia="Nunito" w:hAnsi="Nunito" w:cs="Nunito"/>
           <w:sz w:val="24"/>
           <w:szCs w:val="24"/>
         </w:rPr>
-      </w:pPr>
+        <w:t>Tecnicatura Superior en Desarrollo de Software</w:t>
+      </w:r>
     </w:p>
     <w:p>
       <w:pPr>
@@ -200,14 +206,16 @@
           <w:szCs w:val="24"/>
         </w:rPr>
       </w:pPr>
-      <w:r>
+    </w:p>
+    <w:p>
+      <w:pPr>
+        <w:jc w:val="center"/>
         <w:rPr>
           <w:rFonts w:ascii="Nunito" w:eastAsia="Nunito" w:hAnsi="Nunito" w:cs="Nunito"/>
           <w:sz w:val="24"/>
           <w:szCs w:val="24"/>
         </w:rPr>
-        <w:t>Desarrollo de Sistemas Web Backend</w:t>
-      </w:r>
+      </w:pPr>
     </w:p>
     <w:p>
       <w:pPr>
@@ -224,35 +232,36 @@
           <w:sz w:val="24"/>
           <w:szCs w:val="24"/>
         </w:rPr>
-        <w:t>Prof. Emir Eliezer García Ontiveros</w:t>
-      </w:r>
-    </w:p>
-    <w:p>
-      <w:pPr>
-        <w:jc w:val="center"/>
-        <w:rPr>
+        <w:t xml:space="preserve">Desarrollo de Sistemas Web </w:t>
+      </w:r>
+      <w:proofErr w:type="spellStart"/>
+      <w:r>
+        <w:rPr>
+          <w:rFonts w:ascii="Nunito" w:eastAsia="Nunito" w:hAnsi="Nunito" w:cs="Nunito"/>
           <w:sz w:val="24"/>
           <w:szCs w:val="24"/>
         </w:rPr>
-      </w:pPr>
+        <w:t>Backend</w:t>
+      </w:r>
+      <w:proofErr w:type="spellEnd"/>
     </w:p>
     <w:p>
       <w:pPr>
         <w:jc w:val="center"/>
         <w:rPr>
+          <w:rFonts w:ascii="Nunito" w:eastAsia="Nunito" w:hAnsi="Nunito" w:cs="Nunito"/>
           <w:sz w:val="24"/>
           <w:szCs w:val="24"/>
         </w:rPr>
       </w:pPr>
-    </w:p>
-    <w:p>
-      <w:pPr>
-        <w:jc w:val="center"/>
-        <w:rPr>
+      <w:r>
+        <w:rPr>
+          <w:rFonts w:ascii="Nunito" w:eastAsia="Nunito" w:hAnsi="Nunito" w:cs="Nunito"/>
           <w:sz w:val="24"/>
           <w:szCs w:val="24"/>
         </w:rPr>
-      </w:pPr>
+        <w:t>Prof. Emir Eliezer García Ontiveros</w:t>
+      </w:r>
     </w:p>
     <w:p>
       <w:pPr>
@@ -274,6 +283,33 @@
     </w:p>
     <w:p>
       <w:pPr>
+        <w:jc w:val="center"/>
+        <w:rPr>
+          <w:sz w:val="24"/>
+          <w:szCs w:val="24"/>
+        </w:rPr>
+      </w:pPr>
+    </w:p>
+    <w:p>
+      <w:pPr>
+        <w:jc w:val="center"/>
+        <w:rPr>
+          <w:sz w:val="24"/>
+          <w:szCs w:val="24"/>
+        </w:rPr>
+      </w:pPr>
+    </w:p>
+    <w:p>
+      <w:pPr>
+        <w:jc w:val="center"/>
+        <w:rPr>
+          <w:sz w:val="24"/>
+          <w:szCs w:val="24"/>
+        </w:rPr>
+      </w:pPr>
+    </w:p>
+    <w:p>
+      <w:pPr>
         <w:spacing w:line="360" w:lineRule="auto"/>
         <w:jc w:val="center"/>
         <w:rPr>
@@ -286,7 +322,23 @@
           <w:sz w:val="24"/>
           <w:szCs w:val="24"/>
         </w:rPr>
-        <w:t>Empresa de Desarrollo Web “Mocosoft”</w:t>
+        <w:t>Empresa de Desarrollo Web “</w:t>
+      </w:r>
+      <w:proofErr w:type="spellStart"/>
+      <w:r>
+        <w:rPr>
+          <w:sz w:val="24"/>
+          <w:szCs w:val="24"/>
+        </w:rPr>
+        <w:t>Mocosoft</w:t>
+      </w:r>
+      <w:proofErr w:type="spellEnd"/>
+      <w:r>
+        <w:rPr>
+          <w:sz w:val="24"/>
+          <w:szCs w:val="24"/>
+        </w:rPr>
+        <w:t>”</w:t>
       </w:r>
     </w:p>
     <w:p>
@@ -305,46 +357,47 @@
           <w:sz w:val="24"/>
           <w:szCs w:val="24"/>
         </w:rPr>
-        <w:t>Lautaro Colella</w:t>
-      </w:r>
-    </w:p>
-    <w:p>
-      <w:pPr>
-        <w:spacing w:line="360" w:lineRule="auto"/>
-        <w:jc w:val="center"/>
+        <w:t xml:space="preserve">Lautaro </w:t>
+      </w:r>
+      <w:proofErr w:type="spellStart"/>
+      <w:r>
         <w:rPr>
           <w:rFonts w:ascii="Courier New" w:eastAsia="Courier New" w:hAnsi="Courier New" w:cs="Courier New"/>
           <w:sz w:val="24"/>
           <w:szCs w:val="24"/>
         </w:rPr>
-      </w:pPr>
-      <w:r>
+        <w:t>Colella</w:t>
+      </w:r>
+      <w:proofErr w:type="spellEnd"/>
+    </w:p>
+    <w:p>
+      <w:pPr>
+        <w:spacing w:line="360" w:lineRule="auto"/>
+        <w:jc w:val="center"/>
         <w:rPr>
           <w:rFonts w:ascii="Courier New" w:eastAsia="Courier New" w:hAnsi="Courier New" w:cs="Courier New"/>
           <w:sz w:val="24"/>
           <w:szCs w:val="24"/>
         </w:rPr>
-        <w:t>Sergio Daniel Galvan</w:t>
-      </w:r>
-    </w:p>
-    <w:p>
-      <w:pPr>
-        <w:spacing w:line="360" w:lineRule="auto"/>
-        <w:jc w:val="center"/>
+      </w:pPr>
+      <w:r>
         <w:rPr>
           <w:rFonts w:ascii="Courier New" w:eastAsia="Courier New" w:hAnsi="Courier New" w:cs="Courier New"/>
           <w:sz w:val="24"/>
           <w:szCs w:val="24"/>
         </w:rPr>
-      </w:pPr>
+        <w:t xml:space="preserve">Sergio Daniel </w:t>
+      </w:r>
+      <w:proofErr w:type="spellStart"/>
       <w:r>
         <w:rPr>
           <w:rFonts w:ascii="Courier New" w:eastAsia="Courier New" w:hAnsi="Courier New" w:cs="Courier New"/>
           <w:sz w:val="24"/>
           <w:szCs w:val="24"/>
         </w:rPr>
-        <w:t>Alejandro Rodriguez</w:t>
-      </w:r>
+        <w:t>Galvan</w:t>
+      </w:r>
+      <w:proofErr w:type="spellEnd"/>
     </w:p>
     <w:p>
       <w:pPr>
@@ -362,8 +415,57 @@
           <w:sz w:val="24"/>
           <w:szCs w:val="24"/>
         </w:rPr>
-        <w:t>Victor Manuel Alvarez</w:t>
-      </w:r>
+        <w:t xml:space="preserve">Alejandro </w:t>
+      </w:r>
+      <w:proofErr w:type="spellStart"/>
+      <w:r>
+        <w:rPr>
+          <w:rFonts w:ascii="Courier New" w:eastAsia="Courier New" w:hAnsi="Courier New" w:cs="Courier New"/>
+          <w:sz w:val="24"/>
+          <w:szCs w:val="24"/>
+        </w:rPr>
+        <w:t>Rodriguez</w:t>
+      </w:r>
+      <w:proofErr w:type="spellEnd"/>
+    </w:p>
+    <w:p>
+      <w:pPr>
+        <w:spacing w:line="360" w:lineRule="auto"/>
+        <w:jc w:val="center"/>
+        <w:rPr>
+          <w:rFonts w:ascii="Courier New" w:eastAsia="Courier New" w:hAnsi="Courier New" w:cs="Courier New"/>
+          <w:sz w:val="24"/>
+          <w:szCs w:val="24"/>
+        </w:rPr>
+      </w:pPr>
+      <w:proofErr w:type="spellStart"/>
+      <w:r>
+        <w:rPr>
+          <w:rFonts w:ascii="Courier New" w:eastAsia="Courier New" w:hAnsi="Courier New" w:cs="Courier New"/>
+          <w:sz w:val="24"/>
+          <w:szCs w:val="24"/>
+        </w:rPr>
+        <w:t>Victor</w:t>
+      </w:r>
+      <w:proofErr w:type="spellEnd"/>
+      <w:r>
+        <w:rPr>
+          <w:rFonts w:ascii="Courier New" w:eastAsia="Courier New" w:hAnsi="Courier New" w:cs="Courier New"/>
+          <w:sz w:val="24"/>
+          <w:szCs w:val="24"/>
+        </w:rPr>
+        <w:t xml:space="preserve"> Manuel </w:t>
+      </w:r>
+      <w:proofErr w:type="spellStart"/>
+      <w:r>
+        <w:rPr>
+          <w:rFonts w:ascii="Courier New" w:eastAsia="Courier New" w:hAnsi="Courier New" w:cs="Courier New"/>
+          <w:sz w:val="24"/>
+          <w:szCs w:val="24"/>
+        </w:rPr>
+        <w:t>Alvarez</w:t>
+      </w:r>
+      <w:proofErr w:type="spellEnd"/>
     </w:p>
     <w:p>
       <w:pPr>
@@ -949,59 +1051,100 @@
           <w:sz w:val="24"/>
           <w:szCs w:val="24"/>
         </w:rPr>
-        <w:t>Nombre de la empresa: Mocosoft</w:t>
-      </w:r>
-    </w:p>
-    <w:p>
-      <w:pPr>
+        <w:t xml:space="preserve">Nombre de la empresa: </w:t>
+      </w:r>
+      <w:proofErr w:type="spellStart"/>
+      <w:r>
         <w:rPr>
           <w:sz w:val="24"/>
           <w:szCs w:val="24"/>
         </w:rPr>
-      </w:pPr>
-      <w:r>
+        <w:t>Mocosoft</w:t>
+      </w:r>
+      <w:proofErr w:type="spellEnd"/>
+    </w:p>
+    <w:p>
+      <w:pPr>
         <w:rPr>
           <w:sz w:val="24"/>
           <w:szCs w:val="24"/>
         </w:rPr>
-        <w:t>Grupo 27</w:t>
-      </w:r>
-    </w:p>
-    <w:p>
-      <w:pPr>
+      </w:pPr>
+      <w:r>
         <w:rPr>
           <w:sz w:val="24"/>
           <w:szCs w:val="24"/>
         </w:rPr>
-      </w:pPr>
-      <w:r>
+        <w:t>Grupo 27</w:t>
+      </w:r>
+    </w:p>
+    <w:p>
+      <w:pPr>
         <w:rPr>
           <w:sz w:val="24"/>
           <w:szCs w:val="24"/>
         </w:rPr>
-        <w:t>Caso 3: Distribuidora Mayorista “Tod</w:t>
-      </w:r>
+      </w:pPr>
       <w:r>
         <w:rPr>
           <w:sz w:val="24"/>
           <w:szCs w:val="24"/>
         </w:rPr>
-        <w:t>oStock”</w:t>
-      </w:r>
-    </w:p>
-    <w:p>
-      <w:pPr>
+        <w:t>Caso 3: Distribuidora Mayorista “</w:t>
+      </w:r>
+      <w:proofErr w:type="spellStart"/>
+      <w:r>
         <w:rPr>
           <w:sz w:val="24"/>
           <w:szCs w:val="24"/>
         </w:rPr>
-      </w:pPr>
+        <w:t>Tod</w:t>
+      </w:r>
       <w:r>
         <w:rPr>
           <w:sz w:val="24"/>
           <w:szCs w:val="24"/>
         </w:rPr>
-        <w:t>Introducción del proyecto: TO DO (usar el archivo .odt de la carpeta compartida)</w:t>
+        <w:t>oStock</w:t>
+      </w:r>
+      <w:proofErr w:type="spellEnd"/>
+      <w:r>
+        <w:rPr>
+          <w:sz w:val="24"/>
+          <w:szCs w:val="24"/>
+        </w:rPr>
+        <w:t>”</w:t>
+      </w:r>
+    </w:p>
+    <w:p>
+      <w:pPr>
+        <w:rPr>
+          <w:sz w:val="24"/>
+          <w:szCs w:val="24"/>
+        </w:rPr>
+      </w:pPr>
+      <w:r>
+        <w:rPr>
+          <w:sz w:val="24"/>
+          <w:szCs w:val="24"/>
+        </w:rPr>
+        <w:t>Introducción del proyecto: TO DO (usar el archivo .</w:t>
+      </w:r>
+      <w:proofErr w:type="spellStart"/>
+      <w:r>
+        <w:rPr>
+          <w:sz w:val="24"/>
+          <w:szCs w:val="24"/>
+        </w:rPr>
+        <w:t>odt</w:t>
+      </w:r>
+      <w:proofErr w:type="spellEnd"/>
+      <w:r>
+        <w:rPr>
+          <w:sz w:val="24"/>
+          <w:szCs w:val="24"/>
+        </w:rPr>
+        <w:t xml:space="preserve"> de la carpeta compartida)</w:t>
       </w:r>
     </w:p>
     <w:p/>
@@ -1249,8 +1392,13 @@
               <w:jc w:val="center"/>
             </w:pPr>
             <w:r>
-              <w:t>Lautaro Colella</w:t>
+              <w:t xml:space="preserve">Lautaro </w:t>
             </w:r>
+            <w:proofErr w:type="spellStart"/>
+            <w:r>
+              <w:t>Colella</w:t>
+            </w:r>
+            <w:proofErr w:type="spellEnd"/>
           </w:p>
         </w:tc>
         <w:tc>
@@ -1294,8 +1442,13 @@
               <w:jc w:val="center"/>
             </w:pPr>
             <w:r>
-              <w:t>Sergio Daniel Galvan</w:t>
+              <w:t xml:space="preserve">Sergio Daniel </w:t>
             </w:r>
+            <w:proofErr w:type="spellStart"/>
+            <w:r>
+              <w:t>Galvan</w:t>
+            </w:r>
+            <w:proofErr w:type="spellEnd"/>
           </w:p>
         </w:tc>
         <w:tc>
@@ -1339,8 +1492,13 @@
               <w:jc w:val="center"/>
             </w:pPr>
             <w:r>
-              <w:t>Alejandro Rodriguez</w:t>
+              <w:t xml:space="preserve">Alejandro </w:t>
             </w:r>
+            <w:proofErr w:type="spellStart"/>
+            <w:r>
+              <w:t>Rodriguez</w:t>
+            </w:r>
+            <w:proofErr w:type="spellEnd"/>
           </w:p>
         </w:tc>
         <w:tc>
@@ -1383,9 +1541,19 @@
             <w:pPr>
               <w:jc w:val="center"/>
             </w:pPr>
+            <w:proofErr w:type="spellStart"/>
             <w:r>
-              <w:t>Victor Manuel Alvarez</w:t>
+              <w:t>Victor</w:t>
             </w:r>
+            <w:proofErr w:type="spellEnd"/>
+            <w:r>
+              <w:t xml:space="preserve"> Manuel </w:t>
+            </w:r>
+            <w:proofErr w:type="spellStart"/>
+            <w:r>
+              <w:t>Alvarez</w:t>
+            </w:r>
+            <w:proofErr w:type="spellEnd"/>
           </w:p>
         </w:tc>
         <w:tc>
@@ -1576,7 +1744,23 @@
     <w:p/>
     <w:p>
       <w:r>
-        <w:t>TO DO (postman o thunderclient)</w:t>
+        <w:t>TO DO (</w:t>
+      </w:r>
+      <w:proofErr w:type="spellStart"/>
+      <w:r>
+        <w:t>postman</w:t>
+      </w:r>
+      <w:proofErr w:type="spellEnd"/>
+      <w:r>
+        <w:t xml:space="preserve"> o </w:t>
+      </w:r>
+      <w:proofErr w:type="spellStart"/>
+      <w:r>
+        <w:t>thunderclient</w:t>
+      </w:r>
+      <w:proofErr w:type="spellEnd"/>
+      <w:r>
+        <w:t>)</w:t>
       </w:r>
     </w:p>
     <w:p>
@@ -1870,6 +2054,7 @@
                 <w:rFonts w:ascii="Inter" w:hAnsi="Inter"/>
               </w:rPr>
             </w:pPr>
+            <w:proofErr w:type="spellStart"/>
             <w:r>
               <w:rPr>
                 <w:rStyle w:val="CdigoHTML"/>
@@ -1878,8 +2063,31 @@
                 <w:szCs w:val="22"/>
                 <w:shd w:val="clear" w:color="auto" w:fill="EBEEF2"/>
               </w:rPr>
-              <w:t>src/modelos/MaestroProductos.json</w:t>
+              <w:t>src</w:t>
             </w:r>
+            <w:proofErr w:type="spellEnd"/>
+            <w:r>
+              <w:rPr>
+                <w:rStyle w:val="CdigoHTML"/>
+                <w:rFonts w:ascii="Consolas" w:eastAsia="Arial" w:hAnsi="Consolas"/>
+                <w:sz w:val="22"/>
+                <w:szCs w:val="22"/>
+                <w:shd w:val="clear" w:color="auto" w:fill="EBEEF2"/>
+              </w:rPr>
+              <w:t>/modelos/</w:t>
+            </w:r>
+            <w:proofErr w:type="spellStart"/>
+            <w:r>
+              <w:rPr>
+                <w:rStyle w:val="CdigoHTML"/>
+                <w:rFonts w:ascii="Consolas" w:eastAsia="Arial" w:hAnsi="Consolas"/>
+                <w:sz w:val="22"/>
+                <w:szCs w:val="22"/>
+                <w:shd w:val="clear" w:color="auto" w:fill="EBEEF2"/>
+              </w:rPr>
+              <w:t>MaestroProductos.json</w:t>
+            </w:r>
+            <w:proofErr w:type="spellEnd"/>
           </w:p>
         </w:tc>
         <w:tc>
@@ -1936,6 +2144,7 @@
                 <w:rFonts w:ascii="Inter" w:hAnsi="Inter"/>
               </w:rPr>
             </w:pPr>
+            <w:proofErr w:type="spellStart"/>
             <w:r>
               <w:rPr>
                 <w:rStyle w:val="CdigoHTML"/>
@@ -1944,8 +2153,31 @@
                 <w:szCs w:val="22"/>
                 <w:shd w:val="clear" w:color="auto" w:fill="EBEEF2"/>
               </w:rPr>
-              <w:t>src/modelos/Productos.json</w:t>
+              <w:t>src</w:t>
             </w:r>
+            <w:proofErr w:type="spellEnd"/>
+            <w:r>
+              <w:rPr>
+                <w:rStyle w:val="CdigoHTML"/>
+                <w:rFonts w:ascii="Consolas" w:eastAsia="Arial" w:hAnsi="Consolas"/>
+                <w:sz w:val="22"/>
+                <w:szCs w:val="22"/>
+                <w:shd w:val="clear" w:color="auto" w:fill="EBEEF2"/>
+              </w:rPr>
+              <w:t>/modelos/</w:t>
+            </w:r>
+            <w:proofErr w:type="spellStart"/>
+            <w:r>
+              <w:rPr>
+                <w:rStyle w:val="CdigoHTML"/>
+                <w:rFonts w:ascii="Consolas" w:eastAsia="Arial" w:hAnsi="Consolas"/>
+                <w:sz w:val="22"/>
+                <w:szCs w:val="22"/>
+                <w:shd w:val="clear" w:color="auto" w:fill="EBEEF2"/>
+              </w:rPr>
+              <w:t>Productos.json</w:t>
+            </w:r>
+            <w:proofErr w:type="spellEnd"/>
           </w:p>
         </w:tc>
         <w:tc>
@@ -2002,6 +2234,7 @@
                 <w:rFonts w:ascii="Inter" w:hAnsi="Inter"/>
               </w:rPr>
             </w:pPr>
+            <w:proofErr w:type="spellStart"/>
             <w:r>
               <w:rPr>
                 <w:rStyle w:val="CdigoHTML"/>
@@ -2010,7 +2243,18 @@
                 <w:szCs w:val="22"/>
                 <w:shd w:val="clear" w:color="auto" w:fill="EBEEF2"/>
               </w:rPr>
-              <w:t>src/modelos/Productos.js</w:t>
+              <w:t>src</w:t>
+            </w:r>
+            <w:proofErr w:type="spellEnd"/>
+            <w:r>
+              <w:rPr>
+                <w:rStyle w:val="CdigoHTML"/>
+                <w:rFonts w:ascii="Consolas" w:eastAsia="Arial" w:hAnsi="Consolas"/>
+                <w:sz w:val="22"/>
+                <w:szCs w:val="22"/>
+                <w:shd w:val="clear" w:color="auto" w:fill="EBEEF2"/>
+              </w:rPr>
+              <w:t>/modelos/Productos.js</w:t>
             </w:r>
           </w:p>
         </w:tc>
@@ -2225,6 +2469,7 @@
               </w:rPr>
               <w:t xml:space="preserve"> Mover a </w:t>
             </w:r>
+            <w:proofErr w:type="spellStart"/>
             <w:r>
               <w:rPr>
                 <w:rStyle w:val="CdigoHTML"/>
@@ -2233,7 +2478,18 @@
                 <w:szCs w:val="22"/>
                 <w:shd w:val="clear" w:color="auto" w:fill="EBEEF2"/>
               </w:rPr>
-              <w:t>docs/</w:t>
+              <w:t>docs</w:t>
+            </w:r>
+            <w:proofErr w:type="spellEnd"/>
+            <w:r>
+              <w:rPr>
+                <w:rStyle w:val="CdigoHTML"/>
+                <w:rFonts w:ascii="Consolas" w:eastAsia="Arial" w:hAnsi="Consolas"/>
+                <w:sz w:val="22"/>
+                <w:szCs w:val="22"/>
+                <w:shd w:val="clear" w:color="auto" w:fill="EBEEF2"/>
+              </w:rPr>
+              <w:t>/</w:t>
             </w:r>
             <w:r>
               <w:rPr>
@@ -2296,6 +2552,7 @@
                 <w:rFonts w:ascii="Inter" w:hAnsi="Inter"/>
               </w:rPr>
             </w:pPr>
+            <w:proofErr w:type="spellStart"/>
             <w:r>
               <w:rPr>
                 <w:rStyle w:val="CdigoHTML"/>
@@ -2304,7 +2561,18 @@
                 <w:szCs w:val="22"/>
                 <w:shd w:val="clear" w:color="auto" w:fill="EBEEF2"/>
               </w:rPr>
-              <w:t>Documentacion/</w:t>
+              <w:t>Documentacion</w:t>
+            </w:r>
+            <w:proofErr w:type="spellEnd"/>
+            <w:r>
+              <w:rPr>
+                <w:rStyle w:val="CdigoHTML"/>
+                <w:rFonts w:ascii="Consolas" w:eastAsia="Arial" w:hAnsi="Consolas"/>
+                <w:sz w:val="22"/>
+                <w:szCs w:val="22"/>
+                <w:shd w:val="clear" w:color="auto" w:fill="EBEEF2"/>
+              </w:rPr>
+              <w:t>/</w:t>
             </w:r>
           </w:p>
         </w:tc>
@@ -2363,7 +2631,21 @@
               <w:rPr>
                 <w:rFonts w:ascii="Inter" w:hAnsi="Inter"/>
               </w:rPr>
-              <w:t xml:space="preserve"> pueden ir los PDFs, el Word y las capturas)</w:t>
+              <w:t xml:space="preserve"> pueden ir los </w:t>
+            </w:r>
+            <w:proofErr w:type="spellStart"/>
+            <w:r>
+              <w:rPr>
+                <w:rFonts w:ascii="Inter" w:hAnsi="Inter"/>
+              </w:rPr>
+              <w:t>PDFs</w:t>
+            </w:r>
+            <w:proofErr w:type="spellEnd"/>
+            <w:r>
+              <w:rPr>
+                <w:rFonts w:ascii="Inter" w:hAnsi="Inter"/>
+              </w:rPr>
+              <w:t>, el Word y las capturas)</w:t>
             </w:r>
           </w:p>
         </w:tc>
@@ -2402,13 +2684,17 @@
           <w:between w:val="nil"/>
         </w:pBdr>
         <w:rPr>
-          <w:color w:val="000000"/>
-          <w:sz w:val="22"/>
-          <w:szCs w:val="22"/>
-        </w:rPr>
-      </w:pPr>
-      <w:r>
-        <w:rPr>
+          <w:b/>
+          <w:bCs/>
+          <w:color w:val="000000"/>
+          <w:sz w:val="22"/>
+          <w:szCs w:val="22"/>
+        </w:rPr>
+      </w:pPr>
+      <w:r>
+        <w:rPr>
+          <w:b/>
+          <w:bCs/>
           <w:color w:val="000000"/>
           <w:sz w:val="22"/>
           <w:szCs w:val="22"/>
@@ -2418,6 +2704,8 @@
       </w:r>
       <w:r>
         <w:rPr>
+          <w:b/>
+          <w:bCs/>
           <w:color w:val="000000"/>
           <w:sz w:val="22"/>
           <w:szCs w:val="22"/>
@@ -2460,14 +2748,52 @@
           <w:szCs w:val="22"/>
         </w:rPr>
       </w:pPr>
-      <w:r>
-        <w:rPr>
-          <w:color w:val="000000"/>
-          <w:sz w:val="22"/>
-          <w:szCs w:val="22"/>
-        </w:rPr>
-        <w:t>npm install express</w:t>
-      </w:r>
+      <w:proofErr w:type="spellStart"/>
+      <w:r>
+        <w:rPr>
+          <w:color w:val="000000"/>
+          <w:sz w:val="22"/>
+          <w:szCs w:val="22"/>
+        </w:rPr>
+        <w:t>npm</w:t>
+      </w:r>
+      <w:proofErr w:type="spellEnd"/>
+      <w:r>
+        <w:rPr>
+          <w:color w:val="000000"/>
+          <w:sz w:val="22"/>
+          <w:szCs w:val="22"/>
+        </w:rPr>
+        <w:t xml:space="preserve"> </w:t>
+      </w:r>
+      <w:proofErr w:type="spellStart"/>
+      <w:r>
+        <w:rPr>
+          <w:color w:val="000000"/>
+          <w:sz w:val="22"/>
+          <w:szCs w:val="22"/>
+        </w:rPr>
+        <w:t>install</w:t>
+      </w:r>
+      <w:proofErr w:type="spellEnd"/>
+      <w:r>
+        <w:rPr>
+          <w:color w:val="000000"/>
+          <w:sz w:val="22"/>
+          <w:szCs w:val="22"/>
+        </w:rPr>
+        <w:t xml:space="preserve"> </w:t>
+      </w:r>
+      <w:proofErr w:type="spellStart"/>
+      <w:r>
+        <w:rPr>
+          <w:color w:val="000000"/>
+          <w:sz w:val="22"/>
+          <w:szCs w:val="22"/>
+        </w:rPr>
+        <w:t>express</w:t>
+      </w:r>
+      <w:proofErr w:type="spellEnd"/>
     </w:p>
     <w:p>
       <w:pPr>
@@ -2486,14 +2812,52 @@
           <w:szCs w:val="22"/>
         </w:rPr>
       </w:pPr>
-      <w:r>
-        <w:rPr>
-          <w:color w:val="000000"/>
-          <w:sz w:val="22"/>
-          <w:szCs w:val="22"/>
-        </w:rPr>
-        <w:t>npm install pug</w:t>
-      </w:r>
+      <w:proofErr w:type="spellStart"/>
+      <w:r>
+        <w:rPr>
+          <w:color w:val="000000"/>
+          <w:sz w:val="22"/>
+          <w:szCs w:val="22"/>
+        </w:rPr>
+        <w:t>npm</w:t>
+      </w:r>
+      <w:proofErr w:type="spellEnd"/>
+      <w:r>
+        <w:rPr>
+          <w:color w:val="000000"/>
+          <w:sz w:val="22"/>
+          <w:szCs w:val="22"/>
+        </w:rPr>
+        <w:t xml:space="preserve"> </w:t>
+      </w:r>
+      <w:proofErr w:type="spellStart"/>
+      <w:r>
+        <w:rPr>
+          <w:color w:val="000000"/>
+          <w:sz w:val="22"/>
+          <w:szCs w:val="22"/>
+        </w:rPr>
+        <w:t>install</w:t>
+      </w:r>
+      <w:proofErr w:type="spellEnd"/>
+      <w:r>
+        <w:rPr>
+          <w:color w:val="000000"/>
+          <w:sz w:val="22"/>
+          <w:szCs w:val="22"/>
+        </w:rPr>
+        <w:t xml:space="preserve"> </w:t>
+      </w:r>
+      <w:proofErr w:type="spellStart"/>
+      <w:r>
+        <w:rPr>
+          <w:color w:val="000000"/>
+          <w:sz w:val="22"/>
+          <w:szCs w:val="22"/>
+        </w:rPr>
+        <w:t>pug</w:t>
+      </w:r>
+      <w:proofErr w:type="spellEnd"/>
     </w:p>
     <w:p>
       <w:pPr>
@@ -2512,14 +2876,52 @@
           <w:szCs w:val="22"/>
         </w:rPr>
       </w:pPr>
-      <w:r>
-        <w:rPr>
-          <w:color w:val="000000"/>
-          <w:sz w:val="22"/>
-          <w:szCs w:val="22"/>
-        </w:rPr>
-        <w:t>npm install dotenv</w:t>
-      </w:r>
+      <w:proofErr w:type="spellStart"/>
+      <w:r>
+        <w:rPr>
+          <w:color w:val="000000"/>
+          <w:sz w:val="22"/>
+          <w:szCs w:val="22"/>
+        </w:rPr>
+        <w:t>npm</w:t>
+      </w:r>
+      <w:proofErr w:type="spellEnd"/>
+      <w:r>
+        <w:rPr>
+          <w:color w:val="000000"/>
+          <w:sz w:val="22"/>
+          <w:szCs w:val="22"/>
+        </w:rPr>
+        <w:t xml:space="preserve"> </w:t>
+      </w:r>
+      <w:proofErr w:type="spellStart"/>
+      <w:r>
+        <w:rPr>
+          <w:color w:val="000000"/>
+          <w:sz w:val="22"/>
+          <w:szCs w:val="22"/>
+        </w:rPr>
+        <w:t>install</w:t>
+      </w:r>
+      <w:proofErr w:type="spellEnd"/>
+      <w:r>
+        <w:rPr>
+          <w:color w:val="000000"/>
+          <w:sz w:val="22"/>
+          <w:szCs w:val="22"/>
+        </w:rPr>
+        <w:t xml:space="preserve"> </w:t>
+      </w:r>
+      <w:proofErr w:type="spellStart"/>
+      <w:r>
+        <w:rPr>
+          <w:color w:val="000000"/>
+          <w:sz w:val="22"/>
+          <w:szCs w:val="22"/>
+        </w:rPr>
+        <w:t>dotenv</w:t>
+      </w:r>
+      <w:proofErr w:type="spellEnd"/>
     </w:p>
     <w:p>
       <w:pPr>
@@ -2538,14 +2940,52 @@
           <w:szCs w:val="22"/>
         </w:rPr>
       </w:pPr>
-      <w:r>
-        <w:rPr>
-          <w:color w:val="000000"/>
-          <w:sz w:val="22"/>
-          <w:szCs w:val="22"/>
-        </w:rPr>
-        <w:t>npm install body-parser</w:t>
-      </w:r>
+      <w:proofErr w:type="spellStart"/>
+      <w:r>
+        <w:rPr>
+          <w:color w:val="000000"/>
+          <w:sz w:val="22"/>
+          <w:szCs w:val="22"/>
+        </w:rPr>
+        <w:t>npm</w:t>
+      </w:r>
+      <w:proofErr w:type="spellEnd"/>
+      <w:r>
+        <w:rPr>
+          <w:color w:val="000000"/>
+          <w:sz w:val="22"/>
+          <w:szCs w:val="22"/>
+        </w:rPr>
+        <w:t xml:space="preserve"> </w:t>
+      </w:r>
+      <w:proofErr w:type="spellStart"/>
+      <w:r>
+        <w:rPr>
+          <w:color w:val="000000"/>
+          <w:sz w:val="22"/>
+          <w:szCs w:val="22"/>
+        </w:rPr>
+        <w:t>install</w:t>
+      </w:r>
+      <w:proofErr w:type="spellEnd"/>
+      <w:r>
+        <w:rPr>
+          <w:color w:val="000000"/>
+          <w:sz w:val="22"/>
+          <w:szCs w:val="22"/>
+        </w:rPr>
+        <w:t xml:space="preserve"> </w:t>
+      </w:r>
+      <w:proofErr w:type="spellStart"/>
+      <w:r>
+        <w:rPr>
+          <w:color w:val="000000"/>
+          <w:sz w:val="22"/>
+          <w:szCs w:val="22"/>
+        </w:rPr>
+        <w:t>body-parser</w:t>
+      </w:r>
+      <w:proofErr w:type="spellEnd"/>
     </w:p>
     <w:p>
       <w:pPr>
@@ -2582,14 +3022,34 @@
           <w:szCs w:val="22"/>
         </w:rPr>
       </w:pPr>
-      <w:r>
-        <w:rPr>
-          <w:color w:val="000000"/>
-          <w:sz w:val="22"/>
-          <w:szCs w:val="22"/>
-        </w:rPr>
-        <w:t>git init</w:t>
-      </w:r>
+      <w:proofErr w:type="spellStart"/>
+      <w:r>
+        <w:rPr>
+          <w:color w:val="000000"/>
+          <w:sz w:val="22"/>
+          <w:szCs w:val="22"/>
+        </w:rPr>
+        <w:t>git</w:t>
+      </w:r>
+      <w:proofErr w:type="spellEnd"/>
+      <w:r>
+        <w:rPr>
+          <w:color w:val="000000"/>
+          <w:sz w:val="22"/>
+          <w:szCs w:val="22"/>
+        </w:rPr>
+        <w:t xml:space="preserve"> </w:t>
+      </w:r>
+      <w:proofErr w:type="spellStart"/>
+      <w:r>
+        <w:rPr>
+          <w:color w:val="000000"/>
+          <w:sz w:val="22"/>
+          <w:szCs w:val="22"/>
+        </w:rPr>
+        <w:t>init</w:t>
+      </w:r>
+      <w:proofErr w:type="spellEnd"/>
     </w:p>
     <w:p>
       <w:pPr>
@@ -2608,14 +3068,44 @@
           <w:szCs w:val="22"/>
         </w:rPr>
       </w:pPr>
-      <w:r>
-        <w:rPr>
-          <w:color w:val="000000"/>
-          <w:sz w:val="22"/>
-          <w:szCs w:val="22"/>
-        </w:rPr>
-        <w:t>git add .</w:t>
-      </w:r>
+      <w:proofErr w:type="spellStart"/>
+      <w:r>
+        <w:rPr>
+          <w:color w:val="000000"/>
+          <w:sz w:val="22"/>
+          <w:szCs w:val="22"/>
+        </w:rPr>
+        <w:t>git</w:t>
+      </w:r>
+      <w:proofErr w:type="spellEnd"/>
+      <w:r>
+        <w:rPr>
+          <w:color w:val="000000"/>
+          <w:sz w:val="22"/>
+          <w:szCs w:val="22"/>
+        </w:rPr>
+        <w:t xml:space="preserve"> </w:t>
+      </w:r>
+      <w:proofErr w:type="spellStart"/>
+      <w:proofErr w:type="gramStart"/>
+      <w:r>
+        <w:rPr>
+          <w:color w:val="000000"/>
+          <w:sz w:val="22"/>
+          <w:szCs w:val="22"/>
+        </w:rPr>
+        <w:t>add</w:t>
+      </w:r>
+      <w:proofErr w:type="spellEnd"/>
+      <w:r>
+        <w:rPr>
+          <w:color w:val="000000"/>
+          <w:sz w:val="22"/>
+          <w:szCs w:val="22"/>
+        </w:rPr>
+        <w:t xml:space="preserve"> .</w:t>
+      </w:r>
+      <w:proofErr w:type="gramEnd"/>
     </w:p>
     <w:p>
       <w:pPr>
@@ -2634,13 +3124,77 @@
           <w:szCs w:val="22"/>
         </w:rPr>
       </w:pPr>
-      <w:r>
-        <w:rPr>
-          <w:color w:val="000000"/>
-          <w:sz w:val="22"/>
-          <w:szCs w:val="22"/>
-        </w:rPr>
-        <w:t>git commit "First commit"</w:t>
+      <w:proofErr w:type="spellStart"/>
+      <w:r>
+        <w:rPr>
+          <w:color w:val="000000"/>
+          <w:sz w:val="22"/>
+          <w:szCs w:val="22"/>
+        </w:rPr>
+        <w:t>git</w:t>
+      </w:r>
+      <w:proofErr w:type="spellEnd"/>
+      <w:r>
+        <w:rPr>
+          <w:color w:val="000000"/>
+          <w:sz w:val="22"/>
+          <w:szCs w:val="22"/>
+        </w:rPr>
+        <w:t xml:space="preserve"> </w:t>
+      </w:r>
+      <w:proofErr w:type="spellStart"/>
+      <w:r>
+        <w:rPr>
+          <w:color w:val="000000"/>
+          <w:sz w:val="22"/>
+          <w:szCs w:val="22"/>
+        </w:rPr>
+        <w:t>commit</w:t>
+      </w:r>
+      <w:proofErr w:type="spellEnd"/>
+      <w:r>
+        <w:rPr>
+          <w:color w:val="000000"/>
+          <w:sz w:val="22"/>
+          <w:szCs w:val="22"/>
+        </w:rPr>
+        <w:t xml:space="preserve"> "</w:t>
+      </w:r>
+      <w:proofErr w:type="spellStart"/>
+      <w:r>
+        <w:rPr>
+          <w:color w:val="000000"/>
+          <w:sz w:val="22"/>
+          <w:szCs w:val="22"/>
+        </w:rPr>
+        <w:t>First</w:t>
+      </w:r>
+      <w:proofErr w:type="spellEnd"/>
+      <w:r>
+        <w:rPr>
+          <w:color w:val="000000"/>
+          <w:sz w:val="22"/>
+          <w:szCs w:val="22"/>
+        </w:rPr>
+        <w:t xml:space="preserve"> </w:t>
+      </w:r>
+      <w:proofErr w:type="spellStart"/>
+      <w:r>
+        <w:rPr>
+          <w:color w:val="000000"/>
+          <w:sz w:val="22"/>
+          <w:szCs w:val="22"/>
+        </w:rPr>
+        <w:t>commit</w:t>
+      </w:r>
+      <w:proofErr w:type="spellEnd"/>
+      <w:r>
+        <w:rPr>
+          <w:color w:val="000000"/>
+          <w:sz w:val="22"/>
+          <w:szCs w:val="22"/>
+        </w:rPr>
+        <w:t>"</w:t>
       </w:r>
     </w:p>
     <w:p>
@@ -2663,13 +3217,59 @@
           <w:szCs w:val="22"/>
         </w:rPr>
       </w:pPr>
-      <w:r>
-        <w:rPr>
-          <w:color w:val="000000"/>
-          <w:sz w:val="22"/>
-          <w:szCs w:val="22"/>
-        </w:rPr>
-        <w:t>git remote add origin https://github.com/SergioDanielGalvan/Back-NodeJS-TP1.git</w:t>
+      <w:proofErr w:type="spellStart"/>
+      <w:r>
+        <w:rPr>
+          <w:color w:val="000000"/>
+          <w:sz w:val="22"/>
+          <w:szCs w:val="22"/>
+        </w:rPr>
+        <w:t>git</w:t>
+      </w:r>
+      <w:proofErr w:type="spellEnd"/>
+      <w:r>
+        <w:rPr>
+          <w:color w:val="000000"/>
+          <w:sz w:val="22"/>
+          <w:szCs w:val="22"/>
+        </w:rPr>
+        <w:t xml:space="preserve"> remote </w:t>
+      </w:r>
+      <w:proofErr w:type="spellStart"/>
+      <w:r>
+        <w:rPr>
+          <w:color w:val="000000"/>
+          <w:sz w:val="22"/>
+          <w:szCs w:val="22"/>
+        </w:rPr>
+        <w:t>add</w:t>
+      </w:r>
+      <w:proofErr w:type="spellEnd"/>
+      <w:r>
+        <w:rPr>
+          <w:color w:val="000000"/>
+          <w:sz w:val="22"/>
+          <w:szCs w:val="22"/>
+        </w:rPr>
+        <w:t xml:space="preserve"> </w:t>
+      </w:r>
+      <w:proofErr w:type="spellStart"/>
+      <w:r>
+        <w:rPr>
+          <w:color w:val="000000"/>
+          <w:sz w:val="22"/>
+          <w:szCs w:val="22"/>
+        </w:rPr>
+        <w:t>origin</w:t>
+      </w:r>
+      <w:proofErr w:type="spellEnd"/>
+      <w:r>
+        <w:rPr>
+          <w:color w:val="000000"/>
+          <w:sz w:val="22"/>
+          <w:szCs w:val="22"/>
+        </w:rPr>
+        <w:t xml:space="preserve"> https://github.com/SergioDanielGalvan/Back-NodeJS-TP1.git</w:t>
       </w:r>
       <w:r>
         <w:rPr>
@@ -2838,8 +3438,20 @@
           <w:sz w:val="22"/>
           <w:szCs w:val="22"/>
         </w:rPr>
-        <w:t>├── package.json</w:t>
-      </w:r>
+        <w:t xml:space="preserve">├── </w:t>
+      </w:r>
+      <w:proofErr w:type="spellStart"/>
+      <w:proofErr w:type="gramStart"/>
+      <w:r>
+        <w:rPr>
+          <w:color w:val="000000"/>
+          <w:sz w:val="22"/>
+          <w:szCs w:val="22"/>
+        </w:rPr>
+        <w:t>package.json</w:t>
+      </w:r>
+      <w:proofErr w:type="spellEnd"/>
+      <w:proofErr w:type="gramEnd"/>
     </w:p>
     <w:p>
       <w:pPr>
@@ -2864,8 +3476,18 @@
           <w:sz w:val="22"/>
           <w:szCs w:val="22"/>
         </w:rPr>
-        <w:t>├── /src</w:t>
-      </w:r>
+        <w:t>├── /</w:t>
+      </w:r>
+      <w:proofErr w:type="spellStart"/>
+      <w:r>
+        <w:rPr>
+          <w:color w:val="000000"/>
+          <w:sz w:val="22"/>
+          <w:szCs w:val="22"/>
+        </w:rPr>
+        <w:t>src</w:t>
+      </w:r>
+      <w:proofErr w:type="spellEnd"/>
     </w:p>
     <w:p>
       <w:pPr>
@@ -2906,7 +3528,25 @@
           <w:sz w:val="22"/>
           <w:szCs w:val="22"/>
         </w:rPr>
-        <w:t xml:space="preserve">      # Lógica de request/response</w:t>
+        <w:t xml:space="preserve">      # Lógica de </w:t>
+      </w:r>
+      <w:proofErr w:type="spellStart"/>
+      <w:r>
+        <w:rPr>
+          <w:color w:val="000000"/>
+          <w:sz w:val="22"/>
+          <w:szCs w:val="22"/>
+        </w:rPr>
+        <w:t>request</w:t>
+      </w:r>
+      <w:proofErr w:type="spellEnd"/>
+      <w:r>
+        <w:rPr>
+          <w:color w:val="000000"/>
+          <w:sz w:val="22"/>
+          <w:szCs w:val="22"/>
+        </w:rPr>
+        <w:t>/response</w:t>
       </w:r>
     </w:p>
     <w:p>
@@ -3096,7 +3736,25 @@
           <w:sz w:val="22"/>
           <w:szCs w:val="22"/>
         </w:rPr>
-        <w:t xml:space="preserve"> # Definiciones de datos (opcional, POJOs)</w:t>
+        <w:t xml:space="preserve"> # Definiciones de datos (opcional, </w:t>
+      </w:r>
+      <w:proofErr w:type="spellStart"/>
+      <w:r>
+        <w:rPr>
+          <w:color w:val="000000"/>
+          <w:sz w:val="22"/>
+          <w:szCs w:val="22"/>
+        </w:rPr>
+        <w:t>POJOs</w:t>
+      </w:r>
+      <w:proofErr w:type="spellEnd"/>
+      <w:r>
+        <w:rPr>
+          <w:color w:val="000000"/>
+          <w:sz w:val="22"/>
+          <w:szCs w:val="22"/>
+        </w:rPr>
+        <w:t>)</w:t>
       </w:r>
     </w:p>
     <w:p>
@@ -3138,8 +3796,18 @@
           <w:sz w:val="22"/>
           <w:szCs w:val="22"/>
         </w:rPr>
-        <w:t xml:space="preserve">            # Plantillas Pug</w:t>
-      </w:r>
+        <w:t xml:space="preserve">            # Plantillas </w:t>
+      </w:r>
+      <w:proofErr w:type="spellStart"/>
+      <w:r>
+        <w:rPr>
+          <w:color w:val="000000"/>
+          <w:sz w:val="22"/>
+          <w:szCs w:val="22"/>
+        </w:rPr>
+        <w:t>Pug</w:t>
+      </w:r>
+      <w:proofErr w:type="spellEnd"/>
     </w:p>
     <w:p>
       <w:pPr>
@@ -3196,15 +3864,43 @@
           <w:sz w:val="22"/>
           <w:szCs w:val="22"/>
         </w:rPr>
-        <w:t xml:space="preserve">        # Archivos JSON (MaestroProductos.json, </w:t>
-      </w:r>
-      <w:r>
-        <w:rPr>
-          <w:color w:val="000000"/>
-          <w:sz w:val="22"/>
-          <w:szCs w:val="22"/>
-        </w:rPr>
-        <w:t xml:space="preserve">Productos.json, </w:t>
+        <w:t xml:space="preserve">        # Archivos JSON (</w:t>
+      </w:r>
+      <w:proofErr w:type="spellStart"/>
+      <w:r>
+        <w:rPr>
+          <w:color w:val="000000"/>
+          <w:sz w:val="22"/>
+          <w:szCs w:val="22"/>
+        </w:rPr>
+        <w:t>MaestroProductos.json</w:t>
+      </w:r>
+      <w:proofErr w:type="spellEnd"/>
+      <w:r>
+        <w:rPr>
+          <w:color w:val="000000"/>
+          <w:sz w:val="22"/>
+          <w:szCs w:val="22"/>
+        </w:rPr>
+        <w:t xml:space="preserve">, </w:t>
+      </w:r>
+      <w:proofErr w:type="spellStart"/>
+      <w:r>
+        <w:rPr>
+          <w:color w:val="000000"/>
+          <w:sz w:val="22"/>
+          <w:szCs w:val="22"/>
+        </w:rPr>
+        <w:t>Productos.json</w:t>
+      </w:r>
+      <w:proofErr w:type="spellEnd"/>
+      <w:r>
+        <w:rPr>
+          <w:color w:val="000000"/>
+          <w:sz w:val="22"/>
+          <w:szCs w:val="22"/>
+        </w:rPr>
+        <w:t xml:space="preserve">, </w:t>
       </w:r>
       <w:r>
         <w:rPr>
@@ -3351,7 +4047,25 @@
           <w:sz w:val="22"/>
           <w:szCs w:val="22"/>
         </w:rPr>
-        <w:t xml:space="preserve">└── /tests                </w:t>
+        <w:t>└── /</w:t>
+      </w:r>
+      <w:proofErr w:type="spellStart"/>
+      <w:r>
+        <w:rPr>
+          <w:color w:val="000000"/>
+          <w:sz w:val="22"/>
+          <w:szCs w:val="22"/>
+        </w:rPr>
+        <w:t>tests</w:t>
+      </w:r>
+      <w:proofErr w:type="spellEnd"/>
+      <w:r>
+        <w:rPr>
+          <w:color w:val="000000"/>
+          <w:sz w:val="22"/>
+          <w:szCs w:val="22"/>
+        </w:rPr>
+        <w:t xml:space="preserve">                </w:t>
       </w:r>
       <w:r>
         <w:rPr>
@@ -3367,16 +4081,44 @@
           <w:sz w:val="22"/>
           <w:szCs w:val="22"/>
         </w:rPr>
-        <w:t># Exportaciones de Thunder Client</w:t>
-      </w:r>
-      <w:r>
-        <w:rPr>
-          <w:color w:val="000000"/>
-          <w:sz w:val="22"/>
-          <w:szCs w:val="22"/>
-        </w:rPr>
-        <w:t xml:space="preserve"> o PostMan</w:t>
-      </w:r>
+        <w:t xml:space="preserve"># Exportaciones de </w:t>
+      </w:r>
+      <w:proofErr w:type="spellStart"/>
+      <w:r>
+        <w:rPr>
+          <w:color w:val="000000"/>
+          <w:sz w:val="22"/>
+          <w:szCs w:val="22"/>
+        </w:rPr>
+        <w:t>Thunder</w:t>
+      </w:r>
+      <w:proofErr w:type="spellEnd"/>
+      <w:r>
+        <w:rPr>
+          <w:color w:val="000000"/>
+          <w:sz w:val="22"/>
+          <w:szCs w:val="22"/>
+        </w:rPr>
+        <w:t xml:space="preserve"> Client</w:t>
+      </w:r>
+      <w:r>
+        <w:rPr>
+          <w:color w:val="000000"/>
+          <w:sz w:val="22"/>
+          <w:szCs w:val="22"/>
+        </w:rPr>
+        <w:t xml:space="preserve"> o </w:t>
+      </w:r>
+      <w:proofErr w:type="spellStart"/>
+      <w:r>
+        <w:rPr>
+          <w:color w:val="000000"/>
+          <w:sz w:val="22"/>
+          <w:szCs w:val="22"/>
+        </w:rPr>
+        <w:t>PostMan</w:t>
+      </w:r>
+      <w:proofErr w:type="spellEnd"/>
       <w:r>
         <w:rPr>
           <w:color w:val="000000"/>
@@ -3472,8 +4214,9 @@
           <w:sz w:val="24"/>
           <w:szCs w:val="24"/>
         </w:rPr>
-        <w:t>4. Módulo 1: MaestroProductos (ABM completo)</w:t>
-      </w:r>
+        <w:t xml:space="preserve">4. Módulo 1: </w:t>
+      </w:r>
+      <w:proofErr w:type="spellStart"/>
       <w:r>
         <w:rPr>
           <w:rFonts w:ascii="Inter" w:hAnsi="Inter"/>
@@ -3483,8 +4226,9 @@
           <w:sz w:val="24"/>
           <w:szCs w:val="24"/>
         </w:rPr>
-        <w:br/>
-      </w:r>
+        <w:t>MaestroProductos</w:t>
+      </w:r>
+      <w:proofErr w:type="spellEnd"/>
       <w:r>
         <w:rPr>
           <w:rFonts w:ascii="Inter" w:hAnsi="Inter"/>
@@ -3494,7 +4238,7 @@
           <w:sz w:val="24"/>
           <w:szCs w:val="24"/>
         </w:rPr>
-        <w:br/>
+        <w:t xml:space="preserve"> (ABM completo)</w:t>
       </w:r>
       <w:r>
         <w:rPr>
@@ -3505,14 +4249,9 @@
           <w:sz w:val="24"/>
           <w:szCs w:val="24"/>
         </w:rPr>
-        <w:t>5. Módulo 2: Compras (conectado con MaestroProductos)</w:t>
-      </w:r>
-    </w:p>
-    <w:p>
-      <w:pPr>
-        <w:pStyle w:val="Ttulo3"/>
-        <w:shd w:val="clear" w:color="auto" w:fill="FFFFFF"/>
-        <w:spacing w:before="480" w:after="240" w:line="450" w:lineRule="atLeast"/>
+        <w:br/>
+      </w:r>
+      <w:r>
         <w:rPr>
           <w:rFonts w:ascii="Inter" w:hAnsi="Inter"/>
           <w:b/>
@@ -3521,7 +4260,8 @@
           <w:sz w:val="24"/>
           <w:szCs w:val="24"/>
         </w:rPr>
-      </w:pPr>
+        <w:br/>
+      </w:r>
       <w:r>
         <w:rPr>
           <w:rFonts w:ascii="Inter" w:hAnsi="Inter"/>
@@ -3531,14 +4271,10 @@
           <w:sz w:val="24"/>
           <w:szCs w:val="24"/>
         </w:rPr>
-        <w:t>6. Agregar middleware de validación y manejo de errores</w:t>
-      </w:r>
-    </w:p>
-    <w:p>
-      <w:pPr>
-        <w:pStyle w:val="Ttulo3"/>
-        <w:shd w:val="clear" w:color="auto" w:fill="FFFFFF"/>
-        <w:spacing w:before="480" w:after="240" w:line="450" w:lineRule="atLeast"/>
+        <w:t xml:space="preserve">5. Módulo 2: Compras (conectado con </w:t>
+      </w:r>
+      <w:proofErr w:type="spellStart"/>
+      <w:r>
         <w:rPr>
           <w:rFonts w:ascii="Inter" w:hAnsi="Inter"/>
           <w:b/>
@@ -3547,7 +4283,9 @@
           <w:sz w:val="24"/>
           <w:szCs w:val="24"/>
         </w:rPr>
-      </w:pPr>
+        <w:t>MaestroProductos</w:t>
+      </w:r>
+      <w:proofErr w:type="spellEnd"/>
       <w:r>
         <w:rPr>
           <w:rFonts w:ascii="Inter" w:hAnsi="Inter"/>
@@ -3557,9 +4295,14 @@
           <w:sz w:val="24"/>
           <w:szCs w:val="24"/>
         </w:rPr>
-        <w:t>7. Probar con Thunder Client</w:t>
-      </w:r>
-      <w:r>
+        <w:t>)</w:t>
+      </w:r>
+    </w:p>
+    <w:p>
+      <w:pPr>
+        <w:pStyle w:val="Ttulo3"/>
+        <w:shd w:val="clear" w:color="auto" w:fill="FFFFFF"/>
+        <w:spacing w:before="480" w:after="240" w:line="450" w:lineRule="atLeast"/>
         <w:rPr>
           <w:rFonts w:ascii="Inter" w:hAnsi="Inter"/>
           <w:b/>
@@ -3568,8 +4311,92 @@
           <w:sz w:val="24"/>
           <w:szCs w:val="24"/>
         </w:rPr>
-        <w:t xml:space="preserve"> o Postman</w:t>
-      </w:r>
+      </w:pPr>
+      <w:r>
+        <w:rPr>
+          <w:rFonts w:ascii="Inter" w:hAnsi="Inter"/>
+          <w:b/>
+          <w:bCs/>
+          <w:color w:val="0F1115"/>
+          <w:sz w:val="24"/>
+          <w:szCs w:val="24"/>
+        </w:rPr>
+        <w:t>6. Agregar middleware de validación y manejo de errores</w:t>
+      </w:r>
+    </w:p>
+    <w:p>
+      <w:pPr>
+        <w:pStyle w:val="Ttulo3"/>
+        <w:shd w:val="clear" w:color="auto" w:fill="FFFFFF"/>
+        <w:spacing w:before="480" w:after="240" w:line="450" w:lineRule="atLeast"/>
+        <w:rPr>
+          <w:rFonts w:ascii="Inter" w:hAnsi="Inter"/>
+          <w:b/>
+          <w:bCs/>
+          <w:color w:val="0F1115"/>
+          <w:sz w:val="24"/>
+          <w:szCs w:val="24"/>
+        </w:rPr>
+      </w:pPr>
+      <w:r>
+        <w:rPr>
+          <w:rFonts w:ascii="Inter" w:hAnsi="Inter"/>
+          <w:b/>
+          <w:bCs/>
+          <w:color w:val="0F1115"/>
+          <w:sz w:val="24"/>
+          <w:szCs w:val="24"/>
+        </w:rPr>
+        <w:t xml:space="preserve">7. Probar con </w:t>
+      </w:r>
+      <w:proofErr w:type="spellStart"/>
+      <w:r>
+        <w:rPr>
+          <w:rFonts w:ascii="Inter" w:hAnsi="Inter"/>
+          <w:b/>
+          <w:bCs/>
+          <w:color w:val="0F1115"/>
+          <w:sz w:val="24"/>
+          <w:szCs w:val="24"/>
+        </w:rPr>
+        <w:t>Thunder</w:t>
+      </w:r>
+      <w:proofErr w:type="spellEnd"/>
+      <w:r>
+        <w:rPr>
+          <w:rFonts w:ascii="Inter" w:hAnsi="Inter"/>
+          <w:b/>
+          <w:bCs/>
+          <w:color w:val="0F1115"/>
+          <w:sz w:val="24"/>
+          <w:szCs w:val="24"/>
+        </w:rPr>
+        <w:t xml:space="preserve"> Client</w:t>
+      </w:r>
+      <w:r>
+        <w:rPr>
+          <w:rFonts w:ascii="Inter" w:hAnsi="Inter"/>
+          <w:b/>
+          <w:bCs/>
+          <w:color w:val="0F1115"/>
+          <w:sz w:val="24"/>
+          <w:szCs w:val="24"/>
+        </w:rPr>
+        <w:t xml:space="preserve"> o </w:t>
+      </w:r>
+      <w:proofErr w:type="spellStart"/>
+      <w:r>
+        <w:rPr>
+          <w:rFonts w:ascii="Inter" w:hAnsi="Inter"/>
+          <w:b/>
+          <w:bCs/>
+          <w:color w:val="0F1115"/>
+          <w:sz w:val="24"/>
+          <w:szCs w:val="24"/>
+        </w:rPr>
+        <w:t>Postman</w:t>
+      </w:r>
+      <w:proofErr w:type="spellEnd"/>
     </w:p>
     <w:p>
       <w:pPr>
@@ -3805,7 +4632,25 @@
                 <w:sz w:val="23"/>
                 <w:szCs w:val="23"/>
               </w:rPr>
-              <w:t>, middlewares, Pug, y el repositorio genérico JSON.</w:t>
+              <w:t xml:space="preserve">, middlewares, </w:t>
+            </w:r>
+            <w:proofErr w:type="spellStart"/>
+            <w:r>
+              <w:rPr>
+                <w:rFonts w:ascii="Inter" w:hAnsi="Inter"/>
+                <w:sz w:val="23"/>
+                <w:szCs w:val="23"/>
+              </w:rPr>
+              <w:t>Pug</w:t>
+            </w:r>
+            <w:proofErr w:type="spellEnd"/>
+            <w:r>
+              <w:rPr>
+                <w:rFonts w:ascii="Inter" w:hAnsi="Inter"/>
+                <w:sz w:val="23"/>
+                <w:szCs w:val="23"/>
+              </w:rPr>
+              <w:t>, y el repositorio genérico JSON.</w:t>
             </w:r>
           </w:p>
         </w:tc>
@@ -3872,6 +4717,7 @@
               </w:rPr>
               <w:t>Desarrollar el módulo </w:t>
             </w:r>
+            <w:proofErr w:type="spellStart"/>
             <w:r>
               <w:rPr>
                 <w:rStyle w:val="Textoennegrita"/>
@@ -3881,13 +4727,32 @@
               </w:rPr>
               <w:t>MaestroProductos</w:t>
             </w:r>
+            <w:proofErr w:type="spellEnd"/>
             <w:r>
               <w:rPr>
                 <w:rFonts w:ascii="Inter" w:hAnsi="Inter"/>
                 <w:sz w:val="23"/>
                 <w:szCs w:val="23"/>
               </w:rPr>
-              <w:t> (CRUD completo con vistas Pug).</w:t>
+              <w:t xml:space="preserve"> (CRUD completo con vistas </w:t>
+            </w:r>
+            <w:proofErr w:type="spellStart"/>
+            <w:r>
+              <w:rPr>
+                <w:rFonts w:ascii="Inter" w:hAnsi="Inter"/>
+                <w:sz w:val="23"/>
+                <w:szCs w:val="23"/>
+              </w:rPr>
+              <w:t>Pug</w:t>
+            </w:r>
+            <w:proofErr w:type="spellEnd"/>
+            <w:r>
+              <w:rPr>
+                <w:rFonts w:ascii="Inter" w:hAnsi="Inter"/>
+                <w:sz w:val="23"/>
+                <w:szCs w:val="23"/>
+              </w:rPr>
+              <w:t>).</w:t>
             </w:r>
           </w:p>
         </w:tc>
@@ -4034,7 +4899,43 @@
                 <w:sz w:val="23"/>
                 <w:szCs w:val="23"/>
               </w:rPr>
-              <w:t>Escribir pruebas en Thunder Client, documentar, y ayudar en vistas Pug.</w:t>
+              <w:t xml:space="preserve">Escribir pruebas en </w:t>
+            </w:r>
+            <w:proofErr w:type="spellStart"/>
+            <w:r>
+              <w:rPr>
+                <w:rFonts w:ascii="Inter" w:hAnsi="Inter"/>
+                <w:sz w:val="23"/>
+                <w:szCs w:val="23"/>
+              </w:rPr>
+              <w:t>Thunder</w:t>
+            </w:r>
+            <w:proofErr w:type="spellEnd"/>
+            <w:r>
+              <w:rPr>
+                <w:rFonts w:ascii="Inter" w:hAnsi="Inter"/>
+                <w:sz w:val="23"/>
+                <w:szCs w:val="23"/>
+              </w:rPr>
+              <w:t xml:space="preserve"> Client, documentar, y ayudar en vistas </w:t>
+            </w:r>
+            <w:proofErr w:type="spellStart"/>
+            <w:r>
+              <w:rPr>
+                <w:rFonts w:ascii="Inter" w:hAnsi="Inter"/>
+                <w:sz w:val="23"/>
+                <w:szCs w:val="23"/>
+              </w:rPr>
+              <w:t>Pug</w:t>
+            </w:r>
+            <w:proofErr w:type="spellEnd"/>
+            <w:r>
+              <w:rPr>
+                <w:rFonts w:ascii="Inter" w:hAnsi="Inter"/>
+                <w:sz w:val="23"/>
+                <w:szCs w:val="23"/>
+              </w:rPr>
+              <w:t>.</w:t>
             </w:r>
           </w:p>
         </w:tc>
@@ -4116,8 +5017,27 @@
           <w:rFonts w:ascii="Inter" w:hAnsi="Inter"/>
           <w:color w:val="0F1115"/>
         </w:rPr>
-        <w:t>Crear un branch </w:t>
-      </w:r>
+        <w:t xml:space="preserve">Crear un </w:t>
+      </w:r>
+      <w:proofErr w:type="spellStart"/>
+      <w:r>
+        <w:rPr>
+          <w:rStyle w:val="Textoennegrita"/>
+          <w:rFonts w:ascii="Inter" w:hAnsi="Inter"/>
+          <w:color w:val="0F1115"/>
+        </w:rPr>
+        <w:t>branch</w:t>
+      </w:r>
+      <w:proofErr w:type="spellEnd"/>
+      <w:r>
+        <w:rPr>
+          <w:rStyle w:val="Textoennegrita"/>
+          <w:rFonts w:ascii="Inter" w:hAnsi="Inter"/>
+          <w:color w:val="0F1115"/>
+        </w:rPr>
+        <w:t> </w:t>
+      </w:r>
+      <w:proofErr w:type="spellStart"/>
       <w:r>
         <w:rPr>
           <w:rStyle w:val="CdigoHTML"/>
@@ -4127,6 +5047,7 @@
         </w:rPr>
         <w:t>cleanup</w:t>
       </w:r>
+      <w:proofErr w:type="spellEnd"/>
       <w:r>
         <w:rPr>
           <w:rFonts w:ascii="Inter" w:hAnsi="Inter"/>
@@ -4173,6 +5094,7 @@
         </w:rPr>
         <w:t> con las instrucciones para levantar el proyecto (</w:t>
       </w:r>
+      <w:proofErr w:type="spellStart"/>
       <w:r>
         <w:rPr>
           <w:rStyle w:val="CdigoHTML"/>
@@ -4180,15 +5102,9 @@
           <w:color w:val="0F1115"/>
           <w:shd w:val="clear" w:color="auto" w:fill="EBEEF2"/>
         </w:rPr>
-        <w:t>npm install</w:t>
-      </w:r>
-      <w:r>
-        <w:rPr>
-          <w:rFonts w:ascii="Inter" w:hAnsi="Inter"/>
-          <w:color w:val="0F1115"/>
-        </w:rPr>
-        <w:t>, </w:t>
-      </w:r>
+        <w:t>npm</w:t>
+      </w:r>
+      <w:proofErr w:type="spellEnd"/>
       <w:r>
         <w:rPr>
           <w:rStyle w:val="CdigoHTML"/>
@@ -4196,8 +5112,57 @@
           <w:color w:val="0F1115"/>
           <w:shd w:val="clear" w:color="auto" w:fill="EBEEF2"/>
         </w:rPr>
-        <w:t>npm run dev</w:t>
-      </w:r>
+        <w:t xml:space="preserve"> </w:t>
+      </w:r>
+      <w:proofErr w:type="spellStart"/>
+      <w:r>
+        <w:rPr>
+          <w:rStyle w:val="CdigoHTML"/>
+          <w:rFonts w:ascii="Consolas" w:hAnsi="Consolas"/>
+          <w:color w:val="0F1115"/>
+          <w:shd w:val="clear" w:color="auto" w:fill="EBEEF2"/>
+        </w:rPr>
+        <w:t>install</w:t>
+      </w:r>
+      <w:proofErr w:type="spellEnd"/>
+      <w:r>
+        <w:rPr>
+          <w:rFonts w:ascii="Inter" w:hAnsi="Inter"/>
+          <w:color w:val="0F1115"/>
+        </w:rPr>
+        <w:t>, </w:t>
+      </w:r>
+      <w:proofErr w:type="spellStart"/>
+      <w:r>
+        <w:rPr>
+          <w:rStyle w:val="CdigoHTML"/>
+          <w:rFonts w:ascii="Consolas" w:hAnsi="Consolas"/>
+          <w:color w:val="0F1115"/>
+          <w:shd w:val="clear" w:color="auto" w:fill="EBEEF2"/>
+        </w:rPr>
+        <w:t>npm</w:t>
+      </w:r>
+      <w:proofErr w:type="spellEnd"/>
+      <w:r>
+        <w:rPr>
+          <w:rStyle w:val="CdigoHTML"/>
+          <w:rFonts w:ascii="Consolas" w:hAnsi="Consolas"/>
+          <w:color w:val="0F1115"/>
+          <w:shd w:val="clear" w:color="auto" w:fill="EBEEF2"/>
+        </w:rPr>
+        <w:t xml:space="preserve"> run </w:t>
+      </w:r>
+      <w:proofErr w:type="spellStart"/>
+      <w:r>
+        <w:rPr>
+          <w:rStyle w:val="CdigoHTML"/>
+          <w:rFonts w:ascii="Consolas" w:hAnsi="Consolas"/>
+          <w:color w:val="0F1115"/>
+          <w:shd w:val="clear" w:color="auto" w:fill="EBEEF2"/>
+        </w:rPr>
+        <w:t>dev</w:t>
+      </w:r>
+      <w:proofErr w:type="spellEnd"/>
       <w:r>
         <w:rPr>
           <w:rFonts w:ascii="Inter" w:hAnsi="Inter"/>
@@ -4233,7 +5198,23 @@
           <w:rFonts w:ascii="Inter" w:hAnsi="Inter"/>
           <w:color w:val="0F1115"/>
         </w:rPr>
-        <w:t> la colección de pruebas de Thunder Client y las capturas de pantalla.</w:t>
+        <w:t xml:space="preserve"> la colección de pruebas de </w:t>
+      </w:r>
+      <w:proofErr w:type="spellStart"/>
+      <w:r>
+        <w:rPr>
+          <w:rFonts w:ascii="Inter" w:hAnsi="Inter"/>
+          <w:color w:val="0F1115"/>
+        </w:rPr>
+        <w:t>Thunder</w:t>
+      </w:r>
+      <w:proofErr w:type="spellEnd"/>
+      <w:r>
+        <w:rPr>
+          <w:rFonts w:ascii="Inter" w:hAnsi="Inter"/>
+          <w:color w:val="0F1115"/>
+        </w:rPr>
+        <w:t xml:space="preserve"> Client y las capturas de pantalla.</w:t>
       </w:r>
     </w:p>
     <w:p>
@@ -4430,8 +5411,18 @@
         </w:numPr>
       </w:pPr>
       <w:r>
-        <w:t>GET /api/productos/:idProducto</w:t>
-      </w:r>
+        <w:t>GET /api/productos</w:t>
+      </w:r>
+      <w:proofErr w:type="gramStart"/>
+      <w:r>
+        <w:t>/:</w:t>
+      </w:r>
+      <w:proofErr w:type="spellStart"/>
+      <w:r>
+        <w:t>idProducto</w:t>
+      </w:r>
+      <w:proofErr w:type="spellEnd"/>
+      <w:proofErr w:type="gramEnd"/>
     </w:p>
     <w:p>
       <w:pPr>
@@ -4452,8 +5443,18 @@
         </w:numPr>
       </w:pPr>
       <w:r>
-        <w:t>PUT /api/productos/:idProducto</w:t>
-      </w:r>
+        <w:t>PUT /api/productos</w:t>
+      </w:r>
+      <w:proofErr w:type="gramStart"/>
+      <w:r>
+        <w:t>/:</w:t>
+      </w:r>
+      <w:proofErr w:type="spellStart"/>
+      <w:r>
+        <w:t>idProducto</w:t>
+      </w:r>
+      <w:proofErr w:type="spellEnd"/>
+      <w:proofErr w:type="gramEnd"/>
     </w:p>
     <w:p>
       <w:pPr>
@@ -4463,8 +5464,18 @@
         </w:numPr>
       </w:pPr>
       <w:r>
-        <w:t>DELETE /api/productos/:idProducto</w:t>
-      </w:r>
+        <w:t>DELETE /api/productos</w:t>
+      </w:r>
+      <w:proofErr w:type="gramStart"/>
+      <w:r>
+        <w:t>/:</w:t>
+      </w:r>
+      <w:proofErr w:type="spellStart"/>
+      <w:r>
+        <w:t>idProducto</w:t>
+      </w:r>
+      <w:proofErr w:type="spellEnd"/>
+      <w:proofErr w:type="gramEnd"/>
     </w:p>
     <w:p>
       <w:r>
@@ -4478,8 +5489,18 @@
           <w:numId w:val="21"/>
         </w:numPr>
       </w:pPr>
-      <w:r>
-        <w:t>obtenerProductos()</w:t>
+      <w:proofErr w:type="spellStart"/>
+      <w:proofErr w:type="gramStart"/>
+      <w:r>
+        <w:t>obtenerProductos</w:t>
+      </w:r>
+      <w:proofErr w:type="spellEnd"/>
+      <w:r>
+        <w:t>(</w:t>
+      </w:r>
+      <w:proofErr w:type="gramEnd"/>
+      <w:r>
+        <w:t>)</w:t>
       </w:r>
     </w:p>
     <w:p>
@@ -4489,8 +5510,21 @@
           <w:numId w:val="21"/>
         </w:numPr>
       </w:pPr>
-      <w:r>
-        <w:t>obtenerProducto(idProducto)</w:t>
+      <w:proofErr w:type="spellStart"/>
+      <w:r>
+        <w:t>obtenerProducto</w:t>
+      </w:r>
+      <w:proofErr w:type="spellEnd"/>
+      <w:r>
+        <w:t>(</w:t>
+      </w:r>
+      <w:proofErr w:type="spellStart"/>
+      <w:r>
+        <w:t>idProducto</w:t>
+      </w:r>
+      <w:proofErr w:type="spellEnd"/>
+      <w:r>
+        <w:t>)</w:t>
       </w:r>
     </w:p>
     <w:p>
@@ -4500,8 +5534,13 @@
           <w:numId w:val="21"/>
         </w:numPr>
       </w:pPr>
-      <w:r>
-        <w:t>cargarProducto(producto)</w:t>
+      <w:proofErr w:type="spellStart"/>
+      <w:r>
+        <w:t>cargarProducto</w:t>
+      </w:r>
+      <w:proofErr w:type="spellEnd"/>
+      <w:r>
+        <w:t>(producto)</w:t>
       </w:r>
     </w:p>
     <w:p>
@@ -4511,8 +5550,31 @@
           <w:numId w:val="21"/>
         </w:numPr>
       </w:pPr>
-      <w:r>
-        <w:t>editarProducto(idProducto, nuevoProducto)</w:t>
+      <w:proofErr w:type="spellStart"/>
+      <w:proofErr w:type="gramStart"/>
+      <w:r>
+        <w:t>editarProducto</w:t>
+      </w:r>
+      <w:proofErr w:type="spellEnd"/>
+      <w:r>
+        <w:t>(</w:t>
+      </w:r>
+      <w:proofErr w:type="spellStart"/>
+      <w:proofErr w:type="gramEnd"/>
+      <w:r>
+        <w:t>idProducto</w:t>
+      </w:r>
+      <w:proofErr w:type="spellEnd"/>
+      <w:r>
+        <w:t xml:space="preserve">, </w:t>
+      </w:r>
+      <w:proofErr w:type="spellStart"/>
+      <w:r>
+        <w:t>nuevoProducto</w:t>
+      </w:r>
+      <w:proofErr w:type="spellEnd"/>
+      <w:r>
+        <w:t>)</w:t>
       </w:r>
     </w:p>
     <w:p>
@@ -4522,8 +5584,21 @@
           <w:numId w:val="21"/>
         </w:numPr>
       </w:pPr>
-      <w:r>
-        <w:t>eliminarProducto(idProducto)</w:t>
+      <w:proofErr w:type="spellStart"/>
+      <w:r>
+        <w:t>eliminarProducto</w:t>
+      </w:r>
+      <w:proofErr w:type="spellEnd"/>
+      <w:r>
+        <w:t>(</w:t>
+      </w:r>
+      <w:proofErr w:type="spellStart"/>
+      <w:r>
+        <w:t>idProducto</w:t>
+      </w:r>
+      <w:proofErr w:type="spellEnd"/>
+      <w:r>
+        <w:t>)</w:t>
       </w:r>
     </w:p>
     <w:p>
@@ -4538,8 +5613,18 @@
           <w:numId w:val="1"/>
         </w:numPr>
       </w:pPr>
-      <w:r>
-        <w:t>obtenerProductos()</w:t>
+      <w:proofErr w:type="spellStart"/>
+      <w:proofErr w:type="gramStart"/>
+      <w:r>
+        <w:t>obtenerProductos</w:t>
+      </w:r>
+      <w:proofErr w:type="spellEnd"/>
+      <w:r>
+        <w:t>(</w:t>
+      </w:r>
+      <w:proofErr w:type="gramEnd"/>
+      <w:r>
+        <w:t>)</w:t>
       </w:r>
     </w:p>
     <w:p>
@@ -4549,11 +5634,24 @@
           <w:numId w:val="1"/>
         </w:numPr>
       </w:pPr>
+      <w:proofErr w:type="spellStart"/>
       <w:r>
         <w:t>obtene</w:t>
       </w:r>
       <w:r>
-        <w:t>rProductoPorId(idProducto)</w:t>
+        <w:t>rProductoPorId</w:t>
+      </w:r>
+      <w:proofErr w:type="spellEnd"/>
+      <w:r>
+        <w:t>(</w:t>
+      </w:r>
+      <w:proofErr w:type="spellStart"/>
+      <w:r>
+        <w:t>idProducto</w:t>
+      </w:r>
+      <w:proofErr w:type="spellEnd"/>
+      <w:r>
+        <w:t>)</w:t>
       </w:r>
     </w:p>
     <w:p>
@@ -4563,8 +5661,13 @@
           <w:numId w:val="1"/>
         </w:numPr>
       </w:pPr>
-      <w:r>
-        <w:t>guardarProducto(producto)</w:t>
+      <w:proofErr w:type="spellStart"/>
+      <w:r>
+        <w:t>guardarProducto</w:t>
+      </w:r>
+      <w:proofErr w:type="spellEnd"/>
+      <w:r>
+        <w:t>(producto)</w:t>
       </w:r>
     </w:p>
     <w:p>
@@ -4574,8 +5677,23 @@
           <w:numId w:val="1"/>
         </w:numPr>
       </w:pPr>
-      <w:r>
-        <w:t>actualizarProducto(idProducto, producto)</w:t>
+      <w:proofErr w:type="spellStart"/>
+      <w:proofErr w:type="gramStart"/>
+      <w:r>
+        <w:t>actualizarProducto</w:t>
+      </w:r>
+      <w:proofErr w:type="spellEnd"/>
+      <w:r>
+        <w:t>(</w:t>
+      </w:r>
+      <w:proofErr w:type="spellStart"/>
+      <w:proofErr w:type="gramEnd"/>
+      <w:r>
+        <w:t>idProducto</w:t>
+      </w:r>
+      <w:proofErr w:type="spellEnd"/>
+      <w:r>
+        <w:t>, producto)</w:t>
       </w:r>
     </w:p>
     <w:p>
@@ -4585,8 +5703,21 @@
           <w:numId w:val="1"/>
         </w:numPr>
       </w:pPr>
-      <w:r>
-        <w:t>eliminarProducto(idProducto)</w:t>
+      <w:proofErr w:type="spellStart"/>
+      <w:r>
+        <w:t>eliminarProducto</w:t>
+      </w:r>
+      <w:proofErr w:type="spellEnd"/>
+      <w:r>
+        <w:t>(</w:t>
+      </w:r>
+      <w:proofErr w:type="spellStart"/>
+      <w:r>
+        <w:t>idProducto</w:t>
+      </w:r>
+      <w:proofErr w:type="spellEnd"/>
+      <w:r>
+        <w:t>)</w:t>
       </w:r>
     </w:p>
     <w:p/>
@@ -4682,8 +5813,13 @@
         </w:numPr>
       </w:pPr>
       <w:r>
-        <w:t>GET /api/maestroproductos</w:t>
-      </w:r>
+        <w:t>GET /api/</w:t>
+      </w:r>
+      <w:proofErr w:type="spellStart"/>
+      <w:r>
+        <w:t>maestroproductos</w:t>
+      </w:r>
+      <w:proofErr w:type="spellEnd"/>
     </w:p>
     <w:p>
       <w:pPr>
@@ -4693,8 +5829,23 @@
         </w:numPr>
       </w:pPr>
       <w:r>
-        <w:t>GET /api/maestroproductos/:idProducto</w:t>
-      </w:r>
+        <w:t>GET /api/</w:t>
+      </w:r>
+      <w:proofErr w:type="spellStart"/>
+      <w:r>
+        <w:t>maestroproductos</w:t>
+      </w:r>
+      <w:proofErr w:type="spellEnd"/>
+      <w:proofErr w:type="gramStart"/>
+      <w:r>
+        <w:t>/:</w:t>
+      </w:r>
+      <w:proofErr w:type="spellStart"/>
+      <w:r>
+        <w:t>idProducto</w:t>
+      </w:r>
+      <w:proofErr w:type="spellEnd"/>
+      <w:proofErr w:type="gramEnd"/>
     </w:p>
     <w:p>
       <w:pPr>
@@ -4704,8 +5855,13 @@
         </w:numPr>
       </w:pPr>
       <w:r>
-        <w:t>POST /api/maestroproductos</w:t>
-      </w:r>
+        <w:t>POST /api/</w:t>
+      </w:r>
+      <w:proofErr w:type="spellStart"/>
+      <w:r>
+        <w:t>maestroproductos</w:t>
+      </w:r>
+      <w:proofErr w:type="spellEnd"/>
     </w:p>
     <w:p>
       <w:pPr>
@@ -4715,8 +5871,23 @@
         </w:numPr>
       </w:pPr>
       <w:r>
-        <w:t>PUT /api/maestroproductos/:idProducto</w:t>
-      </w:r>
+        <w:t>PUT /api/</w:t>
+      </w:r>
+      <w:proofErr w:type="spellStart"/>
+      <w:r>
+        <w:t>maestroproductos</w:t>
+      </w:r>
+      <w:proofErr w:type="spellEnd"/>
+      <w:proofErr w:type="gramStart"/>
+      <w:r>
+        <w:t>/:</w:t>
+      </w:r>
+      <w:proofErr w:type="spellStart"/>
+      <w:r>
+        <w:t>idProducto</w:t>
+      </w:r>
+      <w:proofErr w:type="spellEnd"/>
+      <w:proofErr w:type="gramEnd"/>
     </w:p>
     <w:p>
       <w:pPr>
@@ -4726,8 +5897,23 @@
         </w:numPr>
       </w:pPr>
       <w:r>
-        <w:t>DELETE /api/maestroproductos/:idProducto</w:t>
-      </w:r>
+        <w:t>DELETE /api/</w:t>
+      </w:r>
+      <w:proofErr w:type="spellStart"/>
+      <w:r>
+        <w:t>maestroproductos</w:t>
+      </w:r>
+      <w:proofErr w:type="spellEnd"/>
+      <w:proofErr w:type="gramStart"/>
+      <w:r>
+        <w:t>/:</w:t>
+      </w:r>
+      <w:proofErr w:type="spellStart"/>
+      <w:r>
+        <w:t>idProducto</w:t>
+      </w:r>
+      <w:proofErr w:type="spellEnd"/>
+      <w:proofErr w:type="gramEnd"/>
     </w:p>
     <w:p>
       <w:r>
@@ -4741,8 +5927,18 @@
           <w:numId w:val="36"/>
         </w:numPr>
       </w:pPr>
-      <w:r>
-        <w:t>obtenerCatalogo()</w:t>
+      <w:proofErr w:type="spellStart"/>
+      <w:proofErr w:type="gramStart"/>
+      <w:r>
+        <w:t>obtenerCatalogo</w:t>
+      </w:r>
+      <w:proofErr w:type="spellEnd"/>
+      <w:r>
+        <w:t>(</w:t>
+      </w:r>
+      <w:proofErr w:type="gramEnd"/>
+      <w:r>
+        <w:t>)</w:t>
       </w:r>
     </w:p>
     <w:p>
@@ -4752,8 +5948,21 @@
           <w:numId w:val="36"/>
         </w:numPr>
       </w:pPr>
-      <w:r>
-        <w:t>obtenerProductoCatalogo(idProducto)</w:t>
+      <w:proofErr w:type="spellStart"/>
+      <w:r>
+        <w:t>obtenerProductoCatalogo</w:t>
+      </w:r>
+      <w:proofErr w:type="spellEnd"/>
+      <w:r>
+        <w:t>(</w:t>
+      </w:r>
+      <w:proofErr w:type="spellStart"/>
+      <w:r>
+        <w:t>idProducto</w:t>
+      </w:r>
+      <w:proofErr w:type="spellEnd"/>
+      <w:r>
+        <w:t>)</w:t>
       </w:r>
     </w:p>
     <w:p>
@@ -4763,8 +5972,13 @@
           <w:numId w:val="36"/>
         </w:numPr>
       </w:pPr>
-      <w:r>
-        <w:t>crearProductoCatalogo(producto)</w:t>
+      <w:proofErr w:type="spellStart"/>
+      <w:r>
+        <w:t>crearProductoCatalogo</w:t>
+      </w:r>
+      <w:proofErr w:type="spellEnd"/>
+      <w:r>
+        <w:t>(producto)</w:t>
       </w:r>
     </w:p>
     <w:p>
@@ -4774,8 +5988,23 @@
           <w:numId w:val="36"/>
         </w:numPr>
       </w:pPr>
-      <w:r>
-        <w:t>editarProductoCatalogo(idProducto, producto)</w:t>
+      <w:proofErr w:type="spellStart"/>
+      <w:proofErr w:type="gramStart"/>
+      <w:r>
+        <w:t>editarProductoCatalogo</w:t>
+      </w:r>
+      <w:proofErr w:type="spellEnd"/>
+      <w:r>
+        <w:t>(</w:t>
+      </w:r>
+      <w:proofErr w:type="spellStart"/>
+      <w:proofErr w:type="gramEnd"/>
+      <w:r>
+        <w:t>idProducto</w:t>
+      </w:r>
+      <w:proofErr w:type="spellEnd"/>
+      <w:r>
+        <w:t>, producto)</w:t>
       </w:r>
     </w:p>
     <w:p>
@@ -4785,8 +6014,21 @@
           <w:numId w:val="36"/>
         </w:numPr>
       </w:pPr>
-      <w:r>
-        <w:t>eliminarProductoCatalogo(idProducto)</w:t>
+      <w:proofErr w:type="spellStart"/>
+      <w:r>
+        <w:t>eliminarProductoCatalogo</w:t>
+      </w:r>
+      <w:proofErr w:type="spellEnd"/>
+      <w:r>
+        <w:t>(</w:t>
+      </w:r>
+      <w:proofErr w:type="spellStart"/>
+      <w:r>
+        <w:t>idProducto</w:t>
+      </w:r>
+      <w:proofErr w:type="spellEnd"/>
+      <w:r>
+        <w:t>)</w:t>
       </w:r>
     </w:p>
     <w:p>
@@ -4801,8 +6043,18 @@
           <w:numId w:val="2"/>
         </w:numPr>
       </w:pPr>
-      <w:r>
-        <w:t>obtenerTodos()</w:t>
+      <w:proofErr w:type="spellStart"/>
+      <w:proofErr w:type="gramStart"/>
+      <w:r>
+        <w:t>obtenerTodos</w:t>
+      </w:r>
+      <w:proofErr w:type="spellEnd"/>
+      <w:r>
+        <w:t>(</w:t>
+      </w:r>
+      <w:proofErr w:type="gramEnd"/>
+      <w:r>
+        <w:t>)</w:t>
       </w:r>
     </w:p>
     <w:p>
@@ -4812,9 +6064,22 @@
           <w:numId w:val="2"/>
         </w:numPr>
       </w:pPr>
+      <w:proofErr w:type="spellStart"/>
       <w:r>
         <w:lastRenderedPageBreak/>
-        <w:t>obtenerPorId(idProducto)</w:t>
+        <w:t>obtenerPorId</w:t>
+      </w:r>
+      <w:proofErr w:type="spellEnd"/>
+      <w:r>
+        <w:t>(</w:t>
+      </w:r>
+      <w:proofErr w:type="spellStart"/>
+      <w:r>
+        <w:t>idProducto</w:t>
+      </w:r>
+      <w:proofErr w:type="spellEnd"/>
+      <w:r>
+        <w:t>)</w:t>
       </w:r>
     </w:p>
     <w:p>
@@ -4835,8 +6100,18 @@
           <w:numId w:val="2"/>
         </w:numPr>
       </w:pPr>
-      <w:r>
-        <w:t>actualizar(idProducto, producto)</w:t>
+      <w:proofErr w:type="gramStart"/>
+      <w:r>
+        <w:t>actualizar(</w:t>
+      </w:r>
+      <w:proofErr w:type="spellStart"/>
+      <w:proofErr w:type="gramEnd"/>
+      <w:r>
+        <w:t>idProducto</w:t>
+      </w:r>
+      <w:proofErr w:type="spellEnd"/>
+      <w:r>
+        <w:t>, producto)</w:t>
       </w:r>
     </w:p>
     <w:p>
@@ -4847,7 +6122,15 @@
         </w:numPr>
       </w:pPr>
       <w:r>
-        <w:t>eliminar(idProducto)</w:t>
+        <w:t>eliminar(</w:t>
+      </w:r>
+      <w:proofErr w:type="spellStart"/>
+      <w:r>
+        <w:t>idProducto</w:t>
+      </w:r>
+      <w:proofErr w:type="spellEnd"/>
+      <w:r>
+        <w:t>)</w:t>
       </w:r>
     </w:p>
     <w:p/>
@@ -4951,8 +6234,18 @@
         </w:numPr>
       </w:pPr>
       <w:r>
-        <w:t>GET /api/clientes/:idCliente</w:t>
-      </w:r>
+        <w:t>GET /api/clientes</w:t>
+      </w:r>
+      <w:proofErr w:type="gramStart"/>
+      <w:r>
+        <w:t>/:</w:t>
+      </w:r>
+      <w:proofErr w:type="spellStart"/>
+      <w:r>
+        <w:t>idCliente</w:t>
+      </w:r>
+      <w:proofErr w:type="spellEnd"/>
+      <w:proofErr w:type="gramEnd"/>
     </w:p>
     <w:p>
       <w:pPr>
@@ -4973,8 +6266,18 @@
         </w:numPr>
       </w:pPr>
       <w:r>
-        <w:t>PUT /api/clientes/:idCliente</w:t>
-      </w:r>
+        <w:t>PUT /api/clientes</w:t>
+      </w:r>
+      <w:proofErr w:type="gramStart"/>
+      <w:r>
+        <w:t>/:</w:t>
+      </w:r>
+      <w:proofErr w:type="spellStart"/>
+      <w:r>
+        <w:t>idCliente</w:t>
+      </w:r>
+      <w:proofErr w:type="spellEnd"/>
+      <w:proofErr w:type="gramEnd"/>
     </w:p>
     <w:p>
       <w:pPr>
@@ -4984,8 +6287,18 @@
         </w:numPr>
       </w:pPr>
       <w:r>
-        <w:t>DELETE /api/clientes/:idCliente</w:t>
-      </w:r>
+        <w:t>DELETE /api/clientes</w:t>
+      </w:r>
+      <w:proofErr w:type="gramStart"/>
+      <w:r>
+        <w:t>/:</w:t>
+      </w:r>
+      <w:proofErr w:type="spellStart"/>
+      <w:r>
+        <w:t>idCliente</w:t>
+      </w:r>
+      <w:proofErr w:type="spellEnd"/>
+      <w:proofErr w:type="gramEnd"/>
     </w:p>
     <w:p>
       <w:r>
@@ -4999,8 +6312,18 @@
           <w:numId w:val="32"/>
         </w:numPr>
       </w:pPr>
-      <w:r>
-        <w:t>obtenerClientes()</w:t>
+      <w:proofErr w:type="spellStart"/>
+      <w:proofErr w:type="gramStart"/>
+      <w:r>
+        <w:t>obtenerClientes</w:t>
+      </w:r>
+      <w:proofErr w:type="spellEnd"/>
+      <w:r>
+        <w:t>(</w:t>
+      </w:r>
+      <w:proofErr w:type="gramEnd"/>
+      <w:r>
+        <w:t>)</w:t>
       </w:r>
     </w:p>
     <w:p>
@@ -5010,8 +6333,21 @@
           <w:numId w:val="32"/>
         </w:numPr>
       </w:pPr>
-      <w:r>
-        <w:t>obtenerCliente(idCliente)</w:t>
+      <w:proofErr w:type="spellStart"/>
+      <w:r>
+        <w:t>obtenerCliente</w:t>
+      </w:r>
+      <w:proofErr w:type="spellEnd"/>
+      <w:r>
+        <w:t>(</w:t>
+      </w:r>
+      <w:proofErr w:type="spellStart"/>
+      <w:r>
+        <w:t>idCliente</w:t>
+      </w:r>
+      <w:proofErr w:type="spellEnd"/>
+      <w:r>
+        <w:t>)</w:t>
       </w:r>
     </w:p>
     <w:p>
@@ -5021,8 +6357,13 @@
           <w:numId w:val="32"/>
         </w:numPr>
       </w:pPr>
-      <w:r>
-        <w:t>crearCliente(cliente)</w:t>
+      <w:proofErr w:type="spellStart"/>
+      <w:r>
+        <w:t>crearCliente</w:t>
+      </w:r>
+      <w:proofErr w:type="spellEnd"/>
+      <w:r>
+        <w:t>(cliente)</w:t>
       </w:r>
     </w:p>
     <w:p>
@@ -5032,8 +6373,23 @@
           <w:numId w:val="32"/>
         </w:numPr>
       </w:pPr>
-      <w:r>
-        <w:t>editarCliente(idCliente, cliente)</w:t>
+      <w:proofErr w:type="spellStart"/>
+      <w:proofErr w:type="gramStart"/>
+      <w:r>
+        <w:t>editarCliente</w:t>
+      </w:r>
+      <w:proofErr w:type="spellEnd"/>
+      <w:r>
+        <w:t>(</w:t>
+      </w:r>
+      <w:proofErr w:type="spellStart"/>
+      <w:proofErr w:type="gramEnd"/>
+      <w:r>
+        <w:t>idCliente</w:t>
+      </w:r>
+      <w:proofErr w:type="spellEnd"/>
+      <w:r>
+        <w:t>, cliente)</w:t>
       </w:r>
     </w:p>
     <w:p>
@@ -5043,8 +6399,21 @@
           <w:numId w:val="32"/>
         </w:numPr>
       </w:pPr>
-      <w:r>
-        <w:t>eliminarCliente(idCliente)</w:t>
+      <w:proofErr w:type="spellStart"/>
+      <w:r>
+        <w:t>eliminarCliente</w:t>
+      </w:r>
+      <w:proofErr w:type="spellEnd"/>
+      <w:r>
+        <w:t>(</w:t>
+      </w:r>
+      <w:proofErr w:type="spellStart"/>
+      <w:r>
+        <w:t>idCliente</w:t>
+      </w:r>
+      <w:proofErr w:type="spellEnd"/>
+      <w:r>
+        <w:t>)</w:t>
       </w:r>
     </w:p>
     <w:p>
@@ -5059,8 +6428,18 @@
           <w:numId w:val="3"/>
         </w:numPr>
       </w:pPr>
-      <w:r>
-        <w:t>obtenerClientes()</w:t>
+      <w:proofErr w:type="spellStart"/>
+      <w:proofErr w:type="gramStart"/>
+      <w:r>
+        <w:t>obtenerClientes</w:t>
+      </w:r>
+      <w:proofErr w:type="spellEnd"/>
+      <w:r>
+        <w:t>(</w:t>
+      </w:r>
+      <w:proofErr w:type="gramEnd"/>
+      <w:r>
+        <w:t>)</w:t>
       </w:r>
     </w:p>
     <w:p>
@@ -5070,11 +6449,24 @@
           <w:numId w:val="3"/>
         </w:numPr>
       </w:pPr>
+      <w:proofErr w:type="spellStart"/>
       <w:r>
         <w:t>obtenerC</w:t>
       </w:r>
       <w:r>
-        <w:t>lientePorId(idCliente)</w:t>
+        <w:t>lientePorId</w:t>
+      </w:r>
+      <w:proofErr w:type="spellEnd"/>
+      <w:r>
+        <w:t>(</w:t>
+      </w:r>
+      <w:proofErr w:type="spellStart"/>
+      <w:r>
+        <w:t>idCliente</w:t>
+      </w:r>
+      <w:proofErr w:type="spellEnd"/>
+      <w:r>
+        <w:t>)</w:t>
       </w:r>
     </w:p>
     <w:p>
@@ -5084,8 +6476,13 @@
           <w:numId w:val="3"/>
         </w:numPr>
       </w:pPr>
-      <w:r>
-        <w:t>guardarCliente(cliente)</w:t>
+      <w:proofErr w:type="spellStart"/>
+      <w:r>
+        <w:t>guardarCliente</w:t>
+      </w:r>
+      <w:proofErr w:type="spellEnd"/>
+      <w:r>
+        <w:t>(cliente)</w:t>
       </w:r>
     </w:p>
     <w:p>
@@ -5095,8 +6492,23 @@
           <w:numId w:val="3"/>
         </w:numPr>
       </w:pPr>
-      <w:r>
-        <w:t>actualizarCliente(idCliente, cliente)</w:t>
+      <w:proofErr w:type="spellStart"/>
+      <w:proofErr w:type="gramStart"/>
+      <w:r>
+        <w:t>actualizarCliente</w:t>
+      </w:r>
+      <w:proofErr w:type="spellEnd"/>
+      <w:r>
+        <w:t>(</w:t>
+      </w:r>
+      <w:proofErr w:type="spellStart"/>
+      <w:proofErr w:type="gramEnd"/>
+      <w:r>
+        <w:t>idCliente</w:t>
+      </w:r>
+      <w:proofErr w:type="spellEnd"/>
+      <w:r>
+        <w:t>, cliente)</w:t>
       </w:r>
     </w:p>
     <w:p>
@@ -5106,8 +6518,21 @@
           <w:numId w:val="3"/>
         </w:numPr>
       </w:pPr>
-      <w:r>
-        <w:t>eliminarCliente(idCliente)</w:t>
+      <w:proofErr w:type="spellStart"/>
+      <w:r>
+        <w:t>eliminarCliente</w:t>
+      </w:r>
+      <w:proofErr w:type="spellEnd"/>
+      <w:r>
+        <w:t>(</w:t>
+      </w:r>
+      <w:proofErr w:type="spellStart"/>
+      <w:r>
+        <w:t>idCliente</w:t>
+      </w:r>
+      <w:proofErr w:type="spellEnd"/>
+      <w:r>
+        <w:t>)</w:t>
       </w:r>
     </w:p>
     <w:p/>
@@ -5211,8 +6636,18 @@
         </w:numPr>
       </w:pPr>
       <w:r>
-        <w:t>GET /api/proveedores/:idProveedor</w:t>
-      </w:r>
+        <w:t>GET /api/proveedores</w:t>
+      </w:r>
+      <w:proofErr w:type="gramStart"/>
+      <w:r>
+        <w:t>/:</w:t>
+      </w:r>
+      <w:proofErr w:type="spellStart"/>
+      <w:r>
+        <w:t>idProveedor</w:t>
+      </w:r>
+      <w:proofErr w:type="spellEnd"/>
+      <w:proofErr w:type="gramEnd"/>
     </w:p>
     <w:p>
       <w:pPr>
@@ -5233,8 +6668,18 @@
         </w:numPr>
       </w:pPr>
       <w:r>
-        <w:t>PUT /api/proveedores/:idProveedor</w:t>
-      </w:r>
+        <w:t>PUT /api/proveedores</w:t>
+      </w:r>
+      <w:proofErr w:type="gramStart"/>
+      <w:r>
+        <w:t>/:</w:t>
+      </w:r>
+      <w:proofErr w:type="spellStart"/>
+      <w:r>
+        <w:t>idProveedor</w:t>
+      </w:r>
+      <w:proofErr w:type="spellEnd"/>
+      <w:proofErr w:type="gramEnd"/>
     </w:p>
     <w:p>
       <w:pPr>
@@ -5244,8 +6689,18 @@
         </w:numPr>
       </w:pPr>
       <w:r>
-        <w:t>DELETE /api/proveedores/:idProveedor</w:t>
-      </w:r>
+        <w:t>DELETE /api/proveedores</w:t>
+      </w:r>
+      <w:proofErr w:type="gramStart"/>
+      <w:r>
+        <w:t>/:</w:t>
+      </w:r>
+      <w:proofErr w:type="spellStart"/>
+      <w:r>
+        <w:t>idProveedor</w:t>
+      </w:r>
+      <w:proofErr w:type="spellEnd"/>
+      <w:proofErr w:type="gramEnd"/>
     </w:p>
     <w:p>
       <w:r>
@@ -5259,9 +6714,19 @@
           <w:numId w:val="29"/>
         </w:numPr>
       </w:pPr>
+      <w:proofErr w:type="spellStart"/>
+      <w:proofErr w:type="gramStart"/>
       <w:r>
         <w:lastRenderedPageBreak/>
-        <w:t>obtenerProveedores()</w:t>
+        <w:t>obtenerProveedores</w:t>
+      </w:r>
+      <w:proofErr w:type="spellEnd"/>
+      <w:r>
+        <w:t>(</w:t>
+      </w:r>
+      <w:proofErr w:type="gramEnd"/>
+      <w:r>
+        <w:t>)</w:t>
       </w:r>
     </w:p>
     <w:p>
@@ -5271,8 +6736,21 @@
           <w:numId w:val="29"/>
         </w:numPr>
       </w:pPr>
-      <w:r>
-        <w:t>obtenerProveedor(idProveedor)</w:t>
+      <w:proofErr w:type="spellStart"/>
+      <w:r>
+        <w:t>obtenerProveedor</w:t>
+      </w:r>
+      <w:proofErr w:type="spellEnd"/>
+      <w:r>
+        <w:t>(</w:t>
+      </w:r>
+      <w:proofErr w:type="spellStart"/>
+      <w:r>
+        <w:t>idProveedor</w:t>
+      </w:r>
+      <w:proofErr w:type="spellEnd"/>
+      <w:r>
+        <w:t>)</w:t>
       </w:r>
     </w:p>
     <w:p>
@@ -5282,8 +6760,13 @@
           <w:numId w:val="29"/>
         </w:numPr>
       </w:pPr>
-      <w:r>
-        <w:t>crearProveedor(proveedor)</w:t>
+      <w:proofErr w:type="spellStart"/>
+      <w:r>
+        <w:t>crearProveedor</w:t>
+      </w:r>
+      <w:proofErr w:type="spellEnd"/>
+      <w:r>
+        <w:t>(proveedor)</w:t>
       </w:r>
     </w:p>
     <w:p>
@@ -5293,8 +6776,23 @@
           <w:numId w:val="29"/>
         </w:numPr>
       </w:pPr>
-      <w:r>
-        <w:t>editarProveedor(idProveedor, proveedor)</w:t>
+      <w:proofErr w:type="spellStart"/>
+      <w:proofErr w:type="gramStart"/>
+      <w:r>
+        <w:t>editarProveedor</w:t>
+      </w:r>
+      <w:proofErr w:type="spellEnd"/>
+      <w:r>
+        <w:t>(</w:t>
+      </w:r>
+      <w:proofErr w:type="spellStart"/>
+      <w:proofErr w:type="gramEnd"/>
+      <w:r>
+        <w:t>idProveedor</w:t>
+      </w:r>
+      <w:proofErr w:type="spellEnd"/>
+      <w:r>
+        <w:t>, proveedor)</w:t>
       </w:r>
     </w:p>
     <w:p>
@@ -5304,8 +6802,21 @@
           <w:numId w:val="29"/>
         </w:numPr>
       </w:pPr>
-      <w:r>
-        <w:t>eliminarProveedor(idProveedor)</w:t>
+      <w:proofErr w:type="spellStart"/>
+      <w:r>
+        <w:t>eliminarProveedor</w:t>
+      </w:r>
+      <w:proofErr w:type="spellEnd"/>
+      <w:r>
+        <w:t>(</w:t>
+      </w:r>
+      <w:proofErr w:type="spellStart"/>
+      <w:r>
+        <w:t>idProveedor</w:t>
+      </w:r>
+      <w:proofErr w:type="spellEnd"/>
+      <w:r>
+        <w:t>)</w:t>
       </w:r>
     </w:p>
     <w:p>
@@ -5320,8 +6831,18 @@
           <w:numId w:val="19"/>
         </w:numPr>
       </w:pPr>
-      <w:r>
-        <w:t>obtenerProveedores()</w:t>
+      <w:proofErr w:type="spellStart"/>
+      <w:proofErr w:type="gramStart"/>
+      <w:r>
+        <w:t>obtenerProveedores</w:t>
+      </w:r>
+      <w:proofErr w:type="spellEnd"/>
+      <w:r>
+        <w:t>(</w:t>
+      </w:r>
+      <w:proofErr w:type="gramEnd"/>
+      <w:r>
+        <w:t>)</w:t>
       </w:r>
     </w:p>
     <w:p>
@@ -5331,8 +6852,21 @@
           <w:numId w:val="19"/>
         </w:numPr>
       </w:pPr>
-      <w:r>
-        <w:t>obtenerProveedorPorId(idProveedor)</w:t>
+      <w:proofErr w:type="spellStart"/>
+      <w:r>
+        <w:t>obtenerProveedorPorId</w:t>
+      </w:r>
+      <w:proofErr w:type="spellEnd"/>
+      <w:r>
+        <w:t>(</w:t>
+      </w:r>
+      <w:proofErr w:type="spellStart"/>
+      <w:r>
+        <w:t>idProveedor</w:t>
+      </w:r>
+      <w:proofErr w:type="spellEnd"/>
+      <w:r>
+        <w:t>)</w:t>
       </w:r>
     </w:p>
     <w:p>
@@ -5342,8 +6876,13 @@
           <w:numId w:val="19"/>
         </w:numPr>
       </w:pPr>
-      <w:r>
-        <w:t>guardarProveedor(proveedor)</w:t>
+      <w:proofErr w:type="spellStart"/>
+      <w:r>
+        <w:t>guardarProveedor</w:t>
+      </w:r>
+      <w:proofErr w:type="spellEnd"/>
+      <w:r>
+        <w:t>(proveedor)</w:t>
       </w:r>
     </w:p>
     <w:p>
@@ -5353,8 +6892,23 @@
           <w:numId w:val="19"/>
         </w:numPr>
       </w:pPr>
-      <w:r>
-        <w:t>actualizarProveedor(idProveedor, proveedor)</w:t>
+      <w:proofErr w:type="spellStart"/>
+      <w:proofErr w:type="gramStart"/>
+      <w:r>
+        <w:t>actualizarProveedor</w:t>
+      </w:r>
+      <w:proofErr w:type="spellEnd"/>
+      <w:r>
+        <w:t>(</w:t>
+      </w:r>
+      <w:proofErr w:type="spellStart"/>
+      <w:proofErr w:type="gramEnd"/>
+      <w:r>
+        <w:t>idProveedor</w:t>
+      </w:r>
+      <w:proofErr w:type="spellEnd"/>
+      <w:r>
+        <w:t>, proveedor)</w:t>
       </w:r>
     </w:p>
     <w:p>
@@ -5364,11 +6918,21 @@
           <w:numId w:val="19"/>
         </w:numPr>
       </w:pPr>
-      <w:r>
-        <w:t>eliminarProveedor(</w:t>
-      </w:r>
-      <w:r>
-        <w:t>idProveedor)</w:t>
+      <w:proofErr w:type="spellStart"/>
+      <w:r>
+        <w:t>eliminarProveedor</w:t>
+      </w:r>
+      <w:proofErr w:type="spellEnd"/>
+      <w:r>
+        <w:t>(</w:t>
+      </w:r>
+      <w:proofErr w:type="spellStart"/>
+      <w:r>
+        <w:t>idProveedor</w:t>
+      </w:r>
+      <w:proofErr w:type="spellEnd"/>
+      <w:r>
+        <w:t>)</w:t>
       </w:r>
     </w:p>
     <w:p/>
@@ -5461,8 +7025,18 @@
         </w:numPr>
       </w:pPr>
       <w:r>
-        <w:t>GET /api/compras/:idCompra</w:t>
-      </w:r>
+        <w:t>GET /api/compras</w:t>
+      </w:r>
+      <w:proofErr w:type="gramStart"/>
+      <w:r>
+        <w:t>/:</w:t>
+      </w:r>
+      <w:proofErr w:type="spellStart"/>
+      <w:r>
+        <w:t>idCompra</w:t>
+      </w:r>
+      <w:proofErr w:type="spellEnd"/>
+      <w:proofErr w:type="gramEnd"/>
     </w:p>
     <w:p>
       <w:pPr>
@@ -5487,8 +7061,18 @@
           <w:numId w:val="6"/>
         </w:numPr>
       </w:pPr>
-      <w:r>
-        <w:t>obtenerCompras()</w:t>
+      <w:proofErr w:type="spellStart"/>
+      <w:proofErr w:type="gramStart"/>
+      <w:r>
+        <w:t>obtenerCompras</w:t>
+      </w:r>
+      <w:proofErr w:type="spellEnd"/>
+      <w:r>
+        <w:t>(</w:t>
+      </w:r>
+      <w:proofErr w:type="gramEnd"/>
+      <w:r>
+        <w:t>)</w:t>
       </w:r>
     </w:p>
     <w:p>
@@ -5498,8 +7082,21 @@
           <w:numId w:val="6"/>
         </w:numPr>
       </w:pPr>
-      <w:r>
-        <w:t>obtenerCompra(idCompra)</w:t>
+      <w:proofErr w:type="spellStart"/>
+      <w:r>
+        <w:t>obtenerCompra</w:t>
+      </w:r>
+      <w:proofErr w:type="spellEnd"/>
+      <w:r>
+        <w:t>(</w:t>
+      </w:r>
+      <w:proofErr w:type="spellStart"/>
+      <w:r>
+        <w:t>idCompra</w:t>
+      </w:r>
+      <w:proofErr w:type="spellEnd"/>
+      <w:r>
+        <w:t>)</w:t>
       </w:r>
     </w:p>
     <w:p>
@@ -5509,8 +7106,21 @@
           <w:numId w:val="6"/>
         </w:numPr>
       </w:pPr>
-      <w:r>
-        <w:t>registrarCompra(compraDTO)</w:t>
+      <w:proofErr w:type="spellStart"/>
+      <w:r>
+        <w:t>registrarCompra</w:t>
+      </w:r>
+      <w:proofErr w:type="spellEnd"/>
+      <w:r>
+        <w:t>(</w:t>
+      </w:r>
+      <w:proofErr w:type="spellStart"/>
+      <w:r>
+        <w:t>compraDTO</w:t>
+      </w:r>
+      <w:proofErr w:type="spellEnd"/>
+      <w:r>
+        <w:t>)</w:t>
       </w:r>
     </w:p>
     <w:p>
@@ -5525,8 +7135,18 @@
           <w:numId w:val="28"/>
         </w:numPr>
       </w:pPr>
-      <w:r>
-        <w:t>obtenerCompras()</w:t>
+      <w:proofErr w:type="spellStart"/>
+      <w:proofErr w:type="gramStart"/>
+      <w:r>
+        <w:t>obtenerCompras</w:t>
+      </w:r>
+      <w:proofErr w:type="spellEnd"/>
+      <w:r>
+        <w:t>(</w:t>
+      </w:r>
+      <w:proofErr w:type="gramEnd"/>
+      <w:r>
+        <w:t>)</w:t>
       </w:r>
     </w:p>
     <w:p>
@@ -5536,8 +7156,21 @@
           <w:numId w:val="28"/>
         </w:numPr>
       </w:pPr>
-      <w:r>
-        <w:t>obtenerCompraPorId(idCompra)</w:t>
+      <w:proofErr w:type="spellStart"/>
+      <w:r>
+        <w:t>obtenerCompraPorId</w:t>
+      </w:r>
+      <w:proofErr w:type="spellEnd"/>
+      <w:r>
+        <w:t>(</w:t>
+      </w:r>
+      <w:proofErr w:type="spellStart"/>
+      <w:r>
+        <w:t>idCompra</w:t>
+      </w:r>
+      <w:proofErr w:type="spellEnd"/>
+      <w:r>
+        <w:t>)</w:t>
       </w:r>
     </w:p>
     <w:p>
@@ -5547,8 +7180,13 @@
           <w:numId w:val="28"/>
         </w:numPr>
       </w:pPr>
-      <w:r>
-        <w:t>guardarCompra(compra)</w:t>
+      <w:proofErr w:type="spellStart"/>
+      <w:r>
+        <w:t>guardarCompra</w:t>
+      </w:r>
+      <w:proofErr w:type="spellEnd"/>
+      <w:r>
+        <w:t>(compra)</w:t>
       </w:r>
     </w:p>
     <w:p>
@@ -5558,8 +7196,13 @@
           <w:numId w:val="28"/>
         </w:numPr>
       </w:pPr>
-      <w:r>
-        <w:t>guardarDetalleCompra(detalles)</w:t>
+      <w:proofErr w:type="spellStart"/>
+      <w:r>
+        <w:t>guardarDetalleCompra</w:t>
+      </w:r>
+      <w:proofErr w:type="spellEnd"/>
+      <w:r>
+        <w:t>(detalles)</w:t>
       </w:r>
     </w:p>
     <w:p/>
@@ -5655,8 +7298,18 @@
         <w:t>GET /api</w:t>
       </w:r>
       <w:r>
-        <w:t>/ventas/:idVenta</w:t>
-      </w:r>
+        <w:t>/ventas</w:t>
+      </w:r>
+      <w:proofErr w:type="gramStart"/>
+      <w:r>
+        <w:t>/:</w:t>
+      </w:r>
+      <w:proofErr w:type="spellStart"/>
+      <w:r>
+        <w:t>idVenta</w:t>
+      </w:r>
+      <w:proofErr w:type="spellEnd"/>
+      <w:proofErr w:type="gramEnd"/>
     </w:p>
     <w:p>
       <w:pPr>
@@ -5681,8 +7334,18 @@
           <w:numId w:val="4"/>
         </w:numPr>
       </w:pPr>
-      <w:r>
-        <w:t>obtenerVentas()</w:t>
+      <w:proofErr w:type="spellStart"/>
+      <w:proofErr w:type="gramStart"/>
+      <w:r>
+        <w:t>obtenerVentas</w:t>
+      </w:r>
+      <w:proofErr w:type="spellEnd"/>
+      <w:r>
+        <w:t>(</w:t>
+      </w:r>
+      <w:proofErr w:type="gramEnd"/>
+      <w:r>
+        <w:t>)</w:t>
       </w:r>
     </w:p>
     <w:p>
@@ -5692,8 +7355,21 @@
           <w:numId w:val="4"/>
         </w:numPr>
       </w:pPr>
-      <w:r>
-        <w:t>obtenerVenta(idVenta)</w:t>
+      <w:proofErr w:type="spellStart"/>
+      <w:r>
+        <w:t>obtenerVenta</w:t>
+      </w:r>
+      <w:proofErr w:type="spellEnd"/>
+      <w:r>
+        <w:t>(</w:t>
+      </w:r>
+      <w:proofErr w:type="spellStart"/>
+      <w:r>
+        <w:t>idVenta</w:t>
+      </w:r>
+      <w:proofErr w:type="spellEnd"/>
+      <w:r>
+        <w:t>)</w:t>
       </w:r>
     </w:p>
     <w:p>
@@ -5703,9 +7379,22 @@
           <w:numId w:val="4"/>
         </w:numPr>
       </w:pPr>
+      <w:proofErr w:type="spellStart"/>
       <w:r>
         <w:lastRenderedPageBreak/>
-        <w:t>registrarVenta(ventaDTO)</w:t>
+        <w:t>registrarVenta</w:t>
+      </w:r>
+      <w:proofErr w:type="spellEnd"/>
+      <w:r>
+        <w:t>(</w:t>
+      </w:r>
+      <w:proofErr w:type="spellStart"/>
+      <w:r>
+        <w:t>ventaDTO</w:t>
+      </w:r>
+      <w:proofErr w:type="spellEnd"/>
+      <w:r>
+        <w:t>)</w:t>
       </w:r>
     </w:p>
     <w:p>
@@ -5720,8 +7409,18 @@
           <w:numId w:val="30"/>
         </w:numPr>
       </w:pPr>
-      <w:r>
-        <w:t>obtenerVentas()</w:t>
+      <w:proofErr w:type="spellStart"/>
+      <w:proofErr w:type="gramStart"/>
+      <w:r>
+        <w:t>obtenerVentas</w:t>
+      </w:r>
+      <w:proofErr w:type="spellEnd"/>
+      <w:r>
+        <w:t>(</w:t>
+      </w:r>
+      <w:proofErr w:type="gramEnd"/>
+      <w:r>
+        <w:t>)</w:t>
       </w:r>
     </w:p>
     <w:p>
@@ -5731,8 +7430,21 @@
           <w:numId w:val="30"/>
         </w:numPr>
       </w:pPr>
-      <w:r>
-        <w:t>obtenerVentaPorId(idVenta)</w:t>
+      <w:proofErr w:type="spellStart"/>
+      <w:r>
+        <w:t>obtenerVentaPorId</w:t>
+      </w:r>
+      <w:proofErr w:type="spellEnd"/>
+      <w:r>
+        <w:t>(</w:t>
+      </w:r>
+      <w:proofErr w:type="spellStart"/>
+      <w:r>
+        <w:t>idVenta</w:t>
+      </w:r>
+      <w:proofErr w:type="spellEnd"/>
+      <w:r>
+        <w:t>)</w:t>
       </w:r>
     </w:p>
     <w:p>
@@ -5742,8 +7454,13 @@
           <w:numId w:val="30"/>
         </w:numPr>
       </w:pPr>
-      <w:r>
-        <w:t>guardarVenta(venta)</w:t>
+      <w:proofErr w:type="spellStart"/>
+      <w:r>
+        <w:t>guardarVenta</w:t>
+      </w:r>
+      <w:proofErr w:type="spellEnd"/>
+      <w:r>
+        <w:t>(venta)</w:t>
       </w:r>
     </w:p>
     <w:p>
@@ -5753,8 +7470,13 @@
           <w:numId w:val="30"/>
         </w:numPr>
       </w:pPr>
-      <w:r>
-        <w:t>guardarDetalleVenta(detalles)</w:t>
+      <w:proofErr w:type="spellStart"/>
+      <w:r>
+        <w:t>guardarDetalleVenta</w:t>
+      </w:r>
+      <w:proofErr w:type="spellEnd"/>
+      <w:r>
+        <w:t>(detalles)</w:t>
       </w:r>
     </w:p>
     <w:p/>
@@ -5847,8 +7569,18 @@
         </w:numPr>
       </w:pPr>
       <w:r>
-        <w:t>GET /api/recibos/:idRecibo</w:t>
-      </w:r>
+        <w:t>GET /api/recibos</w:t>
+      </w:r>
+      <w:proofErr w:type="gramStart"/>
+      <w:r>
+        <w:t>/:</w:t>
+      </w:r>
+      <w:proofErr w:type="spellStart"/>
+      <w:r>
+        <w:t>idRecibo</w:t>
+      </w:r>
+      <w:proofErr w:type="spellEnd"/>
+      <w:proofErr w:type="gramEnd"/>
     </w:p>
     <w:p>
       <w:pPr>
@@ -5873,8 +7605,18 @@
           <w:numId w:val="7"/>
         </w:numPr>
       </w:pPr>
-      <w:r>
-        <w:t>obtenerRecibos()</w:t>
+      <w:proofErr w:type="spellStart"/>
+      <w:proofErr w:type="gramStart"/>
+      <w:r>
+        <w:t>obtenerRecibos</w:t>
+      </w:r>
+      <w:proofErr w:type="spellEnd"/>
+      <w:r>
+        <w:t>(</w:t>
+      </w:r>
+      <w:proofErr w:type="gramEnd"/>
+      <w:r>
+        <w:t>)</w:t>
       </w:r>
     </w:p>
     <w:p>
@@ -5884,8 +7626,21 @@
           <w:numId w:val="7"/>
         </w:numPr>
       </w:pPr>
-      <w:r>
-        <w:t>obtenerRecibo(idRecibo)</w:t>
+      <w:proofErr w:type="spellStart"/>
+      <w:r>
+        <w:t>obtenerRecibo</w:t>
+      </w:r>
+      <w:proofErr w:type="spellEnd"/>
+      <w:r>
+        <w:t>(</w:t>
+      </w:r>
+      <w:proofErr w:type="spellStart"/>
+      <w:r>
+        <w:t>idRecibo</w:t>
+      </w:r>
+      <w:proofErr w:type="spellEnd"/>
+      <w:r>
+        <w:t>)</w:t>
       </w:r>
     </w:p>
     <w:p>
@@ -5895,8 +7650,13 @@
           <w:numId w:val="7"/>
         </w:numPr>
       </w:pPr>
-      <w:r>
-        <w:t>registrarRecibo(recibo)</w:t>
+      <w:proofErr w:type="spellStart"/>
+      <w:r>
+        <w:t>registrarRecibo</w:t>
+      </w:r>
+      <w:proofErr w:type="spellEnd"/>
+      <w:r>
+        <w:t>(recibo)</w:t>
       </w:r>
     </w:p>
     <w:p>
@@ -5911,8 +7671,18 @@
           <w:numId w:val="16"/>
         </w:numPr>
       </w:pPr>
-      <w:r>
-        <w:t>obtenerRecibos()</w:t>
+      <w:proofErr w:type="spellStart"/>
+      <w:proofErr w:type="gramStart"/>
+      <w:r>
+        <w:t>obtenerRecibos</w:t>
+      </w:r>
+      <w:proofErr w:type="spellEnd"/>
+      <w:r>
+        <w:t>(</w:t>
+      </w:r>
+      <w:proofErr w:type="gramEnd"/>
+      <w:r>
+        <w:t>)</w:t>
       </w:r>
     </w:p>
     <w:p>
@@ -5922,11 +7692,24 @@
           <w:numId w:val="16"/>
         </w:numPr>
       </w:pPr>
+      <w:proofErr w:type="spellStart"/>
       <w:r>
         <w:t>obtenerReci</w:t>
       </w:r>
       <w:r>
-        <w:t>boPorId(idRecibo)</w:t>
+        <w:t>boPorId</w:t>
+      </w:r>
+      <w:proofErr w:type="spellEnd"/>
+      <w:r>
+        <w:t>(</w:t>
+      </w:r>
+      <w:proofErr w:type="spellStart"/>
+      <w:r>
+        <w:t>idRecibo</w:t>
+      </w:r>
+      <w:proofErr w:type="spellEnd"/>
+      <w:r>
+        <w:t>)</w:t>
       </w:r>
     </w:p>
     <w:p>
@@ -5936,8 +7719,13 @@
           <w:numId w:val="16"/>
         </w:numPr>
       </w:pPr>
-      <w:r>
-        <w:t>guardarRecibo(recibo)</w:t>
+      <w:proofErr w:type="spellStart"/>
+      <w:r>
+        <w:t>guardarRecibo</w:t>
+      </w:r>
+      <w:proofErr w:type="spellEnd"/>
+      <w:r>
+        <w:t>(recibo)</w:t>
       </w:r>
     </w:p>
     <w:p/>
@@ -5980,8 +7768,21 @@
           <w:numId w:val="20"/>
         </w:numPr>
       </w:pPr>
-      <w:r>
-        <w:t>actualizarStockPorCompra(detalleCompra)</w:t>
+      <w:proofErr w:type="spellStart"/>
+      <w:r>
+        <w:t>actualizarStockPorCompra</w:t>
+      </w:r>
+      <w:proofErr w:type="spellEnd"/>
+      <w:r>
+        <w:t>(</w:t>
+      </w:r>
+      <w:proofErr w:type="spellStart"/>
+      <w:r>
+        <w:t>detalleCompra</w:t>
+      </w:r>
+      <w:proofErr w:type="spellEnd"/>
+      <w:r>
+        <w:t>)</w:t>
       </w:r>
     </w:p>
     <w:p>
@@ -5991,8 +7792,21 @@
           <w:numId w:val="20"/>
         </w:numPr>
       </w:pPr>
-      <w:r>
-        <w:t>descontarStockPorVenta(detalleVenta)</w:t>
+      <w:proofErr w:type="spellStart"/>
+      <w:r>
+        <w:t>descontarStockPorVenta</w:t>
+      </w:r>
+      <w:proofErr w:type="spellEnd"/>
+      <w:r>
+        <w:t>(</w:t>
+      </w:r>
+      <w:proofErr w:type="spellStart"/>
+      <w:r>
+        <w:t>detalleVenta</w:t>
+      </w:r>
+      <w:proofErr w:type="spellEnd"/>
+      <w:r>
+        <w:t>)</w:t>
       </w:r>
     </w:p>
     <w:p>
@@ -6002,8 +7816,21 @@
           <w:numId w:val="20"/>
         </w:numPr>
       </w:pPr>
-      <w:r>
-        <w:t>obtenerStockPorProducto(idProducto)</w:t>
+      <w:proofErr w:type="spellStart"/>
+      <w:r>
+        <w:t>obtenerStockPorProducto</w:t>
+      </w:r>
+      <w:proofErr w:type="spellEnd"/>
+      <w:r>
+        <w:t>(</w:t>
+      </w:r>
+      <w:proofErr w:type="spellStart"/>
+      <w:r>
+        <w:t>idProducto</w:t>
+      </w:r>
+      <w:proofErr w:type="spellEnd"/>
+      <w:r>
+        <w:t>)</w:t>
       </w:r>
     </w:p>
     <w:p>
@@ -6013,8 +7840,23 @@
           <w:numId w:val="20"/>
         </w:numPr>
       </w:pPr>
-      <w:r>
-        <w:t>validarStockDisponible(idProducto, cantidad)</w:t>
+      <w:proofErr w:type="spellStart"/>
+      <w:proofErr w:type="gramStart"/>
+      <w:r>
+        <w:t>validarStockDisponible</w:t>
+      </w:r>
+      <w:proofErr w:type="spellEnd"/>
+      <w:r>
+        <w:t>(</w:t>
+      </w:r>
+      <w:proofErr w:type="spellStart"/>
+      <w:proofErr w:type="gramEnd"/>
+      <w:r>
+        <w:t>idProducto</w:t>
+      </w:r>
+      <w:proofErr w:type="spellEnd"/>
+      <w:r>
+        <w:t>, cantidad)</w:t>
       </w:r>
     </w:p>
     <w:p>
@@ -6029,8 +7871,23 @@
           <w:numId w:val="13"/>
         </w:numPr>
       </w:pPr>
-      <w:r>
-        <w:t>actualizarStock(idProducto, stock)</w:t>
+      <w:proofErr w:type="spellStart"/>
+      <w:proofErr w:type="gramStart"/>
+      <w:r>
+        <w:t>actualizarStock</w:t>
+      </w:r>
+      <w:proofErr w:type="spellEnd"/>
+      <w:r>
+        <w:t>(</w:t>
+      </w:r>
+      <w:proofErr w:type="spellStart"/>
+      <w:proofErr w:type="gramEnd"/>
+      <w:r>
+        <w:t>idProducto</w:t>
+      </w:r>
+      <w:proofErr w:type="spellEnd"/>
+      <w:r>
+        <w:t>, stock)</w:t>
       </w:r>
     </w:p>
     <w:p>
@@ -6040,8 +7897,21 @@
           <w:numId w:val="13"/>
         </w:numPr>
       </w:pPr>
-      <w:r>
-        <w:t>obtenerStock(idProducto)</w:t>
+      <w:proofErr w:type="spellStart"/>
+      <w:r>
+        <w:t>obtenerStock</w:t>
+      </w:r>
+      <w:proofErr w:type="spellEnd"/>
+      <w:r>
+        <w:t>(</w:t>
+      </w:r>
+      <w:proofErr w:type="spellStart"/>
+      <w:r>
+        <w:t>idProducto</w:t>
+      </w:r>
+      <w:proofErr w:type="spellEnd"/>
+      <w:r>
+        <w:t>)</w:t>
       </w:r>
     </w:p>
     <w:p/>
@@ -6079,9 +7949,11 @@
           <w:numId w:val="27"/>
         </w:numPr>
       </w:pPr>
+      <w:proofErr w:type="spellStart"/>
       <w:r>
         <w:t>Logger</w:t>
       </w:r>
+      <w:proofErr w:type="spellEnd"/>
     </w:p>
     <w:p>
       <w:pPr>
@@ -6090,8 +7962,13 @@
           <w:numId w:val="27"/>
         </w:numPr>
       </w:pPr>
-      <w:r>
-        <w:t>Parseo de JSON</w:t>
+      <w:proofErr w:type="spellStart"/>
+      <w:r>
+        <w:t>Parseo</w:t>
+      </w:r>
+      <w:proofErr w:type="spellEnd"/>
+      <w:r>
+        <w:t xml:space="preserve"> de JSON</w:t>
       </w:r>
     </w:p>
     <w:p>
@@ -6102,8 +7979,13 @@
         </w:numPr>
       </w:pPr>
       <w:r>
-        <w:t>Error handling</w:t>
-      </w:r>
+        <w:t xml:space="preserve">Error </w:t>
+      </w:r>
+      <w:proofErr w:type="spellStart"/>
+      <w:r>
+        <w:t>handling</w:t>
+      </w:r>
+      <w:proofErr w:type="spellEnd"/>
     </w:p>
     <w:p>
       <w:pPr>
@@ -6113,7 +7995,31 @@
         </w:numPr>
       </w:pPr>
       <w:r>
-        <w:t>Validación de request (body, params)</w:t>
+        <w:t xml:space="preserve">Validación de </w:t>
+      </w:r>
+      <w:proofErr w:type="spellStart"/>
+      <w:r>
+        <w:t>request</w:t>
+      </w:r>
+      <w:proofErr w:type="spellEnd"/>
+      <w:r>
+        <w:t xml:space="preserve"> (</w:t>
+      </w:r>
+      <w:proofErr w:type="spellStart"/>
+      <w:r>
+        <w:t>body</w:t>
+      </w:r>
+      <w:proofErr w:type="spellEnd"/>
+      <w:r>
+        <w:t xml:space="preserve">, </w:t>
+      </w:r>
+      <w:proofErr w:type="spellStart"/>
+      <w:r>
+        <w:t>params</w:t>
+      </w:r>
+      <w:proofErr w:type="spellEnd"/>
+      <w:r>
+        <w:t>)</w:t>
       </w:r>
     </w:p>
     <w:p/>
@@ -6152,8 +8058,13 @@
           <w:numId w:val="11"/>
         </w:numPr>
       </w:pPr>
-      <w:r>
-        <w:t>Sanitizar inputs en la capa de servicio</w:t>
+      <w:proofErr w:type="spellStart"/>
+      <w:r>
+        <w:t>Sanitizar</w:t>
+      </w:r>
+      <w:proofErr w:type="spellEnd"/>
+      <w:r>
+        <w:t xml:space="preserve"> inputs en la capa de servicio</w:t>
       </w:r>
     </w:p>
     <w:p>
@@ -6174,9 +8085,11 @@
           <w:numId w:val="11"/>
         </w:numPr>
       </w:pPr>
+      <w:proofErr w:type="spellStart"/>
       <w:r>
         <w:t>UUIDs</w:t>
       </w:r>
+      <w:proofErr w:type="spellEnd"/>
     </w:p>
     <w:p>
       <w:pPr>
@@ -6185,9 +8098,11 @@
           <w:numId w:val="11"/>
         </w:numPr>
       </w:pPr>
+      <w:proofErr w:type="spellStart"/>
       <w:r>
         <w:t>DTOs</w:t>
       </w:r>
+      <w:proofErr w:type="spellEnd"/>
     </w:p>
     <w:p/>
     <w:p>
@@ -6247,7 +8162,15 @@
         </w:numPr>
       </w:pPr>
       <w:r>
-        <w:t>Calcular montoTotal en compras y ventas</w:t>
+        <w:t xml:space="preserve">Calcular </w:t>
+      </w:r>
+      <w:proofErr w:type="spellStart"/>
+      <w:r>
+        <w:t>montoTotal</w:t>
+      </w:r>
+      <w:proofErr w:type="spellEnd"/>
+      <w:r>
+        <w:t xml:space="preserve"> en compras y ventas</w:t>
       </w:r>
     </w:p>
     <w:p>
@@ -6258,8 +8181,13 @@
         </w:numPr>
       </w:pPr>
       <w:r>
-        <w:t>Manejar fechaUltimoMovimiento</w:t>
-      </w:r>
+        <w:t xml:space="preserve">Manejar </w:t>
+      </w:r>
+      <w:proofErr w:type="spellStart"/>
+      <w:r>
+        <w:t>fechaUltimoMovimiento</w:t>
+      </w:r>
+      <w:proofErr w:type="spellEnd"/>
     </w:p>
     <w:p>
       <w:pPr>
@@ -6280,7 +8208,15 @@
         </w:numPr>
       </w:pPr>
       <w:r>
-        <w:t>Manejo de lotes (idLote + vencimiento)</w:t>
+        <w:t>Manejo de lotes (</w:t>
+      </w:r>
+      <w:proofErr w:type="spellStart"/>
+      <w:r>
+        <w:t>idLote</w:t>
+      </w:r>
+      <w:proofErr w:type="spellEnd"/>
+      <w:r>
+        <w:t xml:space="preserve"> + vencimiento)</w:t>
       </w:r>
     </w:p>
     <w:p/>
@@ -6397,8 +8333,13 @@
         </w:numPr>
       </w:pPr>
       <w:r>
-        <w:t>motor de plantillas Pug</w:t>
-      </w:r>
+        <w:t xml:space="preserve">motor de plantillas </w:t>
+      </w:r>
+      <w:proofErr w:type="spellStart"/>
+      <w:r>
+        <w:t>Pug</w:t>
+      </w:r>
+      <w:proofErr w:type="spellEnd"/>
     </w:p>
     <w:p>
       <w:r>
@@ -6441,8 +8382,13 @@
         </w:numPr>
       </w:pPr>
       <w:r>
-        <w:t>Plantillas pug</w:t>
-      </w:r>
+        <w:t xml:space="preserve">Plantillas </w:t>
+      </w:r>
+      <w:proofErr w:type="spellStart"/>
+      <w:r>
+        <w:t>pug</w:t>
+      </w:r>
+      <w:proofErr w:type="spellEnd"/>
     </w:p>
     <w:p>
       <w:pPr>
@@ -6452,8 +8398,13 @@
         </w:numPr>
       </w:pPr>
       <w:r>
-        <w:t>CRUD con el json</w:t>
-      </w:r>
+        <w:t xml:space="preserve">CRUD con el </w:t>
+      </w:r>
+      <w:proofErr w:type="spellStart"/>
+      <w:r>
+        <w:t>json</w:t>
+      </w:r>
+      <w:proofErr w:type="spellEnd"/>
     </w:p>
     <w:p>
       <w:pPr>
@@ -6462,9 +8413,27 @@
           <w:numId w:val="12"/>
         </w:numPr>
       </w:pPr>
-      <w:r>
-        <w:t>Tests con postman/thunderclient</w:t>
-      </w:r>
+      <w:proofErr w:type="spellStart"/>
+      <w:r>
+        <w:t>Tests</w:t>
+      </w:r>
+      <w:proofErr w:type="spellEnd"/>
+      <w:r>
+        <w:t xml:space="preserve"> con </w:t>
+      </w:r>
+      <w:proofErr w:type="spellStart"/>
+      <w:r>
+        <w:t>postman</w:t>
+      </w:r>
+      <w:proofErr w:type="spellEnd"/>
+      <w:r>
+        <w:t>/</w:t>
+      </w:r>
+      <w:proofErr w:type="spellStart"/>
+      <w:r>
+        <w:t>thunderclient</w:t>
+      </w:r>
+      <w:proofErr w:type="spellEnd"/>
     </w:p>
     <w:sectPr>
       <w:headerReference w:type="even" r:id="rId22"/>
@@ -6592,7 +8561,16 @@
         <w:sz w:val="24"/>
         <w:szCs w:val="24"/>
       </w:rPr>
-      <w:t>Instituto de Formación Técnica Superior N</w:t>
+      <w:t xml:space="preserve">Instituto de Formación Técnica Superior </w:t>
+    </w:r>
+    <w:proofErr w:type="spellStart"/>
+    <w:r>
+      <w:rPr>
+        <w:color w:val="999999"/>
+        <w:sz w:val="24"/>
+        <w:szCs w:val="24"/>
+      </w:rPr>
+      <w:t>N</w:t>
     </w:r>
     <w:r>
       <w:rPr>
@@ -6600,7 +8578,16 @@
         <w:sz w:val="24"/>
         <w:szCs w:val="24"/>
       </w:rPr>
-      <w:t xml:space="preserve">.° </w:t>
+      <w:t>.°</w:t>
+    </w:r>
+    <w:proofErr w:type="spellEnd"/>
+    <w:r>
+      <w:rPr>
+        <w:rFonts w:ascii="Nunito" w:eastAsia="Nunito" w:hAnsi="Nunito" w:cs="Nunito"/>
+        <w:sz w:val="24"/>
+        <w:szCs w:val="24"/>
+      </w:rPr>
+      <w:t xml:space="preserve"> </w:t>
     </w:r>
     <w:r>
       <w:rPr>

--- a/Documentacion/DSWB_2D_Mocosoft_1C26.docx
+++ b/Documentacion/DSWB_2D_Mocosoft_1C26.docx
@@ -2794,6 +2794,84 @@
         <w:t>express</w:t>
       </w:r>
       <w:proofErr w:type="spellEnd"/>
+      <w:r>
+        <w:rPr>
+          <w:color w:val="000000"/>
+          <w:sz w:val="22"/>
+          <w:szCs w:val="22"/>
+        </w:rPr>
+        <w:br/>
+      </w:r>
+      <w:r>
+        <w:rPr>
+          <w:sz w:val="22"/>
+          <w:szCs w:val="22"/>
+        </w:rPr>
+        <w:t xml:space="preserve">Nota: Para </w:t>
+      </w:r>
+      <w:r>
+        <w:rPr>
+          <w:sz w:val="22"/>
+          <w:szCs w:val="22"/>
+        </w:rPr>
+        <w:t>ES Modules (ESM)</w:t>
+      </w:r>
+      <w:r>
+        <w:rPr>
+          <w:sz w:val="22"/>
+          <w:szCs w:val="22"/>
+        </w:rPr>
+        <w:t xml:space="preserve"> </w:t>
+      </w:r>
+      <w:r>
+        <w:rPr>
+          <w:sz w:val="22"/>
+          <w:szCs w:val="22"/>
+        </w:rPr>
+        <w:t>colocar la propiedad “</w:t>
+      </w:r>
+      <w:proofErr w:type="spellStart"/>
+      <w:r>
+        <w:rPr>
+          <w:sz w:val="22"/>
+          <w:szCs w:val="22"/>
+        </w:rPr>
+        <w:t>type</w:t>
+      </w:r>
+      <w:proofErr w:type="spellEnd"/>
+      <w:r>
+        <w:rPr>
+          <w:sz w:val="22"/>
+          <w:szCs w:val="22"/>
+        </w:rPr>
+        <w:t xml:space="preserve">”: “module” en el </w:t>
+      </w:r>
+      <w:proofErr w:type="spellStart"/>
+      <w:proofErr w:type="gramStart"/>
+      <w:r>
+        <w:rPr>
+          <w:sz w:val="22"/>
+          <w:szCs w:val="22"/>
+        </w:rPr>
+        <w:t>package.json</w:t>
+      </w:r>
+      <w:proofErr w:type="spellEnd"/>
+      <w:proofErr w:type="gramEnd"/>
+      <w:r>
+        <w:rPr>
+          <w:sz w:val="22"/>
+          <w:szCs w:val="22"/>
+        </w:rPr>
+        <w:t xml:space="preserve"> para indicar que utilizaremos esa sintaxis para importar y exportar código.</w:t>
+      </w:r>
+      <w:r>
+        <w:rPr>
+          <w:color w:val="000000"/>
+          <w:sz w:val="22"/>
+          <w:szCs w:val="22"/>
+        </w:rPr>
+        <w:br/>
+      </w:r>
     </w:p>
     <w:p>
       <w:pPr>

--- a/Documentacion/DSWB_2D_Mocosoft_1C26.docx
+++ b/Documentacion/DSWB_2D_Mocosoft_1C26.docx
@@ -2847,7 +2847,6 @@
         <w:t xml:space="preserve">”: “module” en el </w:t>
       </w:r>
       <w:proofErr w:type="spellStart"/>
-      <w:proofErr w:type="gramStart"/>
       <w:r>
         <w:rPr>
           <w:sz w:val="22"/>
@@ -2856,7 +2855,6 @@
         <w:t>package.json</w:t>
       </w:r>
       <w:proofErr w:type="spellEnd"/>
-      <w:proofErr w:type="gramEnd"/>
       <w:r>
         <w:rPr>
           <w:sz w:val="22"/>
@@ -3165,7 +3163,6 @@
         <w:t xml:space="preserve"> </w:t>
       </w:r>
       <w:proofErr w:type="spellStart"/>
-      <w:proofErr w:type="gramStart"/>
       <w:r>
         <w:rPr>
           <w:color w:val="000000"/>
@@ -3183,7 +3180,6 @@
         </w:rPr>
         <w:t xml:space="preserve"> .</w:t>
       </w:r>
-      <w:proofErr w:type="gramEnd"/>
     </w:p>
     <w:p>
       <w:pPr>
@@ -3519,7 +3515,6 @@
         <w:t xml:space="preserve">├── </w:t>
       </w:r>
       <w:proofErr w:type="spellStart"/>
-      <w:proofErr w:type="gramStart"/>
       <w:r>
         <w:rPr>
           <w:color w:val="000000"/>
@@ -3529,7 +3524,6 @@
         <w:t>package.json</w:t>
       </w:r>
       <w:proofErr w:type="spellEnd"/>
-      <w:proofErr w:type="gramEnd"/>
     </w:p>
     <w:p>
       <w:pPr>
@@ -3987,6 +3981,82 @@
           <w:szCs w:val="22"/>
         </w:rPr>
         <w:t>etc.)</w:t>
+      </w:r>
+    </w:p>
+    <w:p>
+      <w:pPr>
+        <w:pStyle w:val="Ttulo"/>
+        <w:widowControl w:val="0"/>
+        <w:pBdr>
+          <w:top w:val="nil"/>
+          <w:left w:val="nil"/>
+          <w:bottom w:val="nil"/>
+          <w:right w:val="nil"/>
+          <w:between w:val="nil"/>
+        </w:pBdr>
+        <w:rPr>
+          <w:color w:val="000000"/>
+          <w:sz w:val="22"/>
+          <w:szCs w:val="22"/>
+        </w:rPr>
+      </w:pPr>
+      <w:r>
+        <w:rPr>
+          <w:color w:val="000000"/>
+          <w:sz w:val="22"/>
+          <w:szCs w:val="22"/>
+        </w:rPr>
+        <w:t>│   ├── /</w:t>
+      </w:r>
+      <w:proofErr w:type="spellStart"/>
+      <w:r>
+        <w:rPr>
+          <w:color w:val="000000"/>
+          <w:sz w:val="22"/>
+          <w:szCs w:val="22"/>
+        </w:rPr>
+        <w:t>public</w:t>
+      </w:r>
+      <w:proofErr w:type="spellEnd"/>
+      <w:r>
+        <w:rPr>
+          <w:color w:val="000000"/>
+          <w:sz w:val="22"/>
+          <w:szCs w:val="22"/>
+        </w:rPr>
+        <w:t xml:space="preserve"> </w:t>
+      </w:r>
+      <w:r>
+        <w:rPr>
+          <w:color w:val="000000"/>
+          <w:sz w:val="22"/>
+          <w:szCs w:val="22"/>
+        </w:rPr>
+        <w:t xml:space="preserve"> </w:t>
+      </w:r>
+      <w:r>
+        <w:rPr>
+          <w:color w:val="000000"/>
+          <w:sz w:val="22"/>
+          <w:szCs w:val="22"/>
+        </w:rPr>
+        <w:t xml:space="preserve">        </w:t>
+      </w:r>
+      <w:r>
+        <w:rPr>
+          <w:color w:val="000000"/>
+          <w:sz w:val="22"/>
+          <w:szCs w:val="22"/>
+        </w:rPr>
+        <w:t xml:space="preserve">        # </w:t>
+      </w:r>
+      <w:r>
+        <w:rPr>
+          <w:color w:val="000000"/>
+          <w:sz w:val="22"/>
+          <w:szCs w:val="22"/>
+        </w:rPr>
+        <w:t>Archivos HTML5 y su estructura CSS, etc.</w:t>
       </w:r>
     </w:p>
     <w:p>
@@ -5489,18 +5559,13 @@
         </w:numPr>
       </w:pPr>
       <w:r>
-        <w:t>GET /api/productos</w:t>
-      </w:r>
-      <w:proofErr w:type="gramStart"/>
-      <w:r>
-        <w:t>/:</w:t>
+        <w:t>GET /api/productos/:</w:t>
       </w:r>
       <w:proofErr w:type="spellStart"/>
       <w:r>
         <w:t>idProducto</w:t>
       </w:r>
       <w:proofErr w:type="spellEnd"/>
-      <w:proofErr w:type="gramEnd"/>
     </w:p>
     <w:p>
       <w:pPr>
@@ -5521,18 +5586,13 @@
         </w:numPr>
       </w:pPr>
       <w:r>
-        <w:t>PUT /api/productos</w:t>
-      </w:r>
-      <w:proofErr w:type="gramStart"/>
-      <w:r>
-        <w:t>/:</w:t>
+        <w:t>PUT /api/productos/:</w:t>
       </w:r>
       <w:proofErr w:type="spellStart"/>
       <w:r>
         <w:t>idProducto</w:t>
       </w:r>
       <w:proofErr w:type="spellEnd"/>
-      <w:proofErr w:type="gramEnd"/>
     </w:p>
     <w:p>
       <w:pPr>
@@ -5542,18 +5602,13 @@
         </w:numPr>
       </w:pPr>
       <w:r>
-        <w:t>DELETE /api/productos</w:t>
-      </w:r>
-      <w:proofErr w:type="gramStart"/>
-      <w:r>
-        <w:t>/:</w:t>
+        <w:t>DELETE /api/productos/:</w:t>
       </w:r>
       <w:proofErr w:type="spellStart"/>
       <w:r>
         <w:t>idProducto</w:t>
       </w:r>
       <w:proofErr w:type="spellEnd"/>
-      <w:proofErr w:type="gramEnd"/>
     </w:p>
     <w:p>
       <w:r>
@@ -5568,15 +5623,34 @@
         </w:numPr>
       </w:pPr>
       <w:proofErr w:type="spellStart"/>
-      <w:proofErr w:type="gramStart"/>
       <w:r>
         <w:t>obtenerProductos</w:t>
       </w:r>
       <w:proofErr w:type="spellEnd"/>
       <w:r>
+        <w:t>()</w:t>
+      </w:r>
+    </w:p>
+    <w:p>
+      <w:pPr>
+        <w:numPr>
+          <w:ilvl w:val="0"/>
+          <w:numId w:val="21"/>
+        </w:numPr>
+      </w:pPr>
+      <w:proofErr w:type="spellStart"/>
+      <w:r>
+        <w:t>obtenerProducto</w:t>
+      </w:r>
+      <w:proofErr w:type="spellEnd"/>
+      <w:r>
         <w:t>(</w:t>
       </w:r>
-      <w:proofErr w:type="gramEnd"/>
+      <w:proofErr w:type="spellStart"/>
+      <w:r>
+        <w:t>idProducto</w:t>
+      </w:r>
+      <w:proofErr w:type="spellEnd"/>
       <w:r>
         <w:t>)</w:t>
       </w:r>
@@ -5590,7 +5664,23 @@
       </w:pPr>
       <w:proofErr w:type="spellStart"/>
       <w:r>
-        <w:t>obtenerProducto</w:t>
+        <w:t>cargarProducto</w:t>
+      </w:r>
+      <w:proofErr w:type="spellEnd"/>
+      <w:r>
+        <w:t>(producto)</w:t>
+      </w:r>
+    </w:p>
+    <w:p>
+      <w:pPr>
+        <w:numPr>
+          <w:ilvl w:val="0"/>
+          <w:numId w:val="21"/>
+        </w:numPr>
+      </w:pPr>
+      <w:proofErr w:type="spellStart"/>
+      <w:r>
+        <w:t>editarProducto</w:t>
       </w:r>
       <w:proofErr w:type="spellEnd"/>
       <w:r>
@@ -5602,6 +5692,14 @@
       </w:r>
       <w:proofErr w:type="spellEnd"/>
       <w:r>
+        <w:t xml:space="preserve">, </w:t>
+      </w:r>
+      <w:proofErr w:type="spellStart"/>
+      <w:r>
+        <w:t>nuevoProducto</w:t>
+      </w:r>
+      <w:proofErr w:type="spellEnd"/>
+      <w:r>
         <w:t>)</w:t>
       </w:r>
     </w:p>
@@ -5614,7 +5712,79 @@
       </w:pPr>
       <w:proofErr w:type="spellStart"/>
       <w:r>
-        <w:t>cargarProducto</w:t>
+        <w:t>eliminarProducto</w:t>
+      </w:r>
+      <w:proofErr w:type="spellEnd"/>
+      <w:r>
+        <w:t>(</w:t>
+      </w:r>
+      <w:proofErr w:type="spellStart"/>
+      <w:r>
+        <w:t>idProducto</w:t>
+      </w:r>
+      <w:proofErr w:type="spellEnd"/>
+      <w:r>
+        <w:t>)</w:t>
+      </w:r>
+    </w:p>
+    <w:p>
+      <w:r>
+        <w:t>Repositorio:</w:t>
+      </w:r>
+    </w:p>
+    <w:p>
+      <w:pPr>
+        <w:numPr>
+          <w:ilvl w:val="0"/>
+          <w:numId w:val="1"/>
+        </w:numPr>
+      </w:pPr>
+      <w:proofErr w:type="spellStart"/>
+      <w:r>
+        <w:t>obtenerProductos</w:t>
+      </w:r>
+      <w:proofErr w:type="spellEnd"/>
+      <w:r>
+        <w:t>()</w:t>
+      </w:r>
+    </w:p>
+    <w:p>
+      <w:pPr>
+        <w:numPr>
+          <w:ilvl w:val="0"/>
+          <w:numId w:val="1"/>
+        </w:numPr>
+      </w:pPr>
+      <w:proofErr w:type="spellStart"/>
+      <w:r>
+        <w:t>obtene</w:t>
+      </w:r>
+      <w:r>
+        <w:t>rProductoPorId</w:t>
+      </w:r>
+      <w:proofErr w:type="spellEnd"/>
+      <w:r>
+        <w:t>(</w:t>
+      </w:r>
+      <w:proofErr w:type="spellStart"/>
+      <w:r>
+        <w:t>idProducto</w:t>
+      </w:r>
+      <w:proofErr w:type="spellEnd"/>
+      <w:r>
+        <w:t>)</w:t>
+      </w:r>
+    </w:p>
+    <w:p>
+      <w:pPr>
+        <w:numPr>
+          <w:ilvl w:val="0"/>
+          <w:numId w:val="1"/>
+        </w:numPr>
+      </w:pPr>
+      <w:proofErr w:type="spellStart"/>
+      <w:r>
+        <w:t>guardarProducto</w:t>
       </w:r>
       <w:proofErr w:type="spellEnd"/>
       <w:r>
@@ -5625,147 +5795,18 @@
       <w:pPr>
         <w:numPr>
           <w:ilvl w:val="0"/>
-          <w:numId w:val="21"/>
-        </w:numPr>
-      </w:pPr>
-      <w:proofErr w:type="spellStart"/>
-      <w:proofErr w:type="gramStart"/>
-      <w:r>
-        <w:t>editarProducto</w:t>
+          <w:numId w:val="1"/>
+        </w:numPr>
+      </w:pPr>
+      <w:proofErr w:type="spellStart"/>
+      <w:r>
+        <w:t>actualizarProducto</w:t>
       </w:r>
       <w:proofErr w:type="spellEnd"/>
       <w:r>
         <w:t>(</w:t>
       </w:r>
       <w:proofErr w:type="spellStart"/>
-      <w:proofErr w:type="gramEnd"/>
-      <w:r>
-        <w:t>idProducto</w:t>
-      </w:r>
-      <w:proofErr w:type="spellEnd"/>
-      <w:r>
-        <w:t xml:space="preserve">, </w:t>
-      </w:r>
-      <w:proofErr w:type="spellStart"/>
-      <w:r>
-        <w:t>nuevoProducto</w:t>
-      </w:r>
-      <w:proofErr w:type="spellEnd"/>
-      <w:r>
-        <w:t>)</w:t>
-      </w:r>
-    </w:p>
-    <w:p>
-      <w:pPr>
-        <w:numPr>
-          <w:ilvl w:val="0"/>
-          <w:numId w:val="21"/>
-        </w:numPr>
-      </w:pPr>
-      <w:proofErr w:type="spellStart"/>
-      <w:r>
-        <w:t>eliminarProducto</w:t>
-      </w:r>
-      <w:proofErr w:type="spellEnd"/>
-      <w:r>
-        <w:t>(</w:t>
-      </w:r>
-      <w:proofErr w:type="spellStart"/>
-      <w:r>
-        <w:t>idProducto</w:t>
-      </w:r>
-      <w:proofErr w:type="spellEnd"/>
-      <w:r>
-        <w:t>)</w:t>
-      </w:r>
-    </w:p>
-    <w:p>
-      <w:r>
-        <w:t>Repositorio:</w:t>
-      </w:r>
-    </w:p>
-    <w:p>
-      <w:pPr>
-        <w:numPr>
-          <w:ilvl w:val="0"/>
-          <w:numId w:val="1"/>
-        </w:numPr>
-      </w:pPr>
-      <w:proofErr w:type="spellStart"/>
-      <w:proofErr w:type="gramStart"/>
-      <w:r>
-        <w:t>obtenerProductos</w:t>
-      </w:r>
-      <w:proofErr w:type="spellEnd"/>
-      <w:r>
-        <w:t>(</w:t>
-      </w:r>
-      <w:proofErr w:type="gramEnd"/>
-      <w:r>
-        <w:t>)</w:t>
-      </w:r>
-    </w:p>
-    <w:p>
-      <w:pPr>
-        <w:numPr>
-          <w:ilvl w:val="0"/>
-          <w:numId w:val="1"/>
-        </w:numPr>
-      </w:pPr>
-      <w:proofErr w:type="spellStart"/>
-      <w:r>
-        <w:t>obtene</w:t>
-      </w:r>
-      <w:r>
-        <w:t>rProductoPorId</w:t>
-      </w:r>
-      <w:proofErr w:type="spellEnd"/>
-      <w:r>
-        <w:t>(</w:t>
-      </w:r>
-      <w:proofErr w:type="spellStart"/>
-      <w:r>
-        <w:t>idProducto</w:t>
-      </w:r>
-      <w:proofErr w:type="spellEnd"/>
-      <w:r>
-        <w:t>)</w:t>
-      </w:r>
-    </w:p>
-    <w:p>
-      <w:pPr>
-        <w:numPr>
-          <w:ilvl w:val="0"/>
-          <w:numId w:val="1"/>
-        </w:numPr>
-      </w:pPr>
-      <w:proofErr w:type="spellStart"/>
-      <w:r>
-        <w:t>guardarProducto</w:t>
-      </w:r>
-      <w:proofErr w:type="spellEnd"/>
-      <w:r>
-        <w:t>(producto)</w:t>
-      </w:r>
-    </w:p>
-    <w:p>
-      <w:pPr>
-        <w:numPr>
-          <w:ilvl w:val="0"/>
-          <w:numId w:val="1"/>
-        </w:numPr>
-      </w:pPr>
-      <w:proofErr w:type="spellStart"/>
-      <w:proofErr w:type="gramStart"/>
-      <w:r>
-        <w:t>actualizarProducto</w:t>
-      </w:r>
-      <w:proofErr w:type="spellEnd"/>
-      <w:r>
-        <w:t>(</w:t>
-      </w:r>
-      <w:proofErr w:type="spellStart"/>
-      <w:proofErr w:type="gramEnd"/>
       <w:r>
         <w:t>idProducto</w:t>
       </w:r>
@@ -5914,7 +5955,6 @@
         <w:t>maestroproductos</w:t>
       </w:r>
       <w:proofErr w:type="spellEnd"/>
-      <w:proofErr w:type="gramStart"/>
       <w:r>
         <w:t>/:</w:t>
       </w:r>
@@ -5923,7 +5963,6 @@
         <w:t>idProducto</w:t>
       </w:r>
       <w:proofErr w:type="spellEnd"/>
-      <w:proofErr w:type="gramEnd"/>
     </w:p>
     <w:p>
       <w:pPr>
@@ -5956,7 +5995,6 @@
         <w:t>maestroproductos</w:t>
       </w:r>
       <w:proofErr w:type="spellEnd"/>
-      <w:proofErr w:type="gramStart"/>
       <w:r>
         <w:t>/:</w:t>
       </w:r>
@@ -5965,7 +6003,6 @@
         <w:t>idProducto</w:t>
       </w:r>
       <w:proofErr w:type="spellEnd"/>
-      <w:proofErr w:type="gramEnd"/>
     </w:p>
     <w:p>
       <w:pPr>
@@ -5982,7 +6019,6 @@
         <w:t>maestroproductos</w:t>
       </w:r>
       <w:proofErr w:type="spellEnd"/>
-      <w:proofErr w:type="gramStart"/>
       <w:r>
         <w:t>/:</w:t>
       </w:r>
@@ -5991,7 +6027,6 @@
         <w:t>idProducto</w:t>
       </w:r>
       <w:proofErr w:type="spellEnd"/>
-      <w:proofErr w:type="gramEnd"/>
     </w:p>
     <w:p>
       <w:r>
@@ -6006,15 +6041,34 @@
         </w:numPr>
       </w:pPr>
       <w:proofErr w:type="spellStart"/>
-      <w:proofErr w:type="gramStart"/>
       <w:r>
         <w:t>obtenerCatalogo</w:t>
       </w:r>
       <w:proofErr w:type="spellEnd"/>
       <w:r>
+        <w:t>()</w:t>
+      </w:r>
+    </w:p>
+    <w:p>
+      <w:pPr>
+        <w:numPr>
+          <w:ilvl w:val="0"/>
+          <w:numId w:val="36"/>
+        </w:numPr>
+      </w:pPr>
+      <w:proofErr w:type="spellStart"/>
+      <w:r>
+        <w:t>obtenerProductoCatalogo</w:t>
+      </w:r>
+      <w:proofErr w:type="spellEnd"/>
+      <w:r>
         <w:t>(</w:t>
       </w:r>
-      <w:proofErr w:type="gramEnd"/>
+      <w:proofErr w:type="spellStart"/>
+      <w:r>
+        <w:t>idProducto</w:t>
+      </w:r>
+      <w:proofErr w:type="spellEnd"/>
       <w:r>
         <w:t>)</w:t>
       </w:r>
@@ -6028,7 +6082,23 @@
       </w:pPr>
       <w:proofErr w:type="spellStart"/>
       <w:r>
-        <w:t>obtenerProductoCatalogo</w:t>
+        <w:t>crearProductoCatalogo</w:t>
+      </w:r>
+      <w:proofErr w:type="spellEnd"/>
+      <w:r>
+        <w:t>(producto)</w:t>
+      </w:r>
+    </w:p>
+    <w:p>
+      <w:pPr>
+        <w:numPr>
+          <w:ilvl w:val="0"/>
+          <w:numId w:val="36"/>
+        </w:numPr>
+      </w:pPr>
+      <w:proofErr w:type="spellStart"/>
+      <w:r>
+        <w:t>editarProductoCatalogo</w:t>
       </w:r>
       <w:proofErr w:type="spellEnd"/>
       <w:r>
@@ -6040,76 +6110,34 @@
       </w:r>
       <w:proofErr w:type="spellEnd"/>
       <w:r>
+        <w:t>, producto)</w:t>
+      </w:r>
+    </w:p>
+    <w:p>
+      <w:pPr>
+        <w:numPr>
+          <w:ilvl w:val="0"/>
+          <w:numId w:val="36"/>
+        </w:numPr>
+      </w:pPr>
+      <w:proofErr w:type="spellStart"/>
+      <w:r>
+        <w:t>eliminarProductoCatalogo</w:t>
+      </w:r>
+      <w:proofErr w:type="spellEnd"/>
+      <w:r>
+        <w:t>(</w:t>
+      </w:r>
+      <w:proofErr w:type="spellStart"/>
+      <w:r>
+        <w:t>idProducto</w:t>
+      </w:r>
+      <w:proofErr w:type="spellEnd"/>
+      <w:r>
         <w:t>)</w:t>
       </w:r>
     </w:p>
     <w:p>
-      <w:pPr>
-        <w:numPr>
-          <w:ilvl w:val="0"/>
-          <w:numId w:val="36"/>
-        </w:numPr>
-      </w:pPr>
-      <w:proofErr w:type="spellStart"/>
-      <w:r>
-        <w:t>crearProductoCatalogo</w:t>
-      </w:r>
-      <w:proofErr w:type="spellEnd"/>
-      <w:r>
-        <w:t>(producto)</w:t>
-      </w:r>
-    </w:p>
-    <w:p>
-      <w:pPr>
-        <w:numPr>
-          <w:ilvl w:val="0"/>
-          <w:numId w:val="36"/>
-        </w:numPr>
-      </w:pPr>
-      <w:proofErr w:type="spellStart"/>
-      <w:proofErr w:type="gramStart"/>
-      <w:r>
-        <w:t>editarProductoCatalogo</w:t>
-      </w:r>
-      <w:proofErr w:type="spellEnd"/>
-      <w:r>
-        <w:t>(</w:t>
-      </w:r>
-      <w:proofErr w:type="spellStart"/>
-      <w:proofErr w:type="gramEnd"/>
-      <w:r>
-        <w:t>idProducto</w:t>
-      </w:r>
-      <w:proofErr w:type="spellEnd"/>
-      <w:r>
-        <w:t>, producto)</w:t>
-      </w:r>
-    </w:p>
-    <w:p>
-      <w:pPr>
-        <w:numPr>
-          <w:ilvl w:val="0"/>
-          <w:numId w:val="36"/>
-        </w:numPr>
-      </w:pPr>
-      <w:proofErr w:type="spellStart"/>
-      <w:r>
-        <w:t>eliminarProductoCatalogo</w:t>
-      </w:r>
-      <w:proofErr w:type="spellEnd"/>
-      <w:r>
-        <w:t>(</w:t>
-      </w:r>
-      <w:proofErr w:type="spellStart"/>
-      <w:r>
-        <w:t>idProducto</w:t>
-      </w:r>
-      <w:proofErr w:type="spellEnd"/>
-      <w:r>
-        <w:t>)</w:t>
-      </w:r>
-    </w:p>
-    <w:p>
       <w:r>
         <w:t>Repositorio:</w:t>
       </w:r>
@@ -6122,17 +6150,12 @@
         </w:numPr>
       </w:pPr>
       <w:proofErr w:type="spellStart"/>
-      <w:proofErr w:type="gramStart"/>
       <w:r>
         <w:t>obtenerTodos</w:t>
       </w:r>
       <w:proofErr w:type="spellEnd"/>
       <w:r>
-        <w:t>(</w:t>
-      </w:r>
-      <w:proofErr w:type="gramEnd"/>
-      <w:r>
-        <w:t>)</w:t>
+        <w:t>()</w:t>
       </w:r>
     </w:p>
     <w:p>
@@ -6178,12 +6201,10 @@
           <w:numId w:val="2"/>
         </w:numPr>
       </w:pPr>
-      <w:proofErr w:type="gramStart"/>
       <w:r>
         <w:t>actualizar(</w:t>
       </w:r>
       <w:proofErr w:type="spellStart"/>
-      <w:proofErr w:type="gramEnd"/>
       <w:r>
         <w:t>idProducto</w:t>
       </w:r>
@@ -6312,18 +6333,13 @@
         </w:numPr>
       </w:pPr>
       <w:r>
-        <w:t>GET /api/clientes</w:t>
-      </w:r>
-      <w:proofErr w:type="gramStart"/>
-      <w:r>
-        <w:t>/:</w:t>
+        <w:t>GET /api/clientes/:</w:t>
       </w:r>
       <w:proofErr w:type="spellStart"/>
       <w:r>
         <w:t>idCliente</w:t>
       </w:r>
       <w:proofErr w:type="spellEnd"/>
-      <w:proofErr w:type="gramEnd"/>
     </w:p>
     <w:p>
       <w:pPr>
@@ -6344,18 +6360,13 @@
         </w:numPr>
       </w:pPr>
       <w:r>
-        <w:t>PUT /api/clientes</w:t>
-      </w:r>
-      <w:proofErr w:type="gramStart"/>
-      <w:r>
-        <w:t>/:</w:t>
+        <w:t>PUT /api/clientes/:</w:t>
       </w:r>
       <w:proofErr w:type="spellStart"/>
       <w:r>
         <w:t>idCliente</w:t>
       </w:r>
       <w:proofErr w:type="spellEnd"/>
-      <w:proofErr w:type="gramEnd"/>
     </w:p>
     <w:p>
       <w:pPr>
@@ -6365,18 +6376,13 @@
         </w:numPr>
       </w:pPr>
       <w:r>
-        <w:t>DELETE /api/clientes</w:t>
-      </w:r>
-      <w:proofErr w:type="gramStart"/>
-      <w:r>
-        <w:t>/:</w:t>
+        <w:t>DELETE /api/clientes/:</w:t>
       </w:r>
       <w:proofErr w:type="spellStart"/>
       <w:r>
         <w:t>idCliente</w:t>
       </w:r>
       <w:proofErr w:type="spellEnd"/>
-      <w:proofErr w:type="gramEnd"/>
     </w:p>
     <w:p>
       <w:r>
@@ -6391,15 +6397,34 @@
         </w:numPr>
       </w:pPr>
       <w:proofErr w:type="spellStart"/>
-      <w:proofErr w:type="gramStart"/>
       <w:r>
         <w:t>obtenerClientes</w:t>
       </w:r>
       <w:proofErr w:type="spellEnd"/>
       <w:r>
+        <w:t>()</w:t>
+      </w:r>
+    </w:p>
+    <w:p>
+      <w:pPr>
+        <w:numPr>
+          <w:ilvl w:val="0"/>
+          <w:numId w:val="32"/>
+        </w:numPr>
+      </w:pPr>
+      <w:proofErr w:type="spellStart"/>
+      <w:r>
+        <w:t>obtenerCliente</w:t>
+      </w:r>
+      <w:proofErr w:type="spellEnd"/>
+      <w:r>
         <w:t>(</w:t>
       </w:r>
-      <w:proofErr w:type="gramEnd"/>
+      <w:proofErr w:type="spellStart"/>
+      <w:r>
+        <w:t>idCliente</w:t>
+      </w:r>
+      <w:proofErr w:type="spellEnd"/>
       <w:r>
         <w:t>)</w:t>
       </w:r>
@@ -6413,7 +6438,23 @@
       </w:pPr>
       <w:proofErr w:type="spellStart"/>
       <w:r>
-        <w:t>obtenerCliente</w:t>
+        <w:t>crearCliente</w:t>
+      </w:r>
+      <w:proofErr w:type="spellEnd"/>
+      <w:r>
+        <w:t>(cliente)</w:t>
+      </w:r>
+    </w:p>
+    <w:p>
+      <w:pPr>
+        <w:numPr>
+          <w:ilvl w:val="0"/>
+          <w:numId w:val="32"/>
+        </w:numPr>
+      </w:pPr>
+      <w:proofErr w:type="spellStart"/>
+      <w:r>
+        <w:t>editarCliente</w:t>
       </w:r>
       <w:proofErr w:type="spellEnd"/>
       <w:r>
@@ -6425,19 +6466,91 @@
       </w:r>
       <w:proofErr w:type="spellEnd"/>
       <w:r>
+        <w:t>, cliente)</w:t>
+      </w:r>
+    </w:p>
+    <w:p>
+      <w:pPr>
+        <w:numPr>
+          <w:ilvl w:val="0"/>
+          <w:numId w:val="32"/>
+        </w:numPr>
+      </w:pPr>
+      <w:proofErr w:type="spellStart"/>
+      <w:r>
+        <w:t>eliminarCliente</w:t>
+      </w:r>
+      <w:proofErr w:type="spellEnd"/>
+      <w:r>
+        <w:t>(</w:t>
+      </w:r>
+      <w:proofErr w:type="spellStart"/>
+      <w:r>
+        <w:t>idCliente</w:t>
+      </w:r>
+      <w:proofErr w:type="spellEnd"/>
+      <w:r>
         <w:t>)</w:t>
       </w:r>
     </w:p>
     <w:p>
-      <w:pPr>
-        <w:numPr>
-          <w:ilvl w:val="0"/>
-          <w:numId w:val="32"/>
-        </w:numPr>
-      </w:pPr>
-      <w:proofErr w:type="spellStart"/>
-      <w:r>
-        <w:t>crearCliente</w:t>
+      <w:r>
+        <w:t>Repositorio:</w:t>
+      </w:r>
+    </w:p>
+    <w:p>
+      <w:pPr>
+        <w:numPr>
+          <w:ilvl w:val="0"/>
+          <w:numId w:val="3"/>
+        </w:numPr>
+      </w:pPr>
+      <w:proofErr w:type="spellStart"/>
+      <w:r>
+        <w:t>obtenerClientes</w:t>
+      </w:r>
+      <w:proofErr w:type="spellEnd"/>
+      <w:r>
+        <w:t>()</w:t>
+      </w:r>
+    </w:p>
+    <w:p>
+      <w:pPr>
+        <w:numPr>
+          <w:ilvl w:val="0"/>
+          <w:numId w:val="3"/>
+        </w:numPr>
+      </w:pPr>
+      <w:proofErr w:type="spellStart"/>
+      <w:r>
+        <w:t>obtenerC</w:t>
+      </w:r>
+      <w:r>
+        <w:t>lientePorId</w:t>
+      </w:r>
+      <w:proofErr w:type="spellEnd"/>
+      <w:r>
+        <w:t>(</w:t>
+      </w:r>
+      <w:proofErr w:type="spellStart"/>
+      <w:r>
+        <w:t>idCliente</w:t>
+      </w:r>
+      <w:proofErr w:type="spellEnd"/>
+      <w:r>
+        <w:t>)</w:t>
+      </w:r>
+    </w:p>
+    <w:p>
+      <w:pPr>
+        <w:numPr>
+          <w:ilvl w:val="0"/>
+          <w:numId w:val="3"/>
+        </w:numPr>
+      </w:pPr>
+      <w:proofErr w:type="spellStart"/>
+      <w:r>
+        <w:t>guardarCliente</w:t>
       </w:r>
       <w:proofErr w:type="spellEnd"/>
       <w:r>
@@ -6448,139 +6561,18 @@
       <w:pPr>
         <w:numPr>
           <w:ilvl w:val="0"/>
-          <w:numId w:val="32"/>
-        </w:numPr>
-      </w:pPr>
-      <w:proofErr w:type="spellStart"/>
-      <w:proofErr w:type="gramStart"/>
-      <w:r>
-        <w:t>editarCliente</w:t>
+          <w:numId w:val="3"/>
+        </w:numPr>
+      </w:pPr>
+      <w:proofErr w:type="spellStart"/>
+      <w:r>
+        <w:t>actualizarCliente</w:t>
       </w:r>
       <w:proofErr w:type="spellEnd"/>
       <w:r>
         <w:t>(</w:t>
       </w:r>
       <w:proofErr w:type="spellStart"/>
-      <w:proofErr w:type="gramEnd"/>
-      <w:r>
-        <w:t>idCliente</w:t>
-      </w:r>
-      <w:proofErr w:type="spellEnd"/>
-      <w:r>
-        <w:t>, cliente)</w:t>
-      </w:r>
-    </w:p>
-    <w:p>
-      <w:pPr>
-        <w:numPr>
-          <w:ilvl w:val="0"/>
-          <w:numId w:val="32"/>
-        </w:numPr>
-      </w:pPr>
-      <w:proofErr w:type="spellStart"/>
-      <w:r>
-        <w:t>eliminarCliente</w:t>
-      </w:r>
-      <w:proofErr w:type="spellEnd"/>
-      <w:r>
-        <w:t>(</w:t>
-      </w:r>
-      <w:proofErr w:type="spellStart"/>
-      <w:r>
-        <w:t>idCliente</w:t>
-      </w:r>
-      <w:proofErr w:type="spellEnd"/>
-      <w:r>
-        <w:t>)</w:t>
-      </w:r>
-    </w:p>
-    <w:p>
-      <w:r>
-        <w:t>Repositorio:</w:t>
-      </w:r>
-    </w:p>
-    <w:p>
-      <w:pPr>
-        <w:numPr>
-          <w:ilvl w:val="0"/>
-          <w:numId w:val="3"/>
-        </w:numPr>
-      </w:pPr>
-      <w:proofErr w:type="spellStart"/>
-      <w:proofErr w:type="gramStart"/>
-      <w:r>
-        <w:t>obtenerClientes</w:t>
-      </w:r>
-      <w:proofErr w:type="spellEnd"/>
-      <w:r>
-        <w:t>(</w:t>
-      </w:r>
-      <w:proofErr w:type="gramEnd"/>
-      <w:r>
-        <w:t>)</w:t>
-      </w:r>
-    </w:p>
-    <w:p>
-      <w:pPr>
-        <w:numPr>
-          <w:ilvl w:val="0"/>
-          <w:numId w:val="3"/>
-        </w:numPr>
-      </w:pPr>
-      <w:proofErr w:type="spellStart"/>
-      <w:r>
-        <w:t>obtenerC</w:t>
-      </w:r>
-      <w:r>
-        <w:t>lientePorId</w:t>
-      </w:r>
-      <w:proofErr w:type="spellEnd"/>
-      <w:r>
-        <w:t>(</w:t>
-      </w:r>
-      <w:proofErr w:type="spellStart"/>
-      <w:r>
-        <w:t>idCliente</w:t>
-      </w:r>
-      <w:proofErr w:type="spellEnd"/>
-      <w:r>
-        <w:t>)</w:t>
-      </w:r>
-    </w:p>
-    <w:p>
-      <w:pPr>
-        <w:numPr>
-          <w:ilvl w:val="0"/>
-          <w:numId w:val="3"/>
-        </w:numPr>
-      </w:pPr>
-      <w:proofErr w:type="spellStart"/>
-      <w:r>
-        <w:t>guardarCliente</w:t>
-      </w:r>
-      <w:proofErr w:type="spellEnd"/>
-      <w:r>
-        <w:t>(cliente)</w:t>
-      </w:r>
-    </w:p>
-    <w:p>
-      <w:pPr>
-        <w:numPr>
-          <w:ilvl w:val="0"/>
-          <w:numId w:val="3"/>
-        </w:numPr>
-      </w:pPr>
-      <w:proofErr w:type="spellStart"/>
-      <w:proofErr w:type="gramStart"/>
-      <w:r>
-        <w:t>actualizarCliente</w:t>
-      </w:r>
-      <w:proofErr w:type="spellEnd"/>
-      <w:r>
-        <w:t>(</w:t>
-      </w:r>
-      <w:proofErr w:type="spellStart"/>
-      <w:proofErr w:type="gramEnd"/>
       <w:r>
         <w:t>idCliente</w:t>
       </w:r>
@@ -6714,18 +6706,13 @@
         </w:numPr>
       </w:pPr>
       <w:r>
-        <w:t>GET /api/proveedores</w:t>
-      </w:r>
-      <w:proofErr w:type="gramStart"/>
-      <w:r>
-        <w:t>/:</w:t>
+        <w:t>GET /api/proveedores/:</w:t>
       </w:r>
       <w:proofErr w:type="spellStart"/>
       <w:r>
         <w:t>idProveedor</w:t>
       </w:r>
       <w:proofErr w:type="spellEnd"/>
-      <w:proofErr w:type="gramEnd"/>
     </w:p>
     <w:p>
       <w:pPr>
@@ -6746,18 +6733,13 @@
         </w:numPr>
       </w:pPr>
       <w:r>
-        <w:t>PUT /api/proveedores</w:t>
-      </w:r>
-      <w:proofErr w:type="gramStart"/>
-      <w:r>
-        <w:t>/:</w:t>
+        <w:t>PUT /api/proveedores/:</w:t>
       </w:r>
       <w:proofErr w:type="spellStart"/>
       <w:r>
         <w:t>idProveedor</w:t>
       </w:r>
       <w:proofErr w:type="spellEnd"/>
-      <w:proofErr w:type="gramEnd"/>
     </w:p>
     <w:p>
       <w:pPr>
@@ -6767,18 +6749,13 @@
         </w:numPr>
       </w:pPr>
       <w:r>
-        <w:t>DELETE /api/proveedores</w:t>
-      </w:r>
-      <w:proofErr w:type="gramStart"/>
-      <w:r>
-        <w:t>/:</w:t>
+        <w:t>DELETE /api/proveedores/:</w:t>
       </w:r>
       <w:proofErr w:type="spellStart"/>
       <w:r>
         <w:t>idProveedor</w:t>
       </w:r>
       <w:proofErr w:type="spellEnd"/>
-      <w:proofErr w:type="gramEnd"/>
     </w:p>
     <w:p>
       <w:r>
@@ -6793,16 +6770,35 @@
         </w:numPr>
       </w:pPr>
       <w:proofErr w:type="spellStart"/>
-      <w:proofErr w:type="gramStart"/>
       <w:r>
         <w:lastRenderedPageBreak/>
         <w:t>obtenerProveedores</w:t>
       </w:r>
       <w:proofErr w:type="spellEnd"/>
       <w:r>
+        <w:t>()</w:t>
+      </w:r>
+    </w:p>
+    <w:p>
+      <w:pPr>
+        <w:numPr>
+          <w:ilvl w:val="0"/>
+          <w:numId w:val="29"/>
+        </w:numPr>
+      </w:pPr>
+      <w:proofErr w:type="spellStart"/>
+      <w:r>
+        <w:t>obtenerProveedor</w:t>
+      </w:r>
+      <w:proofErr w:type="spellEnd"/>
+      <w:r>
         <w:t>(</w:t>
       </w:r>
-      <w:proofErr w:type="gramEnd"/>
+      <w:proofErr w:type="spellStart"/>
+      <w:r>
+        <w:t>idProveedor</w:t>
+      </w:r>
+      <w:proofErr w:type="spellEnd"/>
       <w:r>
         <w:t>)</w:t>
       </w:r>
@@ -6816,7 +6812,23 @@
       </w:pPr>
       <w:proofErr w:type="spellStart"/>
       <w:r>
-        <w:t>obtenerProveedor</w:t>
+        <w:t>crearProveedor</w:t>
+      </w:r>
+      <w:proofErr w:type="spellEnd"/>
+      <w:r>
+        <w:t>(proveedor)</w:t>
+      </w:r>
+    </w:p>
+    <w:p>
+      <w:pPr>
+        <w:numPr>
+          <w:ilvl w:val="0"/>
+          <w:numId w:val="29"/>
+        </w:numPr>
+      </w:pPr>
+      <w:proofErr w:type="spellStart"/>
+      <w:r>
+        <w:t>editarProveedor</w:t>
       </w:r>
       <w:proofErr w:type="spellEnd"/>
       <w:r>
@@ -6828,19 +6840,88 @@
       </w:r>
       <w:proofErr w:type="spellEnd"/>
       <w:r>
+        <w:t>, proveedor)</w:t>
+      </w:r>
+    </w:p>
+    <w:p>
+      <w:pPr>
+        <w:numPr>
+          <w:ilvl w:val="0"/>
+          <w:numId w:val="29"/>
+        </w:numPr>
+      </w:pPr>
+      <w:proofErr w:type="spellStart"/>
+      <w:r>
+        <w:t>eliminarProveedor</w:t>
+      </w:r>
+      <w:proofErr w:type="spellEnd"/>
+      <w:r>
+        <w:t>(</w:t>
+      </w:r>
+      <w:proofErr w:type="spellStart"/>
+      <w:r>
+        <w:t>idProveedor</w:t>
+      </w:r>
+      <w:proofErr w:type="spellEnd"/>
+      <w:r>
         <w:t>)</w:t>
       </w:r>
     </w:p>
     <w:p>
-      <w:pPr>
-        <w:numPr>
-          <w:ilvl w:val="0"/>
-          <w:numId w:val="29"/>
-        </w:numPr>
-      </w:pPr>
-      <w:proofErr w:type="spellStart"/>
-      <w:r>
-        <w:t>crearProveedor</w:t>
+      <w:r>
+        <w:t>Repositorio:</w:t>
+      </w:r>
+    </w:p>
+    <w:p>
+      <w:pPr>
+        <w:numPr>
+          <w:ilvl w:val="0"/>
+          <w:numId w:val="19"/>
+        </w:numPr>
+      </w:pPr>
+      <w:proofErr w:type="spellStart"/>
+      <w:r>
+        <w:t>obtenerProveedores</w:t>
+      </w:r>
+      <w:proofErr w:type="spellEnd"/>
+      <w:r>
+        <w:t>()</w:t>
+      </w:r>
+    </w:p>
+    <w:p>
+      <w:pPr>
+        <w:numPr>
+          <w:ilvl w:val="0"/>
+          <w:numId w:val="19"/>
+        </w:numPr>
+      </w:pPr>
+      <w:proofErr w:type="spellStart"/>
+      <w:r>
+        <w:t>obtenerProveedorPorId</w:t>
+      </w:r>
+      <w:proofErr w:type="spellEnd"/>
+      <w:r>
+        <w:t>(</w:t>
+      </w:r>
+      <w:proofErr w:type="spellStart"/>
+      <w:r>
+        <w:t>idProveedor</w:t>
+      </w:r>
+      <w:proofErr w:type="spellEnd"/>
+      <w:r>
+        <w:t>)</w:t>
+      </w:r>
+    </w:p>
+    <w:p>
+      <w:pPr>
+        <w:numPr>
+          <w:ilvl w:val="0"/>
+          <w:numId w:val="19"/>
+        </w:numPr>
+      </w:pPr>
+      <w:proofErr w:type="spellStart"/>
+      <w:r>
+        <w:t>guardarProveedor</w:t>
       </w:r>
       <w:proofErr w:type="spellEnd"/>
       <w:r>
@@ -6851,136 +6932,18 @@
       <w:pPr>
         <w:numPr>
           <w:ilvl w:val="0"/>
-          <w:numId w:val="29"/>
-        </w:numPr>
-      </w:pPr>
-      <w:proofErr w:type="spellStart"/>
-      <w:proofErr w:type="gramStart"/>
-      <w:r>
-        <w:t>editarProveedor</w:t>
+          <w:numId w:val="19"/>
+        </w:numPr>
+      </w:pPr>
+      <w:proofErr w:type="spellStart"/>
+      <w:r>
+        <w:t>actualizarProveedor</w:t>
       </w:r>
       <w:proofErr w:type="spellEnd"/>
       <w:r>
         <w:t>(</w:t>
       </w:r>
       <w:proofErr w:type="spellStart"/>
-      <w:proofErr w:type="gramEnd"/>
-      <w:r>
-        <w:t>idProveedor</w:t>
-      </w:r>
-      <w:proofErr w:type="spellEnd"/>
-      <w:r>
-        <w:t>, proveedor)</w:t>
-      </w:r>
-    </w:p>
-    <w:p>
-      <w:pPr>
-        <w:numPr>
-          <w:ilvl w:val="0"/>
-          <w:numId w:val="29"/>
-        </w:numPr>
-      </w:pPr>
-      <w:proofErr w:type="spellStart"/>
-      <w:r>
-        <w:t>eliminarProveedor</w:t>
-      </w:r>
-      <w:proofErr w:type="spellEnd"/>
-      <w:r>
-        <w:t>(</w:t>
-      </w:r>
-      <w:proofErr w:type="spellStart"/>
-      <w:r>
-        <w:t>idProveedor</w:t>
-      </w:r>
-      <w:proofErr w:type="spellEnd"/>
-      <w:r>
-        <w:t>)</w:t>
-      </w:r>
-    </w:p>
-    <w:p>
-      <w:r>
-        <w:t>Repositorio:</w:t>
-      </w:r>
-    </w:p>
-    <w:p>
-      <w:pPr>
-        <w:numPr>
-          <w:ilvl w:val="0"/>
-          <w:numId w:val="19"/>
-        </w:numPr>
-      </w:pPr>
-      <w:proofErr w:type="spellStart"/>
-      <w:proofErr w:type="gramStart"/>
-      <w:r>
-        <w:t>obtenerProveedores</w:t>
-      </w:r>
-      <w:proofErr w:type="spellEnd"/>
-      <w:r>
-        <w:t>(</w:t>
-      </w:r>
-      <w:proofErr w:type="gramEnd"/>
-      <w:r>
-        <w:t>)</w:t>
-      </w:r>
-    </w:p>
-    <w:p>
-      <w:pPr>
-        <w:numPr>
-          <w:ilvl w:val="0"/>
-          <w:numId w:val="19"/>
-        </w:numPr>
-      </w:pPr>
-      <w:proofErr w:type="spellStart"/>
-      <w:r>
-        <w:t>obtenerProveedorPorId</w:t>
-      </w:r>
-      <w:proofErr w:type="spellEnd"/>
-      <w:r>
-        <w:t>(</w:t>
-      </w:r>
-      <w:proofErr w:type="spellStart"/>
-      <w:r>
-        <w:t>idProveedor</w:t>
-      </w:r>
-      <w:proofErr w:type="spellEnd"/>
-      <w:r>
-        <w:t>)</w:t>
-      </w:r>
-    </w:p>
-    <w:p>
-      <w:pPr>
-        <w:numPr>
-          <w:ilvl w:val="0"/>
-          <w:numId w:val="19"/>
-        </w:numPr>
-      </w:pPr>
-      <w:proofErr w:type="spellStart"/>
-      <w:r>
-        <w:t>guardarProveedor</w:t>
-      </w:r>
-      <w:proofErr w:type="spellEnd"/>
-      <w:r>
-        <w:t>(proveedor)</w:t>
-      </w:r>
-    </w:p>
-    <w:p>
-      <w:pPr>
-        <w:numPr>
-          <w:ilvl w:val="0"/>
-          <w:numId w:val="19"/>
-        </w:numPr>
-      </w:pPr>
-      <w:proofErr w:type="spellStart"/>
-      <w:proofErr w:type="gramStart"/>
-      <w:r>
-        <w:t>actualizarProveedor</w:t>
-      </w:r>
-      <w:proofErr w:type="spellEnd"/>
-      <w:r>
-        <w:t>(</w:t>
-      </w:r>
-      <w:proofErr w:type="spellStart"/>
-      <w:proofErr w:type="gramEnd"/>
       <w:r>
         <w:t>idProveedor</w:t>
       </w:r>
@@ -7103,18 +7066,13 @@
         </w:numPr>
       </w:pPr>
       <w:r>
-        <w:t>GET /api/compras</w:t>
-      </w:r>
-      <w:proofErr w:type="gramStart"/>
-      <w:r>
-        <w:t>/:</w:t>
+        <w:t>GET /api/compras/:</w:t>
       </w:r>
       <w:proofErr w:type="spellStart"/>
       <w:r>
         <w:t>idCompra</w:t>
       </w:r>
       <w:proofErr w:type="spellEnd"/>
-      <w:proofErr w:type="gramEnd"/>
     </w:p>
     <w:p>
       <w:pPr>
@@ -7140,15 +7098,34 @@
         </w:numPr>
       </w:pPr>
       <w:proofErr w:type="spellStart"/>
-      <w:proofErr w:type="gramStart"/>
       <w:r>
         <w:t>obtenerCompras</w:t>
       </w:r>
       <w:proofErr w:type="spellEnd"/>
       <w:r>
+        <w:t>()</w:t>
+      </w:r>
+    </w:p>
+    <w:p>
+      <w:pPr>
+        <w:numPr>
+          <w:ilvl w:val="0"/>
+          <w:numId w:val="6"/>
+        </w:numPr>
+      </w:pPr>
+      <w:proofErr w:type="spellStart"/>
+      <w:r>
+        <w:t>obtenerCompra</w:t>
+      </w:r>
+      <w:proofErr w:type="spellEnd"/>
+      <w:r>
         <w:t>(</w:t>
       </w:r>
-      <w:proofErr w:type="gramEnd"/>
+      <w:proofErr w:type="spellStart"/>
+      <w:r>
+        <w:t>idCompra</w:t>
+      </w:r>
+      <w:proofErr w:type="spellEnd"/>
       <w:r>
         <w:t>)</w:t>
       </w:r>
@@ -7162,7 +7139,7 @@
       </w:pPr>
       <w:proofErr w:type="spellStart"/>
       <w:r>
-        <w:t>obtenerCompra</w:t>
+        <w:t>registrarCompra</w:t>
       </w:r>
       <w:proofErr w:type="spellEnd"/>
       <w:r>
@@ -7170,7 +7147,7 @@
       </w:r>
       <w:proofErr w:type="spellStart"/>
       <w:r>
-        <w:t>idCompra</w:t>
+        <w:t>compraDTO</w:t>
       </w:r>
       <w:proofErr w:type="spellEnd"/>
       <w:r>
@@ -7178,30 +7155,6 @@
       </w:r>
     </w:p>
     <w:p>
-      <w:pPr>
-        <w:numPr>
-          <w:ilvl w:val="0"/>
-          <w:numId w:val="6"/>
-        </w:numPr>
-      </w:pPr>
-      <w:proofErr w:type="spellStart"/>
-      <w:r>
-        <w:t>registrarCompra</w:t>
-      </w:r>
-      <w:proofErr w:type="spellEnd"/>
-      <w:r>
-        <w:t>(</w:t>
-      </w:r>
-      <w:proofErr w:type="spellStart"/>
-      <w:r>
-        <w:t>compraDTO</w:t>
-      </w:r>
-      <w:proofErr w:type="spellEnd"/>
-      <w:r>
-        <w:t>)</w:t>
-      </w:r>
-    </w:p>
-    <w:p>
       <w:r>
         <w:t>Repositorio:</w:t>
       </w:r>
@@ -7214,17 +7167,12 @@
         </w:numPr>
       </w:pPr>
       <w:proofErr w:type="spellStart"/>
-      <w:proofErr w:type="gramStart"/>
       <w:r>
         <w:t>obtenerCompras</w:t>
       </w:r>
       <w:proofErr w:type="spellEnd"/>
       <w:r>
-        <w:t>(</w:t>
-      </w:r>
-      <w:proofErr w:type="gramEnd"/>
-      <w:r>
-        <w:t>)</w:t>
+        <w:t>()</w:t>
       </w:r>
     </w:p>
     <w:p>
@@ -7376,18 +7324,13 @@
         <w:t>GET /api</w:t>
       </w:r>
       <w:r>
-        <w:t>/ventas</w:t>
-      </w:r>
-      <w:proofErr w:type="gramStart"/>
-      <w:r>
-        <w:t>/:</w:t>
+        <w:t>/ventas/:</w:t>
       </w:r>
       <w:proofErr w:type="spellStart"/>
       <w:r>
         <w:t>idVenta</w:t>
       </w:r>
       <w:proofErr w:type="spellEnd"/>
-      <w:proofErr w:type="gramEnd"/>
     </w:p>
     <w:p>
       <w:pPr>
@@ -7413,17 +7356,12 @@
         </w:numPr>
       </w:pPr>
       <w:proofErr w:type="spellStart"/>
-      <w:proofErr w:type="gramStart"/>
       <w:r>
         <w:t>obtenerVentas</w:t>
       </w:r>
       <w:proofErr w:type="spellEnd"/>
       <w:r>
-        <w:t>(</w:t>
-      </w:r>
-      <w:proofErr w:type="gramEnd"/>
-      <w:r>
-        <w:t>)</w:t>
+        <w:t>()</w:t>
       </w:r>
     </w:p>
     <w:p>
@@ -7488,17 +7426,12 @@
         </w:numPr>
       </w:pPr>
       <w:proofErr w:type="spellStart"/>
-      <w:proofErr w:type="gramStart"/>
       <w:r>
         <w:t>obtenerVentas</w:t>
       </w:r>
       <w:proofErr w:type="spellEnd"/>
       <w:r>
-        <w:t>(</w:t>
-      </w:r>
-      <w:proofErr w:type="gramEnd"/>
-      <w:r>
-        <w:t>)</w:t>
+        <w:t>()</w:t>
       </w:r>
     </w:p>
     <w:p>
@@ -7647,18 +7580,13 @@
         </w:numPr>
       </w:pPr>
       <w:r>
-        <w:t>GET /api/recibos</w:t>
-      </w:r>
-      <w:proofErr w:type="gramStart"/>
-      <w:r>
-        <w:t>/:</w:t>
+        <w:t>GET /api/recibos/:</w:t>
       </w:r>
       <w:proofErr w:type="spellStart"/>
       <w:r>
         <w:t>idRecibo</w:t>
       </w:r>
       <w:proofErr w:type="spellEnd"/>
-      <w:proofErr w:type="gramEnd"/>
     </w:p>
     <w:p>
       <w:pPr>
@@ -7684,15 +7612,34 @@
         </w:numPr>
       </w:pPr>
       <w:proofErr w:type="spellStart"/>
-      <w:proofErr w:type="gramStart"/>
       <w:r>
         <w:t>obtenerRecibos</w:t>
       </w:r>
       <w:proofErr w:type="spellEnd"/>
       <w:r>
+        <w:t>()</w:t>
+      </w:r>
+    </w:p>
+    <w:p>
+      <w:pPr>
+        <w:numPr>
+          <w:ilvl w:val="0"/>
+          <w:numId w:val="7"/>
+        </w:numPr>
+      </w:pPr>
+      <w:proofErr w:type="spellStart"/>
+      <w:r>
+        <w:t>obtenerRecibo</w:t>
+      </w:r>
+      <w:proofErr w:type="spellEnd"/>
+      <w:r>
         <w:t>(</w:t>
       </w:r>
-      <w:proofErr w:type="gramEnd"/>
+      <w:proofErr w:type="spellStart"/>
+      <w:r>
+        <w:t>idRecibo</w:t>
+      </w:r>
+      <w:proofErr w:type="spellEnd"/>
       <w:r>
         <w:t>)</w:t>
       </w:r>
@@ -7706,30 +7653,6 @@
       </w:pPr>
       <w:proofErr w:type="spellStart"/>
       <w:r>
-        <w:t>obtenerRecibo</w:t>
-      </w:r>
-      <w:proofErr w:type="spellEnd"/>
-      <w:r>
-        <w:t>(</w:t>
-      </w:r>
-      <w:proofErr w:type="spellStart"/>
-      <w:r>
-        <w:t>idRecibo</w:t>
-      </w:r>
-      <w:proofErr w:type="spellEnd"/>
-      <w:r>
-        <w:t>)</w:t>
-      </w:r>
-    </w:p>
-    <w:p>
-      <w:pPr>
-        <w:numPr>
-          <w:ilvl w:val="0"/>
-          <w:numId w:val="7"/>
-        </w:numPr>
-      </w:pPr>
-      <w:proofErr w:type="spellStart"/>
-      <w:r>
         <w:t>registrarRecibo</w:t>
       </w:r>
       <w:proofErr w:type="spellEnd"/>
@@ -7750,17 +7673,12 @@
         </w:numPr>
       </w:pPr>
       <w:proofErr w:type="spellStart"/>
-      <w:proofErr w:type="gramStart"/>
       <w:r>
         <w:t>obtenerRecibos</w:t>
       </w:r>
       <w:proofErr w:type="spellEnd"/>
       <w:r>
-        <w:t>(</w:t>
-      </w:r>
-      <w:proofErr w:type="gramEnd"/>
-      <w:r>
-        <w:t>)</w:t>
+        <w:t>()</w:t>
       </w:r>
     </w:p>
     <w:p>
@@ -7919,7 +7837,6 @@
         </w:numPr>
       </w:pPr>
       <w:proofErr w:type="spellStart"/>
-      <w:proofErr w:type="gramStart"/>
       <w:r>
         <w:t>validarStockDisponible</w:t>
       </w:r>
@@ -7928,7 +7845,6 @@
         <w:t>(</w:t>
       </w:r>
       <w:proofErr w:type="spellStart"/>
-      <w:proofErr w:type="gramEnd"/>
       <w:r>
         <w:t>idProducto</w:t>
       </w:r>
@@ -7950,7 +7866,6 @@
         </w:numPr>
       </w:pPr>
       <w:proofErr w:type="spellStart"/>
-      <w:proofErr w:type="gramStart"/>
       <w:r>
         <w:t>actualizarStock</w:t>
       </w:r>
@@ -7959,7 +7874,6 @@
         <w:t>(</w:t>
       </w:r>
       <w:proofErr w:type="spellStart"/>
-      <w:proofErr w:type="gramEnd"/>
       <w:r>
         <w:t>idProducto</w:t>
       </w:r>

--- a/Documentacion/DSWB_2D_Mocosoft_1C26.docx
+++ b/Documentacion/DSWB_2D_Mocosoft_1C26.docx
@@ -1098,88 +1098,74 @@
           <w:sz w:val="24"/>
           <w:szCs w:val="24"/>
         </w:rPr>
-        <w:t>Tod</w:t>
-      </w:r>
+        <w:t>TodoStock</w:t>
+      </w:r>
+      <w:proofErr w:type="spellEnd"/>
       <w:r>
         <w:rPr>
           <w:sz w:val="24"/>
           <w:szCs w:val="24"/>
         </w:rPr>
-        <w:t>oStock</w:t>
-      </w:r>
-      <w:proofErr w:type="spellEnd"/>
-      <w:r>
+        <w:t>”</w:t>
+      </w:r>
+    </w:p>
+    <w:p>
+      <w:pPr>
         <w:rPr>
           <w:sz w:val="24"/>
           <w:szCs w:val="24"/>
         </w:rPr>
-        <w:t>”</w:t>
-      </w:r>
-    </w:p>
-    <w:p>
-      <w:pPr>
+      </w:pPr>
+      <w:r>
         <w:rPr>
           <w:sz w:val="24"/>
           <w:szCs w:val="24"/>
         </w:rPr>
-      </w:pPr>
+        <w:t>Introducción del proyecto: TO DO (usar el archivo .</w:t>
+      </w:r>
+      <w:proofErr w:type="spellStart"/>
       <w:r>
         <w:rPr>
           <w:sz w:val="24"/>
           <w:szCs w:val="24"/>
         </w:rPr>
-        <w:t>Introducción del proyecto: TO DO (usar el archivo .</w:t>
-      </w:r>
-      <w:proofErr w:type="spellStart"/>
+        <w:t>odt</w:t>
+      </w:r>
+      <w:proofErr w:type="spellEnd"/>
       <w:r>
         <w:rPr>
           <w:sz w:val="24"/>
           <w:szCs w:val="24"/>
         </w:rPr>
-        <w:t>odt</w:t>
-      </w:r>
-      <w:proofErr w:type="spellEnd"/>
-      <w:r>
+        <w:t xml:space="preserve"> de la carpeta compartida)</w:t>
+      </w:r>
+    </w:p>
+    <w:p/>
+    <w:p>
+      <w:pPr>
+        <w:pStyle w:val="Ttulo2"/>
+        <w:jc w:val="center"/>
+      </w:pPr>
+      <w:bookmarkStart w:id="5" w:name="_ro67c4gtfx1w" w:colFirst="0" w:colLast="0"/>
+      <w:bookmarkEnd w:id="5"/>
+      <w:r>
+        <w:t>Links relevantes</w:t>
+      </w:r>
+    </w:p>
+    <w:p>
+      <w:pPr>
+        <w:jc w:val="both"/>
         <w:rPr>
           <w:sz w:val="24"/>
           <w:szCs w:val="24"/>
         </w:rPr>
-        <w:t xml:space="preserve"> de la carpeta compartida)</w:t>
-      </w:r>
-    </w:p>
-    <w:p/>
-    <w:p>
-      <w:pPr>
-        <w:pStyle w:val="Ttulo2"/>
-        <w:jc w:val="center"/>
-      </w:pPr>
-      <w:bookmarkStart w:id="5" w:name="_ro67c4gtfx1w" w:colFirst="0" w:colLast="0"/>
-      <w:bookmarkEnd w:id="5"/>
-      <w:r>
-        <w:t>Links relevantes</w:t>
-      </w:r>
-    </w:p>
-    <w:p>
-      <w:pPr>
-        <w:jc w:val="both"/>
+      </w:pPr>
+      <w:r>
         <w:rPr>
           <w:sz w:val="24"/>
           <w:szCs w:val="24"/>
         </w:rPr>
-      </w:pPr>
-      <w:r>
-        <w:rPr>
-          <w:sz w:val="24"/>
-          <w:szCs w:val="24"/>
-        </w:rPr>
-        <w:t>Para esta primera entrega subimos el código del proyecto a GitHub, creamos un video explicando las tareas principales de cada integrante y compartimo</w:t>
-      </w:r>
-      <w:r>
-        <w:rPr>
-          <w:sz w:val="24"/>
-          <w:szCs w:val="24"/>
-        </w:rPr>
-        <w:t>s archivos necesarios en una carpeta de Google Drive.</w:t>
+        <w:t>Para esta primera entrega subimos el código del proyecto a GitHub, creamos un video explicando las tareas principales de cada integrante y compartimos archivos necesarios en una carpeta de Google Drive.</w:t>
       </w:r>
     </w:p>
     <w:p/>
@@ -2700,17 +2686,7 @@
           <w:szCs w:val="22"/>
         </w:rPr>
         <w:lastRenderedPageBreak/>
-        <w:t>Instalando Dependencias</w:t>
-      </w:r>
-      <w:r>
-        <w:rPr>
-          <w:b/>
-          <w:bCs/>
-          <w:color w:val="000000"/>
-          <w:sz w:val="22"/>
-          <w:szCs w:val="22"/>
-        </w:rPr>
-        <w:t xml:space="preserve"> y Git</w:t>
+        <w:t>Instalando Dependencias y Git</w:t>
       </w:r>
     </w:p>
     <w:p>
@@ -2807,28 +2783,7 @@
           <w:sz w:val="22"/>
           <w:szCs w:val="22"/>
         </w:rPr>
-        <w:t xml:space="preserve">Nota: Para </w:t>
-      </w:r>
-      <w:r>
-        <w:rPr>
-          <w:sz w:val="22"/>
-          <w:szCs w:val="22"/>
-        </w:rPr>
-        <w:t>ES Modules (ESM)</w:t>
-      </w:r>
-      <w:r>
-        <w:rPr>
-          <w:sz w:val="22"/>
-          <w:szCs w:val="22"/>
-        </w:rPr>
-        <w:t xml:space="preserve"> </w:t>
-      </w:r>
-      <w:r>
-        <w:rPr>
-          <w:sz w:val="22"/>
-          <w:szCs w:val="22"/>
-        </w:rPr>
-        <w:t>colocar la propiedad “</w:t>
+        <w:t>Nota: Para ES Modules (ESM) colocar la propiedad “</w:t>
       </w:r>
       <w:proofErr w:type="spellStart"/>
       <w:r>
@@ -2847,6 +2802,7 @@
         <w:t xml:space="preserve">”: “module” en el </w:t>
       </w:r>
       <w:proofErr w:type="spellStart"/>
+      <w:proofErr w:type="gramStart"/>
       <w:r>
         <w:rPr>
           <w:sz w:val="22"/>
@@ -2855,6 +2811,7 @@
         <w:t>package.json</w:t>
       </w:r>
       <w:proofErr w:type="spellEnd"/>
+      <w:proofErr w:type="gramEnd"/>
       <w:r>
         <w:rPr>
           <w:sz w:val="22"/>
@@ -3080,6 +3037,78 @@
           <w:szCs w:val="22"/>
         </w:rPr>
       </w:pPr>
+      <w:proofErr w:type="spellStart"/>
+      <w:r>
+        <w:rPr>
+          <w:color w:val="000000"/>
+          <w:sz w:val="22"/>
+          <w:szCs w:val="22"/>
+        </w:rPr>
+        <w:t>npm</w:t>
+      </w:r>
+      <w:proofErr w:type="spellEnd"/>
+      <w:r>
+        <w:rPr>
+          <w:color w:val="000000"/>
+          <w:sz w:val="22"/>
+          <w:szCs w:val="22"/>
+        </w:rPr>
+        <w:t xml:space="preserve"> </w:t>
+      </w:r>
+      <w:proofErr w:type="spellStart"/>
+      <w:r>
+        <w:rPr>
+          <w:color w:val="000000"/>
+          <w:sz w:val="22"/>
+          <w:szCs w:val="22"/>
+        </w:rPr>
+        <w:t>install</w:t>
+      </w:r>
+      <w:proofErr w:type="spellEnd"/>
+      <w:r>
+        <w:rPr>
+          <w:color w:val="000000"/>
+          <w:sz w:val="22"/>
+          <w:szCs w:val="22"/>
+        </w:rPr>
+        <w:t xml:space="preserve"> –</w:t>
+      </w:r>
+      <w:proofErr w:type="spellStart"/>
+      <w:r>
+        <w:rPr>
+          <w:color w:val="000000"/>
+          <w:sz w:val="22"/>
+          <w:szCs w:val="22"/>
+        </w:rPr>
+        <w:t>save</w:t>
+      </w:r>
+      <w:proofErr w:type="spellEnd"/>
+      <w:r>
+        <w:rPr>
+          <w:color w:val="000000"/>
+          <w:sz w:val="22"/>
+          <w:szCs w:val="22"/>
+        </w:rPr>
+        <w:t xml:space="preserve"> </w:t>
+      </w:r>
+      <w:proofErr w:type="spellStart"/>
+      <w:r>
+        <w:rPr>
+          <w:color w:val="000000"/>
+          <w:sz w:val="22"/>
+          <w:szCs w:val="22"/>
+        </w:rPr>
+        <w:t>pug</w:t>
+      </w:r>
+      <w:proofErr w:type="spellEnd"/>
+      <w:r>
+        <w:rPr>
+          <w:color w:val="000000"/>
+          <w:sz w:val="22"/>
+          <w:szCs w:val="22"/>
+        </w:rPr>
+        <w:br/>
+      </w:r>
     </w:p>
     <w:p>
       <w:pPr>
@@ -3163,6 +3192,7 @@
         <w:t xml:space="preserve"> </w:t>
       </w:r>
       <w:proofErr w:type="spellStart"/>
+      <w:proofErr w:type="gramStart"/>
       <w:r>
         <w:rPr>
           <w:color w:val="000000"/>
@@ -3180,6 +3210,7 @@
         </w:rPr>
         <w:t xml:space="preserve"> .</w:t>
       </w:r>
+      <w:proofErr w:type="gramEnd"/>
     </w:p>
     <w:p>
       <w:pPr>
@@ -3515,6 +3546,7 @@
         <w:t xml:space="preserve">├── </w:t>
       </w:r>
       <w:proofErr w:type="spellStart"/>
+      <w:proofErr w:type="gramStart"/>
       <w:r>
         <w:rPr>
           <w:color w:val="000000"/>
@@ -3524,6 +3556,7 @@
         <w:t>package.json</w:t>
       </w:r>
       <w:proofErr w:type="spellEnd"/>
+      <w:proofErr w:type="gramEnd"/>
     </w:p>
     <w:p>
       <w:pPr>
@@ -4409,7 +4442,9 @@
           <w:szCs w:val="24"/>
         </w:rPr>
         <w:br/>
-      </w:r>
+        <w:t xml:space="preserve">5. Módulo 2: Compras (conectado con </w:t>
+      </w:r>
+      <w:proofErr w:type="spellStart"/>
       <w:r>
         <w:rPr>
           <w:rFonts w:ascii="Inter" w:hAnsi="Inter"/>
@@ -4419,9 +4454,9 @@
           <w:sz w:val="24"/>
           <w:szCs w:val="24"/>
         </w:rPr>
-        <w:t xml:space="preserve">5. Módulo 2: Compras (conectado con </w:t>
-      </w:r>
-      <w:proofErr w:type="spellStart"/>
+        <w:t>MaestroProductos</w:t>
+      </w:r>
+      <w:proofErr w:type="spellEnd"/>
       <w:r>
         <w:rPr>
           <w:rFonts w:ascii="Inter" w:hAnsi="Inter"/>
@@ -4431,10 +4466,14 @@
           <w:sz w:val="24"/>
           <w:szCs w:val="24"/>
         </w:rPr>
-        <w:t>MaestroProductos</w:t>
-      </w:r>
-      <w:proofErr w:type="spellEnd"/>
-      <w:r>
+        <w:t>)</w:t>
+      </w:r>
+    </w:p>
+    <w:p>
+      <w:pPr>
+        <w:pStyle w:val="Ttulo3"/>
+        <w:shd w:val="clear" w:color="auto" w:fill="FFFFFF"/>
+        <w:spacing w:before="480" w:after="240" w:line="450" w:lineRule="atLeast"/>
         <w:rPr>
           <w:rFonts w:ascii="Inter" w:hAnsi="Inter"/>
           <w:b/>
@@ -4443,14 +4482,8 @@
           <w:sz w:val="24"/>
           <w:szCs w:val="24"/>
         </w:rPr>
-        <w:t>)</w:t>
-      </w:r>
-    </w:p>
-    <w:p>
-      <w:pPr>
-        <w:pStyle w:val="Ttulo3"/>
-        <w:shd w:val="clear" w:color="auto" w:fill="FFFFFF"/>
-        <w:spacing w:before="480" w:after="240" w:line="450" w:lineRule="atLeast"/>
+      </w:pPr>
+      <w:r>
         <w:rPr>
           <w:rFonts w:ascii="Inter" w:hAnsi="Inter"/>
           <w:b/>
@@ -4459,8 +4492,14 @@
           <w:sz w:val="24"/>
           <w:szCs w:val="24"/>
         </w:rPr>
-      </w:pPr>
-      <w:r>
+        <w:t>6. Agregar middleware de validación y manejo de errores</w:t>
+      </w:r>
+    </w:p>
+    <w:p>
+      <w:pPr>
+        <w:pStyle w:val="Ttulo3"/>
+        <w:shd w:val="clear" w:color="auto" w:fill="FFFFFF"/>
+        <w:spacing w:before="480" w:after="240" w:line="450" w:lineRule="atLeast"/>
         <w:rPr>
           <w:rFonts w:ascii="Inter" w:hAnsi="Inter"/>
           <w:b/>
@@ -4469,14 +4508,8 @@
           <w:sz w:val="24"/>
           <w:szCs w:val="24"/>
         </w:rPr>
-        <w:t>6. Agregar middleware de validación y manejo de errores</w:t>
-      </w:r>
-    </w:p>
-    <w:p>
-      <w:pPr>
-        <w:pStyle w:val="Ttulo3"/>
-        <w:shd w:val="clear" w:color="auto" w:fill="FFFFFF"/>
-        <w:spacing w:before="480" w:after="240" w:line="450" w:lineRule="atLeast"/>
+      </w:pPr>
+      <w:r>
         <w:rPr>
           <w:rFonts w:ascii="Inter" w:hAnsi="Inter"/>
           <w:b/>
@@ -4485,7 +4518,9 @@
           <w:sz w:val="24"/>
           <w:szCs w:val="24"/>
         </w:rPr>
-      </w:pPr>
+        <w:t xml:space="preserve">7. Probar con </w:t>
+      </w:r>
+      <w:proofErr w:type="spellStart"/>
       <w:r>
         <w:rPr>
           <w:rFonts w:ascii="Inter" w:hAnsi="Inter"/>
@@ -4495,9 +4530,9 @@
           <w:sz w:val="24"/>
           <w:szCs w:val="24"/>
         </w:rPr>
-        <w:t xml:space="preserve">7. Probar con </w:t>
-      </w:r>
-      <w:proofErr w:type="spellStart"/>
+        <w:t>Thunder</w:t>
+      </w:r>
+      <w:proofErr w:type="spellEnd"/>
       <w:r>
         <w:rPr>
           <w:rFonts w:ascii="Inter" w:hAnsi="Inter"/>
@@ -4507,9 +4542,9 @@
           <w:sz w:val="24"/>
           <w:szCs w:val="24"/>
         </w:rPr>
-        <w:t>Thunder</w:t>
-      </w:r>
-      <w:proofErr w:type="spellEnd"/>
+        <w:t xml:space="preserve"> Client o </w:t>
+      </w:r>
+      <w:proofErr w:type="spellStart"/>
       <w:r>
         <w:rPr>
           <w:rFonts w:ascii="Inter" w:hAnsi="Inter"/>
@@ -4519,9 +4554,47 @@
           <w:sz w:val="24"/>
           <w:szCs w:val="24"/>
         </w:rPr>
-        <w:t xml:space="preserve"> Client</w:t>
-      </w:r>
-      <w:r>
+        <w:t>Postman</w:t>
+      </w:r>
+      <w:proofErr w:type="spellEnd"/>
+    </w:p>
+    <w:p>
+      <w:pPr>
+        <w:pStyle w:val="Ttulo3"/>
+        <w:shd w:val="clear" w:color="auto" w:fill="FFFFFF"/>
+        <w:spacing w:before="480" w:after="240" w:line="450" w:lineRule="atLeast"/>
+        <w:rPr>
+          <w:rFonts w:ascii="Inter" w:hAnsi="Inter"/>
+          <w:color w:val="0F1115"/>
+          <w:sz w:val="30"/>
+          <w:szCs w:val="30"/>
+        </w:rPr>
+      </w:pPr>
+    </w:p>
+    <w:p>
+      <w:pPr>
+        <w:rPr>
+          <w:rFonts w:ascii="Inter" w:hAnsi="Inter"/>
+          <w:color w:val="0F1115"/>
+          <w:sz w:val="33"/>
+          <w:szCs w:val="33"/>
+        </w:rPr>
+      </w:pPr>
+      <w:r>
+        <w:rPr>
+          <w:rFonts w:ascii="Inter" w:hAnsi="Inter"/>
+          <w:color w:val="0F1115"/>
+          <w:sz w:val="33"/>
+          <w:szCs w:val="33"/>
+        </w:rPr>
+        <w:br w:type="page"/>
+      </w:r>
+    </w:p>
+    <w:p>
+      <w:pPr>
+        <w:pStyle w:val="Ttulo2"/>
+        <w:shd w:val="clear" w:color="auto" w:fill="FFFFFF"/>
+        <w:spacing w:before="480" w:after="240" w:line="480" w:lineRule="atLeast"/>
         <w:rPr>
           <w:rFonts w:ascii="Inter" w:hAnsi="Inter"/>
           <w:b/>
@@ -4530,9 +4603,7 @@
           <w:sz w:val="24"/>
           <w:szCs w:val="24"/>
         </w:rPr>
-        <w:t xml:space="preserve"> o </w:t>
-      </w:r>
-      <w:proofErr w:type="spellStart"/>
+      </w:pPr>
       <w:r>
         <w:rPr>
           <w:rFonts w:ascii="Inter" w:hAnsi="Inter"/>
@@ -4542,78 +4613,8 @@
           <w:sz w:val="24"/>
           <w:szCs w:val="24"/>
         </w:rPr>
-        <w:t>Postman</w:t>
-      </w:r>
-      <w:proofErr w:type="spellEnd"/>
-    </w:p>
-    <w:p>
-      <w:pPr>
-        <w:pStyle w:val="Ttulo3"/>
-        <w:shd w:val="clear" w:color="auto" w:fill="FFFFFF"/>
-        <w:spacing w:before="480" w:after="240" w:line="450" w:lineRule="atLeast"/>
-        <w:rPr>
-          <w:rFonts w:ascii="Inter" w:hAnsi="Inter"/>
-          <w:color w:val="0F1115"/>
-          <w:sz w:val="30"/>
-          <w:szCs w:val="30"/>
-        </w:rPr>
-      </w:pPr>
-    </w:p>
-    <w:p>
-      <w:pPr>
-        <w:rPr>
-          <w:rFonts w:ascii="Inter" w:hAnsi="Inter"/>
-          <w:color w:val="0F1115"/>
-          <w:sz w:val="33"/>
-          <w:szCs w:val="33"/>
-        </w:rPr>
-      </w:pPr>
-      <w:r>
-        <w:rPr>
-          <w:rFonts w:ascii="Inter" w:hAnsi="Inter"/>
-          <w:color w:val="0F1115"/>
-          <w:sz w:val="33"/>
-          <w:szCs w:val="33"/>
-        </w:rPr>
-        <w:br w:type="page"/>
-      </w:r>
-    </w:p>
-    <w:p>
-      <w:pPr>
-        <w:pStyle w:val="Ttulo2"/>
-        <w:shd w:val="clear" w:color="auto" w:fill="FFFFFF"/>
-        <w:spacing w:before="480" w:after="240" w:line="480" w:lineRule="atLeast"/>
-        <w:rPr>
-          <w:rFonts w:ascii="Inter" w:hAnsi="Inter"/>
-          <w:b/>
-          <w:bCs/>
-          <w:color w:val="0F1115"/>
-          <w:sz w:val="24"/>
-          <w:szCs w:val="24"/>
-        </w:rPr>
-      </w:pPr>
-      <w:r>
-        <w:rPr>
-          <w:rFonts w:ascii="Inter" w:hAnsi="Inter"/>
-          <w:b/>
-          <w:bCs/>
-          <w:color w:val="0F1115"/>
-          <w:sz w:val="24"/>
-          <w:szCs w:val="24"/>
-        </w:rPr>
         <w:lastRenderedPageBreak/>
-        <w:t>D</w:t>
-      </w:r>
-      <w:r>
-        <w:rPr>
-          <w:rFonts w:ascii="Inter" w:hAnsi="Inter"/>
-          <w:b/>
-          <w:bCs/>
-          <w:color w:val="0F1115"/>
-          <w:sz w:val="24"/>
-          <w:szCs w:val="24"/>
-        </w:rPr>
-        <w:t>istribución de tareas (4 integrantes)</w:t>
+        <w:t>Distribución de tareas (4 integrantes)</w:t>
       </w:r>
     </w:p>
     <w:tbl>
@@ -5559,13 +5560,18 @@
         </w:numPr>
       </w:pPr>
       <w:r>
-        <w:t>GET /api/productos/:</w:t>
+        <w:t>GET /api/productos</w:t>
+      </w:r>
+      <w:proofErr w:type="gramStart"/>
+      <w:r>
+        <w:t>/:</w:t>
       </w:r>
       <w:proofErr w:type="spellStart"/>
       <w:r>
         <w:t>idProducto</w:t>
       </w:r>
       <w:proofErr w:type="spellEnd"/>
+      <w:proofErr w:type="gramEnd"/>
     </w:p>
     <w:p>
       <w:pPr>
@@ -5586,13 +5592,18 @@
         </w:numPr>
       </w:pPr>
       <w:r>
-        <w:t>PUT /api/productos/:</w:t>
+        <w:t>PUT /api/productos</w:t>
+      </w:r>
+      <w:proofErr w:type="gramStart"/>
+      <w:r>
+        <w:t>/:</w:t>
       </w:r>
       <w:proofErr w:type="spellStart"/>
       <w:r>
         <w:t>idProducto</w:t>
       </w:r>
       <w:proofErr w:type="spellEnd"/>
+      <w:proofErr w:type="gramEnd"/>
     </w:p>
     <w:p>
       <w:pPr>
@@ -5602,13 +5613,18 @@
         </w:numPr>
       </w:pPr>
       <w:r>
-        <w:t>DELETE /api/productos/:</w:t>
+        <w:t>DELETE /api/productos</w:t>
+      </w:r>
+      <w:proofErr w:type="gramStart"/>
+      <w:r>
+        <w:t>/:</w:t>
       </w:r>
       <w:proofErr w:type="spellStart"/>
       <w:r>
         <w:t>idProducto</w:t>
       </w:r>
       <w:proofErr w:type="spellEnd"/>
+      <w:proofErr w:type="gramEnd"/>
     </w:p>
     <w:p>
       <w:r>
@@ -5623,12 +5639,17 @@
         </w:numPr>
       </w:pPr>
       <w:proofErr w:type="spellStart"/>
+      <w:proofErr w:type="gramStart"/>
       <w:r>
         <w:t>obtenerProductos</w:t>
       </w:r>
       <w:proofErr w:type="spellEnd"/>
       <w:r>
-        <w:t>()</w:t>
+        <w:t>(</w:t>
+      </w:r>
+      <w:proofErr w:type="gramEnd"/>
+      <w:r>
+        <w:t>)</w:t>
       </w:r>
     </w:p>
     <w:p>
@@ -5679,6 +5700,7 @@
         </w:numPr>
       </w:pPr>
       <w:proofErr w:type="spellStart"/>
+      <w:proofErr w:type="gramStart"/>
       <w:r>
         <w:t>editarProducto</w:t>
       </w:r>
@@ -5687,6 +5709,7 @@
         <w:t>(</w:t>
       </w:r>
       <w:proofErr w:type="spellStart"/>
+      <w:proofErr w:type="gramEnd"/>
       <w:r>
         <w:t>idProducto</w:t>
       </w:r>
@@ -5740,12 +5763,17 @@
         </w:numPr>
       </w:pPr>
       <w:proofErr w:type="spellStart"/>
+      <w:proofErr w:type="gramStart"/>
       <w:r>
         <w:t>obtenerProductos</w:t>
       </w:r>
       <w:proofErr w:type="spellEnd"/>
       <w:r>
-        <w:t>()</w:t>
+        <w:t>(</w:t>
+      </w:r>
+      <w:proofErr w:type="gramEnd"/>
+      <w:r>
+        <w:t>)</w:t>
       </w:r>
     </w:p>
     <w:p>
@@ -5757,10 +5785,7 @@
       </w:pPr>
       <w:proofErr w:type="spellStart"/>
       <w:r>
-        <w:t>obtene</w:t>
-      </w:r>
-      <w:r>
-        <w:t>rProductoPorId</w:t>
+        <w:t>obtenerProductoPorId</w:t>
       </w:r>
       <w:proofErr w:type="spellEnd"/>
       <w:r>
@@ -5799,6 +5824,7 @@
         </w:numPr>
       </w:pPr>
       <w:proofErr w:type="spellStart"/>
+      <w:proofErr w:type="gramStart"/>
       <w:r>
         <w:t>actualizarProducto</w:t>
       </w:r>
@@ -5807,6 +5833,7 @@
         <w:t>(</w:t>
       </w:r>
       <w:proofErr w:type="spellStart"/>
+      <w:proofErr w:type="gramEnd"/>
       <w:r>
         <w:t>idProducto</w:t>
       </w:r>
@@ -5913,10 +5940,7 @@
         </w:numPr>
       </w:pPr>
       <w:r>
-        <w:t>Formula</w:t>
-      </w:r>
-      <w:r>
-        <w:t>rio editar producto catálogo</w:t>
+        <w:t>Formulario editar producto catálogo</w:t>
       </w:r>
     </w:p>
     <w:p>
@@ -5955,6 +5979,7 @@
         <w:t>maestroproductos</w:t>
       </w:r>
       <w:proofErr w:type="spellEnd"/>
+      <w:proofErr w:type="gramStart"/>
       <w:r>
         <w:t>/:</w:t>
       </w:r>
@@ -5963,6 +5988,7 @@
         <w:t>idProducto</w:t>
       </w:r>
       <w:proofErr w:type="spellEnd"/>
+      <w:proofErr w:type="gramEnd"/>
     </w:p>
     <w:p>
       <w:pPr>
@@ -5995,6 +6021,7 @@
         <w:t>maestroproductos</w:t>
       </w:r>
       <w:proofErr w:type="spellEnd"/>
+      <w:proofErr w:type="gramStart"/>
       <w:r>
         <w:t>/:</w:t>
       </w:r>
@@ -6003,6 +6030,7 @@
         <w:t>idProducto</w:t>
       </w:r>
       <w:proofErr w:type="spellEnd"/>
+      <w:proofErr w:type="gramEnd"/>
     </w:p>
     <w:p>
       <w:pPr>
@@ -6019,6 +6047,7 @@
         <w:t>maestroproductos</w:t>
       </w:r>
       <w:proofErr w:type="spellEnd"/>
+      <w:proofErr w:type="gramStart"/>
       <w:r>
         <w:t>/:</w:t>
       </w:r>
@@ -6027,6 +6056,7 @@
         <w:t>idProducto</w:t>
       </w:r>
       <w:proofErr w:type="spellEnd"/>
+      <w:proofErr w:type="gramEnd"/>
     </w:p>
     <w:p>
       <w:r>
@@ -6041,12 +6071,17 @@
         </w:numPr>
       </w:pPr>
       <w:proofErr w:type="spellStart"/>
+      <w:proofErr w:type="gramStart"/>
       <w:r>
         <w:t>obtenerCatalogo</w:t>
       </w:r>
       <w:proofErr w:type="spellEnd"/>
       <w:r>
-        <w:t>()</w:t>
+        <w:t>(</w:t>
+      </w:r>
+      <w:proofErr w:type="gramEnd"/>
+      <w:r>
+        <w:t>)</w:t>
       </w:r>
     </w:p>
     <w:p>
@@ -6097,6 +6132,7 @@
         </w:numPr>
       </w:pPr>
       <w:proofErr w:type="spellStart"/>
+      <w:proofErr w:type="gramStart"/>
       <w:r>
         <w:t>editarProductoCatalogo</w:t>
       </w:r>
@@ -6105,6 +6141,7 @@
         <w:t>(</w:t>
       </w:r>
       <w:proofErr w:type="spellStart"/>
+      <w:proofErr w:type="gramEnd"/>
       <w:r>
         <w:t>idProducto</w:t>
       </w:r>
@@ -6150,12 +6187,17 @@
         </w:numPr>
       </w:pPr>
       <w:proofErr w:type="spellStart"/>
+      <w:proofErr w:type="gramStart"/>
       <w:r>
         <w:t>obtenerTodos</w:t>
       </w:r>
       <w:proofErr w:type="spellEnd"/>
       <w:r>
-        <w:t>()</w:t>
+        <w:t>(</w:t>
+      </w:r>
+      <w:proofErr w:type="gramEnd"/>
+      <w:r>
+        <w:t>)</w:t>
       </w:r>
     </w:p>
     <w:p>
@@ -6201,10 +6243,12 @@
           <w:numId w:val="2"/>
         </w:numPr>
       </w:pPr>
+      <w:proofErr w:type="gramStart"/>
       <w:r>
         <w:t>actualizar(</w:t>
       </w:r>
       <w:proofErr w:type="spellStart"/>
+      <w:proofErr w:type="gramEnd"/>
       <w:r>
         <w:t>idProducto</w:t>
       </w:r>
@@ -6333,13 +6377,18 @@
         </w:numPr>
       </w:pPr>
       <w:r>
-        <w:t>GET /api/clientes/:</w:t>
+        <w:t>GET /api/clientes</w:t>
+      </w:r>
+      <w:proofErr w:type="gramStart"/>
+      <w:r>
+        <w:t>/:</w:t>
       </w:r>
       <w:proofErr w:type="spellStart"/>
       <w:r>
         <w:t>idCliente</w:t>
       </w:r>
       <w:proofErr w:type="spellEnd"/>
+      <w:proofErr w:type="gramEnd"/>
     </w:p>
     <w:p>
       <w:pPr>
@@ -6360,13 +6409,18 @@
         </w:numPr>
       </w:pPr>
       <w:r>
-        <w:t>PUT /api/clientes/:</w:t>
+        <w:t>PUT /api/clientes</w:t>
+      </w:r>
+      <w:proofErr w:type="gramStart"/>
+      <w:r>
+        <w:t>/:</w:t>
       </w:r>
       <w:proofErr w:type="spellStart"/>
       <w:r>
         <w:t>idCliente</w:t>
       </w:r>
       <w:proofErr w:type="spellEnd"/>
+      <w:proofErr w:type="gramEnd"/>
     </w:p>
     <w:p>
       <w:pPr>
@@ -6376,13 +6430,18 @@
         </w:numPr>
       </w:pPr>
       <w:r>
-        <w:t>DELETE /api/clientes/:</w:t>
+        <w:t>DELETE /api/clientes</w:t>
+      </w:r>
+      <w:proofErr w:type="gramStart"/>
+      <w:r>
+        <w:t>/:</w:t>
       </w:r>
       <w:proofErr w:type="spellStart"/>
       <w:r>
         <w:t>idCliente</w:t>
       </w:r>
       <w:proofErr w:type="spellEnd"/>
+      <w:proofErr w:type="gramEnd"/>
     </w:p>
     <w:p>
       <w:r>
@@ -6397,12 +6456,17 @@
         </w:numPr>
       </w:pPr>
       <w:proofErr w:type="spellStart"/>
+      <w:proofErr w:type="gramStart"/>
       <w:r>
         <w:t>obtenerClientes</w:t>
       </w:r>
       <w:proofErr w:type="spellEnd"/>
       <w:r>
-        <w:t>()</w:t>
+        <w:t>(</w:t>
+      </w:r>
+      <w:proofErr w:type="gramEnd"/>
+      <w:r>
+        <w:t>)</w:t>
       </w:r>
     </w:p>
     <w:p>
@@ -6453,6 +6517,7 @@
         </w:numPr>
       </w:pPr>
       <w:proofErr w:type="spellStart"/>
+      <w:proofErr w:type="gramStart"/>
       <w:r>
         <w:t>editarCliente</w:t>
       </w:r>
@@ -6461,6 +6526,7 @@
         <w:t>(</w:t>
       </w:r>
       <w:proofErr w:type="spellStart"/>
+      <w:proofErr w:type="gramEnd"/>
       <w:r>
         <w:t>idCliente</w:t>
       </w:r>
@@ -6506,12 +6572,17 @@
         </w:numPr>
       </w:pPr>
       <w:proofErr w:type="spellStart"/>
+      <w:proofErr w:type="gramStart"/>
       <w:r>
         <w:t>obtenerClientes</w:t>
       </w:r>
       <w:proofErr w:type="spellEnd"/>
       <w:r>
-        <w:t>()</w:t>
+        <w:t>(</w:t>
+      </w:r>
+      <w:proofErr w:type="gramEnd"/>
+      <w:r>
+        <w:t>)</w:t>
       </w:r>
     </w:p>
     <w:p>
@@ -6523,10 +6594,7 @@
       </w:pPr>
       <w:proofErr w:type="spellStart"/>
       <w:r>
-        <w:t>obtenerC</w:t>
-      </w:r>
-      <w:r>
-        <w:t>lientePorId</w:t>
+        <w:t>obtenerClientePorId</w:t>
       </w:r>
       <w:proofErr w:type="spellEnd"/>
       <w:r>
@@ -6565,6 +6633,7 @@
         </w:numPr>
       </w:pPr>
       <w:proofErr w:type="spellStart"/>
+      <w:proofErr w:type="gramStart"/>
       <w:r>
         <w:t>actualizarCliente</w:t>
       </w:r>
@@ -6573,6 +6642,7 @@
         <w:t>(</w:t>
       </w:r>
       <w:proofErr w:type="spellStart"/>
+      <w:proofErr w:type="gramEnd"/>
       <w:r>
         <w:t>idCliente</w:t>
       </w:r>
@@ -6706,13 +6776,18 @@
         </w:numPr>
       </w:pPr>
       <w:r>
-        <w:t>GET /api/proveedores/:</w:t>
+        <w:t>GET /api/proveedores</w:t>
+      </w:r>
+      <w:proofErr w:type="gramStart"/>
+      <w:r>
+        <w:t>/:</w:t>
       </w:r>
       <w:proofErr w:type="spellStart"/>
       <w:r>
         <w:t>idProveedor</w:t>
       </w:r>
       <w:proofErr w:type="spellEnd"/>
+      <w:proofErr w:type="gramEnd"/>
     </w:p>
     <w:p>
       <w:pPr>
@@ -6733,13 +6808,18 @@
         </w:numPr>
       </w:pPr>
       <w:r>
-        <w:t>PUT /api/proveedores/:</w:t>
+        <w:t>PUT /api/proveedores</w:t>
+      </w:r>
+      <w:proofErr w:type="gramStart"/>
+      <w:r>
+        <w:t>/:</w:t>
       </w:r>
       <w:proofErr w:type="spellStart"/>
       <w:r>
         <w:t>idProveedor</w:t>
       </w:r>
       <w:proofErr w:type="spellEnd"/>
+      <w:proofErr w:type="gramEnd"/>
     </w:p>
     <w:p>
       <w:pPr>
@@ -6749,13 +6829,18 @@
         </w:numPr>
       </w:pPr>
       <w:r>
-        <w:t>DELETE /api/proveedores/:</w:t>
+        <w:t>DELETE /api/proveedores</w:t>
+      </w:r>
+      <w:proofErr w:type="gramStart"/>
+      <w:r>
+        <w:t>/:</w:t>
       </w:r>
       <w:proofErr w:type="spellStart"/>
       <w:r>
         <w:t>idProveedor</w:t>
       </w:r>
       <w:proofErr w:type="spellEnd"/>
+      <w:proofErr w:type="gramEnd"/>
     </w:p>
     <w:p>
       <w:r>
@@ -6770,13 +6855,18 @@
         </w:numPr>
       </w:pPr>
       <w:proofErr w:type="spellStart"/>
+      <w:proofErr w:type="gramStart"/>
       <w:r>
         <w:lastRenderedPageBreak/>
         <w:t>obtenerProveedores</w:t>
       </w:r>
       <w:proofErr w:type="spellEnd"/>
       <w:r>
-        <w:t>()</w:t>
+        <w:t>(</w:t>
+      </w:r>
+      <w:proofErr w:type="gramEnd"/>
+      <w:r>
+        <w:t>)</w:t>
       </w:r>
     </w:p>
     <w:p>
@@ -6827,6 +6917,7 @@
         </w:numPr>
       </w:pPr>
       <w:proofErr w:type="spellStart"/>
+      <w:proofErr w:type="gramStart"/>
       <w:r>
         <w:t>editarProveedor</w:t>
       </w:r>
@@ -6835,6 +6926,7 @@
         <w:t>(</w:t>
       </w:r>
       <w:proofErr w:type="spellStart"/>
+      <w:proofErr w:type="gramEnd"/>
       <w:r>
         <w:t>idProveedor</w:t>
       </w:r>
@@ -6880,12 +6972,17 @@
         </w:numPr>
       </w:pPr>
       <w:proofErr w:type="spellStart"/>
+      <w:proofErr w:type="gramStart"/>
       <w:r>
         <w:t>obtenerProveedores</w:t>
       </w:r>
       <w:proofErr w:type="spellEnd"/>
       <w:r>
-        <w:t>()</w:t>
+        <w:t>(</w:t>
+      </w:r>
+      <w:proofErr w:type="gramEnd"/>
+      <w:r>
+        <w:t>)</w:t>
       </w:r>
     </w:p>
     <w:p>
@@ -6936,6 +7033,7 @@
         </w:numPr>
       </w:pPr>
       <w:proofErr w:type="spellStart"/>
+      <w:proofErr w:type="gramStart"/>
       <w:r>
         <w:t>actualizarProveedor</w:t>
       </w:r>
@@ -6944,6 +7042,7 @@
         <w:t>(</w:t>
       </w:r>
       <w:proofErr w:type="spellStart"/>
+      <w:proofErr w:type="gramEnd"/>
       <w:r>
         <w:t>idProveedor</w:t>
       </w:r>
@@ -7066,13 +7165,18 @@
         </w:numPr>
       </w:pPr>
       <w:r>
-        <w:t>GET /api/compras/:</w:t>
+        <w:t>GET /api/compras</w:t>
+      </w:r>
+      <w:proofErr w:type="gramStart"/>
+      <w:r>
+        <w:t>/:</w:t>
       </w:r>
       <w:proofErr w:type="spellStart"/>
       <w:r>
         <w:t>idCompra</w:t>
       </w:r>
       <w:proofErr w:type="spellEnd"/>
+      <w:proofErr w:type="gramEnd"/>
     </w:p>
     <w:p>
       <w:pPr>
@@ -7098,12 +7202,17 @@
         </w:numPr>
       </w:pPr>
       <w:proofErr w:type="spellStart"/>
+      <w:proofErr w:type="gramStart"/>
       <w:r>
         <w:t>obtenerCompras</w:t>
       </w:r>
       <w:proofErr w:type="spellEnd"/>
       <w:r>
-        <w:t>()</w:t>
+        <w:t>(</w:t>
+      </w:r>
+      <w:proofErr w:type="gramEnd"/>
+      <w:r>
+        <w:t>)</w:t>
       </w:r>
     </w:p>
     <w:p>
@@ -7167,12 +7276,17 @@
         </w:numPr>
       </w:pPr>
       <w:proofErr w:type="spellStart"/>
+      <w:proofErr w:type="gramStart"/>
       <w:r>
         <w:t>obtenerCompras</w:t>
       </w:r>
       <w:proofErr w:type="spellEnd"/>
       <w:r>
-        <w:t>()</w:t>
+        <w:t>(</w:t>
+      </w:r>
+      <w:proofErr w:type="gramEnd"/>
+      <w:r>
+        <w:t>)</w:t>
       </w:r>
     </w:p>
     <w:p>
@@ -7321,16 +7435,18 @@
         </w:numPr>
       </w:pPr>
       <w:r>
-        <w:t>GET /api</w:t>
-      </w:r>
-      <w:r>
-        <w:t>/ventas/:</w:t>
+        <w:t>GET /api/ventas</w:t>
+      </w:r>
+      <w:proofErr w:type="gramStart"/>
+      <w:r>
+        <w:t>/:</w:t>
       </w:r>
       <w:proofErr w:type="spellStart"/>
       <w:r>
         <w:t>idVenta</w:t>
       </w:r>
       <w:proofErr w:type="spellEnd"/>
+      <w:proofErr w:type="gramEnd"/>
     </w:p>
     <w:p>
       <w:pPr>
@@ -7356,12 +7472,17 @@
         </w:numPr>
       </w:pPr>
       <w:proofErr w:type="spellStart"/>
+      <w:proofErr w:type="gramStart"/>
       <w:r>
         <w:t>obtenerVentas</w:t>
       </w:r>
       <w:proofErr w:type="spellEnd"/>
       <w:r>
-        <w:t>()</w:t>
+        <w:t>(</w:t>
+      </w:r>
+      <w:proofErr w:type="gramEnd"/>
+      <w:r>
+        <w:t>)</w:t>
       </w:r>
     </w:p>
     <w:p>
@@ -7426,12 +7547,17 @@
         </w:numPr>
       </w:pPr>
       <w:proofErr w:type="spellStart"/>
+      <w:proofErr w:type="gramStart"/>
       <w:r>
         <w:t>obtenerVentas</w:t>
       </w:r>
       <w:proofErr w:type="spellEnd"/>
       <w:r>
-        <w:t>()</w:t>
+        <w:t>(</w:t>
+      </w:r>
+      <w:proofErr w:type="gramEnd"/>
+      <w:r>
+        <w:t>)</w:t>
       </w:r>
     </w:p>
     <w:p>
@@ -7580,13 +7706,18 @@
         </w:numPr>
       </w:pPr>
       <w:r>
-        <w:t>GET /api/recibos/:</w:t>
+        <w:t>GET /api/recibos</w:t>
+      </w:r>
+      <w:proofErr w:type="gramStart"/>
+      <w:r>
+        <w:t>/:</w:t>
       </w:r>
       <w:proofErr w:type="spellStart"/>
       <w:r>
         <w:t>idRecibo</w:t>
       </w:r>
       <w:proofErr w:type="spellEnd"/>
+      <w:proofErr w:type="gramEnd"/>
     </w:p>
     <w:p>
       <w:pPr>
@@ -7612,12 +7743,17 @@
         </w:numPr>
       </w:pPr>
       <w:proofErr w:type="spellStart"/>
+      <w:proofErr w:type="gramStart"/>
       <w:r>
         <w:t>obtenerRecibos</w:t>
       </w:r>
       <w:proofErr w:type="spellEnd"/>
       <w:r>
-        <w:t>()</w:t>
+        <w:t>(</w:t>
+      </w:r>
+      <w:proofErr w:type="gramEnd"/>
+      <w:r>
+        <w:t>)</w:t>
       </w:r>
     </w:p>
     <w:p>
@@ -7673,12 +7809,17 @@
         </w:numPr>
       </w:pPr>
       <w:proofErr w:type="spellStart"/>
+      <w:proofErr w:type="gramStart"/>
       <w:r>
         <w:t>obtenerRecibos</w:t>
       </w:r>
       <w:proofErr w:type="spellEnd"/>
       <w:r>
-        <w:t>()</w:t>
+        <w:t>(</w:t>
+      </w:r>
+      <w:proofErr w:type="gramEnd"/>
+      <w:r>
+        <w:t>)</w:t>
       </w:r>
     </w:p>
     <w:p>
@@ -7690,10 +7831,7 @@
       </w:pPr>
       <w:proofErr w:type="spellStart"/>
       <w:r>
-        <w:t>obtenerReci</w:t>
-      </w:r>
-      <w:r>
-        <w:t>boPorId</w:t>
+        <w:t>obtenerReciboPorId</w:t>
       </w:r>
       <w:proofErr w:type="spellEnd"/>
       <w:r>
@@ -7837,6 +7975,7 @@
         </w:numPr>
       </w:pPr>
       <w:proofErr w:type="spellStart"/>
+      <w:proofErr w:type="gramStart"/>
       <w:r>
         <w:t>validarStockDisponible</w:t>
       </w:r>
@@ -7845,6 +7984,7 @@
         <w:t>(</w:t>
       </w:r>
       <w:proofErr w:type="spellStart"/>
+      <w:proofErr w:type="gramEnd"/>
       <w:r>
         <w:t>idProducto</w:t>
       </w:r>
@@ -7866,6 +8006,7 @@
         </w:numPr>
       </w:pPr>
       <w:proofErr w:type="spellStart"/>
+      <w:proofErr w:type="gramStart"/>
       <w:r>
         <w:t>actualizarStock</w:t>
       </w:r>
@@ -7874,6 +8015,7 @@
         <w:t>(</w:t>
       </w:r>
       <w:proofErr w:type="spellStart"/>
+      <w:proofErr w:type="gramEnd"/>
       <w:r>
         <w:t>idProducto</w:t>
       </w:r>
@@ -8234,10 +8376,7 @@
         </w:rPr>
       </w:pPr>
       <w:r>
-        <w:t>En el área de entrega del TP, cada integrante debe colocar úni</w:t>
-      </w:r>
-      <w:r>
-        <w:t>camente el link del Drive del grupo</w:t>
+        <w:t>En el área de entrega del TP, cada integrante debe colocar únicamente el link del Drive del grupo</w:t>
       </w:r>
       <w:r>
         <w:rPr>
@@ -8279,10 +8418,7 @@
     </w:p>
     <w:p>
       <w:r>
-        <w:t>Desarrollar una aplicación web ut</w:t>
-      </w:r>
-      <w:r>
-        <w:t>ilizando Node.js y Express.</w:t>
+        <w:t>Desarrollar una aplicación web utilizando Node.js y Express.</w:t>
       </w:r>
     </w:p>
     <w:p>

--- a/Documentacion/DSWB_2D_Mocosoft_1C26.docx
+++ b/Documentacion/DSWB_2D_Mocosoft_1C26.docx
@@ -2840,15 +2840,13 @@
           <w:between w:val="nil"/>
         </w:pBdr>
         <w:rPr>
-          <w:color w:val="000000"/>
-          <w:sz w:val="22"/>
-          <w:szCs w:val="22"/>
-        </w:rPr>
-      </w:pPr>
-      <w:proofErr w:type="spellStart"/>
-      <w:r>
-        <w:rPr>
-          <w:color w:val="000000"/>
+          <w:sz w:val="22"/>
+          <w:szCs w:val="22"/>
+        </w:rPr>
+      </w:pPr>
+      <w:proofErr w:type="spellStart"/>
+      <w:r>
+        <w:rPr>
           <w:sz w:val="22"/>
           <w:szCs w:val="22"/>
         </w:rPr>
@@ -2857,7 +2855,6 @@
       <w:proofErr w:type="spellEnd"/>
       <w:r>
         <w:rPr>
-          <w:color w:val="000000"/>
           <w:sz w:val="22"/>
           <w:szCs w:val="22"/>
         </w:rPr>
@@ -2866,7 +2863,6 @@
       <w:proofErr w:type="spellStart"/>
       <w:r>
         <w:rPr>
-          <w:color w:val="000000"/>
           <w:sz w:val="22"/>
           <w:szCs w:val="22"/>
         </w:rPr>
@@ -2875,7 +2871,6 @@
       <w:proofErr w:type="spellEnd"/>
       <w:r>
         <w:rPr>
-          <w:color w:val="000000"/>
           <w:sz w:val="22"/>
           <w:szCs w:val="22"/>
         </w:rPr>
@@ -2884,7 +2879,6 @@
       <w:proofErr w:type="spellStart"/>
       <w:r>
         <w:rPr>
-          <w:color w:val="000000"/>
           <w:sz w:val="22"/>
           <w:szCs w:val="22"/>
         </w:rPr>
@@ -2904,15 +2898,13 @@
           <w:between w:val="nil"/>
         </w:pBdr>
         <w:rPr>
-          <w:color w:val="000000"/>
-          <w:sz w:val="22"/>
-          <w:szCs w:val="22"/>
-        </w:rPr>
-      </w:pPr>
-      <w:proofErr w:type="spellStart"/>
-      <w:r>
-        <w:rPr>
-          <w:color w:val="000000"/>
+          <w:sz w:val="22"/>
+          <w:szCs w:val="22"/>
+        </w:rPr>
+      </w:pPr>
+      <w:proofErr w:type="spellStart"/>
+      <w:r>
+        <w:rPr>
           <w:sz w:val="22"/>
           <w:szCs w:val="22"/>
         </w:rPr>
@@ -2921,7 +2913,6 @@
       <w:proofErr w:type="spellEnd"/>
       <w:r>
         <w:rPr>
-          <w:color w:val="000000"/>
           <w:sz w:val="22"/>
           <w:szCs w:val="22"/>
         </w:rPr>
@@ -2930,7 +2921,6 @@
       <w:proofErr w:type="spellStart"/>
       <w:r>
         <w:rPr>
-          <w:color w:val="000000"/>
           <w:sz w:val="22"/>
           <w:szCs w:val="22"/>
         </w:rPr>
@@ -2939,7 +2929,6 @@
       <w:proofErr w:type="spellEnd"/>
       <w:r>
         <w:rPr>
-          <w:color w:val="000000"/>
           <w:sz w:val="22"/>
           <w:szCs w:val="22"/>
         </w:rPr>
@@ -2948,7 +2937,6 @@
       <w:proofErr w:type="spellStart"/>
       <w:r>
         <w:rPr>
-          <w:color w:val="000000"/>
           <w:sz w:val="22"/>
           <w:szCs w:val="22"/>
         </w:rPr>
@@ -2968,15 +2956,13 @@
           <w:between w:val="nil"/>
         </w:pBdr>
         <w:rPr>
-          <w:color w:val="000000"/>
-          <w:sz w:val="22"/>
-          <w:szCs w:val="22"/>
-        </w:rPr>
-      </w:pPr>
-      <w:proofErr w:type="spellStart"/>
-      <w:r>
-        <w:rPr>
-          <w:color w:val="000000"/>
+          <w:sz w:val="22"/>
+          <w:szCs w:val="22"/>
+        </w:rPr>
+      </w:pPr>
+      <w:proofErr w:type="spellStart"/>
+      <w:r>
+        <w:rPr>
           <w:sz w:val="22"/>
           <w:szCs w:val="22"/>
         </w:rPr>
@@ -2985,7 +2971,6 @@
       <w:proofErr w:type="spellEnd"/>
       <w:r>
         <w:rPr>
-          <w:color w:val="000000"/>
           <w:sz w:val="22"/>
           <w:szCs w:val="22"/>
         </w:rPr>
@@ -2994,7 +2979,6 @@
       <w:proofErr w:type="spellStart"/>
       <w:r>
         <w:rPr>
-          <w:color w:val="000000"/>
           <w:sz w:val="22"/>
           <w:szCs w:val="22"/>
         </w:rPr>
@@ -3003,7 +2987,6 @@
       <w:proofErr w:type="spellEnd"/>
       <w:r>
         <w:rPr>
-          <w:color w:val="000000"/>
           <w:sz w:val="22"/>
           <w:szCs w:val="22"/>
         </w:rPr>
@@ -3012,11 +2995,140 @@
       <w:proofErr w:type="spellStart"/>
       <w:r>
         <w:rPr>
-          <w:color w:val="000000"/>
           <w:sz w:val="22"/>
           <w:szCs w:val="22"/>
         </w:rPr>
         <w:t>body-parser</w:t>
+      </w:r>
+      <w:proofErr w:type="spellEnd"/>
+    </w:p>
+    <w:p>
+      <w:pPr>
+        <w:pStyle w:val="HTMLconformatoprevio"/>
+        <w:wordWrap w:val="0"/>
+        <w:spacing w:line="330" w:lineRule="atLeast"/>
+        <w:rPr>
+          <w:rFonts w:ascii="Arial" w:hAnsi="Arial" w:cs="Arial"/>
+          <w:sz w:val="22"/>
+          <w:szCs w:val="22"/>
+        </w:rPr>
+      </w:pPr>
+      <w:proofErr w:type="spellStart"/>
+      <w:r>
+        <w:rPr>
+          <w:rFonts w:ascii="Arial" w:hAnsi="Arial" w:cs="Arial"/>
+          <w:sz w:val="22"/>
+          <w:szCs w:val="22"/>
+        </w:rPr>
+        <w:t>npm</w:t>
+      </w:r>
+      <w:proofErr w:type="spellEnd"/>
+      <w:r>
+        <w:rPr>
+          <w:rFonts w:ascii="Arial" w:hAnsi="Arial" w:cs="Arial"/>
+          <w:sz w:val="22"/>
+          <w:szCs w:val="22"/>
+        </w:rPr>
+        <w:t xml:space="preserve"> </w:t>
+      </w:r>
+      <w:proofErr w:type="spellStart"/>
+      <w:r>
+        <w:rPr>
+          <w:rFonts w:ascii="Arial" w:hAnsi="Arial" w:cs="Arial"/>
+          <w:sz w:val="22"/>
+          <w:szCs w:val="22"/>
+        </w:rPr>
+        <w:t>install</w:t>
+      </w:r>
+      <w:proofErr w:type="spellEnd"/>
+      <w:r>
+        <w:rPr>
+          <w:rFonts w:ascii="Arial" w:hAnsi="Arial" w:cs="Arial"/>
+          <w:sz w:val="22"/>
+          <w:szCs w:val="22"/>
+        </w:rPr>
+        <w:t xml:space="preserve"> –</w:t>
+      </w:r>
+      <w:proofErr w:type="spellStart"/>
+      <w:r>
+        <w:rPr>
+          <w:rFonts w:ascii="Arial" w:hAnsi="Arial" w:cs="Arial"/>
+          <w:sz w:val="22"/>
+          <w:szCs w:val="22"/>
+        </w:rPr>
+        <w:t>save</w:t>
+      </w:r>
+      <w:proofErr w:type="spellEnd"/>
+      <w:r>
+        <w:rPr>
+          <w:rFonts w:ascii="Arial" w:hAnsi="Arial" w:cs="Arial"/>
+          <w:sz w:val="22"/>
+          <w:szCs w:val="22"/>
+        </w:rPr>
+        <w:t xml:space="preserve"> </w:t>
+      </w:r>
+      <w:proofErr w:type="spellStart"/>
+      <w:r>
+        <w:rPr>
+          <w:rFonts w:ascii="Arial" w:hAnsi="Arial" w:cs="Arial"/>
+          <w:sz w:val="22"/>
+          <w:szCs w:val="22"/>
+        </w:rPr>
+        <w:t>pug</w:t>
+      </w:r>
+      <w:proofErr w:type="spellEnd"/>
+      <w:r>
+        <w:rPr>
+          <w:rFonts w:ascii="Arial" w:hAnsi="Arial" w:cs="Arial"/>
+          <w:sz w:val="22"/>
+          <w:szCs w:val="22"/>
+        </w:rPr>
+        <w:br/>
+      </w:r>
+      <w:proofErr w:type="spellStart"/>
+      <w:r>
+        <w:rPr>
+          <w:rFonts w:ascii="Arial" w:hAnsi="Arial" w:cs="Arial"/>
+          <w:sz w:val="22"/>
+          <w:szCs w:val="22"/>
+        </w:rPr>
+        <w:t>npm</w:t>
+      </w:r>
+      <w:proofErr w:type="spellEnd"/>
+      <w:r>
+        <w:rPr>
+          <w:rFonts w:ascii="Arial" w:hAnsi="Arial" w:cs="Arial"/>
+          <w:sz w:val="22"/>
+          <w:szCs w:val="22"/>
+        </w:rPr>
+        <w:t xml:space="preserve"> </w:t>
+      </w:r>
+      <w:proofErr w:type="spellStart"/>
+      <w:r>
+        <w:rPr>
+          <w:rFonts w:ascii="Arial" w:hAnsi="Arial" w:cs="Arial"/>
+          <w:sz w:val="22"/>
+          <w:szCs w:val="22"/>
+        </w:rPr>
+        <w:t>install</w:t>
+      </w:r>
+      <w:proofErr w:type="spellEnd"/>
+      <w:r>
+        <w:rPr>
+          <w:rFonts w:ascii="Arial" w:hAnsi="Arial" w:cs="Arial"/>
+          <w:sz w:val="22"/>
+          <w:szCs w:val="22"/>
+        </w:rPr>
+        <w:t xml:space="preserve"> </w:t>
+      </w:r>
+      <w:proofErr w:type="spellStart"/>
+      <w:r>
+        <w:rPr>
+          <w:rFonts w:ascii="Arial" w:hAnsi="Arial" w:cs="Arial"/>
+          <w:sz w:val="22"/>
+          <w:szCs w:val="22"/>
+        </w:rPr>
+        <w:t>method-override</w:t>
       </w:r>
       <w:proofErr w:type="spellEnd"/>
     </w:p>
@@ -3037,78 +3149,6 @@
           <w:szCs w:val="22"/>
         </w:rPr>
       </w:pPr>
-      <w:proofErr w:type="spellStart"/>
-      <w:r>
-        <w:rPr>
-          <w:color w:val="000000"/>
-          <w:sz w:val="22"/>
-          <w:szCs w:val="22"/>
-        </w:rPr>
-        <w:t>npm</w:t>
-      </w:r>
-      <w:proofErr w:type="spellEnd"/>
-      <w:r>
-        <w:rPr>
-          <w:color w:val="000000"/>
-          <w:sz w:val="22"/>
-          <w:szCs w:val="22"/>
-        </w:rPr>
-        <w:t xml:space="preserve"> </w:t>
-      </w:r>
-      <w:proofErr w:type="spellStart"/>
-      <w:r>
-        <w:rPr>
-          <w:color w:val="000000"/>
-          <w:sz w:val="22"/>
-          <w:szCs w:val="22"/>
-        </w:rPr>
-        <w:t>install</w:t>
-      </w:r>
-      <w:proofErr w:type="spellEnd"/>
-      <w:r>
-        <w:rPr>
-          <w:color w:val="000000"/>
-          <w:sz w:val="22"/>
-          <w:szCs w:val="22"/>
-        </w:rPr>
-        <w:t xml:space="preserve"> –</w:t>
-      </w:r>
-      <w:proofErr w:type="spellStart"/>
-      <w:r>
-        <w:rPr>
-          <w:color w:val="000000"/>
-          <w:sz w:val="22"/>
-          <w:szCs w:val="22"/>
-        </w:rPr>
-        <w:t>save</w:t>
-      </w:r>
-      <w:proofErr w:type="spellEnd"/>
-      <w:r>
-        <w:rPr>
-          <w:color w:val="000000"/>
-          <w:sz w:val="22"/>
-          <w:szCs w:val="22"/>
-        </w:rPr>
-        <w:t xml:space="preserve"> </w:t>
-      </w:r>
-      <w:proofErr w:type="spellStart"/>
-      <w:r>
-        <w:rPr>
-          <w:color w:val="000000"/>
-          <w:sz w:val="22"/>
-          <w:szCs w:val="22"/>
-        </w:rPr>
-        <w:t>pug</w:t>
-      </w:r>
-      <w:proofErr w:type="spellEnd"/>
-      <w:r>
-        <w:rPr>
-          <w:color w:val="000000"/>
-          <w:sz w:val="22"/>
-          <w:szCs w:val="22"/>
-        </w:rPr>
-        <w:br/>
-      </w:r>
     </w:p>
     <w:p>
       <w:pPr>
@@ -13970,6 +14010,61 @@
       <w:lang w:val="es-AR"/>
     </w:rPr>
   </w:style>
+  <w:style w:type="paragraph" w:styleId="HTMLconformatoprevio">
+    <w:name w:val="HTML Preformatted"/>
+    <w:basedOn w:val="Normal"/>
+    <w:link w:val="HTMLconformatoprevioCar"/>
+    <w:uiPriority w:val="99"/>
+    <w:semiHidden/>
+    <w:unhideWhenUsed/>
+    <w:rsid w:val="004B0046"/>
+    <w:pPr>
+      <w:tabs>
+        <w:tab w:val="left" w:pos="916"/>
+        <w:tab w:val="left" w:pos="1832"/>
+        <w:tab w:val="left" w:pos="2748"/>
+        <w:tab w:val="left" w:pos="3664"/>
+        <w:tab w:val="left" w:pos="4580"/>
+        <w:tab w:val="left" w:pos="5496"/>
+        <w:tab w:val="left" w:pos="6412"/>
+        <w:tab w:val="left" w:pos="7328"/>
+        <w:tab w:val="left" w:pos="8244"/>
+        <w:tab w:val="left" w:pos="9160"/>
+        <w:tab w:val="left" w:pos="10076"/>
+        <w:tab w:val="left" w:pos="10992"/>
+        <w:tab w:val="left" w:pos="11908"/>
+        <w:tab w:val="left" w:pos="12824"/>
+        <w:tab w:val="left" w:pos="13740"/>
+        <w:tab w:val="left" w:pos="14656"/>
+      </w:tabs>
+      <w:spacing w:line="240" w:lineRule="auto"/>
+    </w:pPr>
+    <w:rPr>
+      <w:rFonts w:ascii="Courier New" w:eastAsia="Times New Roman" w:hAnsi="Courier New" w:cs="Courier New"/>
+      <w:sz w:val="20"/>
+      <w:szCs w:val="20"/>
+      <w:lang w:val="es-AR"/>
+    </w:rPr>
+  </w:style>
+  <w:style w:type="character" w:customStyle="1" w:styleId="HTMLconformatoprevioCar">
+    <w:name w:val="HTML con formato previo Car"/>
+    <w:basedOn w:val="Fuentedeprrafopredeter"/>
+    <w:link w:val="HTMLconformatoprevio"/>
+    <w:uiPriority w:val="99"/>
+    <w:semiHidden/>
+    <w:rsid w:val="004B0046"/>
+    <w:rPr>
+      <w:rFonts w:ascii="Courier New" w:eastAsia="Times New Roman" w:hAnsi="Courier New" w:cs="Courier New"/>
+      <w:sz w:val="20"/>
+      <w:szCs w:val="20"/>
+      <w:lang w:val="es-AR"/>
+    </w:rPr>
+  </w:style>
+  <w:style w:type="character" w:customStyle="1" w:styleId="token">
+    <w:name w:val="token"/>
+    <w:basedOn w:val="Fuentedeprrafopredeter"/>
+    <w:rsid w:val="004B0046"/>
+  </w:style>
 </w:styles>
 </file>
 
